--- a/commentarytest/1 and 2 Peter.docx
+++ b/commentarytest/1 and 2 Peter.docx
@@ -1112,8 +1112,8 @@
         </w:rPr>
       </w:pPr>
       <w:bookmarkStart w:id="0" w:name="_Ref235706845"/>
-      <w:bookmarkStart w:id="1" w:name="_Ref235706881"/>
-      <w:bookmarkStart w:id="2" w:name="OLE_LINK2"/>
+      <w:bookmarkStart w:id="1" w:name="OLE_LINK2"/>
+      <w:bookmarkStart w:id="2" w:name="_Ref235706881"/>
       <w:r>
         <w:rPr>
           <w:rFonts w:ascii="Times New Roman" w:hAnsi="Times New Roman" w:cs="Times New Roman"/>
@@ -3294,7 +3294,7 @@
         </w:rPr>
       </w:pPr>
       <w:bookmarkStart w:id="3" w:name="_Ref235710742"/>
-      <w:bookmarkEnd w:id="2"/>
+      <w:bookmarkEnd w:id="1"/>
       <w:r>
         <w:rPr>
           <w:rFonts w:ascii="Times New Roman" w:hAnsi="Times New Roman" w:cs="Times New Roman"/>
@@ -3307,7 +3307,7 @@
         <w:lastRenderedPageBreak/>
         <w:t>Preface</w:t>
       </w:r>
-      <w:bookmarkEnd w:id="1"/>
+      <w:bookmarkEnd w:id="2"/>
       <w:bookmarkEnd w:id="3"/>
     </w:p>
     <w:p>
@@ -4998,7 +4998,26 @@
           <w:sz w:val="22"/>
           <w:szCs w:val="22"/>
         </w:rPr>
-        <w:t xml:space="preserve">Mayor, J. B. (1907). </w:t>
+        <w:t>Mayor</w:t>
+      </w:r>
+    </w:p>
+    <w:p>
+      <w:pPr>
+        <w:spacing w:line="276" w:lineRule="auto"/>
+        <w:ind w:left="720" w:hanging="720"/>
+        <w:rPr>
+          <w:rFonts w:ascii="Times New Roman" w:hAnsi="Times New Roman" w:cs="Times New Roman"/>
+          <w:sz w:val="22"/>
+          <w:szCs w:val="22"/>
+        </w:rPr>
+      </w:pPr>
+      <w:r>
+        <w:rPr>
+          <w:rFonts w:ascii="Times New Roman" w:hAnsi="Times New Roman" w:cs="Times New Roman"/>
+          <w:sz w:val="22"/>
+          <w:szCs w:val="22"/>
+        </w:rPr>
+        <w:t xml:space="preserve">, J. B. (1907). </w:t>
       </w:r>
       <w:r>
         <w:rPr>
@@ -5675,7 +5694,16 @@
           <w:sz w:val="22"/>
           <w:szCs w:val="22"/>
         </w:rPr>
-        <w:t xml:space="preserve"> (“patience”) in 2 Peter 3:15 and 1 Peter 3:20, and “prophecy as a divinely inspired foretelling of Gospel events now announced by apostles” (Boobyer, 1959, p. 35). Also, note the exact reduplication of 1 Peter 1:2 and 2 Peter 2:2: “</w:t>
+        <w:t xml:space="preserve"> (“patience”) in 2 Peter 3:15 and 1 Peter 3:20, and “prophecy as a divinely inspired foretelling of Gospel events now announced by apostles” (Boobyer, 1959, p. 35). </w:t>
+      </w:r>
+      <w:bookmarkStart w:id="9" w:name="GraceandPeace2P"/>
+      <w:r>
+        <w:rPr>
+          <w:rFonts w:ascii="Times New Roman" w:hAnsi="Times New Roman" w:cs="Times New Roman"/>
+          <w:sz w:val="22"/>
+          <w:szCs w:val="22"/>
+        </w:rPr>
+        <w:t>Also, note the exact reduplication of 1 Peter 1:2 and 2 Peter 2:2: “</w:t>
       </w:r>
       <w:r>
         <w:rPr>
@@ -5761,7 +5789,16 @@
           <w:sz w:val="22"/>
           <w:szCs w:val="22"/>
         </w:rPr>
-        <w:t xml:space="preserve">” (Nestle-Aland, 2012, 1 Peter 1:2), translated, “Grace to you and peace be multiplied” (Young’s Literal Translation, 1997, 1 Peter 1:2). Boobyer notes that </w:t>
+        <w:t xml:space="preserve">” (Nestle-Aland, 2012, 1 Peter 1:2), translated, “Grace to you and peace be multiplied” (Young’s Literal Translation, 1997, 1 Peter 1:2). </w:t>
+      </w:r>
+      <w:bookmarkEnd w:id="9"/>
+      <w:r>
+        <w:rPr>
+          <w:rFonts w:ascii="Times New Roman" w:hAnsi="Times New Roman" w:cs="Times New Roman"/>
+          <w:sz w:val="22"/>
+          <w:szCs w:val="22"/>
+        </w:rPr>
+        <w:t xml:space="preserve">Boobyer notes that </w:t>
       </w:r>
       <w:r>
         <w:rPr>
@@ -6509,7 +6546,7 @@
         </w:rPr>
         <w:t xml:space="preserve">” (Green, 1960, p. 11). </w:t>
       </w:r>
-      <w:bookmarkStart w:id="9" w:name="Simeon"/>
+      <w:bookmarkStart w:id="10" w:name="Simeon"/>
       <w:r>
         <w:rPr>
           <w:rFonts w:ascii="Times New Roman" w:hAnsi="Times New Roman" w:cs="Times New Roman"/>
@@ -6518,7 +6555,7 @@
         </w:rPr>
         <w:t xml:space="preserve">He goes on to note that the form of Peter’s name in 1:1 may be “a genuine Hebraism used by Peter himself” (Green, 1960, p. 14). </w:t>
       </w:r>
-      <w:bookmarkEnd w:id="9"/>
+      <w:bookmarkEnd w:id="10"/>
       <w:r>
         <w:rPr>
           <w:rFonts w:ascii="Times New Roman" w:hAnsi="Times New Roman" w:cs="Times New Roman"/>
@@ -12780,7 +12817,7 @@
           <w:szCs w:val="22"/>
         </w:rPr>
       </w:pPr>
-      <w:bookmarkStart w:id="10" w:name="OTuse2P"/>
+      <w:bookmarkStart w:id="11" w:name="OTuse2P"/>
       <w:r>
         <w:rPr>
           <w:rFonts w:ascii="Times New Roman" w:hAnsi="Times New Roman" w:cs="Times New Roman"/>
@@ -12803,8 +12840,8 @@
           <w:szCs w:val="22"/>
         </w:rPr>
       </w:pPr>
-      <w:bookmarkStart w:id="11" w:name="OTin2P"/>
-      <w:bookmarkEnd w:id="10"/>
+      <w:bookmarkStart w:id="12" w:name="OTin2P"/>
+      <w:bookmarkEnd w:id="11"/>
       <w:r>
         <w:rPr>
           <w:rFonts w:ascii="Times New Roman" w:hAnsi="Times New Roman" w:cs="Times New Roman"/>
@@ -12832,7 +12869,7 @@
         <w:t xml:space="preserve"> (2023). For 2 Peter, Harmon notes that the letter seems to, on some level, know Second Temple Jewish texts and traditions and uses them “potentially in the way that… [2 Peter] interpret[s] OT texts” (Harmon, 2023, p. 412). Also, 2 Peter frequently refers to OT people and events without noting specific passages. Harmon states, “As a result, it can be difficult to determine the OT text form… [2 Peter] use[s]” (Harmon, 2023, p. 412). There are three main theological themes in 2 Peter: “the Word of God, God’s judgment on his enemies and salvation of his people, and the return of Christ to consummate a new creation” (Harmon, 2023, p. 412). See Table 2.</w:t>
       </w:r>
     </w:p>
-    <w:bookmarkEnd w:id="11"/>
+    <w:bookmarkEnd w:id="12"/>
     <w:p>
       <w:pPr>
         <w:keepNext/>
@@ -17236,7 +17273,7 @@
           <w:bCs/>
         </w:rPr>
       </w:pPr>
-      <w:bookmarkStart w:id="12" w:name="OLE_LINK1"/>
+      <w:bookmarkStart w:id="13" w:name="OLE_LINK1"/>
       <w:r>
         <w:rPr>
           <w:rFonts w:ascii="Times New Roman" w:hAnsi="Times New Roman" w:cs="Times New Roman"/>
@@ -20610,7 +20647,7 @@
         <w:t>.</w:t>
       </w:r>
     </w:p>
-    <w:bookmarkEnd w:id="12"/>
+    <w:bookmarkEnd w:id="13"/>
     <w:p>
       <w:pPr>
         <w:spacing w:after="0" w:line="276" w:lineRule="auto"/>
@@ -22628,7 +22665,7 @@
           <w:color w:val="000000" w:themeColor="text1"/>
         </w:rPr>
       </w:pPr>
-      <w:bookmarkStart w:id="13" w:name="Luke"/>
+      <w:bookmarkStart w:id="14" w:name="Luke"/>
       <w:r>
         <w:rPr>
           <w:rFonts w:ascii="Times New Roman" w:hAnsi="Times New Roman" w:cs="Times New Roman"/>
@@ -22639,7 +22676,7 @@
         <w:t>1 Peter</w:t>
       </w:r>
     </w:p>
-    <w:bookmarkEnd w:id="13"/>
+    <w:bookmarkEnd w:id="14"/>
     <w:p>
       <w:pPr>
         <w:spacing w:afterLines="120" w:after="288" w:line="240" w:lineRule="auto"/>
@@ -22665,7 +22702,7 @@
           <w:szCs w:val="28"/>
         </w:rPr>
       </w:pPr>
-      <w:bookmarkStart w:id="14" w:name="_Ref235709535"/>
+      <w:bookmarkStart w:id="15" w:name="_Ref235709535"/>
       <w:r>
         <w:rPr>
           <w:rFonts w:ascii="Times New Roman" w:hAnsi="Times New Roman" w:cs="Times New Roman"/>
@@ -22677,7 +22714,7 @@
         </w:rPr>
         <w:t>1:1-</w:t>
       </w:r>
-      <w:bookmarkEnd w:id="14"/>
+      <w:bookmarkEnd w:id="15"/>
     </w:p>
     <w:p>
       <w:pPr>
@@ -22736,8 +22773,8 @@
           <w:szCs w:val="28"/>
         </w:rPr>
       </w:pPr>
-      <w:bookmarkStart w:id="15" w:name="_Ref235708027"/>
-      <w:bookmarkStart w:id="16" w:name="John"/>
+      <w:bookmarkStart w:id="16" w:name="_Ref235708027"/>
+      <w:bookmarkStart w:id="17" w:name="John"/>
       <w:r>
         <w:rPr>
           <w:rFonts w:ascii="Times New Roman" w:hAnsi="Times New Roman" w:cs="Times New Roman"/>
@@ -22750,7 +22787,7 @@
         <w:lastRenderedPageBreak/>
         <w:t>Bibliography for 2 Peter</w:t>
       </w:r>
-      <w:bookmarkEnd w:id="15"/>
+      <w:bookmarkEnd w:id="16"/>
     </w:p>
     <w:p>
       <w:pPr>
@@ -23482,7 +23519,44 @@
           <w:sz w:val="22"/>
           <w:szCs w:val="22"/>
         </w:rPr>
-        <w:t xml:space="preserve">. </w:t>
+        <w:t>.</w:t>
+      </w:r>
+    </w:p>
+    <w:p>
+      <w:pPr>
+        <w:spacing w:line="276" w:lineRule="auto"/>
+        <w:ind w:left="720" w:hanging="720"/>
+        <w:rPr>
+          <w:rFonts w:ascii="Times New Roman" w:hAnsi="Times New Roman" w:cs="Times New Roman"/>
+          <w:sz w:val="22"/>
+          <w:szCs w:val="22"/>
+        </w:rPr>
+      </w:pPr>
+      <w:r>
+        <w:rPr>
+          <w:rFonts w:ascii="Times New Roman" w:hAnsi="Times New Roman" w:cs="Times New Roman"/>
+          <w:sz w:val="22"/>
+          <w:szCs w:val="22"/>
+        </w:rPr>
+        <w:t xml:space="preserve">Louw, Johannes P., and Eugene Albert Nida. </w:t>
+      </w:r>
+      <w:r>
+        <w:rPr>
+          <w:rFonts w:ascii="Times New Roman" w:hAnsi="Times New Roman" w:cs="Times New Roman"/>
+          <w:i/>
+          <w:iCs/>
+          <w:sz w:val="22"/>
+          <w:szCs w:val="22"/>
+        </w:rPr>
+        <w:t>Greek-English Lexicon of the New Testament: Based on Semantic Domains</w:t>
+      </w:r>
+      <w:r>
+        <w:rPr>
+          <w:rFonts w:ascii="Times New Roman" w:hAnsi="Times New Roman" w:cs="Times New Roman"/>
+          <w:sz w:val="22"/>
+          <w:szCs w:val="22"/>
+        </w:rPr>
+        <w:t>. New York: United Bible Societies, 1996.</w:t>
       </w:r>
     </w:p>
     <w:p>
@@ -23610,6 +23684,7 @@
           <w:sz w:val="22"/>
           <w:szCs w:val="22"/>
         </w:rPr>
+        <w:lastRenderedPageBreak/>
         <w:t>Journal of the Evangelical Theological Society</w:t>
       </w:r>
       <w:r>
@@ -23637,7 +23712,6 @@
           <w:sz w:val="22"/>
           <w:szCs w:val="22"/>
         </w:rPr>
-        <w:lastRenderedPageBreak/>
         <w:t xml:space="preserve">Schreiner, Thomas R. </w:t>
       </w:r>
       <w:r>
@@ -23792,7 +23866,7 @@
         <w:lastRenderedPageBreak/>
         <w:t>Introduction to 2 Peter</w:t>
       </w:r>
-      <w:bookmarkEnd w:id="16"/>
+      <w:bookmarkEnd w:id="17"/>
     </w:p>
     <w:p>
       <w:pPr>
@@ -23809,7 +23883,7 @@
           <w:szCs w:val="22"/>
         </w:rPr>
       </w:pPr>
-      <w:bookmarkStart w:id="17" w:name="_Ref235690020"/>
+      <w:bookmarkStart w:id="18" w:name="_Ref235690020"/>
       <w:r>
         <w:rPr>
           <w:rFonts w:ascii="Times New Roman" w:hAnsi="Times New Roman" w:cs="Times New Roman"/>
@@ -23849,7 +23923,7 @@
         </w:rPr>
         <w:t>”</w:t>
       </w:r>
-      <w:bookmarkEnd w:id="17"/>
+      <w:bookmarkEnd w:id="18"/>
     </w:p>
     <w:p>
       <w:pPr>
@@ -23864,7 +23938,7 @@
           <w:szCs w:val="22"/>
         </w:rPr>
       </w:pPr>
-      <w:bookmarkStart w:id="18" w:name="authof2P"/>
+      <w:bookmarkStart w:id="19" w:name="authof2P"/>
       <w:r>
         <w:rPr>
           <w:rFonts w:ascii="Times New Roman" w:hAnsi="Times New Roman" w:cs="Times New Roman"/>
@@ -23874,7 +23948,7 @@
         <w:t>Authorship</w:t>
       </w:r>
     </w:p>
-    <w:bookmarkEnd w:id="18"/>
+    <w:bookmarkEnd w:id="19"/>
     <w:p>
       <w:pPr>
         <w:spacing w:after="0" w:line="276" w:lineRule="auto"/>
@@ -24341,7 +24415,7 @@
           <w:szCs w:val="28"/>
         </w:rPr>
       </w:pPr>
-      <w:bookmarkStart w:id="20" w:name="_Ref235707998"/>
+      <w:bookmarkStart w:id="21" w:name="_Ref235707998"/>
       <w:r>
         <w:rPr>
           <w:rFonts w:ascii="Times New Roman" w:hAnsi="Times New Roman" w:cs="Times New Roman"/>
@@ -24354,7 +24428,7 @@
         <w:lastRenderedPageBreak/>
         <w:t>Excursus</w:t>
       </w:r>
-      <w:bookmarkEnd w:id="20"/>
+      <w:bookmarkEnd w:id="21"/>
     </w:p>
     <w:p>
       <w:pPr>
@@ -24591,7 +24665,7 @@
         </w:rPr>
         <w:t xml:space="preserve"> </w:t>
       </w:r>
-      <w:bookmarkStart w:id="21" w:name="rejected"/>
+      <w:bookmarkStart w:id="22" w:name="rejected"/>
       <w:r>
         <w:rPr>
           <w:rFonts w:ascii="Times New Roman" w:hAnsi="Times New Roman" w:cs="Times New Roman"/>
@@ -24600,7 +24674,7 @@
         </w:rPr>
         <w:t>The writings which claimed apostolic authority, while not being from an apostle (and therefore were considered pseudepigrapha), were often rejected</w:t>
       </w:r>
-      <w:bookmarkEnd w:id="21"/>
+      <w:bookmarkEnd w:id="22"/>
       <w:r>
         <w:rPr>
           <w:rFonts w:ascii="Times New Roman" w:hAnsi="Times New Roman" w:cs="Times New Roman"/>
@@ -24952,7 +25026,7 @@
         </w:rPr>
         <w:t xml:space="preserve"> </w:t>
       </w:r>
-      <w:bookmarkStart w:id="22" w:name="OTfathers"/>
+      <w:bookmarkStart w:id="23" w:name="OTfathers"/>
       <w:r>
         <w:rPr>
           <w:rFonts w:ascii="Times New Roman" w:hAnsi="Times New Roman" w:cs="Times New Roman"/>
@@ -25046,7 +25120,7 @@
         </w:rPr>
         <w:t xml:space="preserve"> </w:t>
       </w:r>
-      <w:bookmarkEnd w:id="22"/>
+      <w:bookmarkEnd w:id="23"/>
       <w:r>
         <w:rPr>
           <w:rFonts w:ascii="Times New Roman" w:hAnsi="Times New Roman" w:cs="Times New Roman"/>
@@ -25584,7 +25658,7 @@
           <w:szCs w:val="22"/>
         </w:rPr>
       </w:pPr>
-      <w:bookmarkStart w:id="23" w:name="_Ref235974056"/>
+      <w:bookmarkStart w:id="24" w:name="_Ref235974056"/>
       <w:r>
         <w:rPr>
           <w:rFonts w:ascii="Times New Roman" w:hAnsi="Times New Roman" w:cs="Times New Roman"/>
@@ -25599,7 +25673,7 @@
         <w:lastRenderedPageBreak/>
         <w:t>Dating</w:t>
       </w:r>
-      <w:bookmarkEnd w:id="23"/>
+      <w:bookmarkEnd w:id="24"/>
     </w:p>
     <w:p>
       <w:pPr>
@@ -25667,7 +25741,7 @@
           <w:szCs w:val="22"/>
         </w:rPr>
       </w:pPr>
-      <w:bookmarkStart w:id="24" w:name="_Ref235974073"/>
+      <w:bookmarkStart w:id="25" w:name="_Ref235974073"/>
       <w:r>
         <w:rPr>
           <w:rFonts w:ascii="Times New Roman" w:hAnsi="Times New Roman" w:cs="Times New Roman"/>
@@ -25681,7 +25755,7 @@
         </w:rPr>
         <w:t>Audience</w:t>
       </w:r>
-      <w:bookmarkEnd w:id="24"/>
+      <w:bookmarkEnd w:id="25"/>
     </w:p>
     <w:p>
       <w:pPr>
@@ -25728,7 +25802,7 @@
           <w:szCs w:val="22"/>
         </w:rPr>
       </w:pPr>
-      <w:bookmarkStart w:id="25" w:name="_Ref235974187"/>
+      <w:bookmarkStart w:id="26" w:name="_Ref235974187"/>
       <w:r>
         <w:rPr>
           <w:rFonts w:ascii="Times New Roman" w:hAnsi="Times New Roman" w:cs="Times New Roman"/>
@@ -25740,7 +25814,7 @@
         </w:rPr>
         <w:t>Destination</w:t>
       </w:r>
-      <w:bookmarkEnd w:id="25"/>
+      <w:bookmarkEnd w:id="26"/>
     </w:p>
     <w:p>
       <w:pPr>
@@ -25771,7 +25845,7 @@
           <w:szCs w:val="22"/>
         </w:rPr>
       </w:pPr>
-      <w:bookmarkStart w:id="26" w:name="_Ref235974195"/>
+      <w:bookmarkStart w:id="27" w:name="_Ref235974195"/>
       <w:r>
         <w:rPr>
           <w:rFonts w:ascii="Times New Roman" w:hAnsi="Times New Roman" w:cs="Times New Roman"/>
@@ -25783,7 +25857,7 @@
         </w:rPr>
         <w:t>Recipients</w:t>
       </w:r>
-      <w:bookmarkEnd w:id="26"/>
+      <w:bookmarkEnd w:id="27"/>
     </w:p>
     <w:p>
       <w:pPr>
@@ -25799,7 +25873,7 @@
           <w:szCs w:val="22"/>
         </w:rPr>
       </w:pPr>
-      <w:bookmarkStart w:id="27" w:name="_Ref235974299"/>
+      <w:bookmarkStart w:id="28" w:name="_Ref235974299"/>
       <w:r>
         <w:rPr>
           <w:rFonts w:ascii="Times New Roman" w:hAnsi="Times New Roman" w:cs="Times New Roman"/>
@@ -25809,7 +25883,7 @@
         </w:rPr>
         <w:t>A Jewish Audience?</w:t>
       </w:r>
-      <w:bookmarkEnd w:id="27"/>
+      <w:bookmarkEnd w:id="28"/>
     </w:p>
     <w:p>
       <w:pPr>
@@ -25875,7 +25949,7 @@
         </w:rPr>
         <w:t xml:space="preserve">15-16, 22; </w:t>
       </w:r>
-      <w:commentRangeStart w:id="28"/>
+      <w:commentRangeStart w:id="29"/>
       <w:r>
         <w:rPr>
           <w:rFonts w:ascii="Times New Roman" w:hAnsi="Times New Roman" w:cs="Times New Roman"/>
@@ -25892,7 +25966,7 @@
         </w:rPr>
         <w:t>2</w:t>
       </w:r>
-      <w:commentRangeEnd w:id="28"/>
+      <w:commentRangeEnd w:id="29"/>
       <w:r>
         <w:rPr>
           <w:rStyle w:val="CommentReference"/>
@@ -25900,7 +25974,7 @@
           <w:sz w:val="22"/>
           <w:szCs w:val="22"/>
         </w:rPr>
-        <w:commentReference w:id="28"/>
+        <w:commentReference w:id="29"/>
       </w:r>
       <w:r>
         <w:rPr>
@@ -26227,8 +26301,8 @@
           <w:szCs w:val="22"/>
         </w:rPr>
       </w:pPr>
-      <w:bookmarkStart w:id="29" w:name="_Ref235974305"/>
-      <w:bookmarkStart w:id="30" w:name="aud2PGen"/>
+      <w:bookmarkStart w:id="30" w:name="_Ref235974305"/>
+      <w:bookmarkStart w:id="31" w:name="aud2PGen"/>
       <w:r>
         <w:rPr>
           <w:rFonts w:ascii="Times New Roman" w:hAnsi="Times New Roman" w:cs="Times New Roman"/>
@@ -26238,9 +26312,9 @@
         </w:rPr>
         <w:t>A Gentile Audience?</w:t>
       </w:r>
-      <w:bookmarkEnd w:id="29"/>
-    </w:p>
-    <w:bookmarkEnd w:id="30"/>
+      <w:bookmarkEnd w:id="30"/>
+    </w:p>
+    <w:bookmarkEnd w:id="31"/>
     <w:p>
       <w:pPr>
         <w:rPr>
@@ -27190,7 +27264,7 @@
           <w:szCs w:val="28"/>
         </w:rPr>
       </w:pPr>
-      <w:bookmarkStart w:id="31" w:name="_Ref235709521"/>
+      <w:bookmarkStart w:id="32" w:name="_Ref235709521"/>
       <w:r>
         <w:rPr>
           <w:rFonts w:ascii="Times New Roman" w:hAnsi="Times New Roman" w:cs="Times New Roman"/>
@@ -27202,7 +27276,7 @@
         </w:rPr>
         <w:t>1:1-</w:t>
       </w:r>
-      <w:bookmarkEnd w:id="31"/>
+      <w:bookmarkEnd w:id="32"/>
       <w:r>
         <w:rPr>
           <w:rFonts w:ascii="Times New Roman" w:hAnsi="Times New Roman" w:cs="Times New Roman"/>
@@ -27357,7 +27431,24 @@
           <w:sz w:val="22"/>
           <w:szCs w:val="22"/>
         </w:rPr>
-        <w:t xml:space="preserve">“Simon Peter.” For a </w:t>
+        <w:t>“</w:t>
+      </w:r>
+      <w:r>
+        <w:rPr>
+          <w:rFonts w:ascii="Times New Roman" w:hAnsi="Times New Roman" w:cs="Times New Roman"/>
+          <w:smallCaps/>
+          <w:sz w:val="22"/>
+          <w:szCs w:val="22"/>
+        </w:rPr>
+        <w:t>Simon Peter</w:t>
+      </w:r>
+      <w:r>
+        <w:rPr>
+          <w:rFonts w:ascii="Times New Roman" w:hAnsi="Times New Roman" w:cs="Times New Roman"/>
+          <w:sz w:val="22"/>
+          <w:szCs w:val="22"/>
+        </w:rPr>
+        <w:t xml:space="preserve">.” For a </w:t>
       </w:r>
       <w:r>
         <w:rPr>
@@ -27445,7 +27536,7 @@
           <w:sz w:val="22"/>
           <w:szCs w:val="22"/>
         </w:rPr>
-        <w:t xml:space="preserve"> In this commentary, I will be taking the position that the letter was, in fact, written by the apostle Peter, probably sometime in the late 50s or early 60s.</w:t>
+        <w:t xml:space="preserve"> In this commentary, I will be taking the position that the letter was, in fact, written by the apostle Peter, probably sometime in the early 60s.</w:t>
       </w:r>
     </w:p>
     <w:p>
@@ -27464,7 +27555,32 @@
           <w:sz w:val="22"/>
           <w:szCs w:val="22"/>
         </w:rPr>
-        <w:t>Peter refers to himself as a “bond-servant” and “apostle of Jesus Christ.” These are both common introductions in NT letters.</w:t>
+        <w:t>“</w:t>
+      </w:r>
+      <w:r>
+        <w:rPr>
+          <w:rFonts w:ascii="Times New Roman" w:hAnsi="Times New Roman" w:cs="Times New Roman"/>
+          <w:smallCaps/>
+          <w:sz w:val="22"/>
+          <w:szCs w:val="22"/>
+        </w:rPr>
+        <w:t>A bond-servant and apostle of Jesus Christ</w:t>
+      </w:r>
+      <w:r>
+        <w:rPr>
+          <w:rFonts w:ascii="Times New Roman" w:hAnsi="Times New Roman" w:cs="Times New Roman"/>
+          <w:sz w:val="22"/>
+          <w:szCs w:val="22"/>
+        </w:rPr>
+        <w:t>.”</w:t>
+      </w:r>
+      <w:r>
+        <w:rPr>
+          <w:rFonts w:ascii="Times New Roman" w:hAnsi="Times New Roman" w:cs="Times New Roman"/>
+          <w:sz w:val="22"/>
+          <w:szCs w:val="22"/>
+        </w:rPr>
+        <w:t xml:space="preserve"> These are both common introductions in NT letters.</w:t>
       </w:r>
       <w:r>
         <w:rPr>
@@ -27505,7 +27621,114 @@
           <w:sz w:val="22"/>
           <w:szCs w:val="22"/>
         </w:rPr>
-        <w:t xml:space="preserve">is mission has become to serve Jesus by any means necessary. His primary way he serves Jesus is by being one of His apostles. There are a </w:t>
+        <w:t xml:space="preserve">is mission has become to serve Jesus by any means necessary. His </w:t>
+      </w:r>
+      <w:r>
+        <w:rPr>
+          <w:rFonts w:ascii="Times New Roman" w:hAnsi="Times New Roman" w:cs="Times New Roman"/>
+          <w:sz w:val="22"/>
+          <w:szCs w:val="22"/>
+        </w:rPr>
+        <w:t>primary way he serves Jesus is by being one of His apostles.</w:t>
+      </w:r>
+      <w:r>
+        <w:rPr>
+          <w:rFonts w:ascii="Times New Roman" w:hAnsi="Times New Roman" w:cs="Times New Roman"/>
+          <w:sz w:val="22"/>
+          <w:szCs w:val="22"/>
+        </w:rPr>
+        <w:t xml:space="preserve"> Thomas Schreiner notes: “</w:t>
+      </w:r>
+      <w:r>
+        <w:rPr>
+          <w:rFonts w:ascii="Times New Roman" w:hAnsi="Times New Roman" w:cs="Times New Roman"/>
+          <w:kern w:val="0"/>
+          <w:sz w:val="22"/>
+          <w:szCs w:val="22"/>
+        </w:rPr>
+        <w:t>The term</w:t>
+      </w:r>
+      <w:r>
+        <w:rPr>
+          <w:rFonts w:ascii="Times New Roman" w:hAnsi="Times New Roman" w:cs="Times New Roman"/>
+          <w:kern w:val="0"/>
+          <w:sz w:val="22"/>
+          <w:szCs w:val="22"/>
+        </w:rPr>
+        <w:t xml:space="preserve"> [servant]</w:t>
+      </w:r>
+      <w:r>
+        <w:rPr>
+          <w:rFonts w:ascii="Times New Roman" w:hAnsi="Times New Roman" w:cs="Times New Roman"/>
+          <w:kern w:val="0"/>
+          <w:sz w:val="22"/>
+          <w:szCs w:val="22"/>
+        </w:rPr>
+        <w:t>, then, not only suggests humility but the honor of serving Jesus Christ</w:t>
+      </w:r>
+      <w:r>
+        <w:rPr>
+          <w:rFonts w:ascii="Times New Roman" w:hAnsi="Times New Roman" w:cs="Times New Roman"/>
+          <w:kern w:val="0"/>
+          <w:sz w:val="22"/>
+          <w:szCs w:val="22"/>
+        </w:rPr>
+        <w:t>”</w:t>
+      </w:r>
+      <w:r>
+        <w:rPr>
+          <w:rFonts w:ascii="Times New Roman" w:hAnsi="Times New Roman" w:cs="Times New Roman"/>
+          <w:kern w:val="0"/>
+          <w:sz w:val="22"/>
+          <w:szCs w:val="22"/>
+        </w:rPr>
+        <w:t xml:space="preserve"> much like other characters in the Bible (e.g., Moses</w:t>
+      </w:r>
+      <w:r>
+        <w:rPr>
+          <w:rFonts w:ascii="Times New Roman" w:hAnsi="Times New Roman" w:cs="Times New Roman"/>
+          <w:kern w:val="0"/>
+          <w:sz w:val="22"/>
+          <w:szCs w:val="22"/>
+        </w:rPr>
+        <w:t xml:space="preserve"> in </w:t>
+      </w:r>
+      <w:r>
+        <w:rPr>
+          <w:rFonts w:ascii="Times New Roman" w:hAnsi="Times New Roman" w:cs="Times New Roman"/>
+          <w:kern w:val="0"/>
+          <w:sz w:val="22"/>
+          <w:szCs w:val="22"/>
+        </w:rPr>
+        <w:lastRenderedPageBreak/>
+        <w:t>Deut 34:5 and Paul in Rom 1:1</w:t>
+      </w:r>
+      <w:r>
+        <w:rPr>
+          <w:rFonts w:ascii="Times New Roman" w:hAnsi="Times New Roman" w:cs="Times New Roman"/>
+          <w:kern w:val="0"/>
+          <w:sz w:val="22"/>
+          <w:szCs w:val="22"/>
+        </w:rPr>
+        <w:t>).</w:t>
+      </w:r>
+      <w:r>
+        <w:rPr>
+          <w:rFonts w:ascii="Times New Roman" w:hAnsi="Times New Roman" w:cs="Times New Roman"/>
+          <w:kern w:val="0"/>
+          <w:sz w:val="22"/>
+          <w:szCs w:val="22"/>
+          <w:vertAlign w:val="superscript"/>
+        </w:rPr>
+        <w:footnoteReference w:id="48"/>
+      </w:r>
+      <w:r>
+        <w:rPr>
+          <w:rFonts w:ascii="Times New Roman" w:hAnsi="Times New Roman" w:cs="Times New Roman"/>
+          <w:sz w:val="22"/>
+          <w:szCs w:val="22"/>
+        </w:rPr>
+        <w:t xml:space="preserve"> There are a </w:t>
       </w:r>
       <w:r>
         <w:rPr>
@@ -27521,172 +27744,773 @@
           <w:sz w:val="22"/>
           <w:szCs w:val="22"/>
         </w:rPr>
-        <w:t xml:space="preserve"> layers to this term “apostle.” Firstly, it shows </w:t>
-      </w:r>
-      <w:r>
-        <w:rPr>
-          <w:rFonts w:ascii="Times New Roman" w:hAnsi="Times New Roman" w:cs="Times New Roman"/>
-          <w:sz w:val="22"/>
-          <w:szCs w:val="22"/>
-        </w:rPr>
-        <w:t xml:space="preserve">his special role and relationship to Christ. Peter walked with Jesus on earth. He was chosen </w:t>
-      </w:r>
-      <w:r>
-        <w:rPr>
-          <w:rFonts w:ascii="Times New Roman" w:hAnsi="Times New Roman" w:cs="Times New Roman"/>
+        <w:t xml:space="preserve"> layers to this term </w:t>
+      </w:r>
+      <w:r>
+        <w:rPr>
+          <w:rFonts w:ascii="Times New Roman" w:hAnsi="Times New Roman" w:cs="Times New Roman"/>
+          <w:sz w:val="22"/>
+          <w:szCs w:val="22"/>
+        </w:rPr>
+        <w:t xml:space="preserve">“apostle.” Firstly, it shows </w:t>
+      </w:r>
+      <w:r>
+        <w:rPr>
+          <w:rFonts w:ascii="Times New Roman" w:hAnsi="Times New Roman" w:cs="Times New Roman"/>
+          <w:sz w:val="22"/>
+          <w:szCs w:val="22"/>
+        </w:rPr>
+        <w:t>his special role and relationship to Christ. Peter walked with Jesus on earth. He was chosen to be part of Jesus’ close group of followers called “the 12 disciples</w:t>
+      </w:r>
+      <w:r>
+        <w:rPr>
+          <w:rFonts w:ascii="Times New Roman" w:hAnsi="Times New Roman" w:cs="Times New Roman"/>
+          <w:sz w:val="22"/>
+          <w:szCs w:val="22"/>
+        </w:rPr>
+        <w:t>” or “the apostles.”</w:t>
+      </w:r>
+      <w:r>
+        <w:rPr>
+          <w:rFonts w:ascii="Times New Roman" w:hAnsi="Times New Roman" w:cs="Times New Roman"/>
+          <w:sz w:val="22"/>
+          <w:szCs w:val="22"/>
+        </w:rPr>
+        <w:t xml:space="preserve"> It was this group that Jesus gave special authority to</w:t>
+      </w:r>
+      <w:r>
+        <w:rPr>
+          <w:rFonts w:ascii="Times New Roman" w:hAnsi="Times New Roman" w:cs="Times New Roman"/>
+          <w:sz w:val="22"/>
+          <w:szCs w:val="22"/>
+        </w:rPr>
+        <w:t xml:space="preserve"> (Matt 10:1,</w:t>
+      </w:r>
+      <w:r>
+        <w:rPr>
+          <w:rFonts w:ascii="Times New Roman" w:hAnsi="Times New Roman" w:cs="Times New Roman"/>
+          <w:sz w:val="22"/>
+          <w:szCs w:val="22"/>
+        </w:rPr>
+        <w:t xml:space="preserve"> Mark 10:14-15,</w:t>
+      </w:r>
+      <w:r>
+        <w:rPr>
+          <w:rFonts w:ascii="Times New Roman" w:hAnsi="Times New Roman" w:cs="Times New Roman"/>
+          <w:sz w:val="22"/>
+          <w:szCs w:val="22"/>
+        </w:rPr>
+        <w:t xml:space="preserve"> Luke 9:1</w:t>
+      </w:r>
+      <w:r>
+        <w:rPr>
+          <w:rFonts w:ascii="Times New Roman" w:hAnsi="Times New Roman" w:cs="Times New Roman"/>
+          <w:sz w:val="22"/>
+          <w:szCs w:val="22"/>
+        </w:rPr>
+        <w:t>)</w:t>
+      </w:r>
+      <w:r>
+        <w:rPr>
+          <w:rFonts w:ascii="Times New Roman" w:hAnsi="Times New Roman" w:cs="Times New Roman"/>
+          <w:sz w:val="22"/>
+          <w:szCs w:val="22"/>
+        </w:rPr>
+        <w:t xml:space="preserve"> and</w:t>
+      </w:r>
+      <w:r>
+        <w:rPr>
+          <w:rFonts w:ascii="Times New Roman" w:hAnsi="Times New Roman" w:cs="Times New Roman"/>
+          <w:sz w:val="22"/>
+          <w:szCs w:val="22"/>
+        </w:rPr>
+        <w:t xml:space="preserve"> the Holy Spirit in miraculous ways (</w:t>
+      </w:r>
+      <w:r>
+        <w:rPr>
+          <w:rFonts w:ascii="Times New Roman" w:hAnsi="Times New Roman" w:cs="Times New Roman"/>
+          <w:sz w:val="22"/>
+          <w:szCs w:val="22"/>
+        </w:rPr>
+        <w:t>John 1</w:t>
+      </w:r>
+      <w:r>
+        <w:rPr>
+          <w:rFonts w:ascii="Times New Roman" w:hAnsi="Times New Roman" w:cs="Times New Roman"/>
+          <w:sz w:val="22"/>
+          <w:szCs w:val="22"/>
+        </w:rPr>
+        <w:t>4:16</w:t>
+      </w:r>
+      <w:r>
+        <w:rPr>
+          <w:rFonts w:ascii="Times New Roman" w:hAnsi="Times New Roman" w:cs="Times New Roman"/>
+          <w:sz w:val="22"/>
+          <w:szCs w:val="22"/>
+        </w:rPr>
+        <w:t>-17</w:t>
+      </w:r>
+      <w:r>
+        <w:rPr>
+          <w:rFonts w:ascii="Times New Roman" w:hAnsi="Times New Roman" w:cs="Times New Roman"/>
+          <w:sz w:val="22"/>
+          <w:szCs w:val="22"/>
+        </w:rPr>
+        <w:t>, 1</w:t>
+      </w:r>
+      <w:r>
+        <w:rPr>
+          <w:rFonts w:ascii="Times New Roman" w:hAnsi="Times New Roman" w:cs="Times New Roman"/>
+          <w:sz w:val="22"/>
+          <w:szCs w:val="22"/>
+        </w:rPr>
+        <w:t>6:6,</w:t>
+      </w:r>
+      <w:r>
+        <w:rPr>
+          <w:rFonts w:ascii="Times New Roman" w:hAnsi="Times New Roman" w:cs="Times New Roman"/>
+          <w:sz w:val="22"/>
+          <w:szCs w:val="22"/>
+        </w:rPr>
+        <w:t xml:space="preserve"> 13</w:t>
+      </w:r>
+      <w:r>
+        <w:rPr>
+          <w:rFonts w:ascii="Times New Roman" w:hAnsi="Times New Roman" w:cs="Times New Roman"/>
+          <w:sz w:val="22"/>
+          <w:szCs w:val="22"/>
+        </w:rPr>
+        <w:t>, Acts 1:8, 2:</w:t>
+      </w:r>
+      <w:r>
+        <w:rPr>
+          <w:rFonts w:ascii="Times New Roman" w:hAnsi="Times New Roman" w:cs="Times New Roman"/>
+          <w:sz w:val="22"/>
+          <w:szCs w:val="22"/>
+        </w:rPr>
+        <w:t xml:space="preserve">3-4, </w:t>
+      </w:r>
+      <w:r>
+        <w:rPr>
+          <w:rFonts w:ascii="Times New Roman" w:hAnsi="Times New Roman" w:cs="Times New Roman"/>
+          <w:sz w:val="22"/>
+          <w:szCs w:val="22"/>
+        </w:rPr>
+        <w:t>and so on</w:t>
+      </w:r>
+      <w:r>
+        <w:rPr>
+          <w:rFonts w:ascii="Times New Roman" w:hAnsi="Times New Roman" w:cs="Times New Roman"/>
+          <w:sz w:val="22"/>
+          <w:szCs w:val="22"/>
+        </w:rPr>
+        <w:t>)</w:t>
+      </w:r>
+      <w:r>
+        <w:rPr>
+          <w:rFonts w:ascii="Times New Roman" w:hAnsi="Times New Roman" w:cs="Times New Roman"/>
+          <w:sz w:val="22"/>
+          <w:szCs w:val="22"/>
+        </w:rPr>
+        <w:t>.</w:t>
+      </w:r>
+      <w:r>
+        <w:rPr>
+          <w:rFonts w:ascii="Times New Roman" w:hAnsi="Times New Roman" w:cs="Times New Roman"/>
+          <w:sz w:val="22"/>
+          <w:szCs w:val="22"/>
+        </w:rPr>
+        <w:t xml:space="preserve"> These were the men who would become leaders in the early church (Acts 6:</w:t>
+      </w:r>
+      <w:r>
+        <w:rPr>
+          <w:rFonts w:ascii="Times New Roman" w:hAnsi="Times New Roman" w:cs="Times New Roman"/>
+          <w:sz w:val="22"/>
+          <w:szCs w:val="22"/>
+        </w:rPr>
+        <w:t>2, 15:6)</w:t>
+      </w:r>
+      <w:r>
+        <w:rPr>
+          <w:rFonts w:ascii="Times New Roman" w:hAnsi="Times New Roman" w:cs="Times New Roman"/>
+          <w:sz w:val="22"/>
+          <w:szCs w:val="22"/>
+        </w:rPr>
+        <w:t xml:space="preserve">. </w:t>
+      </w:r>
+      <w:r>
+        <w:rPr>
+          <w:rFonts w:ascii="Times New Roman" w:hAnsi="Times New Roman" w:cs="Times New Roman"/>
+          <w:sz w:val="22"/>
+          <w:szCs w:val="22"/>
+        </w:rPr>
+        <w:t>Second, t</w:t>
+      </w:r>
+      <w:r>
+        <w:rPr>
+          <w:rFonts w:ascii="Times New Roman" w:hAnsi="Times New Roman" w:cs="Times New Roman"/>
+          <w:sz w:val="22"/>
+          <w:szCs w:val="22"/>
+        </w:rPr>
+        <w:t>he apostles</w:t>
+      </w:r>
+      <w:r>
+        <w:rPr>
+          <w:rFonts w:ascii="Times New Roman" w:hAnsi="Times New Roman" w:cs="Times New Roman"/>
+          <w:sz w:val="22"/>
+          <w:szCs w:val="22"/>
+        </w:rPr>
+        <w:t xml:space="preserve"> were </w:t>
+      </w:r>
+      <w:r>
+        <w:rPr>
+          <w:rFonts w:ascii="Times New Roman" w:hAnsi="Times New Roman" w:cs="Times New Roman"/>
+          <w:sz w:val="22"/>
+          <w:szCs w:val="22"/>
+        </w:rPr>
+        <w:t>Jesus’ representatives</w:t>
+      </w:r>
+      <w:r>
+        <w:rPr>
+          <w:rFonts w:ascii="Times New Roman" w:hAnsi="Times New Roman" w:cs="Times New Roman"/>
+          <w:sz w:val="22"/>
+          <w:szCs w:val="22"/>
+        </w:rPr>
+        <w:t>, meaning they were the ones carrying His message to the churches</w:t>
+      </w:r>
+      <w:r>
+        <w:rPr>
+          <w:rFonts w:ascii="Times New Roman" w:hAnsi="Times New Roman" w:cs="Times New Roman"/>
+          <w:sz w:val="22"/>
+          <w:szCs w:val="22"/>
+        </w:rPr>
+        <w:t>.</w:t>
+      </w:r>
+      <w:r>
+        <w:rPr>
+          <w:rStyle w:val="FootnoteReference"/>
+          <w:rFonts w:ascii="Times New Roman" w:hAnsi="Times New Roman" w:cs="Times New Roman"/>
+          <w:sz w:val="22"/>
+          <w:szCs w:val="22"/>
+        </w:rPr>
+        <w:footnoteReference w:id="49"/>
+      </w:r>
+      <w:r>
+        <w:rPr>
+          <w:rFonts w:ascii="Times New Roman" w:hAnsi="Times New Roman" w:cs="Times New Roman"/>
+          <w:sz w:val="22"/>
+          <w:szCs w:val="22"/>
+        </w:rPr>
+        <w:t xml:space="preserve"> These two aspects of apostleship give Peter an important, let us say, rock stand on. He had the authority from Jesus Christ to issue a letter of warning to these Christians.</w:t>
+      </w:r>
+      <w:r>
+        <w:rPr>
+          <w:rStyle w:val="FootnoteReference"/>
+          <w:rFonts w:ascii="Times New Roman" w:hAnsi="Times New Roman" w:cs="Times New Roman"/>
+          <w:sz w:val="22"/>
+          <w:szCs w:val="22"/>
+        </w:rPr>
+        <w:footnoteReference w:id="50"/>
+      </w:r>
+    </w:p>
+    <w:p>
+      <w:pPr>
+        <w:spacing w:after="0"/>
+        <w:ind w:firstLine="540"/>
+        <w:rPr>
+          <w:rFonts w:ascii="Times New Roman" w:hAnsi="Times New Roman" w:cs="Times New Roman"/>
+          <w:sz w:val="22"/>
+          <w:szCs w:val="22"/>
+        </w:rPr>
+      </w:pPr>
+      <w:r>
+        <w:rPr>
+          <w:rFonts w:ascii="Times New Roman" w:hAnsi="Times New Roman" w:cs="Times New Roman"/>
+          <w:sz w:val="22"/>
+          <w:szCs w:val="22"/>
+        </w:rPr>
+        <w:t>“</w:t>
+      </w:r>
+      <w:r>
+        <w:rPr>
+          <w:rFonts w:ascii="Times New Roman" w:hAnsi="Times New Roman" w:cs="Times New Roman"/>
+          <w:smallCaps/>
+          <w:sz w:val="22"/>
+          <w:szCs w:val="22"/>
+        </w:rPr>
+        <w:t>To those who have received a faith of the same kind as ours</w:t>
+      </w:r>
+      <w:r>
+        <w:rPr>
+          <w:rFonts w:ascii="Times New Roman" w:hAnsi="Times New Roman" w:cs="Times New Roman"/>
+          <w:sz w:val="22"/>
+          <w:szCs w:val="22"/>
+        </w:rPr>
+        <w:t>.”</w:t>
+      </w:r>
+      <w:r>
+        <w:rPr>
+          <w:rFonts w:ascii="Times New Roman" w:hAnsi="Times New Roman" w:cs="Times New Roman"/>
+          <w:sz w:val="22"/>
+          <w:szCs w:val="22"/>
+        </w:rPr>
+        <w:t xml:space="preserve"> </w:t>
+      </w:r>
+      <w:r>
+        <w:rPr>
+          <w:rFonts w:ascii="Times New Roman" w:hAnsi="Times New Roman" w:cs="Times New Roman"/>
+          <w:sz w:val="22"/>
+          <w:szCs w:val="22"/>
+        </w:rPr>
+        <w:t xml:space="preserve">For comments on this phrase, see “A Gentile Audience?” (p. </w:t>
+      </w:r>
+      <w:r>
+        <w:rPr>
+          <w:rFonts w:ascii="Times New Roman" w:hAnsi="Times New Roman" w:cs="Times New Roman"/>
+          <w:sz w:val="22"/>
+          <w:szCs w:val="22"/>
+        </w:rPr>
+        <w:fldChar w:fldCharType="begin"/>
+      </w:r>
+      <w:r>
+        <w:rPr>
+          <w:rFonts w:ascii="Times New Roman" w:hAnsi="Times New Roman" w:cs="Times New Roman"/>
+          <w:sz w:val="22"/>
+          <w:szCs w:val="22"/>
+        </w:rPr>
+        <w:instrText xml:space="preserve"> PAGEREF aud2PGen \h </w:instrText>
+      </w:r>
+      <w:r>
+        <w:rPr>
+          <w:rFonts w:ascii="Times New Roman" w:hAnsi="Times New Roman" w:cs="Times New Roman"/>
+          <w:sz w:val="22"/>
+          <w:szCs w:val="22"/>
+        </w:rPr>
+      </w:r>
+      <w:r>
+        <w:rPr>
+          <w:rFonts w:ascii="Times New Roman" w:hAnsi="Times New Roman" w:cs="Times New Roman"/>
+          <w:sz w:val="22"/>
+          <w:szCs w:val="22"/>
+        </w:rPr>
+        <w:fldChar w:fldCharType="separate"/>
+      </w:r>
+      <w:r>
+        <w:rPr>
+          <w:rFonts w:ascii="Times New Roman" w:hAnsi="Times New Roman" w:cs="Times New Roman"/>
+          <w:noProof/>
+          <w:sz w:val="22"/>
+          <w:szCs w:val="22"/>
+        </w:rPr>
+        <w:t>45</w:t>
+      </w:r>
+      <w:r>
+        <w:rPr>
+          <w:rFonts w:ascii="Times New Roman" w:hAnsi="Times New Roman" w:cs="Times New Roman"/>
+          <w:sz w:val="22"/>
+          <w:szCs w:val="22"/>
+        </w:rPr>
+        <w:fldChar w:fldCharType="end"/>
+      </w:r>
+      <w:r>
+        <w:rPr>
+          <w:rFonts w:ascii="Times New Roman" w:hAnsi="Times New Roman" w:cs="Times New Roman"/>
+          <w:sz w:val="22"/>
+          <w:szCs w:val="22"/>
+        </w:rPr>
+        <w:t>ff).</w:t>
+      </w:r>
+      <w:r>
+        <w:rPr>
+          <w:rFonts w:ascii="Times New Roman" w:hAnsi="Times New Roman" w:cs="Times New Roman"/>
+          <w:sz w:val="22"/>
+          <w:szCs w:val="22"/>
+        </w:rPr>
+        <w:t xml:space="preserve"> In summary, it seems to me that this may have a connection to Acts 11:17</w:t>
+      </w:r>
+      <w:r>
+        <w:rPr>
+          <w:rFonts w:ascii="Times New Roman" w:hAnsi="Times New Roman" w:cs="Times New Roman"/>
+          <w:sz w:val="22"/>
+          <w:szCs w:val="22"/>
+        </w:rPr>
+        <w:t xml:space="preserve"> and 15:11</w:t>
+      </w:r>
+      <w:r>
+        <w:rPr>
+          <w:rFonts w:ascii="Times New Roman" w:hAnsi="Times New Roman" w:cs="Times New Roman"/>
+          <w:sz w:val="22"/>
+          <w:szCs w:val="22"/>
+        </w:rPr>
+        <w:t>,</w:t>
+      </w:r>
+      <w:r>
+        <w:rPr>
+          <w:rStyle w:val="FootnoteReference"/>
+          <w:rFonts w:ascii="Times New Roman" w:hAnsi="Times New Roman" w:cs="Times New Roman"/>
+          <w:sz w:val="22"/>
+          <w:szCs w:val="22"/>
+        </w:rPr>
+        <w:footnoteReference w:id="51"/>
+      </w:r>
+      <w:r>
+        <w:rPr>
+          <w:rFonts w:ascii="Times New Roman" w:hAnsi="Times New Roman" w:cs="Times New Roman"/>
+          <w:sz w:val="22"/>
+          <w:szCs w:val="22"/>
+        </w:rPr>
+        <w:t xml:space="preserve"> but the primary application is found in the apostles (“ours”) and the general audience (designated as “you” in ch. 1).</w:t>
+      </w:r>
+      <w:r>
+        <w:rPr>
+          <w:rFonts w:ascii="Times New Roman" w:hAnsi="Times New Roman" w:cs="Times New Roman"/>
+          <w:sz w:val="22"/>
+          <w:szCs w:val="22"/>
+        </w:rPr>
+        <w:t xml:space="preserve"> Thus, Peter is saying, “</w:t>
+      </w:r>
+      <w:r>
+        <w:rPr>
+          <w:rFonts w:ascii="Times New Roman" w:hAnsi="Times New Roman" w:cs="Times New Roman"/>
+          <w:sz w:val="22"/>
+          <w:szCs w:val="22"/>
+        </w:rPr>
+        <w:t>You [Jewish and Gentiles Christians] have received the same kind of faith as we [apostles] have.”</w:t>
+      </w:r>
+    </w:p>
+    <w:p>
+      <w:pPr>
+        <w:spacing w:after="0"/>
+        <w:ind w:firstLine="540"/>
+        <w:rPr>
+          <w:rFonts w:ascii="Times New Roman" w:hAnsi="Times New Roman" w:cs="Times New Roman"/>
+          <w:kern w:val="0"/>
+          <w:sz w:val="22"/>
+          <w:szCs w:val="22"/>
+        </w:rPr>
+      </w:pPr>
+      <w:r>
+        <w:rPr>
+          <w:rFonts w:ascii="Times New Roman" w:hAnsi="Times New Roman" w:cs="Times New Roman"/>
+          <w:sz w:val="22"/>
+          <w:szCs w:val="22"/>
+        </w:rPr>
+        <w:t>“</w:t>
+      </w:r>
+      <w:r>
+        <w:rPr>
+          <w:rFonts w:ascii="Times New Roman" w:hAnsi="Times New Roman" w:cs="Times New Roman"/>
+          <w:smallCaps/>
+          <w:sz w:val="22"/>
+          <w:szCs w:val="22"/>
+        </w:rPr>
+        <w:t>By the righteousness of our God and Savior</w:t>
+      </w:r>
+      <w:r>
+        <w:rPr>
+          <w:rFonts w:ascii="Times New Roman" w:hAnsi="Times New Roman" w:cs="Times New Roman"/>
+          <w:sz w:val="22"/>
+          <w:szCs w:val="22"/>
+        </w:rPr>
+        <w:t>.”</w:t>
+      </w:r>
+      <w:r>
+        <w:rPr>
+          <w:rFonts w:ascii="Times New Roman" w:hAnsi="Times New Roman" w:cs="Times New Roman"/>
+          <w:sz w:val="22"/>
+          <w:szCs w:val="22"/>
+        </w:rPr>
+        <w:t xml:space="preserve"> Bauckham chooses to translate </w:t>
+      </w:r>
+      <w:r>
+        <w:rPr>
+          <w:rFonts w:ascii="Times New Roman" w:hAnsi="Times New Roman" w:cs="Times New Roman"/>
+          <w:sz w:val="22"/>
+          <w:szCs w:val="22"/>
+        </w:rPr>
+        <w:t>part of 1:1 as “</w:t>
+      </w:r>
+      <w:r>
+        <w:rPr>
+          <w:rFonts w:ascii="Times New Roman" w:hAnsi="Times New Roman" w:cs="Times New Roman"/>
+          <w:i/>
+          <w:iCs/>
+          <w:sz w:val="22"/>
+          <w:szCs w:val="22"/>
+        </w:rPr>
+        <w:t xml:space="preserve">To those who have received a faith </w:t>
+      </w:r>
+      <w:r>
+        <w:rPr>
+          <w:rFonts w:ascii="Times New Roman" w:hAnsi="Times New Roman" w:cs="Times New Roman"/>
+          <w:i/>
+          <w:iCs/>
           <w:sz w:val="22"/>
           <w:szCs w:val="22"/>
         </w:rPr>
         <w:lastRenderedPageBreak/>
-        <w:t>to be part of Jesus’ close group of followers called “the 12 disciples</w:t>
-      </w:r>
-      <w:r>
-        <w:rPr>
-          <w:rFonts w:ascii="Times New Roman" w:hAnsi="Times New Roman" w:cs="Times New Roman"/>
-          <w:sz w:val="22"/>
-          <w:szCs w:val="22"/>
-        </w:rPr>
-        <w:t>” or “the apostles.”</w:t>
-      </w:r>
-      <w:r>
-        <w:rPr>
-          <w:rFonts w:ascii="Times New Roman" w:hAnsi="Times New Roman" w:cs="Times New Roman"/>
-          <w:sz w:val="22"/>
-          <w:szCs w:val="22"/>
-        </w:rPr>
-        <w:t xml:space="preserve"> It was this group that Jesus gave special authority to</w:t>
-      </w:r>
-      <w:r>
-        <w:rPr>
-          <w:rFonts w:ascii="Times New Roman" w:hAnsi="Times New Roman" w:cs="Times New Roman"/>
-          <w:sz w:val="22"/>
-          <w:szCs w:val="22"/>
-        </w:rPr>
-        <w:t xml:space="preserve"> (Matt 10:1,</w:t>
-      </w:r>
-      <w:r>
-        <w:rPr>
-          <w:rFonts w:ascii="Times New Roman" w:hAnsi="Times New Roman" w:cs="Times New Roman"/>
-          <w:sz w:val="22"/>
-          <w:szCs w:val="22"/>
-        </w:rPr>
-        <w:t xml:space="preserve"> Mark 10:14-15,</w:t>
-      </w:r>
-      <w:r>
-        <w:rPr>
-          <w:rFonts w:ascii="Times New Roman" w:hAnsi="Times New Roman" w:cs="Times New Roman"/>
-          <w:sz w:val="22"/>
-          <w:szCs w:val="22"/>
-        </w:rPr>
-        <w:t xml:space="preserve"> Luke 9:1</w:t>
-      </w:r>
-      <w:r>
-        <w:rPr>
-          <w:rFonts w:ascii="Times New Roman" w:hAnsi="Times New Roman" w:cs="Times New Roman"/>
-          <w:sz w:val="22"/>
-          <w:szCs w:val="22"/>
-        </w:rPr>
-        <w:t>)</w:t>
-      </w:r>
-      <w:r>
-        <w:rPr>
-          <w:rFonts w:ascii="Times New Roman" w:hAnsi="Times New Roman" w:cs="Times New Roman"/>
-          <w:sz w:val="22"/>
-          <w:szCs w:val="22"/>
-        </w:rPr>
-        <w:t xml:space="preserve"> and</w:t>
-      </w:r>
-      <w:r>
-        <w:rPr>
-          <w:rFonts w:ascii="Times New Roman" w:hAnsi="Times New Roman" w:cs="Times New Roman"/>
-          <w:sz w:val="22"/>
-          <w:szCs w:val="22"/>
-        </w:rPr>
-        <w:t xml:space="preserve"> the Holy Spirit in miraculous ways (</w:t>
-      </w:r>
-      <w:r>
-        <w:rPr>
-          <w:rFonts w:ascii="Times New Roman" w:hAnsi="Times New Roman" w:cs="Times New Roman"/>
-          <w:sz w:val="22"/>
-          <w:szCs w:val="22"/>
-        </w:rPr>
-        <w:t>John 1</w:t>
-      </w:r>
-      <w:r>
-        <w:rPr>
-          <w:rFonts w:ascii="Times New Roman" w:hAnsi="Times New Roman" w:cs="Times New Roman"/>
-          <w:sz w:val="22"/>
-          <w:szCs w:val="22"/>
-        </w:rPr>
-        <w:t>4:16</w:t>
-      </w:r>
-      <w:r>
-        <w:rPr>
-          <w:rFonts w:ascii="Times New Roman" w:hAnsi="Times New Roman" w:cs="Times New Roman"/>
-          <w:sz w:val="22"/>
-          <w:szCs w:val="22"/>
-        </w:rPr>
-        <w:t>-17</w:t>
-      </w:r>
-      <w:r>
-        <w:rPr>
-          <w:rFonts w:ascii="Times New Roman" w:hAnsi="Times New Roman" w:cs="Times New Roman"/>
-          <w:sz w:val="22"/>
-          <w:szCs w:val="22"/>
-        </w:rPr>
-        <w:t>, 1</w:t>
-      </w:r>
-      <w:r>
-        <w:rPr>
-          <w:rFonts w:ascii="Times New Roman" w:hAnsi="Times New Roman" w:cs="Times New Roman"/>
-          <w:sz w:val="22"/>
-          <w:szCs w:val="22"/>
-        </w:rPr>
-        <w:t>6:6,</w:t>
-      </w:r>
-      <w:r>
-        <w:rPr>
-          <w:rFonts w:ascii="Times New Roman" w:hAnsi="Times New Roman" w:cs="Times New Roman"/>
-          <w:sz w:val="22"/>
-          <w:szCs w:val="22"/>
-        </w:rPr>
-        <w:t xml:space="preserve"> 13</w:t>
-      </w:r>
-      <w:r>
-        <w:rPr>
-          <w:rFonts w:ascii="Times New Roman" w:hAnsi="Times New Roman" w:cs="Times New Roman"/>
-          <w:sz w:val="22"/>
-          <w:szCs w:val="22"/>
-        </w:rPr>
-        <w:t>, Acts 1:8, 2:</w:t>
-      </w:r>
-      <w:r>
-        <w:rPr>
-          <w:rFonts w:ascii="Times New Roman" w:hAnsi="Times New Roman" w:cs="Times New Roman"/>
-          <w:sz w:val="22"/>
-          <w:szCs w:val="22"/>
-        </w:rPr>
-        <w:t xml:space="preserve">3-4, </w:t>
-      </w:r>
-      <w:r>
-        <w:rPr>
-          <w:rFonts w:ascii="Times New Roman" w:hAnsi="Times New Roman" w:cs="Times New Roman"/>
-          <w:sz w:val="22"/>
-          <w:szCs w:val="22"/>
-        </w:rPr>
-        <w:t>and so on</w:t>
-      </w:r>
-      <w:r>
-        <w:rPr>
-          <w:rFonts w:ascii="Times New Roman" w:hAnsi="Times New Roman" w:cs="Times New Roman"/>
-          <w:sz w:val="22"/>
-          <w:szCs w:val="22"/>
-        </w:rPr>
-        <w:t>)</w:t>
-      </w:r>
-      <w:r>
-        <w:rPr>
-          <w:rFonts w:ascii="Times New Roman" w:hAnsi="Times New Roman" w:cs="Times New Roman"/>
+        <w:t>which through the justice of our God and Savior Jesus Christ is of equal privilege with ours</w:t>
+      </w:r>
+      <w:r>
+        <w:rPr>
+          <w:rFonts w:ascii="Times New Roman" w:hAnsi="Times New Roman" w:cs="Times New Roman"/>
+          <w:sz w:val="22"/>
+          <w:szCs w:val="22"/>
+        </w:rPr>
+        <w:t>.”</w:t>
+      </w:r>
+      <w:r>
+        <w:rPr>
+          <w:rFonts w:ascii="Times New Roman" w:hAnsi="Times New Roman" w:cs="Times New Roman"/>
+          <w:sz w:val="22"/>
+          <w:szCs w:val="22"/>
+          <w:vertAlign w:val="superscript"/>
+        </w:rPr>
+        <w:footnoteReference w:id="52"/>
+      </w:r>
+      <w:r>
+        <w:rPr>
+          <w:rFonts w:ascii="Times New Roman" w:hAnsi="Times New Roman" w:cs="Times New Roman"/>
+          <w:sz w:val="22"/>
+          <w:szCs w:val="22"/>
+        </w:rPr>
+        <w:t xml:space="preserve"> </w:t>
+      </w:r>
+      <w:r>
+        <w:rPr>
+          <w:rFonts w:ascii="Times New Roman" w:hAnsi="Times New Roman" w:cs="Times New Roman"/>
+          <w:sz w:val="22"/>
+          <w:szCs w:val="22"/>
+        </w:rPr>
+        <w:t>Bauckham suggests that God’s “righteousness” (translated here, “justice</w:t>
+      </w:r>
+      <w:r>
+        <w:rPr>
+          <w:rFonts w:ascii="Times New Roman" w:hAnsi="Times New Roman" w:cs="Times New Roman"/>
+          <w:sz w:val="22"/>
+          <w:szCs w:val="22"/>
+        </w:rPr>
+        <w:t xml:space="preserve">”) </w:t>
+      </w:r>
+      <w:r>
+        <w:rPr>
+          <w:rFonts w:ascii="Times New Roman" w:hAnsi="Times New Roman" w:cs="Times New Roman"/>
+          <w:sz w:val="22"/>
+          <w:szCs w:val="22"/>
+        </w:rPr>
+        <w:t>refers to “</w:t>
+      </w:r>
+      <w:r>
+        <w:rPr>
+          <w:rFonts w:ascii="Times New Roman" w:hAnsi="Times New Roman" w:cs="Times New Roman"/>
+          <w:kern w:val="0"/>
+          <w:sz w:val="22"/>
+          <w:szCs w:val="22"/>
+        </w:rPr>
+        <w:t>the fairness and lack of favoritism which gives equal privilege to all Christians</w:t>
+      </w:r>
+      <w:r>
+        <w:rPr>
+          <w:rFonts w:ascii="Times New Roman" w:hAnsi="Times New Roman" w:cs="Times New Roman"/>
+          <w:kern w:val="0"/>
+          <w:sz w:val="22"/>
+          <w:szCs w:val="22"/>
+        </w:rPr>
+        <w:t>.”</w:t>
+      </w:r>
+      <w:r>
+        <w:rPr>
+          <w:rFonts w:ascii="Times New Roman" w:hAnsi="Times New Roman" w:cs="Times New Roman"/>
+          <w:kern w:val="0"/>
+          <w:sz w:val="22"/>
+          <w:szCs w:val="22"/>
+          <w:vertAlign w:val="superscript"/>
+        </w:rPr>
+        <w:footnoteReference w:id="53"/>
+      </w:r>
+      <w:r>
+        <w:rPr>
+          <w:rFonts w:ascii="Times New Roman" w:hAnsi="Times New Roman" w:cs="Times New Roman"/>
+          <w:kern w:val="0"/>
+          <w:sz w:val="22"/>
+          <w:szCs w:val="22"/>
+        </w:rPr>
+        <w:t xml:space="preserve"> Thus, Bauckham </w:t>
+      </w:r>
+      <w:r>
+        <w:rPr>
+          <w:rFonts w:ascii="Times New Roman" w:hAnsi="Times New Roman" w:cs="Times New Roman"/>
+          <w:kern w:val="0"/>
+          <w:sz w:val="22"/>
+          <w:szCs w:val="22"/>
+        </w:rPr>
+        <w:t xml:space="preserve">understands the phrase “By the righteousness of our God…” as indicating that God </w:t>
+      </w:r>
+      <w:r>
+        <w:rPr>
+          <w:rFonts w:ascii="Times New Roman" w:hAnsi="Times New Roman" w:cs="Times New Roman"/>
+          <w:kern w:val="0"/>
+          <w:sz w:val="22"/>
+          <w:szCs w:val="22"/>
+        </w:rPr>
+        <w:t>treats all Christians equally.</w:t>
+      </w:r>
+      <w:r>
+        <w:rPr>
+          <w:rStyle w:val="FootnoteReference"/>
+          <w:rFonts w:ascii="Times New Roman" w:hAnsi="Times New Roman" w:cs="Times New Roman"/>
+          <w:kern w:val="0"/>
+          <w:sz w:val="22"/>
+          <w:szCs w:val="22"/>
+        </w:rPr>
+        <w:footnoteReference w:id="54"/>
+      </w:r>
+      <w:r>
+        <w:rPr>
+          <w:rFonts w:ascii="Times New Roman" w:hAnsi="Times New Roman" w:cs="Times New Roman"/>
+          <w:kern w:val="0"/>
+          <w:sz w:val="22"/>
+          <w:szCs w:val="22"/>
+        </w:rPr>
+        <w:t xml:space="preserve"> An apostle is not “holier” or “greater” than any other Christian. We are all equal in God’s presence.</w:t>
+      </w:r>
+      <w:r>
+        <w:rPr>
+          <w:rFonts w:ascii="Times New Roman" w:hAnsi="Times New Roman" w:cs="Times New Roman"/>
+          <w:kern w:val="0"/>
+          <w:sz w:val="22"/>
+          <w:szCs w:val="22"/>
+        </w:rPr>
+        <w:t xml:space="preserve"> Michael Green </w:t>
+      </w:r>
+      <w:r>
+        <w:rPr>
+          <w:rFonts w:ascii="Times New Roman" w:hAnsi="Times New Roman" w:cs="Times New Roman"/>
+          <w:kern w:val="0"/>
+          <w:sz w:val="22"/>
+          <w:szCs w:val="22"/>
+        </w:rPr>
+        <w:t>likewise states, “</w:t>
+      </w:r>
+      <w:r>
+        <w:rPr>
+          <w:rFonts w:ascii="Times New Roman" w:hAnsi="Times New Roman" w:cs="Times New Roman"/>
+          <w:kern w:val="0"/>
+          <w:sz w:val="22"/>
+          <w:szCs w:val="22"/>
+        </w:rPr>
+        <w:t>There is no distinction between believers. All alike are sinners who owe their presence in the heavenly city to the amnesty of the King</w:t>
+      </w:r>
+      <w:r>
+        <w:rPr>
+          <w:rFonts w:ascii="Times New Roman" w:hAnsi="Times New Roman" w:cs="Times New Roman"/>
+          <w:kern w:val="0"/>
+          <w:sz w:val="22"/>
+          <w:szCs w:val="22"/>
+        </w:rPr>
+        <w:t>.”</w:t>
+      </w:r>
+      <w:r>
+        <w:rPr>
+          <w:rFonts w:ascii="Times New Roman" w:hAnsi="Times New Roman" w:cs="Times New Roman"/>
+          <w:kern w:val="0"/>
+          <w:sz w:val="22"/>
+          <w:szCs w:val="22"/>
+          <w:vertAlign w:val="superscript"/>
+        </w:rPr>
+        <w:footnoteReference w:id="55"/>
+      </w:r>
+    </w:p>
+    <w:p>
+      <w:pPr>
+        <w:ind w:firstLine="540"/>
+        <w:rPr>
+          <w:rFonts w:ascii="Times New Roman" w:hAnsi="Times New Roman" w:cs="Times New Roman"/>
+          <w:kern w:val="0"/>
+          <w:sz w:val="22"/>
+          <w:szCs w:val="22"/>
+        </w:rPr>
+      </w:pPr>
+      <w:r>
+        <w:rPr>
+          <w:rFonts w:ascii="Times New Roman" w:hAnsi="Times New Roman" w:cs="Times New Roman"/>
+          <w:kern w:val="0"/>
+          <w:sz w:val="22"/>
+          <w:szCs w:val="22"/>
+        </w:rPr>
+        <w:t>“</w:t>
+      </w:r>
+      <w:r>
+        <w:rPr>
+          <w:rFonts w:ascii="Times New Roman" w:hAnsi="Times New Roman" w:cs="Times New Roman"/>
+          <w:smallCaps/>
+          <w:kern w:val="0"/>
+          <w:sz w:val="22"/>
+          <w:szCs w:val="22"/>
+        </w:rPr>
+        <w:t>A faith</w:t>
+      </w:r>
+      <w:r>
+        <w:rPr>
+          <w:rFonts w:ascii="Times New Roman" w:hAnsi="Times New Roman" w:cs="Times New Roman"/>
+          <w:kern w:val="0"/>
+          <w:sz w:val="22"/>
+          <w:szCs w:val="22"/>
+        </w:rPr>
+        <w:t>.” Green comments</w:t>
+      </w:r>
+      <w:r>
+        <w:rPr>
+          <w:rFonts w:ascii="Times New Roman" w:hAnsi="Times New Roman" w:cs="Times New Roman"/>
+          <w:kern w:val="0"/>
+          <w:sz w:val="22"/>
+          <w:szCs w:val="22"/>
+        </w:rPr>
+        <w:t xml:space="preserve"> that what Peter is referring to is the</w:t>
+      </w:r>
+    </w:p>
+    <w:p>
+      <w:pPr>
+        <w:ind w:left="720" w:right="615"/>
+        <w:jc w:val="center"/>
+        <w:rPr>
+          <w:rFonts w:ascii="Times New Roman" w:hAnsi="Times New Roman" w:cs="Times New Roman"/>
+          <w:sz w:val="22"/>
+          <w:szCs w:val="22"/>
+        </w:rPr>
+      </w:pPr>
+      <w:r>
+        <w:rPr>
+          <w:rFonts w:ascii="Times New Roman" w:hAnsi="Times New Roman" w:cs="Times New Roman"/>
+          <w:kern w:val="0"/>
+          <w:sz w:val="22"/>
+          <w:szCs w:val="22"/>
+        </w:rPr>
+        <w:t xml:space="preserve">faith or trust which brings a man salvation as he grasps the proffered hand of God. Faith is the God-given capacity to trust him, available alike to Jew and Gentile, to apostle and twentieth-century Christian. This equality of opportunity and status is all due to </w:t>
+      </w:r>
+      <w:r>
+        <w:rPr>
+          <w:rFonts w:ascii="Times New Roman" w:hAnsi="Times New Roman" w:cs="Times New Roman"/>
+          <w:i/>
+          <w:kern w:val="0"/>
+          <w:sz w:val="22"/>
+          <w:szCs w:val="22"/>
+        </w:rPr>
+        <w:t>the righteousness of our God</w:t>
+      </w:r>
+      <w:r>
+        <w:rPr>
+          <w:rFonts w:ascii="Times New Roman" w:hAnsi="Times New Roman" w:cs="Times New Roman"/>
+          <w:kern w:val="0"/>
+          <w:sz w:val="22"/>
+          <w:szCs w:val="22"/>
+        </w:rPr>
+        <w:t xml:space="preserve"> which refuses to make distinctions between the various recipients of his mercy and love</w:t>
+      </w:r>
+      <w:r>
+        <w:rPr>
+          <w:rFonts w:ascii="Times New Roman" w:hAnsi="Times New Roman" w:cs="Times New Roman"/>
+          <w:kern w:val="0"/>
           <w:sz w:val="22"/>
           <w:szCs w:val="22"/>
         </w:rPr>
@@ -27695,22 +28519,739 @@
       <w:r>
         <w:rPr>
           <w:rFonts w:ascii="Times New Roman" w:hAnsi="Times New Roman" w:cs="Times New Roman"/>
-          <w:sz w:val="22"/>
-          <w:szCs w:val="22"/>
-        </w:rPr>
-        <w:t xml:space="preserve"> These were the men who would become leaders in the early church (Acts 6:</w:t>
-      </w:r>
-      <w:r>
-        <w:rPr>
-          <w:rFonts w:ascii="Times New Roman" w:hAnsi="Times New Roman" w:cs="Times New Roman"/>
-          <w:sz w:val="22"/>
-          <w:szCs w:val="22"/>
-        </w:rPr>
-        <w:t>2, 15:6)</w:t>
-      </w:r>
-      <w:r>
-        <w:rPr>
-          <w:rFonts w:ascii="Times New Roman" w:hAnsi="Times New Roman" w:cs="Times New Roman"/>
+          <w:kern w:val="0"/>
+          <w:sz w:val="22"/>
+          <w:szCs w:val="22"/>
+          <w:vertAlign w:val="superscript"/>
+        </w:rPr>
+        <w:footnoteReference w:id="56"/>
+      </w:r>
+    </w:p>
+    <w:p>
+      <w:pPr>
+        <w:spacing w:after="0"/>
+        <w:rPr>
+          <w:rFonts w:ascii="Times New Roman" w:hAnsi="Times New Roman" w:cs="Times New Roman"/>
+          <w:kern w:val="0"/>
+          <w:sz w:val="22"/>
+          <w:szCs w:val="22"/>
+        </w:rPr>
+      </w:pPr>
+      <w:r>
+        <w:rPr>
+          <w:rFonts w:ascii="Times New Roman" w:hAnsi="Times New Roman" w:cs="Times New Roman"/>
+          <w:kern w:val="0"/>
+          <w:sz w:val="22"/>
+          <w:szCs w:val="22"/>
+        </w:rPr>
+        <w:t>Thus “faith” here ought to be understood as</w:t>
+      </w:r>
+      <w:r>
+        <w:rPr>
+          <w:rFonts w:ascii="Times New Roman" w:hAnsi="Times New Roman" w:cs="Times New Roman"/>
+          <w:kern w:val="0"/>
+          <w:sz w:val="22"/>
+          <w:szCs w:val="22"/>
+        </w:rPr>
+        <w:t xml:space="preserve"> the common way it is used in Scripture; namely, the act of putting one’s trust in God</w:t>
+      </w:r>
+      <w:r>
+        <w:rPr>
+          <w:rFonts w:ascii="Times New Roman" w:hAnsi="Times New Roman" w:cs="Times New Roman"/>
+          <w:kern w:val="0"/>
+          <w:sz w:val="22"/>
+          <w:szCs w:val="22"/>
+        </w:rPr>
+        <w:t xml:space="preserve"> because one believes in Him.</w:t>
+      </w:r>
+    </w:p>
+    <w:p>
+      <w:pPr>
+        <w:spacing w:after="0"/>
+        <w:ind w:firstLine="720"/>
+        <w:rPr>
+          <w:rFonts w:ascii="Times New Roman" w:hAnsi="Times New Roman" w:cs="Times New Roman"/>
+          <w:kern w:val="0"/>
+          <w:sz w:val="22"/>
+          <w:szCs w:val="22"/>
+        </w:rPr>
+      </w:pPr>
+      <w:r>
+        <w:rPr>
+          <w:rFonts w:ascii="Times New Roman" w:hAnsi="Times New Roman" w:cs="Times New Roman"/>
+          <w:kern w:val="0"/>
+          <w:sz w:val="22"/>
+          <w:szCs w:val="22"/>
+        </w:rPr>
+        <w:t>“</w:t>
+      </w:r>
+      <w:r>
+        <w:rPr>
+          <w:rFonts w:ascii="Times New Roman" w:hAnsi="Times New Roman" w:cs="Times New Roman"/>
+          <w:smallCaps/>
+          <w:kern w:val="0"/>
+          <w:sz w:val="22"/>
+          <w:szCs w:val="22"/>
+        </w:rPr>
+        <w:t>Our God and Savior, Jesus Christ</w:t>
+      </w:r>
+      <w:r>
+        <w:rPr>
+          <w:rFonts w:ascii="Times New Roman" w:hAnsi="Times New Roman" w:cs="Times New Roman"/>
+          <w:kern w:val="0"/>
+          <w:sz w:val="22"/>
+          <w:szCs w:val="22"/>
+        </w:rPr>
+        <w:t>.” This is a phrase that can be interpreted different ways</w:t>
+      </w:r>
+      <w:r>
+        <w:rPr>
+          <w:rFonts w:ascii="Times New Roman" w:hAnsi="Times New Roman" w:cs="Times New Roman"/>
+          <w:kern w:val="0"/>
+          <w:sz w:val="22"/>
+          <w:szCs w:val="22"/>
+        </w:rPr>
+        <w:t xml:space="preserve">. Some see two distinct persons: “Our God” and “Savior, Jesus Christ.” Some see this phrase as a </w:t>
+      </w:r>
+      <w:r>
+        <w:rPr>
+          <w:rFonts w:ascii="Times New Roman" w:hAnsi="Times New Roman" w:cs="Times New Roman"/>
+          <w:kern w:val="0"/>
+          <w:sz w:val="22"/>
+          <w:szCs w:val="22"/>
+        </w:rPr>
+        <w:t xml:space="preserve">divine claim </w:t>
+      </w:r>
+      <w:r>
+        <w:rPr>
+          <w:rFonts w:ascii="Times New Roman" w:hAnsi="Times New Roman" w:cs="Times New Roman"/>
+          <w:kern w:val="0"/>
+          <w:sz w:val="22"/>
+          <w:szCs w:val="22"/>
+        </w:rPr>
+        <w:t>about</w:t>
+      </w:r>
+      <w:r>
+        <w:rPr>
+          <w:rFonts w:ascii="Times New Roman" w:hAnsi="Times New Roman" w:cs="Times New Roman"/>
+          <w:kern w:val="0"/>
+          <w:sz w:val="22"/>
+          <w:szCs w:val="22"/>
+        </w:rPr>
+        <w:t xml:space="preserve"> Jesus “Our-God-and-Savior, </w:t>
+      </w:r>
+      <w:r>
+        <w:rPr>
+          <w:rFonts w:ascii="Times New Roman" w:hAnsi="Times New Roman" w:cs="Times New Roman"/>
+          <w:i/>
+          <w:iCs/>
+          <w:kern w:val="0"/>
+          <w:sz w:val="22"/>
+          <w:szCs w:val="22"/>
+        </w:rPr>
+        <w:t>Jesus Christ</w:t>
+      </w:r>
+      <w:r>
+        <w:rPr>
+          <w:rFonts w:ascii="Times New Roman" w:hAnsi="Times New Roman" w:cs="Times New Roman"/>
+          <w:kern w:val="0"/>
+          <w:sz w:val="22"/>
+          <w:szCs w:val="22"/>
+        </w:rPr>
+        <w:t>.”</w:t>
+      </w:r>
+      <w:r>
+        <w:rPr>
+          <w:rFonts w:ascii="Times New Roman" w:hAnsi="Times New Roman" w:cs="Times New Roman"/>
+          <w:kern w:val="0"/>
+          <w:sz w:val="22"/>
+          <w:szCs w:val="22"/>
+        </w:rPr>
+        <w:t xml:space="preserve"> Mayor notes that it </w:t>
+      </w:r>
+      <w:r>
+        <w:rPr>
+          <w:rFonts w:ascii="Times New Roman" w:hAnsi="Times New Roman" w:cs="Times New Roman"/>
+          <w:kern w:val="0"/>
+          <w:sz w:val="22"/>
+          <w:szCs w:val="22"/>
+        </w:rPr>
+        <w:lastRenderedPageBreak/>
+        <w:t>could be a reference to Jesus being God (</w:t>
+      </w:r>
+      <w:r>
+        <w:rPr>
+          <w:rFonts w:ascii="Times New Roman" w:hAnsi="Times New Roman" w:cs="Times New Roman"/>
+          <w:kern w:val="0"/>
+          <w:sz w:val="22"/>
+          <w:szCs w:val="22"/>
+        </w:rPr>
+        <w:t xml:space="preserve">comparing it to a passage like John 20:28 or Titus 2:13), however, he goes on to </w:t>
+      </w:r>
+      <w:r>
+        <w:rPr>
+          <w:rFonts w:ascii="Times New Roman" w:hAnsi="Times New Roman" w:cs="Times New Roman"/>
+          <w:kern w:val="0"/>
+          <w:sz w:val="22"/>
+          <w:szCs w:val="22"/>
+        </w:rPr>
+        <w:t>state: “</w:t>
+      </w:r>
+      <w:r>
+        <w:rPr>
+          <w:rFonts w:ascii="Times New Roman" w:hAnsi="Times New Roman" w:cs="Times New Roman"/>
+          <w:kern w:val="0"/>
+          <w:sz w:val="22"/>
+          <w:szCs w:val="22"/>
+        </w:rPr>
+        <w:t>On the other hand the next verse</w:t>
+      </w:r>
+      <w:r>
+        <w:rPr>
+          <w:rFonts w:ascii="Times New Roman" w:hAnsi="Times New Roman" w:cs="Times New Roman"/>
+          <w:kern w:val="0"/>
+          <w:sz w:val="22"/>
+          <w:szCs w:val="22"/>
+        </w:rPr>
+        <w:t xml:space="preserve"> [2 Peter 1:2]</w:t>
+      </w:r>
+      <w:r>
+        <w:rPr>
+          <w:rFonts w:ascii="Times New Roman" w:hAnsi="Times New Roman" w:cs="Times New Roman"/>
+          <w:kern w:val="0"/>
+          <w:sz w:val="22"/>
+          <w:szCs w:val="22"/>
+        </w:rPr>
+        <w:t xml:space="preserve"> clearly distinguishes</w:t>
+      </w:r>
+      <w:r>
+        <w:rPr>
+          <w:rFonts w:ascii="Times New Roman" w:hAnsi="Times New Roman" w:cs="Times New Roman"/>
+          <w:kern w:val="0"/>
+          <w:sz w:val="22"/>
+          <w:szCs w:val="22"/>
+        </w:rPr>
+        <w:t xml:space="preserve"> </w:t>
+      </w:r>
+      <w:r>
+        <w:rPr>
+          <w:rFonts w:ascii="Times New Roman" w:hAnsi="Times New Roman" w:cs="Times New Roman"/>
+          <w:kern w:val="0"/>
+          <w:sz w:val="22"/>
+          <w:szCs w:val="22"/>
+        </w:rPr>
+        <w:t>between God and Christ, and it is natural to let that interpret this, as there seems no reason for identity here and distinction there</w:t>
+      </w:r>
+      <w:r>
+        <w:rPr>
+          <w:rFonts w:ascii="Times New Roman" w:hAnsi="Times New Roman" w:cs="Times New Roman"/>
+          <w:kern w:val="0"/>
+          <w:sz w:val="22"/>
+          <w:szCs w:val="22"/>
+        </w:rPr>
+        <w:t>.”</w:t>
+      </w:r>
+      <w:r>
+        <w:rPr>
+          <w:rFonts w:ascii="Times New Roman" w:hAnsi="Times New Roman" w:cs="Times New Roman"/>
+          <w:kern w:val="0"/>
+          <w:sz w:val="22"/>
+          <w:szCs w:val="22"/>
+          <w:vertAlign w:val="superscript"/>
+        </w:rPr>
+        <w:footnoteReference w:id="57"/>
+      </w:r>
+      <w:r>
+        <w:rPr>
+          <w:rFonts w:ascii="Times New Roman" w:hAnsi="Times New Roman" w:cs="Times New Roman"/>
+          <w:kern w:val="0"/>
+          <w:sz w:val="22"/>
+          <w:szCs w:val="22"/>
+        </w:rPr>
+        <w:t xml:space="preserve"> Contra Mayor, </w:t>
+      </w:r>
+      <w:r>
+        <w:rPr>
+          <w:rFonts w:ascii="Times New Roman" w:hAnsi="Times New Roman" w:cs="Times New Roman"/>
+          <w:kern w:val="0"/>
+          <w:sz w:val="22"/>
+          <w:szCs w:val="22"/>
+        </w:rPr>
+        <w:t xml:space="preserve">Green says points out that 2 </w:t>
+      </w:r>
+      <w:r>
+        <w:rPr>
+          <w:rFonts w:ascii="Times New Roman" w:hAnsi="Times New Roman" w:cs="Times New Roman"/>
+          <w:kern w:val="0"/>
+          <w:sz w:val="22"/>
+          <w:szCs w:val="22"/>
+        </w:rPr>
+        <w:t>Peter 1:2 intentionally distinguishes between God and Jesus, while verse 1 does not.</w:t>
+      </w:r>
+      <w:r>
+        <w:rPr>
+          <w:rFonts w:ascii="Times New Roman" w:hAnsi="Times New Roman" w:cs="Times New Roman"/>
+          <w:kern w:val="0"/>
+          <w:sz w:val="22"/>
+          <w:szCs w:val="22"/>
+        </w:rPr>
+        <w:t xml:space="preserve"> “</w:t>
+      </w:r>
+      <w:r>
+        <w:rPr>
+          <w:rFonts w:ascii="Times New Roman" w:hAnsi="Times New Roman" w:cs="Times New Roman"/>
+          <w:kern w:val="0"/>
+          <w:sz w:val="22"/>
+          <w:szCs w:val="22"/>
+        </w:rPr>
+        <w:t xml:space="preserve">Probably, therefore, the author </w:t>
+      </w:r>
+      <w:r>
+        <w:rPr>
+          <w:rFonts w:ascii="Times New Roman" w:hAnsi="Times New Roman" w:cs="Times New Roman"/>
+          <w:i/>
+          <w:kern w:val="0"/>
+          <w:sz w:val="22"/>
+          <w:szCs w:val="22"/>
+        </w:rPr>
+        <w:t>is</w:t>
+      </w:r>
+      <w:r>
+        <w:rPr>
+          <w:rFonts w:ascii="Times New Roman" w:hAnsi="Times New Roman" w:cs="Times New Roman"/>
+          <w:kern w:val="0"/>
+          <w:sz w:val="22"/>
+          <w:szCs w:val="22"/>
+        </w:rPr>
+        <w:t xml:space="preserve"> calling Jesus God here</w:t>
+      </w:r>
+      <w:r>
+        <w:rPr>
+          <w:rFonts w:ascii="Times New Roman" w:hAnsi="Times New Roman" w:cs="Times New Roman"/>
+          <w:kern w:val="0"/>
+          <w:sz w:val="22"/>
+          <w:szCs w:val="22"/>
+        </w:rPr>
+        <w:t>.”</w:t>
+      </w:r>
+      <w:r>
+        <w:rPr>
+          <w:rFonts w:ascii="Times New Roman" w:hAnsi="Times New Roman" w:cs="Times New Roman"/>
+          <w:kern w:val="0"/>
+          <w:sz w:val="22"/>
+          <w:szCs w:val="22"/>
+          <w:vertAlign w:val="superscript"/>
+        </w:rPr>
+        <w:footnoteReference w:id="58"/>
+      </w:r>
+      <w:r>
+        <w:rPr>
+          <w:rFonts w:ascii="Times New Roman" w:hAnsi="Times New Roman" w:cs="Times New Roman"/>
+          <w:kern w:val="0"/>
+          <w:sz w:val="22"/>
+          <w:szCs w:val="22"/>
+        </w:rPr>
+        <w:t xml:space="preserve"> Green continues </w:t>
+      </w:r>
+      <w:r>
+        <w:rPr>
+          <w:rFonts w:ascii="Times New Roman" w:hAnsi="Times New Roman" w:cs="Times New Roman"/>
+          <w:kern w:val="0"/>
+          <w:sz w:val="22"/>
+          <w:szCs w:val="22"/>
+        </w:rPr>
+        <w:t xml:space="preserve">by saying that the term “Savior” is a name given </w:t>
+      </w:r>
+      <w:r>
+        <w:rPr>
+          <w:rFonts w:ascii="Times New Roman" w:hAnsi="Times New Roman" w:cs="Times New Roman"/>
+          <w:kern w:val="0"/>
+          <w:sz w:val="22"/>
+          <w:szCs w:val="22"/>
+        </w:rPr>
+        <w:t>to God in the OT and now being given to Jesus, just like Peter did on the day of Pentecost (Acts 2:21</w:t>
+      </w:r>
+      <w:r>
+        <w:rPr>
+          <w:rFonts w:ascii="Times New Roman" w:hAnsi="Times New Roman" w:cs="Times New Roman"/>
+          <w:kern w:val="0"/>
+          <w:sz w:val="22"/>
+          <w:szCs w:val="22"/>
+        </w:rPr>
+        <w:t>).</w:t>
+      </w:r>
+      <w:r>
+        <w:rPr>
+          <w:rStyle w:val="FootnoteReference"/>
+          <w:rFonts w:ascii="Times New Roman" w:hAnsi="Times New Roman" w:cs="Times New Roman"/>
+          <w:kern w:val="0"/>
+          <w:sz w:val="22"/>
+          <w:szCs w:val="22"/>
+        </w:rPr>
+        <w:footnoteReference w:id="59"/>
+      </w:r>
+    </w:p>
+    <w:p>
+      <w:pPr>
+        <w:spacing w:after="0"/>
+        <w:ind w:firstLine="720"/>
+        <w:rPr>
+          <w:rFonts w:ascii="Times New Roman" w:hAnsi="Times New Roman" w:cs="Times New Roman"/>
+          <w:kern w:val="0"/>
+          <w:sz w:val="22"/>
+          <w:szCs w:val="22"/>
+        </w:rPr>
+      </w:pPr>
+      <w:r>
+        <w:rPr>
+          <w:rFonts w:ascii="Times New Roman" w:hAnsi="Times New Roman" w:cs="Times New Roman"/>
+          <w:kern w:val="0"/>
+          <w:sz w:val="22"/>
+          <w:szCs w:val="22"/>
+        </w:rPr>
+        <w:t>Bauckham states, “</w:t>
+      </w:r>
+      <w:r>
+        <w:rPr>
+          <w:rFonts w:ascii="Times New Roman" w:hAnsi="Times New Roman" w:cs="Times New Roman"/>
+          <w:kern w:val="0"/>
+          <w:sz w:val="22"/>
+          <w:szCs w:val="22"/>
+        </w:rPr>
+        <w:t xml:space="preserve">The absence of the article before </w:t>
+      </w:r>
+      <w:r>
+        <w:rPr>
+          <w:rFonts w:ascii="Times New Roman" w:hAnsi="Times New Roman" w:cs="Times New Roman"/>
+          <w:kern w:val="0"/>
+          <w:sz w:val="22"/>
+          <w:szCs w:val="22"/>
+          <w:lang w:val="el-GR"/>
+        </w:rPr>
+        <w:t>σωτῆρος</w:t>
+      </w:r>
+      <w:r>
+        <w:rPr>
+          <w:rFonts w:ascii="Times New Roman" w:hAnsi="Times New Roman" w:cs="Times New Roman"/>
+          <w:kern w:val="0"/>
+          <w:sz w:val="22"/>
+          <w:szCs w:val="22"/>
+        </w:rPr>
+        <w:t xml:space="preserve"> (“Savior”) favors the </w:t>
+      </w:r>
+      <w:r>
+        <w:rPr>
+          <w:rFonts w:ascii="Times New Roman" w:hAnsi="Times New Roman" w:cs="Times New Roman"/>
+          <w:kern w:val="0"/>
+          <w:sz w:val="22"/>
+          <w:szCs w:val="22"/>
+        </w:rPr>
+        <w:t>latter</w:t>
+      </w:r>
+      <w:r>
+        <w:rPr>
+          <w:rFonts w:ascii="Times New Roman" w:hAnsi="Times New Roman" w:cs="Times New Roman"/>
+          <w:kern w:val="0"/>
+          <w:sz w:val="22"/>
+          <w:szCs w:val="22"/>
+        </w:rPr>
+        <w:t>,</w:t>
+      </w:r>
+      <w:r>
+        <w:rPr>
+          <w:rFonts w:ascii="Times New Roman" w:hAnsi="Times New Roman" w:cs="Times New Roman"/>
+          <w:kern w:val="0"/>
+          <w:sz w:val="22"/>
+          <w:szCs w:val="22"/>
+        </w:rPr>
+        <w:t xml:space="preserve"> but</w:t>
+      </w:r>
+      <w:r>
+        <w:rPr>
+          <w:rFonts w:ascii="Times New Roman" w:hAnsi="Times New Roman" w:cs="Times New Roman"/>
+          <w:kern w:val="0"/>
+          <w:sz w:val="22"/>
+          <w:szCs w:val="22"/>
+        </w:rPr>
+        <w:t xml:space="preserve"> is not decisive</w:t>
+      </w:r>
+      <w:r>
+        <w:rPr>
+          <w:rFonts w:ascii="Times New Roman" w:hAnsi="Times New Roman" w:cs="Times New Roman"/>
+          <w:kern w:val="0"/>
+          <w:sz w:val="22"/>
+          <w:szCs w:val="22"/>
+        </w:rPr>
+        <w:t>.”</w:t>
+      </w:r>
+      <w:r>
+        <w:rPr>
+          <w:rFonts w:ascii="Times New Roman" w:hAnsi="Times New Roman" w:cs="Times New Roman"/>
+          <w:kern w:val="0"/>
+          <w:sz w:val="22"/>
+          <w:szCs w:val="22"/>
+          <w:vertAlign w:val="superscript"/>
+        </w:rPr>
+        <w:footnoteReference w:id="60"/>
+      </w:r>
+      <w:r>
+        <w:rPr>
+          <w:rFonts w:ascii="Times New Roman" w:hAnsi="Times New Roman" w:cs="Times New Roman"/>
+          <w:kern w:val="0"/>
+          <w:sz w:val="22"/>
+          <w:szCs w:val="22"/>
+        </w:rPr>
+        <w:t xml:space="preserve"> He gives evidence for both sides. In favor of Jesus being called God, he notes </w:t>
+      </w:r>
+      <w:r>
+        <w:rPr>
+          <w:rFonts w:ascii="Times New Roman" w:hAnsi="Times New Roman" w:cs="Times New Roman"/>
+          <w:kern w:val="0"/>
+          <w:sz w:val="22"/>
+          <w:szCs w:val="22"/>
+        </w:rPr>
+        <w:t xml:space="preserve">(1) </w:t>
+      </w:r>
+      <w:r>
+        <w:rPr>
+          <w:rFonts w:ascii="Times New Roman" w:hAnsi="Times New Roman" w:cs="Times New Roman"/>
+          <w:kern w:val="0"/>
+          <w:sz w:val="22"/>
+          <w:szCs w:val="22"/>
+        </w:rPr>
+        <w:t xml:space="preserve">the </w:t>
+      </w:r>
+      <w:r>
+        <w:rPr>
+          <w:rFonts w:ascii="Times New Roman" w:hAnsi="Times New Roman" w:cs="Times New Roman"/>
+          <w:kern w:val="0"/>
+          <w:sz w:val="22"/>
+          <w:szCs w:val="22"/>
+        </w:rPr>
+        <w:t>similar construct in 1:11, 3:18, cf. 2:</w:t>
+      </w:r>
+      <w:r>
+        <w:rPr>
+          <w:rFonts w:ascii="Times New Roman" w:hAnsi="Times New Roman" w:cs="Times New Roman"/>
+          <w:kern w:val="0"/>
+          <w:sz w:val="22"/>
+          <w:szCs w:val="22"/>
+        </w:rPr>
+        <w:t>20, 3:2 (“</w:t>
+      </w:r>
+      <w:r>
+        <w:rPr>
+          <w:rFonts w:ascii="Times New Roman" w:hAnsi="Times New Roman" w:cs="Times New Roman"/>
+          <w:kern w:val="0"/>
+          <w:sz w:val="22"/>
+          <w:szCs w:val="22"/>
+        </w:rPr>
+        <w:t xml:space="preserve">our Lord and Savior Jesus Christ”), but notes as Mayor does 1:2 in favor of a </w:t>
+      </w:r>
+      <w:r>
+        <w:rPr>
+          <w:rFonts w:ascii="Times New Roman" w:hAnsi="Times New Roman" w:cs="Times New Roman"/>
+          <w:kern w:val="0"/>
+          <w:sz w:val="22"/>
+          <w:szCs w:val="22"/>
+        </w:rPr>
+        <w:t>two-person</w:t>
+      </w:r>
+      <w:r>
+        <w:rPr>
+          <w:rFonts w:ascii="Times New Roman" w:hAnsi="Times New Roman" w:cs="Times New Roman"/>
+          <w:kern w:val="0"/>
+          <w:sz w:val="22"/>
+          <w:szCs w:val="22"/>
+        </w:rPr>
+        <w:t xml:space="preserve"> separation;</w:t>
+      </w:r>
+      <w:r>
+        <w:rPr>
+          <w:rFonts w:ascii="Times New Roman" w:hAnsi="Times New Roman" w:cs="Times New Roman"/>
+          <w:kern w:val="0"/>
+          <w:sz w:val="22"/>
+          <w:szCs w:val="22"/>
+        </w:rPr>
+        <w:t xml:space="preserve"> </w:t>
+      </w:r>
+      <w:r>
+        <w:rPr>
+          <w:rFonts w:ascii="Times New Roman" w:hAnsi="Times New Roman" w:cs="Times New Roman"/>
+          <w:kern w:val="0"/>
+          <w:sz w:val="22"/>
+          <w:szCs w:val="22"/>
+        </w:rPr>
+        <w:t xml:space="preserve">(2) </w:t>
+      </w:r>
+      <w:r>
+        <w:rPr>
+          <w:rFonts w:ascii="Times New Roman" w:hAnsi="Times New Roman" w:cs="Times New Roman"/>
+          <w:kern w:val="0"/>
+          <w:sz w:val="22"/>
+          <w:szCs w:val="22"/>
+        </w:rPr>
+        <w:t>the doxology of 3:18</w:t>
+      </w:r>
+      <w:r>
+        <w:rPr>
+          <w:rFonts w:ascii="Times New Roman" w:hAnsi="Times New Roman" w:cs="Times New Roman"/>
+          <w:kern w:val="0"/>
+          <w:sz w:val="22"/>
+          <w:szCs w:val="22"/>
+        </w:rPr>
+        <w:t xml:space="preserve">, where “God” can be supplied instead of “Christ”; </w:t>
+      </w:r>
+      <w:r>
+        <w:rPr>
+          <w:rFonts w:ascii="Times New Roman" w:hAnsi="Times New Roman" w:cs="Times New Roman"/>
+          <w:kern w:val="0"/>
+          <w:sz w:val="22"/>
+          <w:szCs w:val="22"/>
+        </w:rPr>
+        <w:t xml:space="preserve">and </w:t>
+      </w:r>
+      <w:r>
+        <w:rPr>
+          <w:rFonts w:ascii="Times New Roman" w:hAnsi="Times New Roman" w:cs="Times New Roman"/>
+          <w:kern w:val="0"/>
+          <w:sz w:val="22"/>
+          <w:szCs w:val="22"/>
+        </w:rPr>
+        <w:t>Perhaps also the usage should be seen as part of the writer’s use of Hellenistic religious language</w:t>
+      </w:r>
+      <w:r>
+        <w:rPr>
+          <w:rFonts w:ascii="Times New Roman" w:hAnsi="Times New Roman" w:cs="Times New Roman"/>
+          <w:kern w:val="0"/>
+          <w:sz w:val="22"/>
+          <w:szCs w:val="22"/>
+        </w:rPr>
+        <w:t>.”</w:t>
+      </w:r>
+      <w:r>
+        <w:rPr>
+          <w:rFonts w:ascii="Times New Roman" w:hAnsi="Times New Roman" w:cs="Times New Roman"/>
+          <w:kern w:val="0"/>
+          <w:sz w:val="22"/>
+          <w:szCs w:val="22"/>
+          <w:vertAlign w:val="superscript"/>
+        </w:rPr>
+        <w:footnoteReference w:id="61"/>
+      </w:r>
+      <w:r>
+        <w:rPr>
+          <w:rFonts w:ascii="Times New Roman" w:hAnsi="Times New Roman" w:cs="Times New Roman"/>
+          <w:kern w:val="0"/>
+          <w:sz w:val="22"/>
+          <w:szCs w:val="22"/>
+        </w:rPr>
+        <w:t xml:space="preserve"> In favor of the two-person separation view, he notes (1)</w:t>
+      </w:r>
+      <w:r>
+        <w:rPr>
+          <w:rFonts w:ascii="Times New Roman" w:hAnsi="Times New Roman" w:cs="Times New Roman"/>
+          <w:kern w:val="0"/>
+          <w:sz w:val="22"/>
+          <w:szCs w:val="22"/>
+        </w:rPr>
+        <w:t xml:space="preserve"> the separation in 1:2</w:t>
+      </w:r>
+      <w:r>
+        <w:rPr>
+          <w:rFonts w:ascii="Times New Roman" w:hAnsi="Times New Roman" w:cs="Times New Roman"/>
+          <w:kern w:val="0"/>
+          <w:sz w:val="22"/>
+          <w:szCs w:val="22"/>
+        </w:rPr>
+        <w:t>; (2)</w:t>
+      </w:r>
+      <w:r>
+        <w:rPr>
+          <w:rFonts w:ascii="Times New Roman" w:hAnsi="Times New Roman" w:cs="Times New Roman"/>
+          <w:kern w:val="0"/>
+          <w:sz w:val="22"/>
+          <w:szCs w:val="22"/>
+        </w:rPr>
+        <w:t xml:space="preserve"> </w:t>
+      </w:r>
+      <w:r>
+        <w:rPr>
+          <w:rFonts w:ascii="Times New Roman" w:hAnsi="Times New Roman" w:cs="Times New Roman"/>
+          <w:kern w:val="0"/>
+          <w:sz w:val="22"/>
+          <w:szCs w:val="22"/>
+        </w:rPr>
+        <w:t>Käsemann’s argument that since 3:18 uses “Lord” while 1:1 uses “God,” the writer must be</w:t>
+      </w:r>
+      <w:r>
+        <w:rPr>
+          <w:rFonts w:ascii="Times New Roman" w:hAnsi="Times New Roman" w:cs="Times New Roman"/>
+          <w:kern w:val="0"/>
+          <w:sz w:val="22"/>
+          <w:szCs w:val="22"/>
+        </w:rPr>
+        <w:t xml:space="preserve"> making a clear </w:t>
+      </w:r>
+      <w:r>
+        <w:rPr>
+          <w:rFonts w:ascii="Times New Roman" w:hAnsi="Times New Roman" w:cs="Times New Roman"/>
+          <w:kern w:val="0"/>
+          <w:sz w:val="22"/>
+          <w:szCs w:val="22"/>
+        </w:rPr>
+        <w:t>distinctions, but Bauckham states that “there is no reason why variations…should not be used”</w:t>
+      </w:r>
+      <w:r>
+        <w:rPr>
+          <w:rFonts w:ascii="Times New Roman" w:hAnsi="Times New Roman" w:cs="Times New Roman"/>
+          <w:kern w:val="0"/>
+          <w:sz w:val="22"/>
+          <w:szCs w:val="22"/>
+        </w:rPr>
+        <w:t>; and (3) “God” (</w:t>
+      </w:r>
+      <w:r>
+        <w:rPr>
+          <w:rFonts w:ascii="Times New Roman" w:hAnsi="Times New Roman" w:cs="Times New Roman"/>
+          <w:kern w:val="0"/>
+          <w:sz w:val="22"/>
+          <w:szCs w:val="22"/>
+          <w:lang w:val="el-GR"/>
+        </w:rPr>
+        <w:t>θεός</w:t>
+      </w:r>
+      <w:r>
+        <w:rPr>
+          <w:rFonts w:ascii="Times New Roman" w:hAnsi="Times New Roman" w:cs="Times New Roman"/>
+          <w:kern w:val="0"/>
+          <w:sz w:val="22"/>
+          <w:szCs w:val="22"/>
+        </w:rPr>
+        <w:t>) is rarely used of Jesus</w:t>
+      </w:r>
+      <w:r>
+        <w:rPr>
+          <w:rFonts w:ascii="Times New Roman" w:hAnsi="Times New Roman" w:cs="Times New Roman"/>
+          <w:kern w:val="0"/>
+          <w:sz w:val="22"/>
+          <w:szCs w:val="22"/>
+        </w:rPr>
+        <w:t xml:space="preserve"> (except </w:t>
+      </w:r>
+      <w:r>
+        <w:rPr>
+          <w:rFonts w:ascii="Times New Roman" w:hAnsi="Times New Roman" w:cs="Times New Roman"/>
+          <w:kern w:val="0"/>
+          <w:sz w:val="22"/>
+          <w:szCs w:val="22"/>
+        </w:rPr>
+        <w:t>John 1:1, 20:28, and Heb 1:8-9</w:t>
+      </w:r>
+      <w:r>
+        <w:rPr>
+          <w:rFonts w:ascii="Times New Roman" w:hAnsi="Times New Roman" w:cs="Times New Roman"/>
+          <w:kern w:val="0"/>
           <w:sz w:val="22"/>
           <w:szCs w:val="22"/>
         </w:rPr>
@@ -27719,71 +29260,184 @@
       <w:r>
         <w:rPr>
           <w:rFonts w:ascii="Times New Roman" w:hAnsi="Times New Roman" w:cs="Times New Roman"/>
-          <w:sz w:val="22"/>
-          <w:szCs w:val="22"/>
-        </w:rPr>
-        <w:t>Second, t</w:t>
-      </w:r>
-      <w:r>
-        <w:rPr>
-          <w:rFonts w:ascii="Times New Roman" w:hAnsi="Times New Roman" w:cs="Times New Roman"/>
-          <w:sz w:val="22"/>
-          <w:szCs w:val="22"/>
-        </w:rPr>
-        <w:t>he apostles</w:t>
-      </w:r>
-      <w:r>
-        <w:rPr>
-          <w:rFonts w:ascii="Times New Roman" w:hAnsi="Times New Roman" w:cs="Times New Roman"/>
-          <w:sz w:val="22"/>
-          <w:szCs w:val="22"/>
-        </w:rPr>
-        <w:t xml:space="preserve"> were </w:t>
-      </w:r>
-      <w:r>
-        <w:rPr>
-          <w:rFonts w:ascii="Times New Roman" w:hAnsi="Times New Roman" w:cs="Times New Roman"/>
-          <w:sz w:val="22"/>
-          <w:szCs w:val="22"/>
-        </w:rPr>
-        <w:t>Jesus’ representatives</w:t>
-      </w:r>
-      <w:r>
-        <w:rPr>
-          <w:rFonts w:ascii="Times New Roman" w:hAnsi="Times New Roman" w:cs="Times New Roman"/>
-          <w:sz w:val="22"/>
-          <w:szCs w:val="22"/>
-        </w:rPr>
-        <w:t>, meaning they were the ones carrying His message to the churches</w:t>
-      </w:r>
-      <w:r>
-        <w:rPr>
-          <w:rFonts w:ascii="Times New Roman" w:hAnsi="Times New Roman" w:cs="Times New Roman"/>
-          <w:sz w:val="22"/>
-          <w:szCs w:val="22"/>
-        </w:rPr>
-        <w:t>.</w:t>
+          <w:kern w:val="0"/>
+          <w:sz w:val="22"/>
+          <w:szCs w:val="22"/>
+        </w:rPr>
+        <w:t>Possibly also Titus 2:13, 1 John 5:20, Rom 9:5, 2 Thess 1:12</w:t>
+      </w:r>
+      <w:r>
+        <w:rPr>
+          <w:rFonts w:ascii="Times New Roman" w:hAnsi="Times New Roman" w:cs="Times New Roman"/>
+          <w:kern w:val="0"/>
+          <w:sz w:val="22"/>
+          <w:szCs w:val="22"/>
+        </w:rPr>
+        <w:t>).</w:t>
       </w:r>
       <w:r>
         <w:rPr>
           <w:rStyle w:val="FootnoteReference"/>
           <w:rFonts w:ascii="Times New Roman" w:hAnsi="Times New Roman" w:cs="Times New Roman"/>
-          <w:sz w:val="22"/>
-          <w:szCs w:val="22"/>
-        </w:rPr>
-        <w:footnoteReference w:id="48"/>
-      </w:r>
-      <w:r>
-        <w:rPr>
-          <w:rFonts w:ascii="Times New Roman" w:hAnsi="Times New Roman" w:cs="Times New Roman"/>
-          <w:sz w:val="22"/>
-          <w:szCs w:val="22"/>
-        </w:rPr>
-        <w:t xml:space="preserve"> These two aspects of apostleship give Peter an important, let us say, rock stand on. He had the authority from Jesus Christ to issue a letter of warning to these Christians.</w:t>
-      </w:r>
-    </w:p>
-    <w:p>
-      <w:pPr>
+          <w:kern w:val="0"/>
+          <w:sz w:val="22"/>
+          <w:szCs w:val="22"/>
+        </w:rPr>
+        <w:footnoteReference w:id="62"/>
+      </w:r>
+      <w:r>
+        <w:rPr>
+          <w:rFonts w:ascii="Times New Roman" w:hAnsi="Times New Roman" w:cs="Times New Roman"/>
+          <w:kern w:val="0"/>
+          <w:sz w:val="22"/>
+          <w:szCs w:val="22"/>
+        </w:rPr>
+        <w:t xml:space="preserve"> Bauckham concludes by stating it is impossible to know for </w:t>
+      </w:r>
+      <w:r>
+        <w:rPr>
+          <w:rFonts w:ascii="Times New Roman" w:hAnsi="Times New Roman" w:cs="Times New Roman"/>
+          <w:kern w:val="0"/>
+          <w:sz w:val="22"/>
+          <w:szCs w:val="22"/>
+        </w:rPr>
+        <w:lastRenderedPageBreak/>
+        <w:t>sure</w:t>
+      </w:r>
+      <w:r>
+        <w:rPr>
+          <w:rFonts w:ascii="Times New Roman" w:hAnsi="Times New Roman" w:cs="Times New Roman"/>
+          <w:kern w:val="0"/>
+          <w:sz w:val="22"/>
+          <w:szCs w:val="22"/>
+        </w:rPr>
+        <w:t xml:space="preserve"> if </w:t>
+      </w:r>
+      <w:r>
+        <w:rPr>
+          <w:rFonts w:ascii="Times New Roman" w:hAnsi="Times New Roman" w:cs="Times New Roman"/>
+          <w:kern w:val="0"/>
+          <w:sz w:val="22"/>
+          <w:szCs w:val="22"/>
+        </w:rPr>
+        <w:t>“</w:t>
+      </w:r>
+      <w:r>
+        <w:rPr>
+          <w:rFonts w:ascii="Times New Roman" w:hAnsi="Times New Roman" w:cs="Times New Roman"/>
+          <w:kern w:val="0"/>
+          <w:sz w:val="22"/>
+          <w:szCs w:val="22"/>
+        </w:rPr>
+        <w:t>the author</w:t>
+      </w:r>
+      <w:r>
+        <w:rPr>
+          <w:rFonts w:ascii="Times New Roman" w:hAnsi="Times New Roman" w:cs="Times New Roman"/>
+          <w:kern w:val="0"/>
+          <w:sz w:val="22"/>
+          <w:szCs w:val="22"/>
+        </w:rPr>
+        <w:t>”</w:t>
+      </w:r>
+      <w:r>
+        <w:rPr>
+          <w:rFonts w:ascii="Times New Roman" w:hAnsi="Times New Roman" w:cs="Times New Roman"/>
+          <w:kern w:val="0"/>
+          <w:sz w:val="22"/>
+          <w:szCs w:val="22"/>
+        </w:rPr>
+        <w:t xml:space="preserve"> (I argue Peter, contra Bauckham)</w:t>
+      </w:r>
+      <w:r>
+        <w:rPr>
+          <w:rFonts w:ascii="Times New Roman" w:hAnsi="Times New Roman" w:cs="Times New Roman"/>
+          <w:kern w:val="0"/>
+          <w:sz w:val="22"/>
+          <w:szCs w:val="22"/>
+        </w:rPr>
+        <w:t xml:space="preserve"> is trying to say Jesus is God in verse 1 or not.</w:t>
+      </w:r>
+      <w:r>
+        <w:rPr>
+          <w:rStyle w:val="FootnoteReference"/>
+          <w:rFonts w:ascii="Times New Roman" w:hAnsi="Times New Roman" w:cs="Times New Roman"/>
+          <w:kern w:val="0"/>
+          <w:sz w:val="22"/>
+          <w:szCs w:val="22"/>
+        </w:rPr>
+        <w:footnoteReference w:id="63"/>
+      </w:r>
+    </w:p>
+    <w:p>
+      <w:pPr>
+        <w:spacing w:after="0"/>
+        <w:ind w:firstLine="720"/>
+        <w:rPr>
+          <w:rFonts w:ascii="Times New Roman" w:hAnsi="Times New Roman" w:cs="Times New Roman"/>
+          <w:kern w:val="0"/>
+          <w:sz w:val="22"/>
+          <w:szCs w:val="22"/>
+        </w:rPr>
+      </w:pPr>
+      <w:r>
+        <w:rPr>
+          <w:rFonts w:ascii="Times New Roman" w:hAnsi="Times New Roman" w:cs="Times New Roman"/>
+          <w:kern w:val="0"/>
+          <w:sz w:val="22"/>
+          <w:szCs w:val="22"/>
+        </w:rPr>
+        <w:t>In my opinion, either option is viable. The view that it is two separate people (“Our God” and “Savior, Jesus Christ”)</w:t>
+      </w:r>
+      <w:r>
+        <w:rPr>
+          <w:rFonts w:ascii="Times New Roman" w:hAnsi="Times New Roman" w:cs="Times New Roman"/>
+          <w:kern w:val="0"/>
+          <w:sz w:val="22"/>
+          <w:szCs w:val="22"/>
+        </w:rPr>
+        <w:t xml:space="preserve"> may have slightly stronger evidence alongside 2 Peter 1:2, but </w:t>
+      </w:r>
+      <w:r>
+        <w:rPr>
+          <w:rFonts w:ascii="Times New Roman" w:hAnsi="Times New Roman" w:cs="Times New Roman"/>
+          <w:kern w:val="0"/>
+          <w:sz w:val="22"/>
+          <w:szCs w:val="22"/>
+        </w:rPr>
+        <w:t>it is true</w:t>
+      </w:r>
+      <w:r>
+        <w:rPr>
+          <w:rFonts w:ascii="Times New Roman" w:hAnsi="Times New Roman" w:cs="Times New Roman"/>
+          <w:kern w:val="0"/>
+          <w:sz w:val="22"/>
+          <w:szCs w:val="22"/>
+        </w:rPr>
+        <w:t xml:space="preserve"> that Jesus</w:t>
+      </w:r>
+      <w:r>
+        <w:rPr>
+          <w:rFonts w:ascii="Times New Roman" w:hAnsi="Times New Roman" w:cs="Times New Roman"/>
+          <w:kern w:val="0"/>
+          <w:sz w:val="22"/>
+          <w:szCs w:val="22"/>
+        </w:rPr>
+        <w:t xml:space="preserve"> is both called God or implied to be God in multiple passages in the NT</w:t>
+      </w:r>
+      <w:r>
+        <w:rPr>
+          <w:rFonts w:ascii="Times New Roman" w:hAnsi="Times New Roman" w:cs="Times New Roman"/>
+          <w:kern w:val="0"/>
+          <w:sz w:val="22"/>
+          <w:szCs w:val="22"/>
+        </w:rPr>
+        <w:t>, see citations above from Bauckham.</w:t>
+      </w:r>
+    </w:p>
+    <w:p>
+      <w:pPr>
+        <w:spacing w:after="0"/>
         <w:ind w:firstLine="540"/>
         <w:rPr>
           <w:rFonts w:ascii="Times New Roman" w:hAnsi="Times New Roman" w:cs="Times New Roman"/>
@@ -27794,42 +29448,72 @@
       <w:r>
         <w:rPr>
           <w:rFonts w:ascii="Times New Roman" w:hAnsi="Times New Roman" w:cs="Times New Roman"/>
-          <w:sz w:val="22"/>
-          <w:szCs w:val="22"/>
-        </w:rPr>
+          <w:b/>
+          <w:bCs/>
+          <w:sz w:val="22"/>
+          <w:szCs w:val="22"/>
+        </w:rPr>
+        <w:t>2</w:t>
+      </w:r>
+      <w:r>
+        <w:rPr>
+          <w:rFonts w:ascii="Times New Roman" w:hAnsi="Times New Roman" w:cs="Times New Roman"/>
+          <w:sz w:val="22"/>
+          <w:szCs w:val="22"/>
+        </w:rPr>
+        <w:tab/>
         <w:t>“</w:t>
       </w:r>
       <w:r>
         <w:rPr>
           <w:rFonts w:ascii="Times New Roman" w:hAnsi="Times New Roman" w:cs="Times New Roman"/>
-          <w:sz w:val="22"/>
-          <w:szCs w:val="22"/>
-        </w:rPr>
-        <w:t>To those who have received a faith of the same kind as ours</w:t>
-      </w:r>
-      <w:r>
-        <w:rPr>
-          <w:rFonts w:ascii="Times New Roman" w:hAnsi="Times New Roman" w:cs="Times New Roman"/>
-          <w:sz w:val="22"/>
-          <w:szCs w:val="22"/>
-        </w:rPr>
-        <w:t>.</w:t>
-      </w:r>
-      <w:r>
-        <w:rPr>
-          <w:rFonts w:ascii="Times New Roman" w:hAnsi="Times New Roman" w:cs="Times New Roman"/>
-          <w:sz w:val="22"/>
-          <w:szCs w:val="22"/>
-        </w:rPr>
-        <w:t>”</w:t>
-      </w:r>
-      <w:r>
-        <w:rPr>
-          <w:rFonts w:ascii="Times New Roman" w:hAnsi="Times New Roman" w:cs="Times New Roman"/>
-          <w:sz w:val="22"/>
-          <w:szCs w:val="22"/>
-        </w:rPr>
-        <w:t xml:space="preserve"> For comments on this phrase, see “A Gentile Audience?” (p. </w:t>
+          <w:smallCaps/>
+          <w:sz w:val="22"/>
+          <w:szCs w:val="22"/>
+        </w:rPr>
+        <w:t>Grace and peace be multiple to you</w:t>
+      </w:r>
+      <w:r>
+        <w:rPr>
+          <w:rFonts w:ascii="Times New Roman" w:hAnsi="Times New Roman" w:cs="Times New Roman"/>
+          <w:sz w:val="22"/>
+          <w:szCs w:val="22"/>
+        </w:rPr>
+        <w:t xml:space="preserve">.” </w:t>
+      </w:r>
+      <w:r>
+        <w:rPr>
+          <w:rFonts w:ascii="Times New Roman" w:hAnsi="Times New Roman" w:cs="Times New Roman"/>
+          <w:sz w:val="22"/>
+          <w:szCs w:val="22"/>
+        </w:rPr>
+        <w:t>For this phrase’s connection with 1 Peter 1:2, see “Second Peter” under “Internal Similarities, Differences, and Connections</w:t>
+      </w:r>
+      <w:r>
+        <w:rPr>
+          <w:rFonts w:ascii="Times New Roman" w:hAnsi="Times New Roman" w:cs="Times New Roman"/>
+          <w:sz w:val="22"/>
+          <w:szCs w:val="22"/>
+        </w:rPr>
+        <w:t xml:space="preserve">” in </w:t>
+      </w:r>
+      <w:r>
+        <w:rPr>
+          <w:rFonts w:ascii="Times New Roman" w:hAnsi="Times New Roman" w:cs="Times New Roman"/>
+          <w:i/>
+          <w:iCs/>
+          <w:sz w:val="22"/>
+          <w:szCs w:val="22"/>
+        </w:rPr>
+        <w:t>Excursus: The Communication of 1 and 2 Peter</w:t>
+      </w:r>
+      <w:r>
+        <w:rPr>
+          <w:rFonts w:ascii="Times New Roman" w:hAnsi="Times New Roman" w:cs="Times New Roman"/>
+          <w:sz w:val="22"/>
+          <w:szCs w:val="22"/>
+        </w:rPr>
+        <w:t xml:space="preserve"> (pp. </w:t>
       </w:r>
       <w:r>
         <w:rPr>
@@ -27845,7 +29529,7 @@
           <w:sz w:val="22"/>
           <w:szCs w:val="22"/>
         </w:rPr>
-        <w:instrText xml:space="preserve"> PAGEREF aud2PGen \h </w:instrText>
+        <w:instrText xml:space="preserve"> PAGEREF GraceandPeace2P \h </w:instrText>
       </w:r>
       <w:r>
         <w:rPr>
@@ -27869,7 +29553,7 @@
           <w:sz w:val="22"/>
           <w:szCs w:val="22"/>
         </w:rPr>
-        <w:t>45</w:t>
+        <w:t>9</w:t>
       </w:r>
       <w:r>
         <w:rPr>
@@ -27885,59 +29569,13 @@
           <w:sz w:val="22"/>
           <w:szCs w:val="22"/>
         </w:rPr>
-        <w:t>ff).</w:t>
-      </w:r>
-      <w:r>
-        <w:rPr>
-          <w:rFonts w:ascii="Times New Roman" w:hAnsi="Times New Roman" w:cs="Times New Roman"/>
-          <w:sz w:val="22"/>
-          <w:szCs w:val="22"/>
-        </w:rPr>
-        <w:t xml:space="preserve"> In summary, it seems to me that this may have a connection to Acts 11:17</w:t>
-      </w:r>
-      <w:r>
-        <w:rPr>
-          <w:rFonts w:ascii="Times New Roman" w:hAnsi="Times New Roman" w:cs="Times New Roman"/>
-          <w:sz w:val="22"/>
-          <w:szCs w:val="22"/>
-        </w:rPr>
-        <w:t xml:space="preserve"> and </w:t>
-      </w:r>
-      <w:r>
-        <w:rPr>
-          <w:rFonts w:ascii="Times New Roman" w:hAnsi="Times New Roman" w:cs="Times New Roman"/>
-          <w:sz w:val="22"/>
-          <w:szCs w:val="22"/>
-        </w:rPr>
-        <w:t>15:11</w:t>
-      </w:r>
-      <w:r>
-        <w:rPr>
-          <w:rFonts w:ascii="Times New Roman" w:hAnsi="Times New Roman" w:cs="Times New Roman"/>
-          <w:sz w:val="22"/>
-          <w:szCs w:val="22"/>
-        </w:rPr>
-        <w:t>, but the primary application is found in the apostles (“ours”) and the general audience (designated as “you” in ch. 1).</w:t>
-      </w:r>
-      <w:r>
-        <w:rPr>
-          <w:rFonts w:ascii="Times New Roman" w:hAnsi="Times New Roman" w:cs="Times New Roman"/>
-          <w:sz w:val="22"/>
-          <w:szCs w:val="22"/>
-        </w:rPr>
-        <w:t xml:space="preserve"> Thus, Peter is saying, “</w:t>
-      </w:r>
-      <w:r>
-        <w:rPr>
-          <w:rFonts w:ascii="Times New Roman" w:hAnsi="Times New Roman" w:cs="Times New Roman"/>
-          <w:sz w:val="22"/>
-          <w:szCs w:val="22"/>
-        </w:rPr>
-        <w:t>You [Jewish and Gentiles Christians] have received the same kind of faith as we [apostles] have.”</w:t>
-      </w:r>
-    </w:p>
-    <w:p>
-      <w:pPr>
+        <w:t>f).</w:t>
+      </w:r>
+    </w:p>
+    <w:p>
+      <w:pPr>
+        <w:spacing w:after="0"/>
+        <w:ind w:firstLine="540"/>
         <w:rPr>
           <w:rFonts w:ascii="Times New Roman" w:hAnsi="Times New Roman" w:cs="Times New Roman"/>
           <w:sz w:val="22"/>
@@ -27954,6 +29592,22 @@
           <w:docGrid w:linePitch="360"/>
         </w:sectPr>
       </w:pPr>
+      <w:r>
+        <w:rPr>
+          <w:rFonts w:ascii="Times New Roman" w:hAnsi="Times New Roman" w:cs="Times New Roman"/>
+          <w:sz w:val="22"/>
+          <w:szCs w:val="22"/>
+        </w:rPr>
+        <w:t>Peter is wishing to extend both God’s grace and peace to his audience. They would need both of these in their walk with God. They would need grace</w:t>
+      </w:r>
+      <w:r>
+        <w:rPr>
+          <w:rFonts w:ascii="Times New Roman" w:hAnsi="Times New Roman" w:cs="Times New Roman"/>
+          <w:sz w:val="22"/>
+          <w:szCs w:val="22"/>
+        </w:rPr>
+        <w:t xml:space="preserve"> their sins both past, present, and future. They would also need peace (especially in regard to their future dealings with false teachers, see ch. 2!).</w:t>
+      </w:r>
     </w:p>
     <w:p>
       <w:pPr>
@@ -27967,7 +29621,7 @@
           <w:szCs w:val="28"/>
         </w:rPr>
       </w:pPr>
-      <w:bookmarkStart w:id="32" w:name="_Ref235709503"/>
+      <w:bookmarkStart w:id="33" w:name="_Ref235709503"/>
       <w:r>
         <w:rPr>
           <w:rFonts w:ascii="Times New Roman" w:hAnsi="Times New Roman" w:cs="Times New Roman"/>
@@ -27980,7 +29634,7 @@
         <w:lastRenderedPageBreak/>
         <w:t>Works Cited</w:t>
       </w:r>
-      <w:bookmarkEnd w:id="32"/>
+      <w:bookmarkEnd w:id="33"/>
     </w:p>
     <w:p>
       <w:pPr>
@@ -29767,7 +31421,7 @@
         <w:ind w:left="1440" w:hanging="1080"/>
         <w:jc w:val="both"/>
         <w:rPr>
-          <w:rFonts w:ascii="Times New Roman" w:hAnsi="Times New Roman" w:cs="Times New Roman"/>
+          <w:rFonts w:ascii="Times New Roman" w:eastAsia="Times New Roman" w:hAnsi="Times New Roman" w:cs="Times New Roman"/>
           <w:sz w:val="22"/>
           <w:szCs w:val="22"/>
         </w:rPr>
@@ -29832,7 +31486,7 @@
           <w:sz w:val="22"/>
           <w:szCs w:val="22"/>
         </w:rPr>
-        <w:t xml:space="preserve">. </w:t>
+        <w:t>.</w:t>
       </w:r>
     </w:p>
     <w:p>
@@ -29852,7 +31506,7 @@
           <w:sz w:val="22"/>
           <w:szCs w:val="22"/>
         </w:rPr>
-        <w:t>Mayor, J. B.</w:t>
+        <w:t>Louw, J. P., and E. A. Nida</w:t>
       </w:r>
     </w:p>
     <w:p>
@@ -29875,7 +31529,7 @@
           <w:sz w:val="22"/>
           <w:szCs w:val="22"/>
         </w:rPr>
-        <w:t>1907</w:t>
+        <w:t>1996</w:t>
       </w:r>
       <w:r>
         <w:rPr>
@@ -29893,7 +31547,7 @@
           <w:sz w:val="22"/>
           <w:szCs w:val="22"/>
         </w:rPr>
-        <w:t>The Epistle of St. Jude and the Second Epistle of St. Peter: Greek Text with Introduction, Notes and Comments</w:t>
+        <w:t>Greek-English Lexicon of the New Testament: Based on Semantic Domains</w:t>
       </w:r>
       <w:r>
         <w:rPr>
@@ -29901,7 +31555,7 @@
           <w:sz w:val="22"/>
           <w:szCs w:val="22"/>
         </w:rPr>
-        <w:t>. London: Macmillan.</w:t>
+        <w:t>. New York: United Bible Societies.</w:t>
       </w:r>
     </w:p>
     <w:p>
@@ -29921,7 +31575,76 @@
           <w:sz w:val="22"/>
           <w:szCs w:val="22"/>
         </w:rPr>
+        <w:t>Mayor, J. B.</w:t>
+      </w:r>
+    </w:p>
+    <w:p>
+      <w:pPr>
+        <w:tabs>
+          <w:tab w:val="left" w:pos="1440"/>
+        </w:tabs>
+        <w:spacing w:after="60"/>
+        <w:ind w:left="1440" w:hanging="1080"/>
+        <w:jc w:val="both"/>
+        <w:rPr>
+          <w:rFonts w:ascii="Times New Roman" w:eastAsia="Times New Roman" w:hAnsi="Times New Roman" w:cs="Times New Roman"/>
+          <w:sz w:val="22"/>
+          <w:szCs w:val="22"/>
+        </w:rPr>
+      </w:pPr>
+      <w:r>
+        <w:rPr>
+          <w:rFonts w:ascii="Times New Roman" w:eastAsia="Times New Roman" w:hAnsi="Times New Roman" w:cs="Times New Roman"/>
+          <w:sz w:val="22"/>
+          <w:szCs w:val="22"/>
+        </w:rPr>
         <w:lastRenderedPageBreak/>
+        <w:t>1907</w:t>
+      </w:r>
+      <w:r>
+        <w:rPr>
+          <w:rFonts w:ascii="Times New Roman" w:eastAsia="Times New Roman" w:hAnsi="Times New Roman" w:cs="Times New Roman"/>
+          <w:sz w:val="22"/>
+          <w:szCs w:val="22"/>
+        </w:rPr>
+        <w:tab/>
+      </w:r>
+      <w:r>
+        <w:rPr>
+          <w:rFonts w:ascii="Times New Roman" w:eastAsia="Times New Roman" w:hAnsi="Times New Roman" w:cs="Times New Roman"/>
+          <w:i/>
+          <w:iCs/>
+          <w:sz w:val="22"/>
+          <w:szCs w:val="22"/>
+        </w:rPr>
+        <w:t>The Epistle of St. Jude and the Second Epistle of St. Peter: Greek Text with Introduction, Notes and Comments</w:t>
+      </w:r>
+      <w:r>
+        <w:rPr>
+          <w:rFonts w:ascii="Times New Roman" w:eastAsia="Times New Roman" w:hAnsi="Times New Roman" w:cs="Times New Roman"/>
+          <w:sz w:val="22"/>
+          <w:szCs w:val="22"/>
+        </w:rPr>
+        <w:t>. London: Macmillan.</w:t>
+      </w:r>
+    </w:p>
+    <w:p>
+      <w:pPr>
+        <w:spacing w:before="200" w:after="60"/>
+        <w:rPr>
+          <w:rFonts w:ascii="Times New Roman" w:hAnsi="Times New Roman" w:cs="Times New Roman"/>
+          <w:sz w:val="22"/>
+          <w:szCs w:val="22"/>
+        </w:rPr>
+      </w:pPr>
+      <w:r>
+        <w:rPr>
+          <w:rFonts w:ascii="Times New Roman" w:eastAsia="Times New Roman" w:hAnsi="Times New Roman" w:cs="Times New Roman"/>
+          <w:b/>
+          <w:bCs/>
+          <w:sz w:val="22"/>
+          <w:szCs w:val="22"/>
+        </w:rPr>
         <w:t>Origen</w:t>
       </w:r>
     </w:p>
@@ -30423,7 +32146,7 @@
 
 <file path=word/comments.xml><?xml version="1.0" encoding="utf-8"?>
 <w:comments xmlns:wpc="http://schemas.microsoft.com/office/word/2010/wordprocessingCanvas" xmlns:cx="http://schemas.microsoft.com/office/drawing/2014/chartex" xmlns:cx1="http://schemas.microsoft.com/office/drawing/2015/9/8/chartex" xmlns:cx2="http://schemas.microsoft.com/office/drawing/2015/10/21/chartex" xmlns:cx3="http://schemas.microsoft.com/office/drawing/2016/5/9/chartex" xmlns:cx4="http://schemas.microsoft.com/office/drawing/2016/5/10/chartex" xmlns:cx5="http://schemas.microsoft.com/office/drawing/2016/5/11/chartex" xmlns:cx6="http://schemas.microsoft.com/office/drawing/2016/5/12/chartex" xmlns:cx7="http://schemas.microsoft.com/office/drawing/2016/5/13/chartex" xmlns:cx8="http://schemas.microsoft.com/office/drawing/2016/5/14/chartex" xmlns:mc="http://schemas.openxmlformats.org/markup-compatibility/2006" xmlns:m="http://schemas.openxmlformats.org/officeDocument/2006/math" xmlns:aink="http://schemas.microsoft.com/office/drawing/2016/ink" xmlns:am3d="http://schemas.microsoft.com/office/drawing/2017/model3d" xmlns:oel="http://schemas.microsoft.com/office/2019/extlst" xmlns:r="http://schemas.openxmlformats.org/officeDocument/2006/relationships" xmlns:wp14="http://schemas.microsoft.com/office/word/2010/wordprocessingDrawing" xmlns:wp="http://schemas.openxmlformats.org/drawingml/2006/wordprocessingDrawing" xmlns:wpg="http://schemas.microsoft.com/office/word/2010/wordprocessingGroup" xmlns:wpi="http://schemas.microsoft.com/office/word/2010/wordprocessingInk" xmlns:wps="http://schemas.microsoft.com/office/word/2010/wordprocessingShape" xmlns:o="urn:schemas-microsoft-com:office:office" xmlns:v="urn:schemas-microsoft-com:vml" xmlns:w10="urn:schemas-microsoft-com:office:word" xmlns:w="http://schemas.openxmlformats.org/wordprocessingml/2006/main" xmlns:w14="http://schemas.microsoft.com/office/word/2010/wordml" xmlns:w15="http://schemas.microsoft.com/office/word/2012/wordml" xmlns:w16cei="http://schemas.microsoft.com/office/word/2026/wordml/cei" xmlns:w16cex="http://schemas.microsoft.com/office/word/2018/wordml/cex" xmlns:w16cid="http://schemas.microsoft.com/office/word/2016/wordml/cid" xmlns:w16="http://schemas.microsoft.com/office/word/2018/wordml" xmlns:w16sdtdh="http://schemas.microsoft.com/office/word/2020/wordml/sdtdatahash" xmlns:w16sdtfl="http://schemas.microsoft.com/office/word/2024/wordml/sdtformatlock" xmlns:w16se="http://schemas.microsoft.com/office/word/2015/wordml/symex" xmlns:w16du="http://schemas.microsoft.com/office/word/2023/wordml/word16du" xmlns:wne="http://schemas.microsoft.com/office/word/2006/wordml" mc:Ignorable="w14 w15 w16se w16cid w16 w16cex w16sdtdh w16sdtfl w16du wp14">
-  <w:comment w:id="28" w:author="Josh Haub" w:date="2026-07-26T15:35:00Z" w:initials="JH">
+  <w:comment w:id="29" w:author="Josh Haub" w:date="2026-07-26T15:35:00Z" w:initials="JH">
     <w:p>
       <w:r>
         <w:rPr>
@@ -31137,8 +32860,8 @@
         </w:rPr>
         <w:t xml:space="preserve"> 4 on p. </w:t>
       </w:r>
-      <w:bookmarkStart w:id="19" w:name="mistake"/>
-      <w:bookmarkEnd w:id="19"/>
+      <w:bookmarkStart w:id="20" w:name="mistake"/>
+      <w:bookmarkEnd w:id="20"/>
       <w:r>
         <w:rPr>
           <w:rFonts w:ascii="Times New Roman" w:hAnsi="Times New Roman" w:cs="Times New Roman"/>
@@ -33770,6 +35493,7 @@
   <w:footnote w:id="46">
     <w:p>
       <w:pPr>
+        <w:spacing w:after="0"/>
         <w:rPr>
           <w:rFonts w:ascii="Times New Roman" w:hAnsi="Times New Roman" w:cs="Times New Roman"/>
           <w:color w:val="000000" w:themeColor="text1"/>
@@ -33845,15 +35569,7 @@
           <w:sz w:val="16"/>
           <w:szCs w:val="16"/>
         </w:rPr>
-        <w:t xml:space="preserve"> “Bond-servant”:</w:t>
-      </w:r>
-      <w:r>
-        <w:rPr>
-          <w:rFonts w:ascii="Times New Roman" w:hAnsi="Times New Roman" w:cs="Times New Roman"/>
-          <w:sz w:val="16"/>
-          <w:szCs w:val="16"/>
-        </w:rPr>
-        <w:t xml:space="preserve"> </w:t>
+        <w:t xml:space="preserve"> “Bond-servant”: </w:t>
       </w:r>
       <w:r>
         <w:rPr>
@@ -33908,6 +35624,61 @@
   <w:footnote w:id="48">
     <w:p>
       <w:pPr>
+        <w:spacing w:after="0"/>
+        <w:rPr>
+          <w:rFonts w:ascii="Times New Roman" w:hAnsi="Times New Roman" w:cs="Times New Roman"/>
+          <w:sz w:val="16"/>
+          <w:szCs w:val="16"/>
+        </w:rPr>
+      </w:pPr>
+      <w:r>
+        <w:rPr>
+          <w:rFonts w:ascii="Times New Roman" w:hAnsi="Times New Roman" w:cs="Times New Roman"/>
+          <w:sz w:val="16"/>
+          <w:szCs w:val="16"/>
+          <w:vertAlign w:val="superscript"/>
+        </w:rPr>
+        <w:footnoteRef/>
+      </w:r>
+      <w:r>
+        <w:rPr>
+          <w:rFonts w:ascii="Times New Roman" w:hAnsi="Times New Roman" w:cs="Times New Roman"/>
+          <w:sz w:val="16"/>
+          <w:szCs w:val="16"/>
+        </w:rPr>
+        <w:t xml:space="preserve"> </w:t>
+      </w:r>
+      <w:r>
+        <w:rPr>
+          <w:rFonts w:ascii="Times New Roman" w:hAnsi="Times New Roman" w:cs="Times New Roman"/>
+          <w:sz w:val="16"/>
+          <w:szCs w:val="16"/>
+        </w:rPr>
+        <w:t xml:space="preserve">T. Schreiner, </w:t>
+      </w:r>
+      <w:r>
+        <w:rPr>
+          <w:rFonts w:ascii="Times New Roman" w:hAnsi="Times New Roman" w:cs="Times New Roman"/>
+          <w:i/>
+          <w:iCs/>
+          <w:sz w:val="16"/>
+          <w:szCs w:val="16"/>
+        </w:rPr>
+        <w:t>1, 2 Peter, Jude</w:t>
+      </w:r>
+      <w:r>
+        <w:rPr>
+          <w:rFonts w:ascii="Times New Roman" w:hAnsi="Times New Roman" w:cs="Times New Roman"/>
+          <w:sz w:val="16"/>
+          <w:szCs w:val="16"/>
+        </w:rPr>
+        <w:t>, 284.</w:t>
+      </w:r>
+    </w:p>
+  </w:footnote>
+  <w:footnote w:id="49">
+    <w:p>
+      <w:pPr>
         <w:pStyle w:val="FootnoteText"/>
         <w:rPr>
           <w:rFonts w:ascii="Times New Roman" w:hAnsi="Times New Roman" w:cs="Times New Roman"/>
@@ -33938,31 +35709,7 @@
           <w:sz w:val="16"/>
           <w:szCs w:val="16"/>
         </w:rPr>
-        <w:t>“Apostle” is “</w:t>
-      </w:r>
-      <w:r>
-        <w:rPr>
-          <w:rFonts w:ascii="Times New Roman" w:hAnsi="Times New Roman" w:cs="Times New Roman"/>
-          <w:sz w:val="16"/>
-          <w:szCs w:val="16"/>
-        </w:rPr>
-        <w:t>one who fulfills the role of being a special messenge</w:t>
-      </w:r>
-      <w:r>
-        <w:rPr>
-          <w:rFonts w:ascii="Times New Roman" w:hAnsi="Times New Roman" w:cs="Times New Roman"/>
-          <w:sz w:val="16"/>
-          <w:szCs w:val="16"/>
-        </w:rPr>
-        <w:t xml:space="preserve">r.” See </w:t>
-      </w:r>
-      <w:r>
-        <w:rPr>
-          <w:rFonts w:ascii="Times New Roman" w:hAnsi="Times New Roman" w:cs="Times New Roman"/>
-          <w:sz w:val="16"/>
-          <w:szCs w:val="16"/>
-        </w:rPr>
-        <w:t xml:space="preserve">Johannes P. Louw and Eugene Albert Nida, in </w:t>
+        <w:t xml:space="preserve">“Apostle” is “one who fulfills the role of being a special messenger.” See Johannes P. Louw and Eugene Albert Nida, in </w:t>
       </w:r>
       <w:hyperlink r:id="rId12" w:history="1">
         <w:r>
@@ -33983,15 +35730,7 @@
           <w:sz w:val="16"/>
           <w:szCs w:val="16"/>
         </w:rPr>
-        <w:t xml:space="preserve"> (New York: United Bible Societies, 1996)</w:t>
-      </w:r>
-      <w:r>
-        <w:rPr>
-          <w:rFonts w:ascii="Times New Roman" w:hAnsi="Times New Roman" w:cs="Times New Roman"/>
-          <w:sz w:val="16"/>
-          <w:szCs w:val="16"/>
-        </w:rPr>
-        <w:t>, 5</w:t>
+        <w:t xml:space="preserve"> (New York: United Bible Societies, 1996), 5</w:t>
       </w:r>
       <w:r>
         <w:rPr>
@@ -34000,6 +35739,1244 @@
           <w:szCs w:val="16"/>
         </w:rPr>
         <w:t>41.</w:t>
+      </w:r>
+    </w:p>
+  </w:footnote>
+  <w:footnote w:id="50">
+    <w:p>
+      <w:pPr>
+        <w:pStyle w:val="FootnoteText"/>
+        <w:rPr>
+          <w:rFonts w:ascii="Times New Roman" w:hAnsi="Times New Roman" w:cs="Times New Roman"/>
+          <w:sz w:val="16"/>
+          <w:szCs w:val="16"/>
+        </w:rPr>
+      </w:pPr>
+      <w:r>
+        <w:rPr>
+          <w:rStyle w:val="FootnoteReference"/>
+          <w:rFonts w:ascii="Times New Roman" w:hAnsi="Times New Roman" w:cs="Times New Roman"/>
+          <w:sz w:val="16"/>
+          <w:szCs w:val="16"/>
+        </w:rPr>
+        <w:footnoteRef/>
+      </w:r>
+      <w:r>
+        <w:rPr>
+          <w:rFonts w:ascii="Times New Roman" w:hAnsi="Times New Roman" w:cs="Times New Roman"/>
+          <w:sz w:val="16"/>
+          <w:szCs w:val="16"/>
+        </w:rPr>
+        <w:t xml:space="preserve"> So T. Schreiner</w:t>
+      </w:r>
+      <w:r>
+        <w:rPr>
+          <w:rFonts w:ascii="Times New Roman" w:hAnsi="Times New Roman" w:cs="Times New Roman"/>
+          <w:sz w:val="16"/>
+          <w:szCs w:val="16"/>
+        </w:rPr>
+        <w:t xml:space="preserve"> when he writes: “</w:t>
+      </w:r>
+      <w:r>
+        <w:rPr>
+          <w:rFonts w:ascii="Times New Roman" w:hAnsi="Times New Roman" w:cs="Times New Roman"/>
+          <w:sz w:val="16"/>
+          <w:szCs w:val="16"/>
+        </w:rPr>
+        <w:t xml:space="preserve">The term </w:t>
+      </w:r>
+      <w:r>
+        <w:rPr>
+          <w:rFonts w:ascii="Times New Roman" w:hAnsi="Times New Roman" w:cs="Times New Roman"/>
+          <w:sz w:val="16"/>
+          <w:szCs w:val="16"/>
+        </w:rPr>
+        <w:t>‘</w:t>
+      </w:r>
+      <w:r>
+        <w:rPr>
+          <w:rFonts w:ascii="Times New Roman" w:hAnsi="Times New Roman" w:cs="Times New Roman"/>
+          <w:sz w:val="16"/>
+          <w:szCs w:val="16"/>
+        </w:rPr>
+        <w:t>apostle</w:t>
+      </w:r>
+      <w:r>
+        <w:rPr>
+          <w:rFonts w:ascii="Times New Roman" w:hAnsi="Times New Roman" w:cs="Times New Roman"/>
+          <w:sz w:val="16"/>
+          <w:szCs w:val="16"/>
+        </w:rPr>
+        <w:t>’</w:t>
+      </w:r>
+      <w:r>
+        <w:rPr>
+          <w:rFonts w:ascii="Times New Roman" w:hAnsi="Times New Roman" w:cs="Times New Roman"/>
+          <w:sz w:val="16"/>
+          <w:szCs w:val="16"/>
+        </w:rPr>
+        <w:t xml:space="preserve"> in some contexts may refer to missionaries or messengers (Rom 16:7; 2 Cor 8:23; Phil 2:25), but neither of those meanings fits here. Peter was speaking more technically of those whom Jesus Christ specially called and appointed to serve as apostles (Matt 10:1–11:1; Mark 3:13–19; cf. Acts 1:21–26). The authority of the apostles is communicated in 2 Pet 3:2 and the high estimate of Paul (2 Pet 3:15–16). Peter,</w:t>
+      </w:r>
+      <w:r>
+        <w:rPr>
+          <w:rFonts w:ascii="Times New Roman" w:hAnsi="Times New Roman" w:cs="Times New Roman"/>
+          <w:sz w:val="16"/>
+          <w:szCs w:val="16"/>
+        </w:rPr>
+        <w:t xml:space="preserve"> </w:t>
+      </w:r>
+      <w:r>
+        <w:rPr>
+          <w:rFonts w:ascii="Times New Roman" w:hAnsi="Times New Roman" w:cs="Times New Roman"/>
+          <w:sz w:val="16"/>
+          <w:szCs w:val="16"/>
+        </w:rPr>
+        <w:t>therefore, was not merely sharing his opinion in his letter. He wrote as a commissioned slave of Jesus Christ and his appointed apostle. He wrote authoritatively to a church threatened by false teachers</w:t>
+      </w:r>
+      <w:r>
+        <w:rPr>
+          <w:rFonts w:ascii="Times New Roman" w:hAnsi="Times New Roman" w:cs="Times New Roman"/>
+          <w:sz w:val="16"/>
+          <w:szCs w:val="16"/>
+        </w:rPr>
+        <w:t>.</w:t>
+      </w:r>
+      <w:r>
+        <w:rPr>
+          <w:rFonts w:ascii="Times New Roman" w:hAnsi="Times New Roman" w:cs="Times New Roman"/>
+          <w:sz w:val="16"/>
+          <w:szCs w:val="16"/>
+        </w:rPr>
+        <w:t xml:space="preserve">” See T. Schreiner, </w:t>
+      </w:r>
+      <w:r>
+        <w:rPr>
+          <w:rFonts w:ascii="Times New Roman" w:hAnsi="Times New Roman" w:cs="Times New Roman"/>
+          <w:i/>
+          <w:iCs/>
+          <w:sz w:val="16"/>
+          <w:szCs w:val="16"/>
+        </w:rPr>
+        <w:t>1,2 Peter, Jude</w:t>
+      </w:r>
+      <w:r>
+        <w:rPr>
+          <w:rFonts w:ascii="Times New Roman" w:hAnsi="Times New Roman" w:cs="Times New Roman"/>
+          <w:sz w:val="16"/>
+          <w:szCs w:val="16"/>
+        </w:rPr>
+        <w:t>, 284-285.</w:t>
+      </w:r>
+    </w:p>
+  </w:footnote>
+  <w:footnote w:id="51">
+    <w:p>
+      <w:pPr>
+        <w:pStyle w:val="FootnoteText"/>
+        <w:rPr>
+          <w:rFonts w:ascii="Times New Roman" w:hAnsi="Times New Roman" w:cs="Times New Roman"/>
+          <w:sz w:val="16"/>
+          <w:szCs w:val="16"/>
+        </w:rPr>
+      </w:pPr>
+      <w:r>
+        <w:rPr>
+          <w:rStyle w:val="FootnoteReference"/>
+          <w:rFonts w:ascii="Times New Roman" w:hAnsi="Times New Roman" w:cs="Times New Roman"/>
+          <w:sz w:val="16"/>
+          <w:szCs w:val="16"/>
+        </w:rPr>
+        <w:footnoteRef/>
+      </w:r>
+      <w:r>
+        <w:rPr>
+          <w:rFonts w:ascii="Times New Roman" w:hAnsi="Times New Roman" w:cs="Times New Roman"/>
+          <w:sz w:val="16"/>
+          <w:szCs w:val="16"/>
+        </w:rPr>
+        <w:t xml:space="preserve"> While he does not cite these passages, T. Schreiner does note</w:t>
+      </w:r>
+      <w:r>
+        <w:rPr>
+          <w:rFonts w:ascii="Times New Roman" w:hAnsi="Times New Roman" w:cs="Times New Roman"/>
+          <w:sz w:val="16"/>
+          <w:szCs w:val="16"/>
+        </w:rPr>
+        <w:t>: “</w:t>
+      </w:r>
+      <w:r>
+        <w:rPr>
+          <w:rFonts w:ascii="Times New Roman" w:hAnsi="Times New Roman" w:cs="Times New Roman"/>
+          <w:sz w:val="16"/>
+          <w:szCs w:val="16"/>
+        </w:rPr>
+        <w:t>Peter did not identify the recipients geographically, though they probably were Gentile</w:t>
+      </w:r>
+      <w:r>
+        <w:rPr>
+          <w:rFonts w:ascii="Times New Roman" w:hAnsi="Times New Roman" w:cs="Times New Roman"/>
+          <w:sz w:val="16"/>
+          <w:szCs w:val="16"/>
+        </w:rPr>
+        <w:t xml:space="preserve">s.” </w:t>
+      </w:r>
+      <w:r>
+        <w:rPr>
+          <w:rFonts w:ascii="Times New Roman" w:hAnsi="Times New Roman" w:cs="Times New Roman"/>
+          <w:sz w:val="16"/>
+          <w:szCs w:val="16"/>
+        </w:rPr>
+        <w:t>Schreiner questions why Peter’s point would be “apostles” (“us”) and “Christians” (“you”).</w:t>
+      </w:r>
+      <w:r>
+        <w:rPr>
+          <w:rFonts w:ascii="Times New Roman" w:hAnsi="Times New Roman" w:cs="Times New Roman"/>
+          <w:sz w:val="16"/>
+          <w:szCs w:val="16"/>
+        </w:rPr>
+        <w:t xml:space="preserve"> Schreiner concludes that Peter probably is making </w:t>
+      </w:r>
+      <w:r>
+        <w:rPr>
+          <w:rFonts w:ascii="Times New Roman" w:hAnsi="Times New Roman" w:cs="Times New Roman"/>
+          <w:sz w:val="16"/>
+          <w:szCs w:val="16"/>
+        </w:rPr>
+        <w:t xml:space="preserve">a general reference that all Christians share the same blessings. </w:t>
+      </w:r>
+      <w:r>
+        <w:rPr>
+          <w:rFonts w:ascii="Times New Roman" w:hAnsi="Times New Roman" w:cs="Times New Roman"/>
+          <w:sz w:val="16"/>
+          <w:szCs w:val="16"/>
+        </w:rPr>
+        <w:t xml:space="preserve">See T. Schreiner, </w:t>
+      </w:r>
+      <w:r>
+        <w:rPr>
+          <w:rFonts w:ascii="Times New Roman" w:hAnsi="Times New Roman" w:cs="Times New Roman"/>
+          <w:i/>
+          <w:iCs/>
+          <w:sz w:val="16"/>
+          <w:szCs w:val="16"/>
+        </w:rPr>
+        <w:t>1, 2 Peter, Jude</w:t>
+      </w:r>
+      <w:r>
+        <w:rPr>
+          <w:rFonts w:ascii="Times New Roman" w:hAnsi="Times New Roman" w:cs="Times New Roman"/>
+          <w:sz w:val="16"/>
+          <w:szCs w:val="16"/>
+        </w:rPr>
+        <w:t>, 285</w:t>
+      </w:r>
+      <w:r>
+        <w:rPr>
+          <w:rFonts w:ascii="Times New Roman" w:hAnsi="Times New Roman" w:cs="Times New Roman"/>
+          <w:sz w:val="16"/>
+          <w:szCs w:val="16"/>
+        </w:rPr>
+        <w:t>-286</w:t>
+      </w:r>
+      <w:r>
+        <w:rPr>
+          <w:rFonts w:ascii="Times New Roman" w:hAnsi="Times New Roman" w:cs="Times New Roman"/>
+          <w:sz w:val="16"/>
+          <w:szCs w:val="16"/>
+        </w:rPr>
+        <w:t>.</w:t>
+      </w:r>
+    </w:p>
+  </w:footnote>
+  <w:footnote w:id="52">
+    <w:p>
+      <w:pPr>
+        <w:spacing w:after="0"/>
+        <w:rPr>
+          <w:rFonts w:ascii="Times New Roman" w:hAnsi="Times New Roman" w:cs="Times New Roman"/>
+          <w:sz w:val="16"/>
+          <w:szCs w:val="16"/>
+        </w:rPr>
+      </w:pPr>
+      <w:r>
+        <w:rPr>
+          <w:rFonts w:ascii="Times New Roman" w:hAnsi="Times New Roman" w:cs="Times New Roman"/>
+          <w:sz w:val="16"/>
+          <w:szCs w:val="16"/>
+          <w:vertAlign w:val="superscript"/>
+        </w:rPr>
+        <w:footnoteRef/>
+      </w:r>
+      <w:r>
+        <w:rPr>
+          <w:rFonts w:ascii="Times New Roman" w:hAnsi="Times New Roman" w:cs="Times New Roman"/>
+          <w:sz w:val="16"/>
+          <w:szCs w:val="16"/>
+        </w:rPr>
+        <w:t xml:space="preserve"> </w:t>
+      </w:r>
+      <w:r>
+        <w:rPr>
+          <w:rFonts w:ascii="Times New Roman" w:hAnsi="Times New Roman" w:cs="Times New Roman"/>
+          <w:sz w:val="16"/>
+          <w:szCs w:val="16"/>
+        </w:rPr>
+        <w:t xml:space="preserve">R. Bauckham, </w:t>
+      </w:r>
+      <w:r>
+        <w:rPr>
+          <w:rFonts w:ascii="Times New Roman" w:hAnsi="Times New Roman" w:cs="Times New Roman"/>
+          <w:i/>
+          <w:iCs/>
+          <w:sz w:val="16"/>
+          <w:szCs w:val="16"/>
+        </w:rPr>
+        <w:t>2 Peter, Jude</w:t>
+      </w:r>
+      <w:r>
+        <w:rPr>
+          <w:rFonts w:ascii="Times New Roman" w:hAnsi="Times New Roman" w:cs="Times New Roman"/>
+          <w:sz w:val="16"/>
+          <w:szCs w:val="16"/>
+        </w:rPr>
+        <w:t>,</w:t>
+      </w:r>
+      <w:r>
+        <w:rPr>
+          <w:rFonts w:ascii="Times New Roman" w:hAnsi="Times New Roman" w:cs="Times New Roman"/>
+          <w:sz w:val="16"/>
+          <w:szCs w:val="16"/>
+        </w:rPr>
+        <w:t xml:space="preserve"> 165.</w:t>
+      </w:r>
+    </w:p>
+  </w:footnote>
+  <w:footnote w:id="53">
+    <w:p>
+      <w:pPr>
+        <w:spacing w:after="0"/>
+        <w:rPr>
+          <w:rFonts w:ascii="Times New Roman" w:hAnsi="Times New Roman" w:cs="Times New Roman"/>
+          <w:sz w:val="16"/>
+          <w:szCs w:val="16"/>
+        </w:rPr>
+      </w:pPr>
+      <w:r>
+        <w:rPr>
+          <w:rFonts w:ascii="Times New Roman" w:hAnsi="Times New Roman" w:cs="Times New Roman"/>
+          <w:sz w:val="16"/>
+          <w:szCs w:val="16"/>
+          <w:vertAlign w:val="superscript"/>
+        </w:rPr>
+        <w:footnoteRef/>
+      </w:r>
+      <w:r>
+        <w:rPr>
+          <w:rFonts w:ascii="Times New Roman" w:hAnsi="Times New Roman" w:cs="Times New Roman"/>
+          <w:sz w:val="16"/>
+          <w:szCs w:val="16"/>
+        </w:rPr>
+        <w:t xml:space="preserve"> </w:t>
+      </w:r>
+      <w:r>
+        <w:rPr>
+          <w:rFonts w:ascii="Times New Roman" w:hAnsi="Times New Roman" w:cs="Times New Roman"/>
+          <w:sz w:val="16"/>
+          <w:szCs w:val="16"/>
+        </w:rPr>
+        <w:t>R. Bauckham</w:t>
+      </w:r>
+      <w:r>
+        <w:rPr>
+          <w:rFonts w:ascii="Times New Roman" w:hAnsi="Times New Roman" w:cs="Times New Roman"/>
+          <w:i/>
+          <w:iCs/>
+          <w:sz w:val="16"/>
+          <w:szCs w:val="16"/>
+        </w:rPr>
+        <w:t>,</w:t>
+      </w:r>
+      <w:r>
+        <w:rPr>
+          <w:rFonts w:ascii="Times New Roman" w:hAnsi="Times New Roman" w:cs="Times New Roman"/>
+          <w:i/>
+          <w:iCs/>
+          <w:sz w:val="16"/>
+          <w:szCs w:val="16"/>
+        </w:rPr>
+        <w:t xml:space="preserve"> 2 Peter, Jude</w:t>
+      </w:r>
+      <w:r>
+        <w:rPr>
+          <w:rFonts w:ascii="Times New Roman" w:hAnsi="Times New Roman" w:cs="Times New Roman"/>
+          <w:sz w:val="16"/>
+          <w:szCs w:val="16"/>
+        </w:rPr>
+        <w:t xml:space="preserve">, </w:t>
+      </w:r>
+      <w:r>
+        <w:rPr>
+          <w:rFonts w:ascii="Times New Roman" w:hAnsi="Times New Roman" w:cs="Times New Roman"/>
+          <w:sz w:val="16"/>
+          <w:szCs w:val="16"/>
+        </w:rPr>
+        <w:t>168.</w:t>
+      </w:r>
+    </w:p>
+  </w:footnote>
+  <w:footnote w:id="54">
+    <w:p>
+      <w:pPr>
+        <w:pStyle w:val="FootnoteText"/>
+        <w:rPr>
+          <w:rFonts w:ascii="Times New Roman" w:hAnsi="Times New Roman" w:cs="Times New Roman"/>
+          <w:sz w:val="16"/>
+          <w:szCs w:val="16"/>
+        </w:rPr>
+      </w:pPr>
+      <w:r>
+        <w:rPr>
+          <w:rStyle w:val="FootnoteReference"/>
+          <w:rFonts w:ascii="Times New Roman" w:hAnsi="Times New Roman" w:cs="Times New Roman"/>
+          <w:sz w:val="16"/>
+          <w:szCs w:val="16"/>
+        </w:rPr>
+        <w:footnoteRef/>
+      </w:r>
+      <w:r>
+        <w:rPr>
+          <w:rFonts w:ascii="Times New Roman" w:hAnsi="Times New Roman" w:cs="Times New Roman"/>
+          <w:sz w:val="16"/>
+          <w:szCs w:val="16"/>
+        </w:rPr>
+        <w:t xml:space="preserve"> </w:t>
+      </w:r>
+      <w:r>
+        <w:rPr>
+          <w:rFonts w:ascii="Times New Roman" w:hAnsi="Times New Roman" w:cs="Times New Roman"/>
+          <w:sz w:val="16"/>
+          <w:szCs w:val="16"/>
+        </w:rPr>
+        <w:t xml:space="preserve">Contra </w:t>
+      </w:r>
+      <w:r>
+        <w:rPr>
+          <w:rFonts w:ascii="Times New Roman" w:hAnsi="Times New Roman" w:cs="Times New Roman"/>
+          <w:sz w:val="16"/>
+          <w:szCs w:val="16"/>
+        </w:rPr>
+        <w:t>Schreine</w:t>
+      </w:r>
+      <w:r>
+        <w:rPr>
+          <w:rFonts w:ascii="Times New Roman" w:hAnsi="Times New Roman" w:cs="Times New Roman"/>
+          <w:sz w:val="16"/>
+          <w:szCs w:val="16"/>
+        </w:rPr>
+        <w:t>r</w:t>
+      </w:r>
+      <w:r>
+        <w:rPr>
+          <w:rFonts w:ascii="Times New Roman" w:hAnsi="Times New Roman" w:cs="Times New Roman"/>
+          <w:sz w:val="16"/>
+          <w:szCs w:val="16"/>
+        </w:rPr>
+        <w:t>,</w:t>
+      </w:r>
+      <w:r>
+        <w:rPr>
+          <w:rFonts w:ascii="Times New Roman" w:hAnsi="Times New Roman" w:cs="Times New Roman"/>
+          <w:sz w:val="16"/>
+          <w:szCs w:val="16"/>
+        </w:rPr>
+        <w:t xml:space="preserve"> so objects to this interpretation, stating,</w:t>
+      </w:r>
+      <w:r>
+        <w:rPr>
+          <w:rFonts w:ascii="Times New Roman" w:hAnsi="Times New Roman" w:cs="Times New Roman"/>
+          <w:sz w:val="16"/>
+          <w:szCs w:val="16"/>
+        </w:rPr>
+        <w:t xml:space="preserve"> “</w:t>
+      </w:r>
+      <w:r>
+        <w:rPr>
+          <w:rFonts w:ascii="Times New Roman" w:hAnsi="Times New Roman" w:cs="Times New Roman"/>
+          <w:sz w:val="16"/>
+          <w:szCs w:val="16"/>
+        </w:rPr>
+        <w:t xml:space="preserve">The gift of faith given by God is not understood in the New Testament to be </w:t>
+      </w:r>
+      <w:r>
+        <w:rPr>
+          <w:rFonts w:ascii="Times New Roman" w:hAnsi="Times New Roman" w:cs="Times New Roman"/>
+          <w:sz w:val="16"/>
+          <w:szCs w:val="16"/>
+        </w:rPr>
+        <w:t>‘</w:t>
+      </w:r>
+      <w:r>
+        <w:rPr>
+          <w:rFonts w:ascii="Times New Roman" w:hAnsi="Times New Roman" w:cs="Times New Roman"/>
+          <w:sz w:val="16"/>
+          <w:szCs w:val="16"/>
+        </w:rPr>
+        <w:t>fair</w:t>
+      </w:r>
+      <w:r>
+        <w:rPr>
+          <w:rFonts w:ascii="Times New Roman" w:hAnsi="Times New Roman" w:cs="Times New Roman"/>
+          <w:sz w:val="16"/>
+          <w:szCs w:val="16"/>
+        </w:rPr>
+        <w:t xml:space="preserve">’ </w:t>
+      </w:r>
+      <w:r>
+        <w:rPr>
+          <w:rFonts w:ascii="Times New Roman" w:hAnsi="Times New Roman" w:cs="Times New Roman"/>
+          <w:sz w:val="16"/>
+          <w:szCs w:val="16"/>
+        </w:rPr>
+        <w:t>but entirely of grace. Hence, God’s righteousness here does not denote his fairness but his saving righteousnes</w:t>
+      </w:r>
+      <w:r>
+        <w:rPr>
+          <w:rFonts w:ascii="Times New Roman" w:hAnsi="Times New Roman" w:cs="Times New Roman"/>
+          <w:sz w:val="16"/>
+          <w:szCs w:val="16"/>
+        </w:rPr>
+        <w:t xml:space="preserve">s.” See T. Schreiner, </w:t>
+      </w:r>
+      <w:r>
+        <w:rPr>
+          <w:rFonts w:ascii="Times New Roman" w:hAnsi="Times New Roman" w:cs="Times New Roman"/>
+          <w:i/>
+          <w:iCs/>
+          <w:sz w:val="16"/>
+          <w:szCs w:val="16"/>
+        </w:rPr>
+        <w:t>1, 2 Peter, Jude</w:t>
+      </w:r>
+      <w:r>
+        <w:rPr>
+          <w:rFonts w:ascii="Times New Roman" w:hAnsi="Times New Roman" w:cs="Times New Roman"/>
+          <w:sz w:val="16"/>
+          <w:szCs w:val="16"/>
+        </w:rPr>
+        <w:t>, 286.</w:t>
+      </w:r>
+    </w:p>
+  </w:footnote>
+  <w:footnote w:id="55">
+    <w:p>
+      <w:pPr>
+        <w:spacing w:after="0"/>
+        <w:rPr>
+          <w:rFonts w:ascii="Times New Roman" w:hAnsi="Times New Roman" w:cs="Times New Roman"/>
+          <w:sz w:val="16"/>
+          <w:szCs w:val="16"/>
+        </w:rPr>
+      </w:pPr>
+      <w:r>
+        <w:rPr>
+          <w:rFonts w:ascii="Times New Roman" w:hAnsi="Times New Roman" w:cs="Times New Roman"/>
+          <w:sz w:val="16"/>
+          <w:szCs w:val="16"/>
+          <w:vertAlign w:val="superscript"/>
+        </w:rPr>
+        <w:footnoteRef/>
+      </w:r>
+      <w:r>
+        <w:rPr>
+          <w:rFonts w:ascii="Times New Roman" w:hAnsi="Times New Roman" w:cs="Times New Roman"/>
+          <w:sz w:val="16"/>
+          <w:szCs w:val="16"/>
+        </w:rPr>
+        <w:t xml:space="preserve"> </w:t>
+      </w:r>
+      <w:r>
+        <w:rPr>
+          <w:rFonts w:ascii="Times New Roman" w:hAnsi="Times New Roman" w:cs="Times New Roman"/>
+          <w:sz w:val="16"/>
+          <w:szCs w:val="16"/>
+        </w:rPr>
+        <w:t>M.</w:t>
+      </w:r>
+      <w:r>
+        <w:rPr>
+          <w:rFonts w:ascii="Times New Roman" w:hAnsi="Times New Roman" w:cs="Times New Roman"/>
+          <w:sz w:val="16"/>
+          <w:szCs w:val="16"/>
+        </w:rPr>
+        <w:t xml:space="preserve"> Green, </w:t>
+      </w:r>
+      <w:r>
+        <w:rPr>
+          <w:rFonts w:ascii="Times New Roman" w:hAnsi="Times New Roman" w:cs="Times New Roman"/>
+          <w:i/>
+          <w:iCs/>
+          <w:sz w:val="16"/>
+          <w:szCs w:val="16"/>
+        </w:rPr>
+        <w:t>2 Peter and Jude</w:t>
+      </w:r>
+      <w:r>
+        <w:rPr>
+          <w:rFonts w:ascii="Times New Roman" w:hAnsi="Times New Roman" w:cs="Times New Roman"/>
+          <w:sz w:val="16"/>
+          <w:szCs w:val="16"/>
+        </w:rPr>
+        <w:t>, 78.</w:t>
+      </w:r>
+    </w:p>
+  </w:footnote>
+  <w:footnote w:id="56">
+    <w:p>
+      <w:pPr>
+        <w:spacing w:after="0"/>
+        <w:rPr>
+          <w:rFonts w:ascii="Times New Roman" w:hAnsi="Times New Roman" w:cs="Times New Roman"/>
+          <w:sz w:val="16"/>
+          <w:szCs w:val="16"/>
+        </w:rPr>
+      </w:pPr>
+      <w:r>
+        <w:rPr>
+          <w:rFonts w:ascii="Times New Roman" w:hAnsi="Times New Roman" w:cs="Times New Roman"/>
+          <w:sz w:val="16"/>
+          <w:szCs w:val="16"/>
+          <w:vertAlign w:val="superscript"/>
+        </w:rPr>
+        <w:footnoteRef/>
+      </w:r>
+      <w:r>
+        <w:rPr>
+          <w:rFonts w:ascii="Times New Roman" w:hAnsi="Times New Roman" w:cs="Times New Roman"/>
+          <w:sz w:val="16"/>
+          <w:szCs w:val="16"/>
+        </w:rPr>
+        <w:t xml:space="preserve"> </w:t>
+      </w:r>
+      <w:r>
+        <w:rPr>
+          <w:rFonts w:ascii="Times New Roman" w:hAnsi="Times New Roman" w:cs="Times New Roman"/>
+          <w:sz w:val="16"/>
+          <w:szCs w:val="16"/>
+        </w:rPr>
+        <w:t>M.</w:t>
+      </w:r>
+      <w:r>
+        <w:rPr>
+          <w:rFonts w:ascii="Times New Roman" w:hAnsi="Times New Roman" w:cs="Times New Roman"/>
+          <w:sz w:val="16"/>
+          <w:szCs w:val="16"/>
+        </w:rPr>
+        <w:t xml:space="preserve"> Green, </w:t>
+      </w:r>
+      <w:r>
+        <w:rPr>
+          <w:rFonts w:ascii="Times New Roman" w:hAnsi="Times New Roman" w:cs="Times New Roman"/>
+          <w:i/>
+          <w:iCs/>
+          <w:sz w:val="16"/>
+          <w:szCs w:val="16"/>
+        </w:rPr>
+        <w:t>2 Peter and Jude</w:t>
+      </w:r>
+      <w:r>
+        <w:rPr>
+          <w:rFonts w:ascii="Times New Roman" w:hAnsi="Times New Roman" w:cs="Times New Roman"/>
+          <w:sz w:val="16"/>
+          <w:szCs w:val="16"/>
+        </w:rPr>
+        <w:t>,</w:t>
+      </w:r>
+      <w:r>
+        <w:rPr>
+          <w:rFonts w:ascii="Times New Roman" w:hAnsi="Times New Roman" w:cs="Times New Roman"/>
+          <w:sz w:val="16"/>
+          <w:szCs w:val="16"/>
+        </w:rPr>
+        <w:t xml:space="preserve"> 78.</w:t>
+      </w:r>
+    </w:p>
+  </w:footnote>
+  <w:footnote w:id="57">
+    <w:p>
+      <w:pPr>
+        <w:spacing w:after="0"/>
+        <w:rPr>
+          <w:rFonts w:ascii="Times New Roman" w:hAnsi="Times New Roman" w:cs="Times New Roman"/>
+          <w:sz w:val="16"/>
+          <w:szCs w:val="16"/>
+        </w:rPr>
+      </w:pPr>
+      <w:r>
+        <w:rPr>
+          <w:rFonts w:ascii="Times New Roman" w:hAnsi="Times New Roman" w:cs="Times New Roman"/>
+          <w:sz w:val="16"/>
+          <w:szCs w:val="16"/>
+          <w:vertAlign w:val="superscript"/>
+        </w:rPr>
+        <w:footnoteRef/>
+      </w:r>
+      <w:r>
+        <w:rPr>
+          <w:rFonts w:ascii="Times New Roman" w:hAnsi="Times New Roman" w:cs="Times New Roman"/>
+          <w:sz w:val="16"/>
+          <w:szCs w:val="16"/>
+        </w:rPr>
+        <w:t xml:space="preserve"> </w:t>
+      </w:r>
+      <w:r>
+        <w:rPr>
+          <w:rFonts w:ascii="Times New Roman" w:hAnsi="Times New Roman" w:cs="Times New Roman"/>
+          <w:sz w:val="16"/>
+          <w:szCs w:val="16"/>
+        </w:rPr>
+        <w:t>J.</w:t>
+      </w:r>
+      <w:r>
+        <w:rPr>
+          <w:rFonts w:ascii="Times New Roman" w:hAnsi="Times New Roman" w:cs="Times New Roman"/>
+          <w:sz w:val="16"/>
+          <w:szCs w:val="16"/>
+        </w:rPr>
+        <w:t xml:space="preserve"> Mayor, </w:t>
+      </w:r>
+      <w:r>
+        <w:rPr>
+          <w:rFonts w:ascii="Times New Roman" w:hAnsi="Times New Roman" w:cs="Times New Roman"/>
+          <w:i/>
+          <w:iCs/>
+          <w:sz w:val="16"/>
+          <w:szCs w:val="16"/>
+        </w:rPr>
+        <w:t>The Epistles of Jude and the Second Epistle of St. Peter</w:t>
+      </w:r>
+      <w:r>
+        <w:rPr>
+          <w:rFonts w:ascii="Times New Roman" w:hAnsi="Times New Roman" w:cs="Times New Roman"/>
+          <w:sz w:val="16"/>
+          <w:szCs w:val="16"/>
+        </w:rPr>
+        <w:t xml:space="preserve">, </w:t>
+      </w:r>
+      <w:r>
+        <w:rPr>
+          <w:rFonts w:ascii="Times New Roman" w:hAnsi="Times New Roman" w:cs="Times New Roman"/>
+          <w:sz w:val="16"/>
+          <w:szCs w:val="16"/>
+        </w:rPr>
+        <w:t>81–82.</w:t>
+      </w:r>
+    </w:p>
+  </w:footnote>
+  <w:footnote w:id="58">
+    <w:p>
+      <w:pPr>
+        <w:spacing w:after="0"/>
+        <w:rPr>
+          <w:rFonts w:ascii="Times New Roman" w:hAnsi="Times New Roman" w:cs="Times New Roman"/>
+          <w:sz w:val="16"/>
+          <w:szCs w:val="16"/>
+        </w:rPr>
+      </w:pPr>
+      <w:r>
+        <w:rPr>
+          <w:rFonts w:ascii="Times New Roman" w:hAnsi="Times New Roman" w:cs="Times New Roman"/>
+          <w:sz w:val="16"/>
+          <w:szCs w:val="16"/>
+          <w:vertAlign w:val="superscript"/>
+        </w:rPr>
+        <w:footnoteRef/>
+      </w:r>
+      <w:r>
+        <w:rPr>
+          <w:rFonts w:ascii="Times New Roman" w:hAnsi="Times New Roman" w:cs="Times New Roman"/>
+          <w:sz w:val="16"/>
+          <w:szCs w:val="16"/>
+        </w:rPr>
+        <w:t xml:space="preserve"> </w:t>
+      </w:r>
+      <w:r>
+        <w:rPr>
+          <w:rFonts w:ascii="Times New Roman" w:hAnsi="Times New Roman" w:cs="Times New Roman"/>
+          <w:sz w:val="16"/>
+          <w:szCs w:val="16"/>
+        </w:rPr>
+        <w:t>M.</w:t>
+      </w:r>
+      <w:r>
+        <w:rPr>
+          <w:rFonts w:ascii="Times New Roman" w:hAnsi="Times New Roman" w:cs="Times New Roman"/>
+          <w:sz w:val="16"/>
+          <w:szCs w:val="16"/>
+        </w:rPr>
+        <w:t xml:space="preserve"> Green, </w:t>
+      </w:r>
+      <w:r>
+        <w:rPr>
+          <w:rFonts w:ascii="Times New Roman" w:hAnsi="Times New Roman" w:cs="Times New Roman"/>
+          <w:i/>
+          <w:iCs/>
+          <w:sz w:val="16"/>
+          <w:szCs w:val="16"/>
+        </w:rPr>
+        <w:t>2 Peter and Jude</w:t>
+      </w:r>
+      <w:r>
+        <w:rPr>
+          <w:rFonts w:ascii="Times New Roman" w:hAnsi="Times New Roman" w:cs="Times New Roman"/>
+          <w:sz w:val="16"/>
+          <w:szCs w:val="16"/>
+        </w:rPr>
+        <w:t>, 79</w:t>
+      </w:r>
+      <w:r>
+        <w:rPr>
+          <w:rFonts w:ascii="Times New Roman" w:hAnsi="Times New Roman" w:cs="Times New Roman"/>
+          <w:sz w:val="16"/>
+          <w:szCs w:val="16"/>
+        </w:rPr>
+        <w:t>.</w:t>
+      </w:r>
+    </w:p>
+  </w:footnote>
+  <w:footnote w:id="59">
+    <w:p>
+      <w:pPr>
+        <w:pStyle w:val="FootnoteText"/>
+        <w:rPr>
+          <w:rFonts w:ascii="Times New Roman" w:hAnsi="Times New Roman" w:cs="Times New Roman"/>
+          <w:sz w:val="16"/>
+          <w:szCs w:val="16"/>
+        </w:rPr>
+      </w:pPr>
+      <w:r>
+        <w:rPr>
+          <w:rStyle w:val="FootnoteReference"/>
+          <w:rFonts w:ascii="Times New Roman" w:hAnsi="Times New Roman" w:cs="Times New Roman"/>
+          <w:sz w:val="16"/>
+          <w:szCs w:val="16"/>
+        </w:rPr>
+        <w:footnoteRef/>
+      </w:r>
+      <w:r>
+        <w:rPr>
+          <w:rFonts w:ascii="Times New Roman" w:hAnsi="Times New Roman" w:cs="Times New Roman"/>
+          <w:sz w:val="16"/>
+          <w:szCs w:val="16"/>
+        </w:rPr>
+        <w:t xml:space="preserve"> M. Green, </w:t>
+      </w:r>
+      <w:r>
+        <w:rPr>
+          <w:rFonts w:ascii="Times New Roman" w:hAnsi="Times New Roman" w:cs="Times New Roman"/>
+          <w:i/>
+          <w:iCs/>
+          <w:sz w:val="16"/>
+          <w:szCs w:val="16"/>
+        </w:rPr>
+        <w:t>2 Peter and Jude</w:t>
+      </w:r>
+      <w:r>
+        <w:rPr>
+          <w:rFonts w:ascii="Times New Roman" w:hAnsi="Times New Roman" w:cs="Times New Roman"/>
+          <w:sz w:val="16"/>
+          <w:szCs w:val="16"/>
+        </w:rPr>
+        <w:t>, 79.</w:t>
+      </w:r>
+    </w:p>
+  </w:footnote>
+  <w:footnote w:id="60">
+    <w:p>
+      <w:pPr>
+        <w:spacing w:after="0"/>
+        <w:rPr>
+          <w:rFonts w:ascii="Times New Roman" w:hAnsi="Times New Roman" w:cs="Times New Roman"/>
+          <w:sz w:val="16"/>
+          <w:szCs w:val="16"/>
+        </w:rPr>
+      </w:pPr>
+      <w:r>
+        <w:rPr>
+          <w:rFonts w:ascii="Times New Roman" w:hAnsi="Times New Roman" w:cs="Times New Roman"/>
+          <w:sz w:val="16"/>
+          <w:szCs w:val="16"/>
+          <w:vertAlign w:val="superscript"/>
+        </w:rPr>
+        <w:footnoteRef/>
+      </w:r>
+      <w:r>
+        <w:rPr>
+          <w:rFonts w:ascii="Times New Roman" w:hAnsi="Times New Roman" w:cs="Times New Roman"/>
+          <w:sz w:val="16"/>
+          <w:szCs w:val="16"/>
+        </w:rPr>
+        <w:t xml:space="preserve"> </w:t>
+      </w:r>
+      <w:r>
+        <w:rPr>
+          <w:rFonts w:ascii="Times New Roman" w:hAnsi="Times New Roman" w:cs="Times New Roman"/>
+          <w:sz w:val="16"/>
+          <w:szCs w:val="16"/>
+        </w:rPr>
+        <w:t xml:space="preserve">R Bauckham, </w:t>
+      </w:r>
+      <w:r>
+        <w:rPr>
+          <w:rFonts w:ascii="Times New Roman" w:hAnsi="Times New Roman" w:cs="Times New Roman"/>
+          <w:i/>
+          <w:iCs/>
+          <w:sz w:val="16"/>
+          <w:szCs w:val="16"/>
+        </w:rPr>
+        <w:t>2 Peter, Jude</w:t>
+      </w:r>
+      <w:r>
+        <w:rPr>
+          <w:rFonts w:ascii="Times New Roman" w:hAnsi="Times New Roman" w:cs="Times New Roman"/>
+          <w:sz w:val="16"/>
+          <w:szCs w:val="16"/>
+        </w:rPr>
+        <w:t>,</w:t>
+      </w:r>
+      <w:r>
+        <w:rPr>
+          <w:rFonts w:ascii="Times New Roman" w:hAnsi="Times New Roman" w:cs="Times New Roman"/>
+          <w:sz w:val="16"/>
+          <w:szCs w:val="16"/>
+        </w:rPr>
+        <w:t xml:space="preserve"> 168.</w:t>
+      </w:r>
+    </w:p>
+  </w:footnote>
+  <w:footnote w:id="61">
+    <w:p>
+      <w:pPr>
+        <w:spacing w:after="0"/>
+        <w:rPr>
+          <w:rFonts w:ascii="Times New Roman" w:hAnsi="Times New Roman" w:cs="Times New Roman"/>
+          <w:sz w:val="16"/>
+          <w:szCs w:val="16"/>
+        </w:rPr>
+      </w:pPr>
+      <w:r>
+        <w:rPr>
+          <w:rFonts w:ascii="Times New Roman" w:hAnsi="Times New Roman" w:cs="Times New Roman"/>
+          <w:sz w:val="16"/>
+          <w:szCs w:val="16"/>
+          <w:vertAlign w:val="superscript"/>
+        </w:rPr>
+        <w:footnoteRef/>
+      </w:r>
+      <w:r>
+        <w:rPr>
+          <w:rFonts w:ascii="Times New Roman" w:hAnsi="Times New Roman" w:cs="Times New Roman"/>
+          <w:sz w:val="16"/>
+          <w:szCs w:val="16"/>
+        </w:rPr>
+        <w:t xml:space="preserve"> </w:t>
+      </w:r>
+      <w:r>
+        <w:rPr>
+          <w:rFonts w:ascii="Times New Roman" w:hAnsi="Times New Roman" w:cs="Times New Roman"/>
+          <w:sz w:val="16"/>
+          <w:szCs w:val="16"/>
+        </w:rPr>
+        <w:t xml:space="preserve">R. Bauckham, </w:t>
+      </w:r>
+      <w:r>
+        <w:rPr>
+          <w:rFonts w:ascii="Times New Roman" w:hAnsi="Times New Roman" w:cs="Times New Roman"/>
+          <w:i/>
+          <w:iCs/>
+          <w:sz w:val="16"/>
+          <w:szCs w:val="16"/>
+        </w:rPr>
+        <w:t>2 Peter, Jude</w:t>
+      </w:r>
+      <w:r>
+        <w:rPr>
+          <w:rFonts w:ascii="Times New Roman" w:hAnsi="Times New Roman" w:cs="Times New Roman"/>
+          <w:sz w:val="16"/>
+          <w:szCs w:val="16"/>
+        </w:rPr>
+        <w:t>,</w:t>
+      </w:r>
+      <w:r>
+        <w:rPr>
+          <w:rFonts w:ascii="Times New Roman" w:hAnsi="Times New Roman" w:cs="Times New Roman"/>
+          <w:sz w:val="16"/>
+          <w:szCs w:val="16"/>
+        </w:rPr>
+        <w:t xml:space="preserve"> 168.</w:t>
+      </w:r>
+    </w:p>
+  </w:footnote>
+  <w:footnote w:id="62">
+    <w:p>
+      <w:pPr>
+        <w:pStyle w:val="FootnoteText"/>
+        <w:rPr>
+          <w:rFonts w:ascii="Times New Roman" w:hAnsi="Times New Roman" w:cs="Times New Roman"/>
+          <w:sz w:val="16"/>
+          <w:szCs w:val="16"/>
+        </w:rPr>
+      </w:pPr>
+      <w:r>
+        <w:rPr>
+          <w:rStyle w:val="FootnoteReference"/>
+          <w:rFonts w:ascii="Times New Roman" w:hAnsi="Times New Roman" w:cs="Times New Roman"/>
+          <w:sz w:val="16"/>
+          <w:szCs w:val="16"/>
+        </w:rPr>
+        <w:footnoteRef/>
+      </w:r>
+      <w:r>
+        <w:rPr>
+          <w:rFonts w:ascii="Times New Roman" w:hAnsi="Times New Roman" w:cs="Times New Roman"/>
+          <w:sz w:val="16"/>
+          <w:szCs w:val="16"/>
+        </w:rPr>
+        <w:t xml:space="preserve"> R. Bauckham, </w:t>
+      </w:r>
+      <w:r>
+        <w:rPr>
+          <w:rFonts w:ascii="Times New Roman" w:hAnsi="Times New Roman" w:cs="Times New Roman"/>
+          <w:i/>
+          <w:iCs/>
+          <w:sz w:val="16"/>
+          <w:szCs w:val="16"/>
+        </w:rPr>
+        <w:t>2 Peter, Jude</w:t>
+      </w:r>
+      <w:r>
+        <w:rPr>
+          <w:rFonts w:ascii="Times New Roman" w:hAnsi="Times New Roman" w:cs="Times New Roman"/>
+          <w:sz w:val="16"/>
+          <w:szCs w:val="16"/>
+        </w:rPr>
+        <w:t xml:space="preserve">, </w:t>
+      </w:r>
+      <w:r>
+        <w:rPr>
+          <w:rFonts w:ascii="Times New Roman" w:hAnsi="Times New Roman" w:cs="Times New Roman"/>
+          <w:sz w:val="16"/>
+          <w:szCs w:val="16"/>
+        </w:rPr>
+        <w:t>168.</w:t>
+      </w:r>
+    </w:p>
+  </w:footnote>
+  <w:footnote w:id="63">
+    <w:p>
+      <w:pPr>
+        <w:pStyle w:val="FootnoteText"/>
+        <w:rPr>
+          <w:rFonts w:ascii="Times New Roman" w:hAnsi="Times New Roman" w:cs="Times New Roman"/>
+          <w:sz w:val="16"/>
+          <w:szCs w:val="16"/>
+        </w:rPr>
+      </w:pPr>
+      <w:r>
+        <w:rPr>
+          <w:rStyle w:val="FootnoteReference"/>
+          <w:rFonts w:ascii="Times New Roman" w:hAnsi="Times New Roman" w:cs="Times New Roman"/>
+          <w:sz w:val="16"/>
+          <w:szCs w:val="16"/>
+        </w:rPr>
+        <w:footnoteRef/>
+      </w:r>
+      <w:r>
+        <w:rPr>
+          <w:rFonts w:ascii="Times New Roman" w:hAnsi="Times New Roman" w:cs="Times New Roman"/>
+          <w:sz w:val="16"/>
+          <w:szCs w:val="16"/>
+        </w:rPr>
+        <w:t xml:space="preserve"> Schreiner comments: “</w:t>
+      </w:r>
+      <w:r>
+        <w:rPr>
+          <w:rFonts w:ascii="Times New Roman" w:hAnsi="Times New Roman" w:cs="Times New Roman"/>
+          <w:sz w:val="16"/>
+          <w:szCs w:val="16"/>
+        </w:rPr>
+        <w:t xml:space="preserve">The grammar clearly indicates that Jesus Christ is called </w:t>
+      </w:r>
+      <w:r>
+        <w:rPr>
+          <w:rFonts w:ascii="Times New Roman" w:hAnsi="Times New Roman" w:cs="Times New Roman"/>
+          <w:sz w:val="16"/>
+          <w:szCs w:val="16"/>
+        </w:rPr>
+        <w:t>‘</w:t>
+      </w:r>
+      <w:r>
+        <w:rPr>
+          <w:rFonts w:ascii="Times New Roman" w:hAnsi="Times New Roman" w:cs="Times New Roman"/>
+          <w:sz w:val="16"/>
+          <w:szCs w:val="16"/>
+        </w:rPr>
+        <w:t>God</w:t>
+      </w:r>
+      <w:r>
+        <w:rPr>
+          <w:rFonts w:ascii="Times New Roman" w:hAnsi="Times New Roman" w:cs="Times New Roman"/>
+          <w:sz w:val="16"/>
+          <w:szCs w:val="16"/>
+        </w:rPr>
+        <w:t>’</w:t>
+      </w:r>
+      <w:r>
+        <w:rPr>
+          <w:rFonts w:ascii="Times New Roman" w:hAnsi="Times New Roman" w:cs="Times New Roman"/>
+          <w:sz w:val="16"/>
+          <w:szCs w:val="16"/>
+        </w:rPr>
+        <w:t xml:space="preserve"> in this vers</w:t>
+      </w:r>
+      <w:r>
+        <w:rPr>
+          <w:rFonts w:ascii="Times New Roman" w:hAnsi="Times New Roman" w:cs="Times New Roman"/>
+          <w:sz w:val="16"/>
+          <w:szCs w:val="16"/>
+        </w:rPr>
+        <w:t>e.”</w:t>
+      </w:r>
+      <w:r>
+        <w:rPr>
+          <w:rFonts w:ascii="Times New Roman" w:hAnsi="Times New Roman" w:cs="Times New Roman"/>
+          <w:sz w:val="16"/>
+          <w:szCs w:val="16"/>
+        </w:rPr>
+        <w:t xml:space="preserve"> Stating </w:t>
+      </w:r>
+      <w:r>
+        <w:rPr>
+          <w:rFonts w:ascii="Times New Roman" w:hAnsi="Times New Roman" w:cs="Times New Roman"/>
+          <w:sz w:val="16"/>
+          <w:szCs w:val="16"/>
+        </w:rPr>
+        <w:t xml:space="preserve">G. </w:t>
+      </w:r>
+      <w:r>
+        <w:rPr>
+          <w:rFonts w:ascii="Times New Roman" w:hAnsi="Times New Roman" w:cs="Times New Roman"/>
+          <w:sz w:val="16"/>
+          <w:szCs w:val="16"/>
+        </w:rPr>
+        <w:t>Sharp’s rule: “</w:t>
+      </w:r>
+      <w:r>
+        <w:rPr>
+          <w:rFonts w:ascii="Times New Roman" w:hAnsi="Times New Roman" w:cs="Times New Roman"/>
+          <w:sz w:val="16"/>
+          <w:szCs w:val="16"/>
+        </w:rPr>
+        <w:t>when two singular nouns, which are not proper nouns, fall under the same article, they refer to the same entit</w:t>
+      </w:r>
+      <w:r>
+        <w:rPr>
+          <w:rFonts w:ascii="Times New Roman" w:hAnsi="Times New Roman" w:cs="Times New Roman"/>
+          <w:sz w:val="16"/>
+          <w:szCs w:val="16"/>
+        </w:rPr>
+        <w:t>y.”</w:t>
+      </w:r>
+      <w:r>
+        <w:rPr>
+          <w:rFonts w:ascii="Times New Roman" w:hAnsi="Times New Roman" w:cs="Times New Roman"/>
+          <w:sz w:val="16"/>
+          <w:szCs w:val="16"/>
+        </w:rPr>
+        <w:t xml:space="preserve"> The NET Bible agrees with this. </w:t>
+      </w:r>
+      <w:r>
+        <w:rPr>
+          <w:rFonts w:ascii="Times New Roman" w:hAnsi="Times New Roman" w:cs="Times New Roman"/>
+          <w:sz w:val="16"/>
+          <w:szCs w:val="16"/>
+        </w:rPr>
+        <w:t xml:space="preserve">See T. Schreiner, </w:t>
+      </w:r>
+      <w:r>
+        <w:rPr>
+          <w:rFonts w:ascii="Times New Roman" w:hAnsi="Times New Roman" w:cs="Times New Roman"/>
+          <w:i/>
+          <w:iCs/>
+          <w:sz w:val="16"/>
+          <w:szCs w:val="16"/>
+        </w:rPr>
+        <w:t>1, 2 Peter, Jude</w:t>
+      </w:r>
+      <w:r>
+        <w:rPr>
+          <w:rFonts w:ascii="Times New Roman" w:hAnsi="Times New Roman" w:cs="Times New Roman"/>
+          <w:sz w:val="16"/>
+          <w:szCs w:val="16"/>
+        </w:rPr>
+        <w:t>, 286.</w:t>
+      </w:r>
+      <w:r>
+        <w:rPr>
+          <w:rFonts w:ascii="Times New Roman" w:hAnsi="Times New Roman" w:cs="Times New Roman"/>
+          <w:sz w:val="16"/>
+          <w:szCs w:val="16"/>
+        </w:rPr>
+        <w:t xml:space="preserve"> Cf. Bauckham,</w:t>
+      </w:r>
+      <w:r>
+        <w:rPr>
+          <w:rFonts w:ascii="Times New Roman" w:hAnsi="Times New Roman" w:cs="Times New Roman"/>
+          <w:sz w:val="16"/>
+          <w:szCs w:val="16"/>
+        </w:rPr>
+        <w:t xml:space="preserve"> “There is no improbability in 2 Peter’s use of…“God”…for Jesus</w:t>
+      </w:r>
+      <w:r>
+        <w:rPr>
+          <w:rFonts w:ascii="Times New Roman" w:hAnsi="Times New Roman" w:cs="Times New Roman"/>
+          <w:sz w:val="16"/>
+          <w:szCs w:val="16"/>
+        </w:rPr>
+        <w:t xml:space="preserve">,” in </w:t>
+      </w:r>
+      <w:r>
+        <w:rPr>
+          <w:rFonts w:ascii="Times New Roman" w:hAnsi="Times New Roman" w:cs="Times New Roman"/>
+          <w:sz w:val="16"/>
+          <w:szCs w:val="16"/>
+        </w:rPr>
+        <w:t xml:space="preserve">R. Bauckham, </w:t>
+      </w:r>
+      <w:r>
+        <w:rPr>
+          <w:rFonts w:ascii="Times New Roman" w:hAnsi="Times New Roman" w:cs="Times New Roman"/>
+          <w:i/>
+          <w:iCs/>
+          <w:sz w:val="16"/>
+          <w:szCs w:val="16"/>
+        </w:rPr>
+        <w:t>2 Peter and Jude</w:t>
+      </w:r>
+      <w:r>
+        <w:rPr>
+          <w:rFonts w:ascii="Times New Roman" w:hAnsi="Times New Roman" w:cs="Times New Roman"/>
+          <w:sz w:val="16"/>
+          <w:szCs w:val="16"/>
+        </w:rPr>
+        <w:t xml:space="preserve">, </w:t>
+      </w:r>
+      <w:r>
+        <w:rPr>
+          <w:rFonts w:ascii="Times New Roman" w:hAnsi="Times New Roman" w:cs="Times New Roman"/>
+          <w:sz w:val="16"/>
+          <w:szCs w:val="16"/>
+        </w:rPr>
+        <w:t>169. Although, his ultimate conclusion is noting in the paragraph above.</w:t>
       </w:r>
     </w:p>
   </w:footnote>
@@ -34019,6 +36996,11 @@
         <w:docPartUnique/>
       </w:docPartObj>
     </w:sdtPr>
+    <w:sdtEndPr>
+      <w:rPr>
+        <w:rStyle w:val="PageNumber"/>
+      </w:rPr>
+    </w:sdtEndPr>
     <w:sdtContent>
       <w:p>
         <w:pPr>
@@ -34080,6 +37062,11 @@
         <w:docPartUnique/>
       </w:docPartObj>
     </w:sdtPr>
+    <w:sdtEndPr>
+      <w:rPr>
+        <w:rStyle w:val="PageNumber"/>
+      </w:rPr>
+    </w:sdtEndPr>
     <w:sdtContent>
       <w:p>
         <w:pPr>
@@ -34216,6 +37203,11 @@
         <w:docPartUnique/>
       </w:docPartObj>
     </w:sdtPr>
+    <w:sdtEndPr>
+      <w:rPr>
+        <w:rStyle w:val="PageNumber"/>
+      </w:rPr>
+    </w:sdtEndPr>
     <w:sdtContent>
       <w:p>
         <w:pPr>
@@ -34308,6 +37300,11 @@
         <w:docPartUnique/>
       </w:docPartObj>
     </w:sdtPr>
+    <w:sdtEndPr>
+      <w:rPr>
+        <w:rStyle w:val="PageNumber"/>
+      </w:rPr>
+    </w:sdtEndPr>
     <w:sdtContent>
       <w:p>
         <w:pPr>
@@ -34400,6 +37397,11 @@
         <w:docPartUnique/>
       </w:docPartObj>
     </w:sdtPr>
+    <w:sdtEndPr>
+      <w:rPr>
+        <w:rStyle w:val="PageNumber"/>
+      </w:rPr>
+    </w:sdtEndPr>
     <w:sdtContent>
       <w:p>
         <w:pPr>
@@ -34492,6 +37494,11 @@
         <w:docPartUnique/>
       </w:docPartObj>
     </w:sdtPr>
+    <w:sdtEndPr>
+      <w:rPr>
+        <w:rStyle w:val="PageNumber"/>
+      </w:rPr>
+    </w:sdtEndPr>
     <w:sdtContent>
       <w:p>
         <w:pPr>
@@ -34584,6 +37591,11 @@
         <w:docPartUnique/>
       </w:docPartObj>
     </w:sdtPr>
+    <w:sdtEndPr>
+      <w:rPr>
+        <w:rStyle w:val="PageNumber"/>
+      </w:rPr>
+    </w:sdtEndPr>
     <w:sdtContent>
       <w:p>
         <w:pPr>

--- a/commentarytest/1 and 2 Peter.docx
+++ b/commentarytest/1 and 2 Peter.docx
@@ -115,20 +115,7 @@
         </w:rPr>
       </w:pPr>
     </w:p>
-    <w:p>
-      <w:pPr>
-        <w:pStyle w:val="Heading1"/>
-        <w:jc w:val="center"/>
-        <w:rPr>
-          <w:rFonts w:ascii="Times New Roman" w:hAnsi="Times New Roman" w:cs="Times New Roman"/>
-          <w:b/>
-          <w:bCs/>
-          <w:color w:val="000000" w:themeColor="text1"/>
-          <w:sz w:val="60"/>
-          <w:szCs w:val="60"/>
-        </w:rPr>
-      </w:pPr>
-    </w:p>
+    <w:p/>
     <w:p>
       <w:pPr>
         <w:pStyle w:val="Heading1"/>
@@ -3013,6 +3000,24 @@
           <w:szCs w:val="22"/>
         </w:rPr>
         <w:t>Jewish Writings</w:t>
+      </w:r>
+    </w:p>
+    <w:p>
+      <w:pPr>
+        <w:spacing w:after="0"/>
+        <w:rPr>
+          <w:rFonts w:ascii="Times New Roman" w:hAnsi="Times New Roman" w:cs="Times New Roman"/>
+          <w:sz w:val="22"/>
+          <w:szCs w:val="22"/>
+        </w:rPr>
+      </w:pPr>
+      <w:r>
+        <w:rPr>
+          <w:rFonts w:ascii="Times New Roman" w:hAnsi="Times New Roman" w:cs="Times New Roman"/>
+          <w:sz w:val="22"/>
+          <w:szCs w:val="22"/>
+        </w:rPr>
+        <w:t>Originally in Aramaic?</w:t>
       </w:r>
     </w:p>
     <w:p>
@@ -4998,26 +5003,7 @@
           <w:sz w:val="22"/>
           <w:szCs w:val="22"/>
         </w:rPr>
-        <w:t>Mayor</w:t>
-      </w:r>
-    </w:p>
-    <w:p>
-      <w:pPr>
-        <w:spacing w:line="276" w:lineRule="auto"/>
-        <w:ind w:left="720" w:hanging="720"/>
-        <w:rPr>
-          <w:rFonts w:ascii="Times New Roman" w:hAnsi="Times New Roman" w:cs="Times New Roman"/>
-          <w:sz w:val="22"/>
-          <w:szCs w:val="22"/>
-        </w:rPr>
-      </w:pPr>
-      <w:r>
-        <w:rPr>
-          <w:rFonts w:ascii="Times New Roman" w:hAnsi="Times New Roman" w:cs="Times New Roman"/>
-          <w:sz w:val="22"/>
-          <w:szCs w:val="22"/>
-        </w:rPr>
-        <w:t xml:space="preserve">, J. B. (1907). </w:t>
+        <w:t xml:space="preserve">Mayor, J. B. (1907). </w:t>
       </w:r>
       <w:r>
         <w:rPr>
@@ -26467,20 +26453,13 @@
     <w:p>
       <w:pPr>
         <w:ind w:left="720" w:right="615"/>
-        <w:rPr>
-          <w:rFonts w:ascii="Times New Roman" w:hAnsi="Times New Roman" w:cs="Times New Roman"/>
-          <w:sz w:val="22"/>
-          <w:szCs w:val="22"/>
-        </w:rPr>
-      </w:pPr>
-      <w:r>
-        <w:rPr>
-          <w:rFonts w:ascii="Times New Roman" w:hAnsi="Times New Roman" w:cs="Times New Roman"/>
-          <w:sz w:val="22"/>
-          <w:szCs w:val="22"/>
-        </w:rPr>
-        <w:t>“</w:t>
-      </w:r>
+        <w:jc w:val="both"/>
+        <w:rPr>
+          <w:rFonts w:ascii="Times New Roman" w:hAnsi="Times New Roman" w:cs="Times New Roman"/>
+          <w:sz w:val="22"/>
+          <w:szCs w:val="22"/>
+        </w:rPr>
+      </w:pPr>
       <w:r>
         <w:rPr>
           <w:rFonts w:ascii="Times New Roman" w:hAnsi="Times New Roman" w:cs="Times New Roman"/>
@@ -26554,7 +26533,7 @@
           <w:sz w:val="22"/>
           <w:szCs w:val="22"/>
         </w:rPr>
-        <w:t xml:space="preserve"> 3, 349). The latter is more probable because there is no other trace of the Jewish-Gentile issue in this letter, and because in that case the first </w:t>
+        <w:t xml:space="preserve"> 3, 349). The latter is more probable because there is no other trace of the Jewish-Gentile issue in this letter, </w:t>
       </w:r>
       <w:r>
         <w:rPr>
@@ -26563,15 +26542,15 @@
           <w:szCs w:val="22"/>
         </w:rPr>
         <w:lastRenderedPageBreak/>
-        <w:t>person plural is being used in the same sense as later in the chapter (vv 16–18)</w:t>
-      </w:r>
-      <w:r>
-        <w:rPr>
-          <w:rFonts w:ascii="Times New Roman" w:hAnsi="Times New Roman" w:cs="Times New Roman"/>
-          <w:sz w:val="22"/>
-          <w:szCs w:val="22"/>
-        </w:rPr>
-        <w:t>.”</w:t>
+        <w:t>and because in that case the first person plural is being used in the same sense as later in the chapter (vv 16–18)</w:t>
+      </w:r>
+      <w:r>
+        <w:rPr>
+          <w:rFonts w:ascii="Times New Roman" w:hAnsi="Times New Roman" w:cs="Times New Roman"/>
+          <w:sz w:val="22"/>
+          <w:szCs w:val="22"/>
+        </w:rPr>
+        <w:t>.</w:t>
       </w:r>
       <w:r>
         <w:rPr>
@@ -26585,6 +26564,7 @@
     </w:p>
     <w:p>
       <w:pPr>
+        <w:spacing w:after="0"/>
         <w:ind w:right="615"/>
         <w:rPr>
           <w:rFonts w:ascii="Times New Roman" w:hAnsi="Times New Roman" w:cs="Times New Roman"/>
@@ -26675,6 +26655,7 @@
     </w:p>
     <w:p>
       <w:pPr>
+        <w:spacing w:after="0"/>
         <w:ind w:right="615" w:firstLine="720"/>
         <w:rPr>
           <w:rFonts w:ascii="Times New Roman" w:hAnsi="Times New Roman" w:cs="Times New Roman"/>
@@ -26701,6 +26682,7 @@
     </w:p>
     <w:p>
       <w:pPr>
+        <w:spacing w:after="0"/>
         <w:ind w:right="615" w:firstLine="720"/>
         <w:rPr>
           <w:rFonts w:ascii="Times New Roman" w:hAnsi="Times New Roman" w:cs="Times New Roman"/>
@@ -26785,6 +26767,7 @@
     </w:p>
     <w:p>
       <w:pPr>
+        <w:spacing w:after="0"/>
         <w:ind w:right="615" w:firstLine="720"/>
         <w:rPr>
           <w:rFonts w:ascii="Times New Roman" w:hAnsi="Times New Roman" w:cs="Times New Roman"/>
@@ -26846,8 +26829,19 @@
           <w:sz w:val="22"/>
           <w:szCs w:val="22"/>
         </w:rPr>
-        <w:t xml:space="preserve">If 2 Peter was written to a specific church, then it seems logical to say that the audience is a mix of Jews and Gentiles. And Acts, </w:t>
-      </w:r>
+        <w:t>If 2 Peter was written to a specific church, then it seems logical to say that the audience is a mix of Jews and Gentiles. And Acts, while Peter is the apostle to the Jews, it was he who first taught the Gospel to the Gentiles (Acts 10).</w:t>
+      </w:r>
+    </w:p>
+    <w:p>
+      <w:pPr>
+        <w:ind w:right="615" w:firstLine="720"/>
+        <w:rPr>
+          <w:rFonts w:ascii="Times New Roman" w:hAnsi="Times New Roman" w:cs="Times New Roman"/>
+          <w:color w:val="000000" w:themeColor="text1"/>
+          <w:sz w:val="22"/>
+          <w:szCs w:val="22"/>
+        </w:rPr>
+      </w:pPr>
       <w:r>
         <w:rPr>
           <w:rFonts w:ascii="Times New Roman" w:hAnsi="Times New Roman" w:cs="Times New Roman"/>
@@ -26855,25 +26849,6 @@
           <w:szCs w:val="22"/>
         </w:rPr>
         <w:lastRenderedPageBreak/>
-        <w:t>while Peter is the apostle to the Jews, it was he who first taught the Gospel to the Gentiles (Acts 10).</w:t>
-      </w:r>
-    </w:p>
-    <w:p>
-      <w:pPr>
-        <w:ind w:right="615" w:firstLine="720"/>
-        <w:rPr>
-          <w:rFonts w:ascii="Times New Roman" w:hAnsi="Times New Roman" w:cs="Times New Roman"/>
-          <w:color w:val="000000" w:themeColor="text1"/>
-          <w:sz w:val="22"/>
-          <w:szCs w:val="22"/>
-        </w:rPr>
-      </w:pPr>
-      <w:r>
-        <w:rPr>
-          <w:rFonts w:ascii="Times New Roman" w:hAnsi="Times New Roman" w:cs="Times New Roman"/>
-          <w:sz w:val="22"/>
-          <w:szCs w:val="22"/>
-        </w:rPr>
         <w:t xml:space="preserve">When all of this is examined, it seems that the audience Peter wrote to was probably a mixed group with special </w:t>
       </w:r>
       <w:r>
@@ -27159,6 +27134,101 @@
         </w:rPr>
         <w:t>Jewish Writings</w:t>
       </w:r>
+    </w:p>
+    <w:p>
+      <w:pPr>
+        <w:rPr>
+          <w:rFonts w:ascii="Times New Roman" w:hAnsi="Times New Roman" w:cs="Times New Roman"/>
+          <w:sz w:val="22"/>
+          <w:szCs w:val="22"/>
+        </w:rPr>
+      </w:pPr>
+      <w:r>
+        <w:rPr>
+          <w:rFonts w:ascii="Times New Roman" w:hAnsi="Times New Roman" w:cs="Times New Roman"/>
+          <w:sz w:val="22"/>
+          <w:szCs w:val="22"/>
+        </w:rPr>
+        <w:t>TEXT</w:t>
+      </w:r>
+    </w:p>
+    <w:p>
+      <w:pPr>
+        <w:pStyle w:val="Heading2"/>
+        <w:rPr>
+          <w:rFonts w:ascii="Times New Roman" w:hAnsi="Times New Roman" w:cs="Times New Roman"/>
+          <w:b/>
+          <w:bCs/>
+          <w:i/>
+          <w:iCs/>
+          <w:color w:val="000000" w:themeColor="text1"/>
+          <w:sz w:val="22"/>
+          <w:szCs w:val="22"/>
+        </w:rPr>
+      </w:pPr>
+      <w:r>
+        <w:rPr>
+          <w:rFonts w:ascii="Times New Roman" w:hAnsi="Times New Roman" w:cs="Times New Roman"/>
+          <w:b/>
+          <w:bCs/>
+          <w:i/>
+          <w:iCs/>
+          <w:color w:val="000000" w:themeColor="text1"/>
+          <w:sz w:val="22"/>
+          <w:szCs w:val="22"/>
+        </w:rPr>
+        <w:t>Originally in Aramaic?</w:t>
+      </w:r>
+    </w:p>
+    <w:p>
+      <w:pPr>
+        <w:rPr>
+          <w:rFonts w:ascii="Times New Roman" w:hAnsi="Times New Roman" w:cs="Times New Roman"/>
+          <w:sz w:val="22"/>
+          <w:szCs w:val="22"/>
+        </w:rPr>
+      </w:pPr>
+      <w:r>
+        <w:rPr>
+          <w:rFonts w:ascii="Times New Roman" w:hAnsi="Times New Roman" w:cs="Times New Roman"/>
+          <w:sz w:val="22"/>
+          <w:szCs w:val="22"/>
+        </w:rPr>
+        <w:t xml:space="preserve">See </w:t>
+      </w:r>
+      <w:r>
+        <w:rPr>
+          <w:rFonts w:ascii="Times New Roman" w:hAnsi="Times New Roman" w:cs="Times New Roman"/>
+          <w:sz w:val="22"/>
+          <w:szCs w:val="22"/>
+        </w:rPr>
+        <w:t>Michael Green</w:t>
+      </w:r>
+      <w:r>
+        <w:rPr>
+          <w:rFonts w:ascii="Times New Roman" w:hAnsi="Times New Roman" w:cs="Times New Roman"/>
+          <w:sz w:val="22"/>
+          <w:szCs w:val="22"/>
+        </w:rPr>
+        <w:t xml:space="preserve">, Chaine, </w:t>
+      </w:r>
+      <w:r>
+        <w:rPr>
+          <w:rFonts w:ascii="Times New Roman" w:hAnsi="Times New Roman" w:cs="Times New Roman"/>
+          <w:sz w:val="22"/>
+          <w:szCs w:val="22"/>
+        </w:rPr>
+        <w:t>Wohlenberg</w:t>
+      </w:r>
+    </w:p>
+    <w:p>
+      <w:pPr>
+        <w:rPr>
+          <w:rFonts w:ascii="Times New Roman" w:hAnsi="Times New Roman" w:cs="Times New Roman"/>
+          <w:sz w:val="22"/>
+          <w:szCs w:val="22"/>
+        </w:rPr>
+      </w:pPr>
     </w:p>
     <w:p>
       <w:pPr>
@@ -27178,14 +27248,6 @@
           <w:docGrid w:linePitch="360"/>
         </w:sectPr>
       </w:pPr>
-      <w:r>
-        <w:rPr>
-          <w:rFonts w:ascii="Times New Roman" w:hAnsi="Times New Roman" w:cs="Times New Roman"/>
-          <w:sz w:val="22"/>
-          <w:szCs w:val="22"/>
-        </w:rPr>
-        <w:t>TEXT</w:t>
-      </w:r>
     </w:p>
     <w:p>
       <w:pPr>
@@ -27664,16 +27726,7 @@
           <w:sz w:val="22"/>
           <w:szCs w:val="22"/>
         </w:rPr>
-        <w:t>, then, not only suggests humility but the honor of serving Jesus Christ</w:t>
-      </w:r>
-      <w:r>
-        <w:rPr>
-          <w:rFonts w:ascii="Times New Roman" w:hAnsi="Times New Roman" w:cs="Times New Roman"/>
-          <w:kern w:val="0"/>
-          <w:sz w:val="22"/>
-          <w:szCs w:val="22"/>
-        </w:rPr>
-        <w:t>”</w:t>
+        <w:t>, then, not only suggests humility but the honor of serving Jesus Christ”</w:t>
       </w:r>
       <w:r>
         <w:rPr>
@@ -28307,7 +28360,7 @@
           <w:sz w:val="22"/>
           <w:szCs w:val="22"/>
         </w:rPr>
-        <w:t>the fairness and lack of favoritism which gives equal privilege to all Christians</w:t>
+        <w:t>the fairness and lack of favoritism which gives equal privilege to all Christians.”</w:t>
       </w:r>
       <w:r>
         <w:rPr>
@@ -28315,8 +28368,9 @@
           <w:kern w:val="0"/>
           <w:sz w:val="22"/>
           <w:szCs w:val="22"/>
-        </w:rPr>
-        <w:t>.”</w:t>
+          <w:vertAlign w:val="superscript"/>
+        </w:rPr>
+        <w:footnoteReference w:id="53"/>
       </w:r>
       <w:r>
         <w:rPr>
@@ -28324,9 +28378,8 @@
           <w:kern w:val="0"/>
           <w:sz w:val="22"/>
           <w:szCs w:val="22"/>
-          <w:vertAlign w:val="superscript"/>
-        </w:rPr>
-        <w:footnoteReference w:id="53"/>
+        </w:rPr>
+        <w:t xml:space="preserve"> Thus, Bauckham </w:t>
       </w:r>
       <w:r>
         <w:rPr>
@@ -28335,7 +28388,7 @@
           <w:sz w:val="22"/>
           <w:szCs w:val="22"/>
         </w:rPr>
-        <w:t xml:space="preserve"> Thus, Bauckham </w:t>
+        <w:t xml:space="preserve">understands the phrase “By the righteousness of our God…” as indicating that God </w:t>
       </w:r>
       <w:r>
         <w:rPr>
@@ -28344,26 +28397,26 @@
           <w:sz w:val="22"/>
           <w:szCs w:val="22"/>
         </w:rPr>
-        <w:t xml:space="preserve">understands the phrase “By the righteousness of our God…” as indicating that God </w:t>
-      </w:r>
-      <w:r>
-        <w:rPr>
+        <w:t>treats all Christians equally.</w:t>
+      </w:r>
+      <w:r>
+        <w:rPr>
+          <w:rStyle w:val="FootnoteReference"/>
           <w:rFonts w:ascii="Times New Roman" w:hAnsi="Times New Roman" w:cs="Times New Roman"/>
           <w:kern w:val="0"/>
           <w:sz w:val="22"/>
           <w:szCs w:val="22"/>
         </w:rPr>
-        <w:t>treats all Christians equally.</w:t>
-      </w:r>
-      <w:r>
-        <w:rPr>
-          <w:rStyle w:val="FootnoteReference"/>
+        <w:footnoteReference w:id="54"/>
+      </w:r>
+      <w:r>
+        <w:rPr>
           <w:rFonts w:ascii="Times New Roman" w:hAnsi="Times New Roman" w:cs="Times New Roman"/>
           <w:kern w:val="0"/>
           <w:sz w:val="22"/>
           <w:szCs w:val="22"/>
         </w:rPr>
-        <w:footnoteReference w:id="54"/>
+        <w:t xml:space="preserve"> An apostle is not “holier” or “greater” than any other Christian. We are all equal in God’s presence.</w:t>
       </w:r>
       <w:r>
         <w:rPr>
@@ -28372,7 +28425,7 @@
           <w:sz w:val="22"/>
           <w:szCs w:val="22"/>
         </w:rPr>
-        <w:t xml:space="preserve"> An apostle is not “holier” or “greater” than any other Christian. We are all equal in God’s presence.</w:t>
+        <w:t xml:space="preserve"> Michael Green </w:t>
       </w:r>
       <w:r>
         <w:rPr>
@@ -28381,34 +28434,7 @@
           <w:sz w:val="22"/>
           <w:szCs w:val="22"/>
         </w:rPr>
-        <w:t xml:space="preserve"> Michael Green </w:t>
-      </w:r>
-      <w:r>
-        <w:rPr>
-          <w:rFonts w:ascii="Times New Roman" w:hAnsi="Times New Roman" w:cs="Times New Roman"/>
-          <w:kern w:val="0"/>
-          <w:sz w:val="22"/>
-          <w:szCs w:val="22"/>
-        </w:rPr>
-        <w:t>likewise states, “</w:t>
-      </w:r>
-      <w:r>
-        <w:rPr>
-          <w:rFonts w:ascii="Times New Roman" w:hAnsi="Times New Roman" w:cs="Times New Roman"/>
-          <w:kern w:val="0"/>
-          <w:sz w:val="22"/>
-          <w:szCs w:val="22"/>
-        </w:rPr>
-        <w:t>There is no distinction between believers. All alike are sinners who owe their presence in the heavenly city to the amnesty of the King</w:t>
-      </w:r>
-      <w:r>
-        <w:rPr>
-          <w:rFonts w:ascii="Times New Roman" w:hAnsi="Times New Roman" w:cs="Times New Roman"/>
-          <w:kern w:val="0"/>
-          <w:sz w:val="22"/>
-          <w:szCs w:val="22"/>
-        </w:rPr>
-        <w:t>.”</w:t>
+        <w:t>likewise states, “There is no distinction between believers. All alike are sinners who owe their presence in the heavenly city to the amnesty of the King.”</w:t>
       </w:r>
       <w:r>
         <w:rPr>
@@ -28472,7 +28498,7 @@
     <w:p>
       <w:pPr>
         <w:ind w:left="720" w:right="615"/>
-        <w:jc w:val="center"/>
+        <w:jc w:val="both"/>
         <w:rPr>
           <w:rFonts w:ascii="Times New Roman" w:hAnsi="Times New Roman" w:cs="Times New Roman"/>
           <w:sz w:val="22"/>
@@ -28722,7 +28748,7 @@
           <w:sz w:val="22"/>
           <w:szCs w:val="22"/>
         </w:rPr>
-        <w:t xml:space="preserve"> clearly distinguishes</w:t>
+        <w:t xml:space="preserve"> clearly distinguishes between God and Christ, and it is natural to let that interpret this, as there seems no reason for identity here and distinction there.”</w:t>
       </w:r>
       <w:r>
         <w:rPr>
@@ -28730,8 +28756,9 @@
           <w:kern w:val="0"/>
           <w:sz w:val="22"/>
           <w:szCs w:val="22"/>
-        </w:rPr>
-        <w:t xml:space="preserve"> </w:t>
+          <w:vertAlign w:val="superscript"/>
+        </w:rPr>
+        <w:footnoteReference w:id="57"/>
       </w:r>
       <w:r>
         <w:rPr>
@@ -28740,7 +28767,7 @@
           <w:sz w:val="22"/>
           <w:szCs w:val="22"/>
         </w:rPr>
-        <w:t>between God and Christ, and it is natural to let that interpret this, as there seems no reason for identity here and distinction there</w:t>
+        <w:t xml:space="preserve"> Contra Mayor, </w:t>
       </w:r>
       <w:r>
         <w:rPr>
@@ -28749,7 +28776,7 @@
           <w:sz w:val="22"/>
           <w:szCs w:val="22"/>
         </w:rPr>
-        <w:t>.”</w:t>
+        <w:t xml:space="preserve">Green says points out that 2 </w:t>
       </w:r>
       <w:r>
         <w:rPr>
@@ -28757,9 +28784,8 @@
           <w:kern w:val="0"/>
           <w:sz w:val="22"/>
           <w:szCs w:val="22"/>
-          <w:vertAlign w:val="superscript"/>
-        </w:rPr>
-        <w:footnoteReference w:id="57"/>
+        </w:rPr>
+        <w:t>Peter 1:2 intentionally distinguishes between God and Jesus, while verse 1 does not.</w:t>
       </w:r>
       <w:r>
         <w:rPr>
@@ -28768,43 +28794,7 @@
           <w:sz w:val="22"/>
           <w:szCs w:val="22"/>
         </w:rPr>
-        <w:t xml:space="preserve"> Contra Mayor, </w:t>
-      </w:r>
-      <w:r>
-        <w:rPr>
-          <w:rFonts w:ascii="Times New Roman" w:hAnsi="Times New Roman" w:cs="Times New Roman"/>
-          <w:kern w:val="0"/>
-          <w:sz w:val="22"/>
-          <w:szCs w:val="22"/>
-        </w:rPr>
-        <w:t xml:space="preserve">Green says points out that 2 </w:t>
-      </w:r>
-      <w:r>
-        <w:rPr>
-          <w:rFonts w:ascii="Times New Roman" w:hAnsi="Times New Roman" w:cs="Times New Roman"/>
-          <w:kern w:val="0"/>
-          <w:sz w:val="22"/>
-          <w:szCs w:val="22"/>
-        </w:rPr>
-        <w:t>Peter 1:2 intentionally distinguishes between God and Jesus, while verse 1 does not.</w:t>
-      </w:r>
-      <w:r>
-        <w:rPr>
-          <w:rFonts w:ascii="Times New Roman" w:hAnsi="Times New Roman" w:cs="Times New Roman"/>
-          <w:kern w:val="0"/>
-          <w:sz w:val="22"/>
-          <w:szCs w:val="22"/>
-        </w:rPr>
-        <w:t xml:space="preserve"> “</w:t>
-      </w:r>
-      <w:r>
-        <w:rPr>
-          <w:rFonts w:ascii="Times New Roman" w:hAnsi="Times New Roman" w:cs="Times New Roman"/>
-          <w:kern w:val="0"/>
-          <w:sz w:val="22"/>
-          <w:szCs w:val="22"/>
-        </w:rPr>
-        <w:t xml:space="preserve">Probably, therefore, the author </w:t>
+        <w:t xml:space="preserve"> “Probably, therefore, the author </w:t>
       </w:r>
       <w:r>
         <w:rPr>
@@ -28823,16 +28813,7 @@
           <w:sz w:val="22"/>
           <w:szCs w:val="22"/>
         </w:rPr>
-        <w:t xml:space="preserve"> calling Jesus God here</w:t>
-      </w:r>
-      <w:r>
-        <w:rPr>
-          <w:rFonts w:ascii="Times New Roman" w:hAnsi="Times New Roman" w:cs="Times New Roman"/>
-          <w:kern w:val="0"/>
-          <w:sz w:val="22"/>
-          <w:szCs w:val="22"/>
-        </w:rPr>
-        <w:t>.”</w:t>
+        <w:t xml:space="preserve"> calling Jesus God here.”</w:t>
       </w:r>
       <w:r>
         <w:rPr>
@@ -28909,7 +28890,7 @@
           <w:sz w:val="22"/>
           <w:szCs w:val="22"/>
         </w:rPr>
-        <w:t>Bauckham states, “</w:t>
+        <w:t xml:space="preserve">Bauckham states, “The absence of the article before </w:t>
       </w:r>
       <w:r>
         <w:rPr>
@@ -28917,8 +28898,9 @@
           <w:kern w:val="0"/>
           <w:sz w:val="22"/>
           <w:szCs w:val="22"/>
-        </w:rPr>
-        <w:t xml:space="preserve">The absence of the article before </w:t>
+          <w:lang w:val="el-GR"/>
+        </w:rPr>
+        <w:t>σωτῆρος</w:t>
       </w:r>
       <w:r>
         <w:rPr>
@@ -28926,9 +28908,8 @@
           <w:kern w:val="0"/>
           <w:sz w:val="22"/>
           <w:szCs w:val="22"/>
-          <w:lang w:val="el-GR"/>
-        </w:rPr>
-        <w:t>σωτῆρος</w:t>
+        </w:rPr>
+        <w:t xml:space="preserve"> (“Savior”) favors the latter</w:t>
       </w:r>
       <w:r>
         <w:rPr>
@@ -28937,7 +28918,7 @@
           <w:sz w:val="22"/>
           <w:szCs w:val="22"/>
         </w:rPr>
-        <w:t xml:space="preserve"> (“Savior”) favors the </w:t>
+        <w:t>,</w:t>
       </w:r>
       <w:r>
         <w:rPr>
@@ -28946,7 +28927,7 @@
           <w:sz w:val="22"/>
           <w:szCs w:val="22"/>
         </w:rPr>
-        <w:t>latter</w:t>
+        <w:t xml:space="preserve"> but is not decisive.”</w:t>
       </w:r>
       <w:r>
         <w:rPr>
@@ -28954,8 +28935,9 @@
           <w:kern w:val="0"/>
           <w:sz w:val="22"/>
           <w:szCs w:val="22"/>
-        </w:rPr>
-        <w:t>,</w:t>
+          <w:vertAlign w:val="superscript"/>
+        </w:rPr>
+        <w:footnoteReference w:id="60"/>
       </w:r>
       <w:r>
         <w:rPr>
@@ -28964,7 +28946,7 @@
           <w:sz w:val="22"/>
           <w:szCs w:val="22"/>
         </w:rPr>
-        <w:t xml:space="preserve"> but</w:t>
+        <w:t xml:space="preserve"> He gives evidence for both sides. In favor of Jesus being called God, he notes </w:t>
       </w:r>
       <w:r>
         <w:rPr>
@@ -28973,7 +28955,7 @@
           <w:sz w:val="22"/>
           <w:szCs w:val="22"/>
         </w:rPr>
-        <w:t xml:space="preserve"> is not decisive</w:t>
+        <w:t xml:space="preserve">(1) </w:t>
       </w:r>
       <w:r>
         <w:rPr>
@@ -28982,7 +28964,7 @@
           <w:sz w:val="22"/>
           <w:szCs w:val="22"/>
         </w:rPr>
-        <w:t>.”</w:t>
+        <w:t xml:space="preserve">the </w:t>
       </w:r>
       <w:r>
         <w:rPr>
@@ -28990,9 +28972,8 @@
           <w:kern w:val="0"/>
           <w:sz w:val="22"/>
           <w:szCs w:val="22"/>
-          <w:vertAlign w:val="superscript"/>
-        </w:rPr>
-        <w:footnoteReference w:id="60"/>
+        </w:rPr>
+        <w:t>similar construct in 1:11, 3:18, cf. 2:</w:t>
       </w:r>
       <w:r>
         <w:rPr>
@@ -29001,7 +28982,7 @@
           <w:sz w:val="22"/>
           <w:szCs w:val="22"/>
         </w:rPr>
-        <w:t xml:space="preserve"> He gives evidence for both sides. In favor of Jesus being called God, he notes </w:t>
+        <w:t>20, 3:2 (“</w:t>
       </w:r>
       <w:r>
         <w:rPr>
@@ -29010,7 +28991,7 @@
           <w:sz w:val="22"/>
           <w:szCs w:val="22"/>
         </w:rPr>
-        <w:t xml:space="preserve">(1) </w:t>
+        <w:t xml:space="preserve">our Lord and Savior Jesus Christ”), but notes as Mayor does 1:2 in favor of a </w:t>
       </w:r>
       <w:r>
         <w:rPr>
@@ -29019,7 +29000,7 @@
           <w:sz w:val="22"/>
           <w:szCs w:val="22"/>
         </w:rPr>
-        <w:t xml:space="preserve">the </w:t>
+        <w:t>two-person</w:t>
       </w:r>
       <w:r>
         <w:rPr>
@@ -29028,7 +29009,7 @@
           <w:sz w:val="22"/>
           <w:szCs w:val="22"/>
         </w:rPr>
-        <w:t>similar construct in 1:11, 3:18, cf. 2:</w:t>
+        <w:t xml:space="preserve"> separation;</w:t>
       </w:r>
       <w:r>
         <w:rPr>
@@ -29037,7 +29018,7 @@
           <w:sz w:val="22"/>
           <w:szCs w:val="22"/>
         </w:rPr>
-        <w:t>20, 3:2 (“</w:t>
+        <w:t xml:space="preserve"> </w:t>
       </w:r>
       <w:r>
         <w:rPr>
@@ -29046,7 +29027,7 @@
           <w:sz w:val="22"/>
           <w:szCs w:val="22"/>
         </w:rPr>
-        <w:t xml:space="preserve">our Lord and Savior Jesus Christ”), but notes as Mayor does 1:2 in favor of a </w:t>
+        <w:t xml:space="preserve">(2) </w:t>
       </w:r>
       <w:r>
         <w:rPr>
@@ -29055,7 +29036,7 @@
           <w:sz w:val="22"/>
           <w:szCs w:val="22"/>
         </w:rPr>
-        <w:t>two-person</w:t>
+        <w:t>the doxology of 3:18</w:t>
       </w:r>
       <w:r>
         <w:rPr>
@@ -29064,7 +29045,7 @@
           <w:sz w:val="22"/>
           <w:szCs w:val="22"/>
         </w:rPr>
-        <w:t xml:space="preserve"> separation;</w:t>
+        <w:t xml:space="preserve">, where “God” can be supplied instead of “Christ”; </w:t>
       </w:r>
       <w:r>
         <w:rPr>
@@ -29073,7 +29054,7 @@
           <w:sz w:val="22"/>
           <w:szCs w:val="22"/>
         </w:rPr>
-        <w:t xml:space="preserve"> </w:t>
+        <w:t xml:space="preserve">and </w:t>
       </w:r>
       <w:r>
         <w:rPr>
@@ -29082,7 +29063,7 @@
           <w:sz w:val="22"/>
           <w:szCs w:val="22"/>
         </w:rPr>
-        <w:t xml:space="preserve">(2) </w:t>
+        <w:t xml:space="preserve">(3) </w:t>
       </w:r>
       <w:r>
         <w:rPr>
@@ -29091,43 +29072,7 @@
           <w:sz w:val="22"/>
           <w:szCs w:val="22"/>
         </w:rPr>
-        <w:t>the doxology of 3:18</w:t>
-      </w:r>
-      <w:r>
-        <w:rPr>
-          <w:rFonts w:ascii="Times New Roman" w:hAnsi="Times New Roman" w:cs="Times New Roman"/>
-          <w:kern w:val="0"/>
-          <w:sz w:val="22"/>
-          <w:szCs w:val="22"/>
-        </w:rPr>
-        <w:t xml:space="preserve">, where “God” can be supplied instead of “Christ”; </w:t>
-      </w:r>
-      <w:r>
-        <w:rPr>
-          <w:rFonts w:ascii="Times New Roman" w:hAnsi="Times New Roman" w:cs="Times New Roman"/>
-          <w:kern w:val="0"/>
-          <w:sz w:val="22"/>
-          <w:szCs w:val="22"/>
-        </w:rPr>
-        <w:t xml:space="preserve">and </w:t>
-      </w:r>
-      <w:r>
-        <w:rPr>
-          <w:rFonts w:ascii="Times New Roman" w:hAnsi="Times New Roman" w:cs="Times New Roman"/>
-          <w:kern w:val="0"/>
-          <w:sz w:val="22"/>
-          <w:szCs w:val="22"/>
-        </w:rPr>
-        <w:t>Perhaps also the usage should be seen as part of the writer’s use of Hellenistic religious language</w:t>
-      </w:r>
-      <w:r>
-        <w:rPr>
-          <w:rFonts w:ascii="Times New Roman" w:hAnsi="Times New Roman" w:cs="Times New Roman"/>
-          <w:kern w:val="0"/>
-          <w:sz w:val="22"/>
-          <w:szCs w:val="22"/>
-        </w:rPr>
-        <w:t>.”</w:t>
+        <w:t>Perhaps also the usage should be seen as part of the writer’s use of Hellenistic religious language.”</w:t>
       </w:r>
       <w:r>
         <w:rPr>
@@ -29576,6 +29521,2627 @@
       <w:pPr>
         <w:spacing w:after="0"/>
         <w:ind w:firstLine="540"/>
+        <w:rPr>
+          <w:rFonts w:ascii="Times New Roman" w:hAnsi="Times New Roman" w:cs="Times New Roman"/>
+          <w:sz w:val="22"/>
+          <w:szCs w:val="22"/>
+        </w:rPr>
+      </w:pPr>
+      <w:r>
+        <w:rPr>
+          <w:rFonts w:ascii="Times New Roman" w:hAnsi="Times New Roman" w:cs="Times New Roman"/>
+          <w:sz w:val="22"/>
+          <w:szCs w:val="22"/>
+        </w:rPr>
+        <w:t xml:space="preserve">Peter is wishing to extend both God’s grace and peace to his </w:t>
+      </w:r>
+      <w:r>
+        <w:rPr>
+          <w:rFonts w:ascii="Times New Roman" w:hAnsi="Times New Roman" w:cs="Times New Roman"/>
+          <w:sz w:val="22"/>
+          <w:szCs w:val="22"/>
+        </w:rPr>
+        <w:t>audience. They would need both of these in their walk with God. They would need grace</w:t>
+      </w:r>
+      <w:r>
+        <w:rPr>
+          <w:rFonts w:ascii="Times New Roman" w:hAnsi="Times New Roman" w:cs="Times New Roman"/>
+          <w:sz w:val="22"/>
+          <w:szCs w:val="22"/>
+        </w:rPr>
+        <w:t xml:space="preserve"> their sins both past, present, and future. They would also need peace (especially in regard to their future dealings with false teachers, see ch. 2!).</w:t>
+      </w:r>
+    </w:p>
+    <w:p>
+      <w:pPr>
+        <w:spacing w:after="0"/>
+        <w:ind w:firstLine="540"/>
+        <w:rPr>
+          <w:rFonts w:ascii="Times New Roman" w:hAnsi="Times New Roman" w:cs="Times New Roman"/>
+          <w:sz w:val="22"/>
+          <w:szCs w:val="22"/>
+        </w:rPr>
+      </w:pPr>
+      <w:r>
+        <w:rPr>
+          <w:rFonts w:ascii="Times New Roman" w:hAnsi="Times New Roman" w:cs="Times New Roman"/>
+          <w:sz w:val="22"/>
+          <w:szCs w:val="22"/>
+        </w:rPr>
+        <w:t>Schriner states,</w:t>
+      </w:r>
+    </w:p>
+    <w:p>
+      <w:pPr>
+        <w:spacing w:after="0"/>
+        <w:ind w:left="720" w:right="615"/>
+        <w:jc w:val="both"/>
+        <w:rPr>
+          <w:rFonts w:ascii="Times New Roman" w:hAnsi="Times New Roman" w:cs="Times New Roman"/>
+          <w:sz w:val="22"/>
+          <w:szCs w:val="22"/>
+        </w:rPr>
+      </w:pPr>
+      <w:r>
+        <w:rPr>
+          <w:rFonts w:ascii="Times New Roman" w:hAnsi="Times New Roman" w:cs="Times New Roman"/>
+          <w:kern w:val="0"/>
+          <w:sz w:val="22"/>
+          <w:szCs w:val="22"/>
+        </w:rPr>
+        <w:t xml:space="preserve">The term </w:t>
+      </w:r>
+      <w:r>
+        <w:rPr>
+          <w:rFonts w:ascii="Times New Roman" w:hAnsi="Times New Roman" w:cs="Times New Roman"/>
+          <w:kern w:val="0"/>
+          <w:sz w:val="22"/>
+          <w:szCs w:val="22"/>
+        </w:rPr>
+        <w:t>‘</w:t>
+      </w:r>
+      <w:r>
+        <w:rPr>
+          <w:rFonts w:ascii="Times New Roman" w:hAnsi="Times New Roman" w:cs="Times New Roman"/>
+          <w:kern w:val="0"/>
+          <w:sz w:val="22"/>
+          <w:szCs w:val="22"/>
+        </w:rPr>
+        <w:t>peace</w:t>
+      </w:r>
+      <w:r>
+        <w:rPr>
+          <w:rFonts w:ascii="Times New Roman" w:hAnsi="Times New Roman" w:cs="Times New Roman"/>
+          <w:kern w:val="0"/>
+          <w:sz w:val="22"/>
+          <w:szCs w:val="22"/>
+        </w:rPr>
+        <w:t>’</w:t>
+      </w:r>
+      <w:r>
+        <w:rPr>
+          <w:rFonts w:ascii="Times New Roman" w:hAnsi="Times New Roman" w:cs="Times New Roman"/>
+          <w:kern w:val="0"/>
+          <w:sz w:val="22"/>
+          <w:szCs w:val="22"/>
+        </w:rPr>
+        <w:t xml:space="preserve"> represents a typical Jewish greeting, and the order may be significant. Those upon whom God has bestowed his grace experience his peace. Peter prayed that God would multiply his grace and peace in the lives of the readers, for he knew that their progress in the Christian life depended upon God alone.</w:t>
+      </w:r>
+      <w:r>
+        <w:rPr>
+          <w:rFonts w:ascii="Times New Roman" w:hAnsi="Times New Roman" w:cs="Times New Roman"/>
+          <w:kern w:val="0"/>
+          <w:sz w:val="22"/>
+          <w:szCs w:val="22"/>
+          <w:vertAlign w:val="superscript"/>
+        </w:rPr>
+        <w:footnoteReference w:id="64"/>
+      </w:r>
+    </w:p>
+    <w:p>
+      <w:pPr>
+        <w:spacing w:after="0"/>
+        <w:ind w:firstLine="540"/>
+        <w:rPr>
+          <w:rFonts w:ascii="Times New Roman" w:hAnsi="Times New Roman" w:cs="Times New Roman"/>
+          <w:sz w:val="22"/>
+          <w:szCs w:val="22"/>
+        </w:rPr>
+      </w:pPr>
+      <w:r>
+        <w:rPr>
+          <w:rFonts w:ascii="Times New Roman" w:hAnsi="Times New Roman" w:cs="Times New Roman"/>
+          <w:sz w:val="22"/>
+          <w:szCs w:val="22"/>
+        </w:rPr>
+        <w:t>“</w:t>
+      </w:r>
+      <w:r>
+        <w:rPr>
+          <w:rFonts w:ascii="Times New Roman" w:hAnsi="Times New Roman" w:cs="Times New Roman"/>
+          <w:smallCaps/>
+          <w:sz w:val="22"/>
+          <w:szCs w:val="22"/>
+        </w:rPr>
+        <w:t>In the knowledge of</w:t>
+      </w:r>
+      <w:r>
+        <w:rPr>
+          <w:rFonts w:ascii="Times New Roman" w:hAnsi="Times New Roman" w:cs="Times New Roman"/>
+          <w:smallCaps/>
+          <w:sz w:val="22"/>
+          <w:szCs w:val="22"/>
+        </w:rPr>
+        <w:t xml:space="preserve"> God and of Jesus our</w:t>
+      </w:r>
+      <w:r>
+        <w:rPr>
+          <w:rStyle w:val="FootnoteReference"/>
+          <w:rFonts w:ascii="Times New Roman" w:hAnsi="Times New Roman" w:cs="Times New Roman"/>
+          <w:smallCaps/>
+          <w:sz w:val="22"/>
+          <w:szCs w:val="22"/>
+        </w:rPr>
+        <w:footnoteReference w:id="65"/>
+      </w:r>
+      <w:r>
+        <w:rPr>
+          <w:rFonts w:ascii="Times New Roman" w:hAnsi="Times New Roman" w:cs="Times New Roman"/>
+          <w:smallCaps/>
+          <w:sz w:val="22"/>
+          <w:szCs w:val="22"/>
+        </w:rPr>
+        <w:t xml:space="preserve"> Lord</w:t>
+      </w:r>
+      <w:r>
+        <w:rPr>
+          <w:rFonts w:ascii="Times New Roman" w:hAnsi="Times New Roman" w:cs="Times New Roman"/>
+          <w:sz w:val="22"/>
+          <w:szCs w:val="22"/>
+        </w:rPr>
+        <w:t>.”</w:t>
+      </w:r>
+      <w:r>
+        <w:rPr>
+          <w:rFonts w:ascii="Times New Roman" w:hAnsi="Times New Roman" w:cs="Times New Roman"/>
+          <w:sz w:val="22"/>
+          <w:szCs w:val="22"/>
+        </w:rPr>
+        <w:t xml:space="preserve"> This phrase is repeated in 1:8</w:t>
+      </w:r>
+      <w:r>
+        <w:rPr>
+          <w:rFonts w:ascii="Times New Roman" w:hAnsi="Times New Roman" w:cs="Times New Roman"/>
+          <w:sz w:val="22"/>
+          <w:szCs w:val="22"/>
+        </w:rPr>
+        <w:t>, 2:20, and 3:18</w:t>
+      </w:r>
+      <w:r>
+        <w:rPr>
+          <w:rFonts w:ascii="Times New Roman" w:hAnsi="Times New Roman" w:cs="Times New Roman"/>
+          <w:sz w:val="22"/>
+          <w:szCs w:val="22"/>
+        </w:rPr>
+        <w:t xml:space="preserve">. </w:t>
+      </w:r>
+      <w:r>
+        <w:rPr>
+          <w:rFonts w:ascii="Times New Roman" w:hAnsi="Times New Roman" w:cs="Times New Roman"/>
+          <w:sz w:val="22"/>
+          <w:szCs w:val="22"/>
+        </w:rPr>
+        <w:t xml:space="preserve">Here, it seems that the idea is that the grace and peace Peter wishes upon his audience will come to </w:t>
+      </w:r>
+      <w:r>
+        <w:rPr>
+          <w:rFonts w:ascii="Times New Roman" w:hAnsi="Times New Roman" w:cs="Times New Roman"/>
+          <w:sz w:val="22"/>
+          <w:szCs w:val="22"/>
+        </w:rPr>
+        <w:lastRenderedPageBreak/>
+        <w:t>them as they continue to learn</w:t>
+      </w:r>
+      <w:r>
+        <w:rPr>
+          <w:rFonts w:ascii="Times New Roman" w:hAnsi="Times New Roman" w:cs="Times New Roman"/>
+          <w:sz w:val="22"/>
+          <w:szCs w:val="22"/>
+        </w:rPr>
+        <w:t xml:space="preserve"> about God and Jesus (grow in </w:t>
+      </w:r>
+      <w:r>
+        <w:rPr>
+          <w:rFonts w:ascii="Times New Roman" w:hAnsi="Times New Roman" w:cs="Times New Roman"/>
+          <w:i/>
+          <w:iCs/>
+          <w:sz w:val="22"/>
+          <w:szCs w:val="22"/>
+        </w:rPr>
+        <w:t>knowledge</w:t>
+      </w:r>
+      <w:r>
+        <w:rPr>
+          <w:rFonts w:ascii="Times New Roman" w:hAnsi="Times New Roman" w:cs="Times New Roman"/>
+          <w:sz w:val="22"/>
+          <w:szCs w:val="22"/>
+        </w:rPr>
+        <w:t>). The more they learn, the more blessed they become.</w:t>
+      </w:r>
+    </w:p>
+    <w:p>
+      <w:pPr>
+        <w:spacing w:after="0"/>
+        <w:ind w:firstLine="540"/>
+        <w:rPr>
+          <w:rFonts w:ascii="Times New Roman" w:hAnsi="Times New Roman" w:cs="Times New Roman"/>
+          <w:sz w:val="22"/>
+          <w:szCs w:val="22"/>
+        </w:rPr>
+      </w:pPr>
+      <w:r>
+        <w:rPr>
+          <w:rFonts w:ascii="Times New Roman" w:hAnsi="Times New Roman" w:cs="Times New Roman"/>
+          <w:sz w:val="22"/>
+          <w:szCs w:val="22"/>
+        </w:rPr>
+        <w:t>Thi</w:t>
+      </w:r>
+      <w:r>
+        <w:rPr>
+          <w:rFonts w:ascii="Times New Roman" w:hAnsi="Times New Roman" w:cs="Times New Roman"/>
+          <w:sz w:val="22"/>
+          <w:szCs w:val="22"/>
+        </w:rPr>
+        <w:t>s terminology is used elsewhere in the NT (</w:t>
+      </w:r>
+      <w:r>
+        <w:rPr>
+          <w:rFonts w:ascii="Times New Roman" w:hAnsi="Times New Roman" w:cs="Times New Roman"/>
+          <w:sz w:val="22"/>
+          <w:szCs w:val="22"/>
+        </w:rPr>
+        <w:t>John 17:3</w:t>
+      </w:r>
+      <w:r>
+        <w:rPr>
+          <w:rFonts w:ascii="Times New Roman" w:hAnsi="Times New Roman" w:cs="Times New Roman"/>
+          <w:sz w:val="22"/>
+          <w:szCs w:val="22"/>
+        </w:rPr>
+        <w:t xml:space="preserve"> and</w:t>
+      </w:r>
+      <w:r>
+        <w:rPr>
+          <w:rFonts w:ascii="Times New Roman" w:hAnsi="Times New Roman" w:cs="Times New Roman"/>
+          <w:sz w:val="22"/>
+          <w:szCs w:val="22"/>
+        </w:rPr>
+        <w:t xml:space="preserve"> Phil 3:8</w:t>
+      </w:r>
+      <w:r>
+        <w:rPr>
+          <w:rFonts w:ascii="Times New Roman" w:hAnsi="Times New Roman" w:cs="Times New Roman"/>
+          <w:sz w:val="22"/>
+          <w:szCs w:val="22"/>
+        </w:rPr>
+        <w:t>). At times, “knowledge” (or “knowing”)</w:t>
+      </w:r>
+      <w:r>
+        <w:rPr>
+          <w:rFonts w:ascii="Times New Roman" w:hAnsi="Times New Roman" w:cs="Times New Roman"/>
+          <w:sz w:val="22"/>
+          <w:szCs w:val="22"/>
+        </w:rPr>
+        <w:t xml:space="preserve"> </w:t>
+      </w:r>
+      <w:r>
+        <w:rPr>
+          <w:rFonts w:ascii="Times New Roman" w:hAnsi="Times New Roman" w:cs="Times New Roman"/>
+          <w:sz w:val="22"/>
+          <w:szCs w:val="22"/>
+        </w:rPr>
+        <w:t xml:space="preserve">seems to be </w:t>
+      </w:r>
+      <w:r>
+        <w:rPr>
+          <w:rFonts w:ascii="Times New Roman" w:hAnsi="Times New Roman" w:cs="Times New Roman"/>
+          <w:sz w:val="22"/>
+          <w:szCs w:val="22"/>
+        </w:rPr>
+        <w:t xml:space="preserve">more than just “having information” about something. In John 17:3, “knowing” is the idea of </w:t>
+      </w:r>
+      <w:r>
+        <w:rPr>
+          <w:rFonts w:ascii="Times New Roman" w:hAnsi="Times New Roman" w:cs="Times New Roman"/>
+          <w:i/>
+          <w:iCs/>
+          <w:sz w:val="22"/>
+          <w:szCs w:val="22"/>
+        </w:rPr>
+        <w:t>truly</w:t>
+      </w:r>
+      <w:r>
+        <w:rPr>
+          <w:rFonts w:ascii="Times New Roman" w:hAnsi="Times New Roman" w:cs="Times New Roman"/>
+          <w:sz w:val="22"/>
+          <w:szCs w:val="22"/>
+        </w:rPr>
+        <w:t xml:space="preserve"> knowing—having a relationship with Jesus in a way </w:t>
+      </w:r>
+      <w:r>
+        <w:rPr>
+          <w:rFonts w:ascii="Times New Roman" w:hAnsi="Times New Roman" w:cs="Times New Roman"/>
+          <w:sz w:val="22"/>
+          <w:szCs w:val="22"/>
+        </w:rPr>
+        <w:t>that gives one a connection to Him, giving us eternal life. In Phil 3:8,</w:t>
+      </w:r>
+      <w:r>
+        <w:rPr>
+          <w:rFonts w:ascii="Times New Roman" w:hAnsi="Times New Roman" w:cs="Times New Roman"/>
+          <w:sz w:val="22"/>
+          <w:szCs w:val="22"/>
+        </w:rPr>
+        <w:t xml:space="preserve"> like John 17:3, the idea is “knowing” in the sense of “a relationship with” </w:t>
+      </w:r>
+      <w:r>
+        <w:rPr>
+          <w:rFonts w:ascii="Times New Roman" w:hAnsi="Times New Roman" w:cs="Times New Roman"/>
+          <w:sz w:val="22"/>
+          <w:szCs w:val="22"/>
+        </w:rPr>
+        <w:t>something—namely, Jesus.</w:t>
+      </w:r>
+      <w:r>
+        <w:rPr>
+          <w:rFonts w:ascii="Times New Roman" w:hAnsi="Times New Roman" w:cs="Times New Roman"/>
+          <w:sz w:val="22"/>
+          <w:szCs w:val="22"/>
+        </w:rPr>
+        <w:t xml:space="preserve"> However, </w:t>
+      </w:r>
+      <w:r>
+        <w:rPr>
+          <w:rFonts w:ascii="Times New Roman" w:hAnsi="Times New Roman" w:cs="Times New Roman"/>
+          <w:sz w:val="22"/>
+          <w:szCs w:val="22"/>
+        </w:rPr>
+        <w:t>the sense in 2 Peter 1:2 is more likely the idea of “understanding,” as stated before.</w:t>
+      </w:r>
+    </w:p>
+    <w:p>
+      <w:pPr>
+        <w:spacing w:after="0"/>
+        <w:ind w:firstLine="540"/>
+        <w:rPr>
+          <w:rFonts w:ascii="Times New Roman" w:hAnsi="Times New Roman" w:cs="Times New Roman"/>
+          <w:sz w:val="22"/>
+          <w:szCs w:val="22"/>
+        </w:rPr>
+      </w:pPr>
+      <w:r>
+        <w:rPr>
+          <w:rFonts w:ascii="Times New Roman" w:hAnsi="Times New Roman" w:cs="Times New Roman"/>
+          <w:sz w:val="22"/>
+          <w:szCs w:val="22"/>
+        </w:rPr>
+        <w:t>Mayor comments on the Greek preposition translated “in” here (</w:t>
+      </w:r>
+      <w:r>
+        <w:rPr>
+          <w:rFonts w:ascii="Times New Roman" w:hAnsi="Times New Roman" w:cs="Times New Roman"/>
+          <w:sz w:val="22"/>
+          <w:szCs w:val="22"/>
+          <w:lang w:val="el-GR"/>
+        </w:rPr>
+        <w:t>ἐν</w:t>
+      </w:r>
+      <w:r>
+        <w:rPr>
+          <w:rFonts w:ascii="Times New Roman" w:hAnsi="Times New Roman" w:cs="Times New Roman"/>
+          <w:sz w:val="22"/>
+          <w:szCs w:val="22"/>
+        </w:rPr>
+        <w:t xml:space="preserve">). He says, “The preposition </w:t>
+      </w:r>
+      <w:r>
+        <w:rPr>
+          <w:rFonts w:ascii="Times New Roman" w:hAnsi="Times New Roman" w:cs="Times New Roman"/>
+          <w:sz w:val="22"/>
+          <w:szCs w:val="22"/>
+          <w:lang w:val="el-GR"/>
+        </w:rPr>
+        <w:t>ἐν</w:t>
+      </w:r>
+      <w:r>
+        <w:rPr>
+          <w:rFonts w:ascii="Times New Roman" w:hAnsi="Times New Roman" w:cs="Times New Roman"/>
+          <w:sz w:val="22"/>
+          <w:szCs w:val="22"/>
+        </w:rPr>
+        <w:t xml:space="preserve"> denotes that grace and peace are multiplied in and by the fuller knowledge of God, cf. [John] 17:3.”</w:t>
+      </w:r>
+      <w:r>
+        <w:rPr>
+          <w:rStyle w:val="FootnoteReference"/>
+          <w:rFonts w:ascii="Times New Roman" w:hAnsi="Times New Roman" w:cs="Times New Roman"/>
+          <w:sz w:val="22"/>
+          <w:szCs w:val="22"/>
+        </w:rPr>
+        <w:footnoteReference w:id="66"/>
+      </w:r>
+    </w:p>
+    <w:p>
+      <w:pPr>
+        <w:spacing w:after="0"/>
+        <w:ind w:firstLine="540"/>
+        <w:rPr>
+          <w:rFonts w:ascii="Times New Roman" w:hAnsi="Times New Roman" w:cs="Times New Roman"/>
+          <w:sz w:val="22"/>
+          <w:szCs w:val="22"/>
+        </w:rPr>
+      </w:pPr>
+      <w:r>
+        <w:rPr>
+          <w:rFonts w:ascii="Times New Roman" w:hAnsi="Times New Roman" w:cs="Times New Roman"/>
+          <w:sz w:val="22"/>
+          <w:szCs w:val="22"/>
+        </w:rPr>
+        <w:t xml:space="preserve">Bauckham </w:t>
+      </w:r>
+      <w:r>
+        <w:rPr>
+          <w:rFonts w:ascii="Times New Roman" w:hAnsi="Times New Roman" w:cs="Times New Roman"/>
+          <w:sz w:val="22"/>
+          <w:szCs w:val="22"/>
+        </w:rPr>
+        <w:t>states that the word</w:t>
+      </w:r>
+      <w:r>
+        <w:rPr>
+          <w:rFonts w:ascii="Times New Roman" w:hAnsi="Times New Roman" w:cs="Times New Roman"/>
+          <w:sz w:val="22"/>
+          <w:szCs w:val="22"/>
+        </w:rPr>
+        <w:t xml:space="preserve"> “Knowledge” (</w:t>
+      </w:r>
+      <w:r>
+        <w:rPr>
+          <w:rFonts w:ascii="Times New Roman" w:hAnsi="Times New Roman" w:cs="Times New Roman"/>
+          <w:sz w:val="22"/>
+          <w:szCs w:val="22"/>
+        </w:rPr>
+        <w:t>ἐπίγνωσις</w:t>
+      </w:r>
+      <w:r>
+        <w:rPr>
+          <w:rFonts w:ascii="Times New Roman" w:hAnsi="Times New Roman" w:cs="Times New Roman"/>
+          <w:sz w:val="22"/>
+          <w:szCs w:val="22"/>
+        </w:rPr>
+        <w:t>)</w:t>
+      </w:r>
+      <w:r>
+        <w:rPr>
+          <w:rFonts w:ascii="Times New Roman" w:hAnsi="Times New Roman" w:cs="Times New Roman"/>
+          <w:sz w:val="22"/>
+          <w:szCs w:val="22"/>
+        </w:rPr>
+        <w:t xml:space="preserve"> is used in different ways</w:t>
+      </w:r>
+      <w:r>
+        <w:rPr>
+          <w:rFonts w:ascii="Times New Roman" w:hAnsi="Times New Roman" w:cs="Times New Roman"/>
+          <w:sz w:val="22"/>
+          <w:szCs w:val="22"/>
+        </w:rPr>
+        <w:t xml:space="preserve"> in the NT</w:t>
+      </w:r>
+      <w:r>
+        <w:rPr>
+          <w:rFonts w:ascii="Times New Roman" w:hAnsi="Times New Roman" w:cs="Times New Roman"/>
+          <w:sz w:val="22"/>
+          <w:szCs w:val="22"/>
+        </w:rPr>
+        <w:t>. One of which refers “to the knowledge gained in conversion.”</w:t>
+      </w:r>
+      <w:r>
+        <w:rPr>
+          <w:rStyle w:val="FootnoteReference"/>
+          <w:rFonts w:ascii="Times New Roman" w:hAnsi="Times New Roman" w:cs="Times New Roman"/>
+          <w:sz w:val="22"/>
+          <w:szCs w:val="22"/>
+        </w:rPr>
+        <w:footnoteReference w:id="67"/>
+      </w:r>
+      <w:r>
+        <w:rPr>
+          <w:rFonts w:ascii="Times New Roman" w:hAnsi="Times New Roman" w:cs="Times New Roman"/>
+          <w:sz w:val="22"/>
+          <w:szCs w:val="22"/>
+        </w:rPr>
+        <w:t xml:space="preserve"> </w:t>
+      </w:r>
+      <w:r>
+        <w:rPr>
+          <w:rFonts w:ascii="Times New Roman" w:hAnsi="Times New Roman" w:cs="Times New Roman"/>
+          <w:sz w:val="22"/>
+          <w:szCs w:val="22"/>
+        </w:rPr>
+        <w:t>He lists verses that have this usage: Heb 10:26; 1 Tim 2:4; 2 Tim 2:25, 3:7; and</w:t>
+      </w:r>
+      <w:r>
+        <w:rPr>
+          <w:rFonts w:ascii="Times New Roman" w:hAnsi="Times New Roman" w:cs="Times New Roman"/>
+          <w:sz w:val="22"/>
+          <w:szCs w:val="22"/>
+        </w:rPr>
+        <w:t xml:space="preserve"> </w:t>
+      </w:r>
+      <w:r>
+        <w:rPr>
+          <w:rFonts w:ascii="Times New Roman" w:hAnsi="Times New Roman" w:cs="Times New Roman"/>
+          <w:sz w:val="22"/>
+          <w:szCs w:val="22"/>
+        </w:rPr>
+        <w:t>Titus 1:1.</w:t>
+      </w:r>
+      <w:r>
+        <w:rPr>
+          <w:rFonts w:ascii="Times New Roman" w:hAnsi="Times New Roman" w:cs="Times New Roman"/>
+          <w:sz w:val="22"/>
+          <w:szCs w:val="22"/>
+        </w:rPr>
+        <w:t xml:space="preserve"> He continues</w:t>
+      </w:r>
+      <w:r>
+        <w:rPr>
+          <w:rFonts w:ascii="Times New Roman" w:hAnsi="Times New Roman" w:cs="Times New Roman"/>
+          <w:sz w:val="22"/>
+          <w:szCs w:val="22"/>
+        </w:rPr>
+        <w:t>, “Such terminology has its background in Hellenistic Jewish apologetic in which Judaism as knowledge of God was contrasted with pagan ignorance of the true God.”</w:t>
+      </w:r>
+      <w:r>
+        <w:rPr>
+          <w:rStyle w:val="FootnoteReference"/>
+          <w:rFonts w:ascii="Times New Roman" w:hAnsi="Times New Roman" w:cs="Times New Roman"/>
+          <w:sz w:val="22"/>
+          <w:szCs w:val="22"/>
+        </w:rPr>
+        <w:footnoteReference w:id="68"/>
+      </w:r>
+      <w:r>
+        <w:rPr>
+          <w:rFonts w:ascii="Times New Roman" w:hAnsi="Times New Roman" w:cs="Times New Roman"/>
+          <w:sz w:val="22"/>
+          <w:szCs w:val="22"/>
+        </w:rPr>
+        <w:t xml:space="preserve"> He concludes, “It seems clear that 2 Peter’s use of </w:t>
+      </w:r>
+      <w:r>
+        <w:rPr>
+          <w:rFonts w:ascii="Times New Roman" w:hAnsi="Times New Roman" w:cs="Times New Roman"/>
+          <w:sz w:val="22"/>
+          <w:szCs w:val="22"/>
+        </w:rPr>
+        <w:t>ἐπίγνωσις</w:t>
+      </w:r>
+      <w:r>
+        <w:rPr>
+          <w:rFonts w:ascii="Times New Roman" w:hAnsi="Times New Roman" w:cs="Times New Roman"/>
+          <w:sz w:val="22"/>
+          <w:szCs w:val="22"/>
+        </w:rPr>
+        <w:t xml:space="preserve"> (a favorite term: 1:2, 3, 8; 2:20) conforms to this usage: it is ‘the decisive knowledge of God which is implied in conversion to the Christian religion.’”</w:t>
+      </w:r>
+      <w:r>
+        <w:rPr>
+          <w:rStyle w:val="FootnoteReference"/>
+          <w:rFonts w:ascii="Times New Roman" w:hAnsi="Times New Roman" w:cs="Times New Roman"/>
+          <w:sz w:val="22"/>
+          <w:szCs w:val="22"/>
+        </w:rPr>
+        <w:footnoteReference w:id="69"/>
+      </w:r>
+    </w:p>
+    <w:p>
+      <w:pPr>
+        <w:spacing w:after="0"/>
+        <w:ind w:firstLine="540"/>
+        <w:rPr>
+          <w:rFonts w:ascii="Times New Roman" w:hAnsi="Times New Roman" w:cs="Times New Roman"/>
+          <w:sz w:val="22"/>
+          <w:szCs w:val="22"/>
+        </w:rPr>
+      </w:pPr>
+      <w:r>
+        <w:rPr>
+          <w:rFonts w:ascii="Times New Roman" w:hAnsi="Times New Roman" w:cs="Times New Roman"/>
+          <w:sz w:val="22"/>
+          <w:szCs w:val="22"/>
+        </w:rPr>
+        <w:t xml:space="preserve">To Bauckham, it is important to differentiate </w:t>
+      </w:r>
+      <w:r>
+        <w:rPr>
+          <w:rFonts w:ascii="Times New Roman" w:hAnsi="Times New Roman" w:cs="Times New Roman"/>
+          <w:sz w:val="22"/>
+          <w:szCs w:val="22"/>
+        </w:rPr>
+        <w:t>ἐπίγνωσις</w:t>
+      </w:r>
+      <w:r>
+        <w:rPr>
+          <w:rFonts w:ascii="Times New Roman" w:hAnsi="Times New Roman" w:cs="Times New Roman"/>
+          <w:sz w:val="22"/>
+          <w:szCs w:val="22"/>
+        </w:rPr>
+        <w:t xml:space="preserve"> and </w:t>
+      </w:r>
+      <w:r>
+        <w:rPr>
+          <w:rFonts w:ascii="Times New Roman" w:hAnsi="Times New Roman" w:cs="Times New Roman"/>
+          <w:sz w:val="22"/>
+          <w:szCs w:val="22"/>
+          <w:lang w:val="el-GR"/>
+        </w:rPr>
+        <w:t>γνῶσις</w:t>
+      </w:r>
+      <w:r>
+        <w:rPr>
+          <w:rFonts w:ascii="Times New Roman" w:hAnsi="Times New Roman" w:cs="Times New Roman"/>
+          <w:sz w:val="22"/>
+          <w:szCs w:val="22"/>
+        </w:rPr>
+        <w:t xml:space="preserve"> (also translated “Knowledge”). </w:t>
+      </w:r>
+      <w:r>
+        <w:rPr>
+          <w:rFonts w:ascii="Times New Roman" w:hAnsi="Times New Roman" w:cs="Times New Roman"/>
+          <w:sz w:val="22"/>
+          <w:szCs w:val="22"/>
+        </w:rPr>
+        <w:t>The former</w:t>
+      </w:r>
+      <w:r>
+        <w:rPr>
+          <w:rFonts w:ascii="Times New Roman" w:hAnsi="Times New Roman" w:cs="Times New Roman"/>
+          <w:sz w:val="22"/>
+          <w:szCs w:val="22"/>
+        </w:rPr>
+        <w:t xml:space="preserve"> is</w:t>
+      </w:r>
+      <w:r>
+        <w:rPr>
+          <w:rFonts w:ascii="Times New Roman" w:hAnsi="Times New Roman" w:cs="Times New Roman"/>
+          <w:sz w:val="22"/>
+          <w:szCs w:val="22"/>
+        </w:rPr>
+        <w:t xml:space="preserve"> “always refers to that fundamental saving knowledge on which the whole of Christian life is based</w:t>
+      </w:r>
+      <w:r>
+        <w:rPr>
+          <w:rFonts w:ascii="Times New Roman" w:hAnsi="Times New Roman" w:cs="Times New Roman"/>
+          <w:sz w:val="22"/>
+          <w:szCs w:val="22"/>
+        </w:rPr>
+        <w:t>.”</w:t>
+      </w:r>
+      <w:r>
+        <w:rPr>
+          <w:rStyle w:val="FootnoteReference"/>
+          <w:rFonts w:ascii="Times New Roman" w:hAnsi="Times New Roman" w:cs="Times New Roman"/>
+          <w:sz w:val="22"/>
+          <w:szCs w:val="22"/>
+        </w:rPr>
+        <w:footnoteReference w:id="70"/>
+      </w:r>
+      <w:r>
+        <w:rPr>
+          <w:rFonts w:ascii="Times New Roman" w:hAnsi="Times New Roman" w:cs="Times New Roman"/>
+          <w:sz w:val="22"/>
+          <w:szCs w:val="22"/>
+        </w:rPr>
+        <w:t xml:space="preserve"> </w:t>
+      </w:r>
+      <w:r>
+        <w:rPr>
+          <w:rFonts w:ascii="Times New Roman" w:hAnsi="Times New Roman" w:cs="Times New Roman"/>
+          <w:sz w:val="22"/>
+          <w:szCs w:val="22"/>
+        </w:rPr>
+        <w:t xml:space="preserve">He says that the latter “is used in 2 Peter for </w:t>
+      </w:r>
+      <w:r>
+        <w:rPr>
+          <w:rFonts w:ascii="Times New Roman" w:hAnsi="Times New Roman" w:cs="Times New Roman"/>
+          <w:sz w:val="22"/>
+          <w:szCs w:val="22"/>
+        </w:rPr>
+        <w:t>knowledge</w:t>
+      </w:r>
+      <w:r>
+        <w:rPr>
+          <w:rFonts w:ascii="Times New Roman" w:hAnsi="Times New Roman" w:cs="Times New Roman"/>
+          <w:sz w:val="22"/>
+          <w:szCs w:val="22"/>
+        </w:rPr>
+        <w:t xml:space="preserve"> which can be acquired and developed in the course of the Christian life </w:t>
+      </w:r>
+      <w:r>
+        <w:rPr>
+          <w:rFonts w:ascii="Times New Roman" w:hAnsi="Times New Roman" w:cs="Times New Roman"/>
+          <w:sz w:val="22"/>
+          <w:szCs w:val="22"/>
+        </w:rPr>
+        <w:lastRenderedPageBreak/>
+        <w:t>(1:5, 6; 3:18)</w:t>
+      </w:r>
+      <w:r>
+        <w:rPr>
+          <w:rFonts w:ascii="Times New Roman" w:hAnsi="Times New Roman" w:cs="Times New Roman"/>
+          <w:sz w:val="22"/>
+          <w:szCs w:val="22"/>
+        </w:rPr>
+        <w:t>.”</w:t>
+      </w:r>
+      <w:r>
+        <w:rPr>
+          <w:rStyle w:val="FootnoteReference"/>
+          <w:rFonts w:ascii="Times New Roman" w:hAnsi="Times New Roman" w:cs="Times New Roman"/>
+          <w:sz w:val="22"/>
+          <w:szCs w:val="22"/>
+        </w:rPr>
+        <w:footnoteReference w:id="71"/>
+      </w:r>
+      <w:r>
+        <w:rPr>
+          <w:rFonts w:ascii="Times New Roman" w:hAnsi="Times New Roman" w:cs="Times New Roman"/>
+          <w:sz w:val="22"/>
+          <w:szCs w:val="22"/>
+        </w:rPr>
+        <w:t xml:space="preserve"> Bauckham </w:t>
+      </w:r>
+      <w:r>
+        <w:rPr>
+          <w:rFonts w:ascii="Times New Roman" w:hAnsi="Times New Roman" w:cs="Times New Roman"/>
+          <w:sz w:val="22"/>
+          <w:szCs w:val="22"/>
+        </w:rPr>
+        <w:t>goes on, “The reason for our author’s emphasis on the fundamental Christian conversion-knowledge and its ethical implications is the danger of apostasy through ethical libertinism (2:20-21) which his readers faced.”</w:t>
+      </w:r>
+      <w:r>
+        <w:rPr>
+          <w:rStyle w:val="FootnoteReference"/>
+          <w:rFonts w:ascii="Times New Roman" w:hAnsi="Times New Roman" w:cs="Times New Roman"/>
+          <w:sz w:val="22"/>
+          <w:szCs w:val="22"/>
+        </w:rPr>
+        <w:footnoteReference w:id="72"/>
+      </w:r>
+    </w:p>
+    <w:p>
+      <w:pPr>
+        <w:spacing w:after="0"/>
+        <w:ind w:firstLine="540"/>
+        <w:rPr>
+          <w:rFonts w:ascii="Times New Roman" w:hAnsi="Times New Roman" w:cs="Times New Roman"/>
+          <w:sz w:val="22"/>
+          <w:szCs w:val="22"/>
+        </w:rPr>
+      </w:pPr>
+      <w:r>
+        <w:rPr>
+          <w:rFonts w:ascii="Times New Roman" w:hAnsi="Times New Roman" w:cs="Times New Roman"/>
+          <w:sz w:val="22"/>
+          <w:szCs w:val="22"/>
+        </w:rPr>
+        <w:t xml:space="preserve">Green </w:t>
+      </w:r>
+      <w:r>
+        <w:rPr>
+          <w:rFonts w:ascii="Times New Roman" w:hAnsi="Times New Roman" w:cs="Times New Roman"/>
+          <w:sz w:val="22"/>
+          <w:szCs w:val="22"/>
+        </w:rPr>
+        <w:t>takes this word “Knowledge” to be different than Bauckham. Green states, “</w:t>
+      </w:r>
+      <w:r>
+        <w:rPr>
+          <w:rFonts w:ascii="Times New Roman" w:hAnsi="Times New Roman" w:cs="Times New Roman"/>
+          <w:sz w:val="22"/>
+          <w:szCs w:val="22"/>
+        </w:rPr>
+        <w:t>No doubt…</w:t>
+      </w:r>
+      <w:r>
+        <w:rPr>
+          <w:rFonts w:ascii="Times New Roman" w:hAnsi="Times New Roman" w:cs="Times New Roman"/>
+          <w:i/>
+          <w:iCs/>
+          <w:sz w:val="22"/>
+          <w:szCs w:val="22"/>
+        </w:rPr>
+        <w:t>knowledge</w:t>
+      </w:r>
+      <w:r>
+        <w:rPr>
+          <w:rFonts w:ascii="Times New Roman" w:hAnsi="Times New Roman" w:cs="Times New Roman"/>
+          <w:sz w:val="22"/>
+          <w:szCs w:val="22"/>
+        </w:rPr>
+        <w:t xml:space="preserve"> here…has a polemical thrust.”</w:t>
+      </w:r>
+      <w:r>
+        <w:rPr>
+          <w:rStyle w:val="FootnoteReference"/>
+          <w:rFonts w:ascii="Times New Roman" w:hAnsi="Times New Roman" w:cs="Times New Roman"/>
+          <w:sz w:val="22"/>
+          <w:szCs w:val="22"/>
+        </w:rPr>
+        <w:footnoteReference w:id="73"/>
+      </w:r>
+      <w:r>
+        <w:rPr>
+          <w:rFonts w:ascii="Times New Roman" w:hAnsi="Times New Roman" w:cs="Times New Roman"/>
+          <w:sz w:val="22"/>
+          <w:szCs w:val="22"/>
+        </w:rPr>
+        <w:t xml:space="preserve"> He says, “Peter was writing to people who claimed </w:t>
+      </w:r>
+      <w:r>
+        <w:rPr>
+          <w:rFonts w:ascii="Times New Roman" w:hAnsi="Times New Roman" w:cs="Times New Roman"/>
+          <w:sz w:val="22"/>
+          <w:szCs w:val="22"/>
+        </w:rPr>
+        <w:t xml:space="preserve">a real knowledge of God and of Christ, but continued in immoral behavior. </w:t>
+      </w:r>
+      <w:r>
+        <w:rPr>
+          <w:rFonts w:ascii="Times New Roman" w:hAnsi="Times New Roman" w:cs="Times New Roman"/>
+          <w:i/>
+          <w:iCs/>
+          <w:sz w:val="22"/>
+          <w:szCs w:val="22"/>
+        </w:rPr>
+        <w:t>Knowledge</w:t>
+      </w:r>
+      <w:r>
+        <w:rPr>
+          <w:rFonts w:ascii="Times New Roman" w:hAnsi="Times New Roman" w:cs="Times New Roman"/>
+          <w:sz w:val="22"/>
+          <w:szCs w:val="22"/>
+        </w:rPr>
+        <w:t xml:space="preserve"> may have been a catch-phrase of theirs which Peter takes up and fills with authentic Christian content.”</w:t>
+      </w:r>
+      <w:r>
+        <w:rPr>
+          <w:rStyle w:val="FootnoteReference"/>
+          <w:rFonts w:ascii="Times New Roman" w:hAnsi="Times New Roman" w:cs="Times New Roman"/>
+          <w:sz w:val="22"/>
+          <w:szCs w:val="22"/>
+        </w:rPr>
+        <w:footnoteReference w:id="74"/>
+      </w:r>
+      <w:r>
+        <w:rPr>
+          <w:rFonts w:ascii="Times New Roman" w:hAnsi="Times New Roman" w:cs="Times New Roman"/>
+          <w:sz w:val="22"/>
+          <w:szCs w:val="22"/>
+        </w:rPr>
+        <w:t xml:space="preserve"> Thus, “</w:t>
+      </w:r>
+      <w:r>
+        <w:rPr>
+          <w:rFonts w:ascii="Times New Roman" w:hAnsi="Times New Roman" w:cs="Times New Roman"/>
+          <w:sz w:val="22"/>
+          <w:szCs w:val="22"/>
+        </w:rPr>
+        <w:t>True knowledge of God and Christ produces grace and peace in the life; what is more, it produces holiness (v. 3). The whole New Testament united in denouncing a profession of faith which makes no difference to behavior.”</w:t>
+      </w:r>
+      <w:r>
+        <w:rPr>
+          <w:rStyle w:val="FootnoteReference"/>
+          <w:rFonts w:ascii="Times New Roman" w:hAnsi="Times New Roman" w:cs="Times New Roman"/>
+          <w:sz w:val="22"/>
+          <w:szCs w:val="22"/>
+        </w:rPr>
+        <w:footnoteReference w:id="75"/>
+      </w:r>
+      <w:r>
+        <w:rPr>
+          <w:rFonts w:ascii="Times New Roman" w:hAnsi="Times New Roman" w:cs="Times New Roman"/>
+          <w:sz w:val="22"/>
+          <w:szCs w:val="22"/>
+        </w:rPr>
+        <w:t xml:space="preserve"> Green </w:t>
+      </w:r>
+      <w:r>
+        <w:rPr>
+          <w:rFonts w:ascii="Times New Roman" w:hAnsi="Times New Roman" w:cs="Times New Roman"/>
+          <w:sz w:val="22"/>
+          <w:szCs w:val="22"/>
+        </w:rPr>
+        <w:t xml:space="preserve">cites J. B. </w:t>
+      </w:r>
+      <w:r>
+        <w:rPr>
+          <w:rFonts w:ascii="Times New Roman" w:hAnsi="Times New Roman" w:cs="Times New Roman"/>
+          <w:sz w:val="22"/>
+          <w:szCs w:val="22"/>
+        </w:rPr>
+        <w:t xml:space="preserve">Lightfoot’s definition of </w:t>
+      </w:r>
+      <w:r>
+        <w:rPr>
+          <w:rFonts w:ascii="Times New Roman" w:hAnsi="Times New Roman" w:cs="Times New Roman"/>
+          <w:sz w:val="22"/>
+          <w:szCs w:val="22"/>
+        </w:rPr>
+        <w:t>ἐπίγνωσις</w:t>
+      </w:r>
+      <w:r>
+        <w:rPr>
+          <w:rFonts w:ascii="Times New Roman" w:hAnsi="Times New Roman" w:cs="Times New Roman"/>
+          <w:sz w:val="22"/>
+          <w:szCs w:val="22"/>
+        </w:rPr>
+        <w:t>, which says that this is a “‘larger and more thorough knowledge’</w:t>
+      </w:r>
+      <w:r>
+        <w:rPr>
+          <w:rFonts w:ascii="Times New Roman" w:hAnsi="Times New Roman" w:cs="Times New Roman"/>
+          <w:sz w:val="22"/>
+          <w:szCs w:val="22"/>
+        </w:rPr>
+        <w:t xml:space="preserve"> than [</w:t>
+      </w:r>
+      <w:r>
+        <w:rPr>
+          <w:rFonts w:ascii="Times New Roman" w:hAnsi="Times New Roman" w:cs="Times New Roman"/>
+          <w:sz w:val="22"/>
+          <w:szCs w:val="22"/>
+          <w:lang w:val="el-GR"/>
+        </w:rPr>
+        <w:t>γνῶσις</w:t>
+      </w:r>
+      <w:r>
+        <w:rPr>
+          <w:rFonts w:ascii="Times New Roman" w:hAnsi="Times New Roman" w:cs="Times New Roman"/>
+          <w:sz w:val="22"/>
+          <w:szCs w:val="22"/>
+        </w:rPr>
+        <w:t>].”</w:t>
+      </w:r>
+      <w:r>
+        <w:rPr>
+          <w:rStyle w:val="FootnoteReference"/>
+          <w:rFonts w:ascii="Times New Roman" w:hAnsi="Times New Roman" w:cs="Times New Roman"/>
+          <w:sz w:val="22"/>
+          <w:szCs w:val="22"/>
+        </w:rPr>
+        <w:footnoteReference w:id="76"/>
+      </w:r>
+      <w:r>
+        <w:rPr>
+          <w:rFonts w:ascii="Times New Roman" w:hAnsi="Times New Roman" w:cs="Times New Roman"/>
+          <w:sz w:val="22"/>
+          <w:szCs w:val="22"/>
+        </w:rPr>
+        <w:t xml:space="preserve"> Finally, Green says, “A deeper knowledge of the Person of </w:t>
+      </w:r>
+      <w:r>
+        <w:rPr>
+          <w:rFonts w:ascii="Times New Roman" w:hAnsi="Times New Roman" w:cs="Times New Roman"/>
+          <w:sz w:val="22"/>
+          <w:szCs w:val="22"/>
+        </w:rPr>
+        <w:t>Jesus</w:t>
+      </w:r>
+      <w:r>
+        <w:rPr>
+          <w:rFonts w:ascii="Times New Roman" w:hAnsi="Times New Roman" w:cs="Times New Roman"/>
+          <w:sz w:val="22"/>
+          <w:szCs w:val="22"/>
+        </w:rPr>
+        <w:t xml:space="preserve"> is the surest safeguard against false doctrine.”</w:t>
+      </w:r>
+      <w:r>
+        <w:rPr>
+          <w:rStyle w:val="FootnoteReference"/>
+          <w:rFonts w:ascii="Times New Roman" w:hAnsi="Times New Roman" w:cs="Times New Roman"/>
+          <w:sz w:val="22"/>
+          <w:szCs w:val="22"/>
+        </w:rPr>
+        <w:footnoteReference w:id="77"/>
+      </w:r>
+    </w:p>
+    <w:p>
+      <w:pPr>
+        <w:spacing w:after="0"/>
+        <w:ind w:firstLine="540"/>
+        <w:rPr>
+          <w:rFonts w:ascii="Times New Roman" w:hAnsi="Times New Roman" w:cs="Times New Roman"/>
+          <w:kern w:val="0"/>
+          <w:sz w:val="22"/>
+          <w:szCs w:val="22"/>
+        </w:rPr>
+      </w:pPr>
+      <w:r>
+        <w:rPr>
+          <w:rFonts w:ascii="Times New Roman" w:hAnsi="Times New Roman" w:cs="Times New Roman"/>
+          <w:sz w:val="22"/>
+          <w:szCs w:val="22"/>
+        </w:rPr>
+        <w:t xml:space="preserve">Schreiner </w:t>
+      </w:r>
+      <w:r>
+        <w:rPr>
+          <w:rFonts w:ascii="Times New Roman" w:hAnsi="Times New Roman" w:cs="Times New Roman"/>
+          <w:sz w:val="22"/>
+          <w:szCs w:val="22"/>
+        </w:rPr>
+        <w:t>sees this “knowledge” as “</w:t>
+      </w:r>
+      <w:r>
+        <w:rPr>
+          <w:rFonts w:ascii="Times New Roman" w:hAnsi="Times New Roman" w:cs="Times New Roman"/>
+          <w:kern w:val="0"/>
+          <w:sz w:val="22"/>
+          <w:szCs w:val="22"/>
+        </w:rPr>
+        <w:t>personal and relational, but it also involves intellectual content</w:t>
+      </w:r>
+      <w:r>
+        <w:rPr>
+          <w:rFonts w:ascii="Times New Roman" w:hAnsi="Times New Roman" w:cs="Times New Roman"/>
+          <w:kern w:val="0"/>
+          <w:sz w:val="22"/>
+          <w:szCs w:val="22"/>
+        </w:rPr>
+        <w:t>.”</w:t>
+      </w:r>
+      <w:r>
+        <w:rPr>
+          <w:rFonts w:ascii="Times New Roman" w:hAnsi="Times New Roman" w:cs="Times New Roman"/>
+          <w:kern w:val="0"/>
+          <w:sz w:val="22"/>
+          <w:szCs w:val="22"/>
+          <w:vertAlign w:val="superscript"/>
+        </w:rPr>
+        <w:footnoteReference w:id="78"/>
+      </w:r>
+      <w:r>
+        <w:rPr>
+          <w:rFonts w:ascii="Times New Roman" w:hAnsi="Times New Roman" w:cs="Times New Roman"/>
+          <w:kern w:val="0"/>
+          <w:sz w:val="22"/>
+          <w:szCs w:val="22"/>
+        </w:rPr>
+        <w:t xml:space="preserve"> According to him, Biblical writers </w:t>
+      </w:r>
+      <w:r>
+        <w:rPr>
+          <w:rFonts w:ascii="Times New Roman" w:hAnsi="Times New Roman" w:cs="Times New Roman"/>
+          <w:kern w:val="0"/>
+          <w:sz w:val="22"/>
+          <w:szCs w:val="22"/>
+        </w:rPr>
+        <w:t>never separate “the head and the heart in terms of spiritual growth.”</w:t>
+      </w:r>
+      <w:r>
+        <w:rPr>
+          <w:rStyle w:val="FootnoteReference"/>
+          <w:rFonts w:ascii="Times New Roman" w:hAnsi="Times New Roman" w:cs="Times New Roman"/>
+          <w:kern w:val="0"/>
+          <w:sz w:val="22"/>
+          <w:szCs w:val="22"/>
+        </w:rPr>
+        <w:footnoteReference w:id="79"/>
+      </w:r>
+      <w:r>
+        <w:rPr>
+          <w:rFonts w:ascii="Times New Roman" w:hAnsi="Times New Roman" w:cs="Times New Roman"/>
+          <w:kern w:val="0"/>
+          <w:sz w:val="22"/>
+          <w:szCs w:val="22"/>
+        </w:rPr>
+        <w:t xml:space="preserve"> Schreiner believes that “grace” and “peace” come about when believers understand </w:t>
+      </w:r>
+      <w:r>
+        <w:rPr>
+          <w:rFonts w:ascii="Times New Roman" w:hAnsi="Times New Roman" w:cs="Times New Roman"/>
+          <w:kern w:val="0"/>
+          <w:sz w:val="22"/>
+          <w:szCs w:val="22"/>
+        </w:rPr>
+        <w:t>God deeper and deeper “in the crucible of experience.”</w:t>
+      </w:r>
+      <w:r>
+        <w:rPr>
+          <w:rStyle w:val="FootnoteReference"/>
+          <w:rFonts w:ascii="Times New Roman" w:hAnsi="Times New Roman" w:cs="Times New Roman"/>
+          <w:kern w:val="0"/>
+          <w:sz w:val="22"/>
+          <w:szCs w:val="22"/>
+        </w:rPr>
+        <w:footnoteReference w:id="80"/>
+      </w:r>
+      <w:r>
+        <w:rPr>
+          <w:rFonts w:ascii="Times New Roman" w:hAnsi="Times New Roman" w:cs="Times New Roman"/>
+          <w:kern w:val="0"/>
+          <w:sz w:val="22"/>
+          <w:szCs w:val="22"/>
+        </w:rPr>
+        <w:t xml:space="preserve"> Schreiner agrees with Bauckham when he states, “</w:t>
+      </w:r>
+      <w:r>
+        <w:rPr>
+          <w:rFonts w:ascii="Times New Roman" w:hAnsi="Times New Roman" w:cs="Times New Roman"/>
+          <w:kern w:val="0"/>
+          <w:sz w:val="22"/>
+          <w:szCs w:val="22"/>
+        </w:rPr>
+        <w:t xml:space="preserve">It is probable that the </w:t>
+      </w:r>
+      <w:r>
+        <w:rPr>
+          <w:rFonts w:ascii="Times New Roman" w:hAnsi="Times New Roman" w:cs="Times New Roman"/>
+          <w:kern w:val="0"/>
+          <w:sz w:val="22"/>
+          <w:szCs w:val="22"/>
+        </w:rPr>
+        <w:lastRenderedPageBreak/>
+        <w:t>term [</w:t>
+      </w:r>
+      <w:r>
+        <w:rPr>
+          <w:rFonts w:ascii="Times New Roman" w:hAnsi="Times New Roman" w:cs="Times New Roman"/>
+          <w:sz w:val="22"/>
+          <w:szCs w:val="22"/>
+        </w:rPr>
+        <w:t>ἐπίγνωσις</w:t>
+      </w:r>
+      <w:r>
+        <w:rPr>
+          <w:rFonts w:ascii="Times New Roman" w:hAnsi="Times New Roman" w:cs="Times New Roman"/>
+          <w:kern w:val="0"/>
+          <w:sz w:val="22"/>
+          <w:szCs w:val="22"/>
+        </w:rPr>
+        <w:t xml:space="preserve">] focuses on conversion (1:3, 8; 2:20)” but </w:t>
+      </w:r>
+      <w:r>
+        <w:rPr>
+          <w:rFonts w:ascii="Times New Roman" w:hAnsi="Times New Roman" w:cs="Times New Roman"/>
+          <w:kern w:val="0"/>
+          <w:sz w:val="22"/>
+          <w:szCs w:val="22"/>
+        </w:rPr>
+        <w:t>disagrees when he says, “It is doubtful, though, that we should separate [</w:t>
+      </w:r>
+      <w:r>
+        <w:rPr>
+          <w:rFonts w:ascii="Times New Roman" w:hAnsi="Times New Roman" w:cs="Times New Roman"/>
+          <w:sz w:val="22"/>
+          <w:szCs w:val="22"/>
+        </w:rPr>
+        <w:t>ἐπίγνωσις</w:t>
+      </w:r>
+      <w:r>
+        <w:rPr>
+          <w:rFonts w:ascii="Times New Roman" w:hAnsi="Times New Roman" w:cs="Times New Roman"/>
+          <w:kern w:val="0"/>
+          <w:sz w:val="22"/>
+          <w:szCs w:val="22"/>
+        </w:rPr>
+        <w:t>] from [</w:t>
+      </w:r>
+      <w:r>
+        <w:rPr>
+          <w:rFonts w:ascii="Times New Roman" w:hAnsi="Times New Roman" w:cs="Times New Roman"/>
+          <w:sz w:val="22"/>
+          <w:szCs w:val="22"/>
+          <w:lang w:val="el-GR"/>
+        </w:rPr>
+        <w:t>γνῶσις</w:t>
+      </w:r>
+      <w:r>
+        <w:rPr>
+          <w:rFonts w:ascii="Times New Roman" w:hAnsi="Times New Roman" w:cs="Times New Roman"/>
+          <w:kern w:val="0"/>
+          <w:sz w:val="22"/>
+          <w:szCs w:val="22"/>
+        </w:rPr>
+        <w:t>] (1:5, 6; 3:18).</w:t>
+      </w:r>
+      <w:r>
+        <w:rPr>
+          <w:rFonts w:ascii="Times New Roman" w:hAnsi="Times New Roman" w:cs="Times New Roman"/>
+          <w:kern w:val="0"/>
+          <w:sz w:val="22"/>
+          <w:szCs w:val="22"/>
+        </w:rPr>
+        <w:t>”</w:t>
+      </w:r>
+      <w:r>
+        <w:rPr>
+          <w:rStyle w:val="FootnoteReference"/>
+          <w:rFonts w:ascii="Times New Roman" w:hAnsi="Times New Roman" w:cs="Times New Roman"/>
+          <w:kern w:val="0"/>
+          <w:sz w:val="22"/>
+          <w:szCs w:val="22"/>
+        </w:rPr>
+        <w:footnoteReference w:id="81"/>
+      </w:r>
+      <w:r>
+        <w:rPr>
+          <w:rFonts w:ascii="Times New Roman" w:hAnsi="Times New Roman" w:cs="Times New Roman"/>
+          <w:kern w:val="0"/>
+          <w:sz w:val="22"/>
+          <w:szCs w:val="22"/>
+        </w:rPr>
+        <w:t xml:space="preserve"> </w:t>
+      </w:r>
+      <w:r>
+        <w:rPr>
+          <w:rFonts w:ascii="Times New Roman" w:hAnsi="Times New Roman" w:cs="Times New Roman"/>
+          <w:kern w:val="0"/>
+          <w:sz w:val="22"/>
+          <w:szCs w:val="22"/>
+        </w:rPr>
+        <w:t xml:space="preserve">Contra Bauckham, </w:t>
+      </w:r>
+      <w:r>
+        <w:rPr>
+          <w:rFonts w:ascii="Times New Roman" w:hAnsi="Times New Roman" w:cs="Times New Roman"/>
+          <w:kern w:val="0"/>
+          <w:sz w:val="22"/>
+          <w:szCs w:val="22"/>
+        </w:rPr>
+        <w:t>Schreiner</w:t>
+      </w:r>
+      <w:r>
+        <w:rPr>
+          <w:rFonts w:ascii="Times New Roman" w:hAnsi="Times New Roman" w:cs="Times New Roman"/>
+          <w:kern w:val="0"/>
+          <w:sz w:val="22"/>
+          <w:szCs w:val="22"/>
+        </w:rPr>
+        <w:t xml:space="preserve"> states, “</w:t>
+      </w:r>
+      <w:r>
+        <w:rPr>
+          <w:rFonts w:ascii="Times New Roman" w:hAnsi="Times New Roman" w:cs="Times New Roman"/>
+          <w:kern w:val="0"/>
+          <w:sz w:val="22"/>
+          <w:szCs w:val="22"/>
+        </w:rPr>
+        <w:t xml:space="preserve">Knowledge of God and Christ begins, of course, at conversion, but it is difficult to sustain the view that Peter confined </w:t>
+      </w:r>
+      <w:r>
+        <w:rPr>
+          <w:rFonts w:ascii="Times New Roman" w:hAnsi="Times New Roman" w:cs="Times New Roman"/>
+          <w:kern w:val="0"/>
+          <w:sz w:val="22"/>
+          <w:szCs w:val="22"/>
+        </w:rPr>
+        <w:t>[</w:t>
+      </w:r>
+      <w:r>
+        <w:rPr>
+          <w:rFonts w:ascii="Times New Roman" w:hAnsi="Times New Roman" w:cs="Times New Roman"/>
+          <w:sz w:val="22"/>
+          <w:szCs w:val="22"/>
+        </w:rPr>
+        <w:t>ἐπίγνωσις</w:t>
+      </w:r>
+      <w:r>
+        <w:rPr>
+          <w:rFonts w:ascii="Times New Roman" w:hAnsi="Times New Roman" w:cs="Times New Roman"/>
+          <w:iCs/>
+          <w:kern w:val="0"/>
+          <w:sz w:val="22"/>
+          <w:szCs w:val="22"/>
+        </w:rPr>
+        <w:t>]</w:t>
+      </w:r>
+      <w:r>
+        <w:rPr>
+          <w:rFonts w:ascii="Times New Roman" w:hAnsi="Times New Roman" w:cs="Times New Roman"/>
+          <w:kern w:val="0"/>
+          <w:sz w:val="22"/>
+          <w:szCs w:val="22"/>
+        </w:rPr>
+        <w:t xml:space="preserve"> to conversion and </w:t>
+      </w:r>
+      <w:r>
+        <w:rPr>
+          <w:rFonts w:ascii="Times New Roman" w:hAnsi="Times New Roman" w:cs="Times New Roman"/>
+          <w:iCs/>
+          <w:kern w:val="0"/>
+          <w:sz w:val="22"/>
+          <w:szCs w:val="22"/>
+        </w:rPr>
+        <w:t>[</w:t>
+      </w:r>
+      <w:r>
+        <w:rPr>
+          <w:rFonts w:ascii="Times New Roman" w:hAnsi="Times New Roman" w:cs="Times New Roman"/>
+          <w:sz w:val="22"/>
+          <w:szCs w:val="22"/>
+          <w:lang w:val="el-GR"/>
+        </w:rPr>
+        <w:t>γνῶσις</w:t>
+      </w:r>
+      <w:r>
+        <w:rPr>
+          <w:rFonts w:ascii="Times New Roman" w:hAnsi="Times New Roman" w:cs="Times New Roman"/>
+          <w:iCs/>
+          <w:kern w:val="0"/>
+          <w:sz w:val="22"/>
+          <w:szCs w:val="22"/>
+        </w:rPr>
+        <w:t>]</w:t>
+      </w:r>
+      <w:r>
+        <w:rPr>
+          <w:rFonts w:ascii="Times New Roman" w:hAnsi="Times New Roman" w:cs="Times New Roman"/>
+          <w:kern w:val="0"/>
+          <w:sz w:val="22"/>
+          <w:szCs w:val="22"/>
+        </w:rPr>
+        <w:t xml:space="preserve"> to postconversion growth</w:t>
+      </w:r>
+      <w:r>
+        <w:rPr>
+          <w:rFonts w:ascii="Times New Roman" w:hAnsi="Times New Roman" w:cs="Times New Roman"/>
+          <w:kern w:val="0"/>
+          <w:sz w:val="22"/>
+          <w:szCs w:val="22"/>
+        </w:rPr>
+        <w:t>.”</w:t>
+      </w:r>
+      <w:r>
+        <w:rPr>
+          <w:rFonts w:ascii="Times New Roman" w:hAnsi="Times New Roman" w:cs="Times New Roman"/>
+          <w:kern w:val="0"/>
+          <w:sz w:val="22"/>
+          <w:szCs w:val="22"/>
+          <w:vertAlign w:val="superscript"/>
+        </w:rPr>
+        <w:footnoteReference w:id="82"/>
+      </w:r>
+      <w:r>
+        <w:rPr>
+          <w:rFonts w:ascii="Times New Roman" w:hAnsi="Times New Roman" w:cs="Times New Roman"/>
+          <w:kern w:val="0"/>
+          <w:sz w:val="22"/>
+          <w:szCs w:val="22"/>
+        </w:rPr>
+        <w:t xml:space="preserve"> Contra Green, Schreiner does not </w:t>
+      </w:r>
+      <w:r>
+        <w:rPr>
+          <w:rFonts w:ascii="Times New Roman" w:hAnsi="Times New Roman" w:cs="Times New Roman"/>
+          <w:kern w:val="0"/>
+          <w:sz w:val="22"/>
+          <w:szCs w:val="22"/>
+        </w:rPr>
+        <w:t>see “knowledge” here as “a polemic against Gnosticism since the opponents do not clearly fit into such a mold.”</w:t>
+      </w:r>
+      <w:r>
+        <w:rPr>
+          <w:rStyle w:val="FootnoteReference"/>
+          <w:rFonts w:ascii="Times New Roman" w:hAnsi="Times New Roman" w:cs="Times New Roman"/>
+          <w:kern w:val="0"/>
+          <w:sz w:val="22"/>
+          <w:szCs w:val="22"/>
+        </w:rPr>
+        <w:footnoteReference w:id="83"/>
+      </w:r>
+      <w:r>
+        <w:rPr>
+          <w:rFonts w:ascii="Times New Roman" w:hAnsi="Times New Roman" w:cs="Times New Roman"/>
+          <w:kern w:val="0"/>
+          <w:sz w:val="22"/>
+          <w:szCs w:val="22"/>
+        </w:rPr>
+        <w:t xml:space="preserve"> He concludes, “</w:t>
+      </w:r>
+      <w:r>
+        <w:rPr>
+          <w:rFonts w:ascii="Times New Roman" w:hAnsi="Times New Roman" w:cs="Times New Roman"/>
+          <w:kern w:val="0"/>
+          <w:sz w:val="22"/>
+          <w:szCs w:val="22"/>
+        </w:rPr>
+        <w:t>In this verse knowledge refers both to the knowledge of God they had at conversion and for its increase in their lives.”</w:t>
+      </w:r>
+      <w:r>
+        <w:rPr>
+          <w:rStyle w:val="FootnoteReference"/>
+          <w:rFonts w:ascii="Times New Roman" w:hAnsi="Times New Roman" w:cs="Times New Roman"/>
+          <w:kern w:val="0"/>
+          <w:sz w:val="22"/>
+          <w:szCs w:val="22"/>
+        </w:rPr>
+        <w:footnoteReference w:id="84"/>
+      </w:r>
+      <w:r>
+        <w:rPr>
+          <w:rFonts w:ascii="Times New Roman" w:hAnsi="Times New Roman" w:cs="Times New Roman"/>
+          <w:kern w:val="0"/>
+          <w:sz w:val="22"/>
+          <w:szCs w:val="22"/>
+        </w:rPr>
+        <w:t xml:space="preserve"> With Schreiner, I agree.</w:t>
+      </w:r>
+      <w:r>
+        <w:rPr>
+          <w:rFonts w:ascii="Times New Roman" w:hAnsi="Times New Roman" w:cs="Times New Roman"/>
+          <w:kern w:val="0"/>
+          <w:sz w:val="22"/>
+          <w:szCs w:val="22"/>
+        </w:rPr>
+        <w:t xml:space="preserve"> However, as we continue with 2 Peter, it may seem reasonable with Green to see “knowledge” </w:t>
+      </w:r>
+      <w:r>
+        <w:rPr>
+          <w:rFonts w:ascii="Times New Roman" w:hAnsi="Times New Roman" w:cs="Times New Roman"/>
+          <w:kern w:val="0"/>
+          <w:sz w:val="22"/>
+          <w:szCs w:val="22"/>
+        </w:rPr>
+        <w:t>as being a call forward to chapter 2, where Peter will deal with the false teachers</w:t>
+      </w:r>
+      <w:r>
+        <w:rPr>
+          <w:rFonts w:ascii="Times New Roman" w:hAnsi="Times New Roman" w:cs="Times New Roman"/>
+          <w:kern w:val="0"/>
+          <w:sz w:val="22"/>
+          <w:szCs w:val="22"/>
+        </w:rPr>
+        <w:t xml:space="preserve">. For more on </w:t>
+      </w:r>
+      <w:r>
+        <w:rPr>
+          <w:rFonts w:ascii="Times New Roman" w:hAnsi="Times New Roman" w:cs="Times New Roman"/>
+          <w:kern w:val="0"/>
+          <w:sz w:val="22"/>
+          <w:szCs w:val="22"/>
+        </w:rPr>
+        <w:t>who they are</w:t>
+      </w:r>
+      <w:r>
+        <w:rPr>
+          <w:rFonts w:ascii="Times New Roman" w:hAnsi="Times New Roman" w:cs="Times New Roman"/>
+          <w:kern w:val="0"/>
+          <w:sz w:val="22"/>
+          <w:szCs w:val="22"/>
+        </w:rPr>
+        <w:t>, see the Introduction to 2 Peter.</w:t>
+      </w:r>
+    </w:p>
+    <w:p>
+      <w:pPr>
+        <w:spacing w:after="0"/>
+        <w:ind w:firstLine="540"/>
+        <w:rPr>
+          <w:rFonts w:ascii="Times New Roman" w:hAnsi="Times New Roman" w:cs="Times New Roman"/>
+          <w:kern w:val="0"/>
+          <w:sz w:val="22"/>
+          <w:szCs w:val="22"/>
+        </w:rPr>
+      </w:pPr>
+      <w:r>
+        <w:rPr>
+          <w:rFonts w:ascii="Times New Roman" w:hAnsi="Times New Roman" w:cs="Times New Roman"/>
+          <w:b/>
+          <w:bCs/>
+          <w:sz w:val="22"/>
+          <w:szCs w:val="22"/>
+        </w:rPr>
+        <w:t>3</w:t>
+      </w:r>
+      <w:r>
+        <w:rPr>
+          <w:rFonts w:ascii="Times New Roman" w:hAnsi="Times New Roman" w:cs="Times New Roman"/>
+          <w:sz w:val="22"/>
+          <w:szCs w:val="22"/>
+        </w:rPr>
+        <w:tab/>
+        <w:t>“</w:t>
+      </w:r>
+      <w:r>
+        <w:rPr>
+          <w:rFonts w:ascii="Times New Roman" w:hAnsi="Times New Roman" w:cs="Times New Roman"/>
+          <w:smallCaps/>
+          <w:kern w:val="0"/>
+          <w:sz w:val="22"/>
+          <w:szCs w:val="22"/>
+        </w:rPr>
+        <w:t>Seeing that His divine power has granted to us everything pertaining to life and godliness</w:t>
+      </w:r>
+      <w:r>
+        <w:rPr>
+          <w:rFonts w:ascii="Times New Roman" w:hAnsi="Times New Roman" w:cs="Times New Roman"/>
+          <w:smallCaps/>
+          <w:kern w:val="0"/>
+          <w:sz w:val="22"/>
+          <w:szCs w:val="22"/>
+        </w:rPr>
+        <w:t>, through the true knowledge of him</w:t>
+      </w:r>
+      <w:r>
+        <w:rPr>
+          <w:rFonts w:ascii="Times New Roman" w:hAnsi="Times New Roman" w:cs="Times New Roman"/>
+          <w:kern w:val="0"/>
+          <w:sz w:val="22"/>
+          <w:szCs w:val="22"/>
+        </w:rPr>
+        <w:t>.”</w:t>
+      </w:r>
+      <w:r>
+        <w:rPr>
+          <w:rFonts w:ascii="Times New Roman" w:hAnsi="Times New Roman" w:cs="Times New Roman"/>
+          <w:kern w:val="0"/>
+          <w:sz w:val="22"/>
+          <w:szCs w:val="22"/>
+        </w:rPr>
+        <w:t xml:space="preserve"> For comments on the pronoun “us,</w:t>
+      </w:r>
+      <w:r>
+        <w:rPr>
+          <w:rFonts w:ascii="Times New Roman" w:hAnsi="Times New Roman" w:cs="Times New Roman"/>
+          <w:kern w:val="0"/>
+          <w:sz w:val="22"/>
+          <w:szCs w:val="22"/>
+        </w:rPr>
+        <w:t>”</w:t>
+      </w:r>
+      <w:r>
+        <w:rPr>
+          <w:rFonts w:ascii="Times New Roman" w:hAnsi="Times New Roman" w:cs="Times New Roman"/>
+          <w:kern w:val="0"/>
+          <w:sz w:val="22"/>
+          <w:szCs w:val="22"/>
+        </w:rPr>
+        <w:t xml:space="preserve"> see</w:t>
+      </w:r>
+      <w:r>
+        <w:rPr>
+          <w:rFonts w:ascii="Times New Roman" w:hAnsi="Times New Roman" w:cs="Times New Roman"/>
+          <w:kern w:val="0"/>
+          <w:sz w:val="22"/>
+          <w:szCs w:val="22"/>
+        </w:rPr>
+        <w:t xml:space="preserve"> below and also</w:t>
+      </w:r>
+      <w:r>
+        <w:rPr>
+          <w:rFonts w:ascii="Times New Roman" w:hAnsi="Times New Roman" w:cs="Times New Roman"/>
+          <w:kern w:val="0"/>
+          <w:sz w:val="22"/>
+          <w:szCs w:val="22"/>
+        </w:rPr>
+        <w:t xml:space="preserve"> </w:t>
+      </w:r>
+      <w:r>
+        <w:rPr>
+          <w:rFonts w:ascii="Times New Roman" w:hAnsi="Times New Roman" w:cs="Times New Roman"/>
+          <w:sz w:val="22"/>
+          <w:szCs w:val="22"/>
+        </w:rPr>
+        <w:t xml:space="preserve">“A Gentile Audience?” (p. </w:t>
+      </w:r>
+      <w:r>
+        <w:rPr>
+          <w:rFonts w:ascii="Times New Roman" w:hAnsi="Times New Roman" w:cs="Times New Roman"/>
+          <w:sz w:val="22"/>
+          <w:szCs w:val="22"/>
+        </w:rPr>
+        <w:fldChar w:fldCharType="begin"/>
+      </w:r>
+      <w:r>
+        <w:rPr>
+          <w:rFonts w:ascii="Times New Roman" w:hAnsi="Times New Roman" w:cs="Times New Roman"/>
+          <w:sz w:val="22"/>
+          <w:szCs w:val="22"/>
+        </w:rPr>
+        <w:instrText xml:space="preserve"> PAGEREF aud2PGen \h </w:instrText>
+      </w:r>
+      <w:r>
+        <w:rPr>
+          <w:rFonts w:ascii="Times New Roman" w:hAnsi="Times New Roman" w:cs="Times New Roman"/>
+          <w:sz w:val="22"/>
+          <w:szCs w:val="22"/>
+        </w:rPr>
+      </w:r>
+      <w:r>
+        <w:rPr>
+          <w:rFonts w:ascii="Times New Roman" w:hAnsi="Times New Roman" w:cs="Times New Roman"/>
+          <w:sz w:val="22"/>
+          <w:szCs w:val="22"/>
+        </w:rPr>
+        <w:fldChar w:fldCharType="separate"/>
+      </w:r>
+      <w:r>
+        <w:rPr>
+          <w:rFonts w:ascii="Times New Roman" w:hAnsi="Times New Roman" w:cs="Times New Roman"/>
+          <w:noProof/>
+          <w:sz w:val="22"/>
+          <w:szCs w:val="22"/>
+        </w:rPr>
+        <w:t>45</w:t>
+      </w:r>
+      <w:r>
+        <w:rPr>
+          <w:rFonts w:ascii="Times New Roman" w:hAnsi="Times New Roman" w:cs="Times New Roman"/>
+          <w:sz w:val="22"/>
+          <w:szCs w:val="22"/>
+        </w:rPr>
+        <w:fldChar w:fldCharType="end"/>
+      </w:r>
+      <w:r>
+        <w:rPr>
+          <w:rFonts w:ascii="Times New Roman" w:hAnsi="Times New Roman" w:cs="Times New Roman"/>
+          <w:sz w:val="22"/>
+          <w:szCs w:val="22"/>
+        </w:rPr>
+        <w:t>ff)</w:t>
+      </w:r>
+      <w:r>
+        <w:rPr>
+          <w:rFonts w:ascii="Times New Roman" w:hAnsi="Times New Roman" w:cs="Times New Roman"/>
+          <w:sz w:val="22"/>
+          <w:szCs w:val="22"/>
+        </w:rPr>
+        <w:t xml:space="preserve">. </w:t>
+      </w:r>
+      <w:r>
+        <w:rPr>
+          <w:rFonts w:ascii="Times New Roman" w:hAnsi="Times New Roman" w:cs="Times New Roman"/>
+          <w:kern w:val="0"/>
+          <w:sz w:val="22"/>
+          <w:szCs w:val="22"/>
+        </w:rPr>
+        <w:t xml:space="preserve">As a reminder, it seems that the “Our”/“Us” </w:t>
+      </w:r>
+      <w:r>
+        <w:rPr>
+          <w:rFonts w:ascii="Times New Roman" w:hAnsi="Times New Roman" w:cs="Times New Roman"/>
+          <w:kern w:val="0"/>
+          <w:sz w:val="22"/>
+          <w:szCs w:val="22"/>
+        </w:rPr>
+        <w:t>in verse 1-4 and 16-1</w:t>
+      </w:r>
+      <w:r>
+        <w:rPr>
+          <w:rFonts w:ascii="Times New Roman" w:hAnsi="Times New Roman" w:cs="Times New Roman"/>
+          <w:kern w:val="0"/>
+          <w:sz w:val="22"/>
+          <w:szCs w:val="22"/>
+        </w:rPr>
+        <w:t>9</w:t>
+      </w:r>
+      <w:r>
+        <w:rPr>
+          <w:rFonts w:ascii="Times New Roman" w:hAnsi="Times New Roman" w:cs="Times New Roman"/>
+          <w:kern w:val="0"/>
+          <w:sz w:val="22"/>
+          <w:szCs w:val="22"/>
+        </w:rPr>
+        <w:t xml:space="preserve"> are referencing the apostles while “You” in chapter 1 references </w:t>
+      </w:r>
+      <w:r>
+        <w:rPr>
+          <w:rFonts w:ascii="Times New Roman" w:hAnsi="Times New Roman" w:cs="Times New Roman"/>
+          <w:kern w:val="0"/>
+          <w:sz w:val="22"/>
+          <w:szCs w:val="22"/>
+        </w:rPr>
+        <w:t>to both Jewish and Gentile Christians.</w:t>
+      </w:r>
+      <w:r>
+        <w:rPr>
+          <w:rFonts w:ascii="Times New Roman" w:hAnsi="Times New Roman" w:cs="Times New Roman"/>
+          <w:kern w:val="0"/>
+          <w:sz w:val="22"/>
+          <w:szCs w:val="22"/>
+        </w:rPr>
+        <w:t xml:space="preserve"> However, there is more to be said specifically about verse 3.</w:t>
+      </w:r>
+      <w:r>
+        <w:rPr>
+          <w:rFonts w:ascii="Times New Roman" w:hAnsi="Times New Roman" w:cs="Times New Roman"/>
+          <w:kern w:val="0"/>
+          <w:sz w:val="22"/>
+          <w:szCs w:val="22"/>
+        </w:rPr>
+        <w:t xml:space="preserve"> </w:t>
+      </w:r>
+    </w:p>
+    <w:p>
+      <w:pPr>
+        <w:spacing w:after="0"/>
+        <w:ind w:firstLine="540"/>
+        <w:rPr>
+          <w:rFonts w:ascii="Times New Roman" w:hAnsi="Times New Roman" w:cs="Times New Roman"/>
+          <w:kern w:val="0"/>
+          <w:sz w:val="22"/>
+          <w:szCs w:val="22"/>
+        </w:rPr>
+      </w:pPr>
+      <w:r>
+        <w:rPr>
+          <w:rFonts w:ascii="Times New Roman" w:hAnsi="Times New Roman" w:cs="Times New Roman"/>
+          <w:kern w:val="0"/>
+          <w:sz w:val="22"/>
+          <w:szCs w:val="22"/>
+        </w:rPr>
+        <w:t>Bauckham begins, “All the pronouns of v 3 are problematic.”</w:t>
+      </w:r>
+      <w:r>
+        <w:rPr>
+          <w:rStyle w:val="FootnoteReference"/>
+          <w:rFonts w:ascii="Times New Roman" w:hAnsi="Times New Roman" w:cs="Times New Roman"/>
+          <w:kern w:val="0"/>
+          <w:sz w:val="22"/>
+          <w:szCs w:val="22"/>
+        </w:rPr>
+        <w:footnoteReference w:id="85"/>
+      </w:r>
+      <w:r>
+        <w:rPr>
+          <w:rFonts w:ascii="Times New Roman" w:hAnsi="Times New Roman" w:cs="Times New Roman"/>
+          <w:kern w:val="0"/>
+          <w:sz w:val="22"/>
+          <w:szCs w:val="22"/>
+        </w:rPr>
+        <w:t xml:space="preserve"> It is difficult to know if </w:t>
+      </w:r>
+      <w:r>
+        <w:rPr>
+          <w:rFonts w:ascii="Times New Roman" w:hAnsi="Times New Roman" w:cs="Times New Roman"/>
+          <w:kern w:val="0"/>
+          <w:sz w:val="22"/>
+          <w:szCs w:val="22"/>
+        </w:rPr>
+        <w:t>“us” here is a to the apostles like in verse 1 or to all Christians like in verse 2 (“Our Lord”).</w:t>
+      </w:r>
+      <w:r>
+        <w:rPr>
+          <w:rFonts w:ascii="Times New Roman" w:hAnsi="Times New Roman" w:cs="Times New Roman"/>
+          <w:kern w:val="0"/>
+          <w:sz w:val="22"/>
+          <w:szCs w:val="22"/>
+        </w:rPr>
+        <w:t xml:space="preserve"> </w:t>
+      </w:r>
+      <w:r>
+        <w:rPr>
+          <w:rFonts w:ascii="Times New Roman" w:hAnsi="Times New Roman" w:cs="Times New Roman"/>
+          <w:kern w:val="0"/>
+          <w:sz w:val="22"/>
+          <w:szCs w:val="22"/>
+        </w:rPr>
+        <w:t>Bauckham notes that some commentators, because of</w:t>
+      </w:r>
+      <w:r>
+        <w:rPr>
+          <w:rFonts w:ascii="Times New Roman" w:hAnsi="Times New Roman" w:cs="Times New Roman"/>
+          <w:kern w:val="0"/>
+          <w:sz w:val="22"/>
+          <w:szCs w:val="22"/>
+        </w:rPr>
+        <w:t xml:space="preserve"> the</w:t>
+      </w:r>
+      <w:r>
+        <w:rPr>
+          <w:rFonts w:ascii="Times New Roman" w:hAnsi="Times New Roman" w:cs="Times New Roman"/>
+          <w:kern w:val="0"/>
+          <w:sz w:val="22"/>
+          <w:szCs w:val="22"/>
+        </w:rPr>
+        <w:t xml:space="preserve"> “you”</w:t>
+      </w:r>
+      <w:r>
+        <w:rPr>
+          <w:rFonts w:ascii="Times New Roman" w:hAnsi="Times New Roman" w:cs="Times New Roman"/>
+          <w:kern w:val="0"/>
+          <w:sz w:val="22"/>
+          <w:szCs w:val="22"/>
+        </w:rPr>
+        <w:t xml:space="preserve"> in verse 4</w:t>
+      </w:r>
+      <w:r>
+        <w:rPr>
+          <w:rFonts w:ascii="Times New Roman" w:hAnsi="Times New Roman" w:cs="Times New Roman"/>
+          <w:kern w:val="0"/>
+          <w:sz w:val="22"/>
+          <w:szCs w:val="22"/>
+        </w:rPr>
+        <w:t xml:space="preserve"> being Jewish and Gentile Christians</w:t>
+      </w:r>
+      <w:r>
+        <w:rPr>
+          <w:rFonts w:ascii="Times New Roman" w:hAnsi="Times New Roman" w:cs="Times New Roman"/>
+          <w:kern w:val="0"/>
+          <w:sz w:val="22"/>
+          <w:szCs w:val="22"/>
+        </w:rPr>
+        <w:t>, see the “us” in verse 3 as a continuation of the “our</w:t>
+      </w:r>
+      <w:r>
+        <w:rPr>
+          <w:rFonts w:ascii="Times New Roman" w:hAnsi="Times New Roman" w:cs="Times New Roman"/>
+          <w:kern w:val="0"/>
+          <w:sz w:val="22"/>
+          <w:szCs w:val="22"/>
+        </w:rPr>
+        <w:t>” in verse 1 (which is in reference to the apostles, see discussion above).</w:t>
+      </w:r>
+      <w:r>
+        <w:rPr>
+          <w:rFonts w:ascii="Times New Roman" w:hAnsi="Times New Roman" w:cs="Times New Roman"/>
+          <w:kern w:val="0"/>
+          <w:sz w:val="22"/>
+          <w:szCs w:val="22"/>
+        </w:rPr>
+        <w:t xml:space="preserve"> </w:t>
+      </w:r>
+      <w:r>
+        <w:rPr>
+          <w:rFonts w:ascii="Times New Roman" w:hAnsi="Times New Roman" w:cs="Times New Roman"/>
+          <w:kern w:val="0"/>
+          <w:sz w:val="22"/>
+          <w:szCs w:val="22"/>
+        </w:rPr>
+        <w:lastRenderedPageBreak/>
+        <w:t>To say it another way, some commentators say that “our” in verse 1 and “us” in verse 3 are the same group—namely, the apostles</w:t>
+      </w:r>
+      <w:r>
+        <w:rPr>
+          <w:rFonts w:ascii="Times New Roman" w:hAnsi="Times New Roman" w:cs="Times New Roman"/>
+          <w:kern w:val="0"/>
+          <w:sz w:val="22"/>
+          <w:szCs w:val="22"/>
+        </w:rPr>
+        <w:t>—while the “you” of verses 2 and 4 are a different group—the Jewish and Gentile Christians.</w:t>
+      </w:r>
+      <w:r>
+        <w:rPr>
+          <w:rFonts w:ascii="Times New Roman" w:hAnsi="Times New Roman" w:cs="Times New Roman"/>
+          <w:kern w:val="0"/>
+          <w:sz w:val="22"/>
+          <w:szCs w:val="22"/>
+        </w:rPr>
+        <w:t xml:space="preserve"> Bauckham disagrees, pointing out 4 things</w:t>
+      </w:r>
+      <w:r>
+        <w:rPr>
+          <w:rFonts w:ascii="Times New Roman" w:hAnsi="Times New Roman" w:cs="Times New Roman"/>
+          <w:kern w:val="0"/>
+          <w:sz w:val="22"/>
+          <w:szCs w:val="22"/>
+        </w:rPr>
+        <w:t>.</w:t>
+      </w:r>
+      <w:r>
+        <w:rPr>
+          <w:rFonts w:ascii="Times New Roman" w:hAnsi="Times New Roman" w:cs="Times New Roman"/>
+          <w:kern w:val="0"/>
+          <w:sz w:val="22"/>
+          <w:szCs w:val="22"/>
+        </w:rPr>
+        <w:t xml:space="preserve"> (1)</w:t>
+      </w:r>
+      <w:r>
+        <w:rPr>
+          <w:rFonts w:ascii="Times New Roman" w:hAnsi="Times New Roman" w:cs="Times New Roman"/>
+          <w:kern w:val="0"/>
+          <w:sz w:val="22"/>
+          <w:szCs w:val="22"/>
+        </w:rPr>
+        <w:t xml:space="preserve"> in connection with verse 2, verse 3 “must speak of the knowledge the </w:t>
+      </w:r>
+      <w:r>
+        <w:rPr>
+          <w:rFonts w:ascii="Times New Roman" w:hAnsi="Times New Roman" w:cs="Times New Roman"/>
+          <w:i/>
+          <w:iCs/>
+          <w:kern w:val="0"/>
+          <w:sz w:val="22"/>
+          <w:szCs w:val="22"/>
+        </w:rPr>
+        <w:t>readers</w:t>
+      </w:r>
+      <w:r>
+        <w:rPr>
+          <w:rFonts w:ascii="Times New Roman" w:hAnsi="Times New Roman" w:cs="Times New Roman"/>
+          <w:kern w:val="0"/>
+          <w:sz w:val="22"/>
+          <w:szCs w:val="22"/>
+        </w:rPr>
+        <w:t xml:space="preserve"> have received</w:t>
+      </w:r>
+      <w:r>
+        <w:rPr>
+          <w:rFonts w:ascii="Times New Roman" w:hAnsi="Times New Roman" w:cs="Times New Roman"/>
+          <w:kern w:val="0"/>
+          <w:sz w:val="22"/>
+          <w:szCs w:val="22"/>
+        </w:rPr>
+        <w:t>.</w:t>
+      </w:r>
+      <w:r>
+        <w:rPr>
+          <w:rFonts w:ascii="Times New Roman" w:hAnsi="Times New Roman" w:cs="Times New Roman"/>
+          <w:kern w:val="0"/>
+          <w:sz w:val="22"/>
+          <w:szCs w:val="22"/>
+        </w:rPr>
+        <w:t>”</w:t>
+      </w:r>
+      <w:r>
+        <w:rPr>
+          <w:rStyle w:val="FootnoteReference"/>
+          <w:rFonts w:ascii="Times New Roman" w:hAnsi="Times New Roman" w:cs="Times New Roman"/>
+          <w:kern w:val="0"/>
+          <w:sz w:val="22"/>
+          <w:szCs w:val="22"/>
+        </w:rPr>
+        <w:footnoteReference w:id="86"/>
+      </w:r>
+      <w:r>
+        <w:rPr>
+          <w:rFonts w:ascii="Times New Roman" w:hAnsi="Times New Roman" w:cs="Times New Roman"/>
+          <w:kern w:val="0"/>
+          <w:sz w:val="22"/>
+          <w:szCs w:val="22"/>
+        </w:rPr>
+        <w:t xml:space="preserve"> (2) </w:t>
+      </w:r>
+      <w:r>
+        <w:rPr>
+          <w:rFonts w:ascii="Times New Roman" w:hAnsi="Times New Roman" w:cs="Times New Roman"/>
+          <w:kern w:val="0"/>
+          <w:sz w:val="22"/>
+          <w:szCs w:val="22"/>
+        </w:rPr>
+        <w:t>I</w:t>
+      </w:r>
+      <w:r>
+        <w:rPr>
+          <w:rFonts w:ascii="Times New Roman" w:hAnsi="Times New Roman" w:cs="Times New Roman"/>
+          <w:kern w:val="0"/>
+          <w:sz w:val="22"/>
+          <w:szCs w:val="22"/>
+        </w:rPr>
+        <w:t xml:space="preserve">f verse 3a “means that ‘everything necessary for a godly life’” was given to the apostles (only), </w:t>
+      </w:r>
+      <w:r>
+        <w:rPr>
+          <w:rFonts w:ascii="Times New Roman" w:hAnsi="Times New Roman" w:cs="Times New Roman"/>
+          <w:kern w:val="0"/>
+          <w:sz w:val="22"/>
+          <w:szCs w:val="22"/>
+        </w:rPr>
+        <w:t>did they pass it on?</w:t>
+      </w:r>
+      <w:r>
+        <w:rPr>
+          <w:rStyle w:val="FootnoteReference"/>
+          <w:rFonts w:ascii="Times New Roman" w:hAnsi="Times New Roman" w:cs="Times New Roman"/>
+          <w:kern w:val="0"/>
+          <w:sz w:val="22"/>
+          <w:szCs w:val="22"/>
+        </w:rPr>
+        <w:footnoteReference w:id="87"/>
+      </w:r>
+      <w:r>
+        <w:rPr>
+          <w:rFonts w:ascii="Times New Roman" w:hAnsi="Times New Roman" w:cs="Times New Roman"/>
+          <w:kern w:val="0"/>
+          <w:sz w:val="22"/>
+          <w:szCs w:val="22"/>
+        </w:rPr>
+        <w:t xml:space="preserve"> According to Bauckham, the text does not say they do. Thus, why mention it? (3) </w:t>
+      </w:r>
+      <w:r>
+        <w:rPr>
+          <w:rFonts w:ascii="Times New Roman" w:hAnsi="Times New Roman" w:cs="Times New Roman"/>
+          <w:kern w:val="0"/>
+          <w:sz w:val="22"/>
+          <w:szCs w:val="22"/>
+        </w:rPr>
+        <w:t xml:space="preserve">The transition </w:t>
+      </w:r>
+      <w:r>
+        <w:rPr>
+          <w:rFonts w:ascii="Times New Roman" w:hAnsi="Times New Roman" w:cs="Times New Roman"/>
+          <w:kern w:val="0"/>
+          <w:sz w:val="22"/>
+          <w:szCs w:val="22"/>
+        </w:rPr>
+        <w:t>to “we Christians” in verse 3 “is easily and naturally made” especially in light of “our Lord” in verse 2.</w:t>
+      </w:r>
+      <w:r>
+        <w:rPr>
+          <w:rStyle w:val="FootnoteReference"/>
+          <w:rFonts w:ascii="Times New Roman" w:hAnsi="Times New Roman" w:cs="Times New Roman"/>
+          <w:kern w:val="0"/>
+          <w:sz w:val="22"/>
+          <w:szCs w:val="22"/>
+        </w:rPr>
+        <w:footnoteReference w:id="88"/>
+      </w:r>
+      <w:r>
+        <w:rPr>
+          <w:rFonts w:ascii="Times New Roman" w:hAnsi="Times New Roman" w:cs="Times New Roman"/>
+          <w:kern w:val="0"/>
+          <w:sz w:val="22"/>
+          <w:szCs w:val="22"/>
+        </w:rPr>
+        <w:t xml:space="preserve"> And (4) </w:t>
+      </w:r>
+      <w:r>
+        <w:rPr>
+          <w:rFonts w:ascii="Times New Roman" w:hAnsi="Times New Roman" w:cs="Times New Roman"/>
+          <w:kern w:val="0"/>
+          <w:sz w:val="22"/>
+          <w:szCs w:val="22"/>
+        </w:rPr>
+        <w:t xml:space="preserve">“you” in verse 4 makes </w:t>
+      </w:r>
+      <w:r>
+        <w:rPr>
+          <w:rFonts w:ascii="Times New Roman" w:hAnsi="Times New Roman" w:cs="Times New Roman"/>
+          <w:kern w:val="0"/>
+          <w:sz w:val="22"/>
+          <w:szCs w:val="22"/>
+        </w:rPr>
+        <w:t>sense “as a transition to the exhortation in v 5.”</w:t>
+      </w:r>
+      <w:r>
+        <w:rPr>
+          <w:rStyle w:val="FootnoteReference"/>
+          <w:rFonts w:ascii="Times New Roman" w:hAnsi="Times New Roman" w:cs="Times New Roman"/>
+          <w:kern w:val="0"/>
+          <w:sz w:val="22"/>
+          <w:szCs w:val="22"/>
+        </w:rPr>
+        <w:footnoteReference w:id="89"/>
+      </w:r>
+      <w:r>
+        <w:rPr>
+          <w:rFonts w:ascii="Times New Roman" w:hAnsi="Times New Roman" w:cs="Times New Roman"/>
+          <w:kern w:val="0"/>
+          <w:sz w:val="22"/>
+          <w:szCs w:val="22"/>
+        </w:rPr>
+        <w:t xml:space="preserve"> Bauckham sees something similar happening in 3:11-14.</w:t>
+      </w:r>
+    </w:p>
+    <w:p>
+      <w:pPr>
+        <w:spacing w:after="0"/>
+        <w:ind w:firstLine="540"/>
+        <w:rPr>
+          <w:rFonts w:ascii="Times New Roman" w:hAnsi="Times New Roman" w:cs="Times New Roman"/>
+          <w:kern w:val="0"/>
+          <w:sz w:val="22"/>
+          <w:szCs w:val="22"/>
+        </w:rPr>
+      </w:pPr>
+      <w:r>
+        <w:rPr>
+          <w:rFonts w:ascii="Times New Roman" w:hAnsi="Times New Roman" w:cs="Times New Roman"/>
+          <w:kern w:val="0"/>
+          <w:sz w:val="22"/>
+          <w:szCs w:val="22"/>
+        </w:rPr>
+        <w:t>Mayor agrees with Bauckham stating, “</w:t>
+      </w:r>
+      <w:r>
+        <w:rPr>
+          <w:rFonts w:ascii="Times New Roman" w:hAnsi="Times New Roman" w:cs="Times New Roman"/>
+          <w:kern w:val="0"/>
+          <w:sz w:val="22"/>
+          <w:szCs w:val="22"/>
+        </w:rPr>
+        <w:t>the [</w:t>
+      </w:r>
+      <w:r>
+        <w:rPr>
+          <w:rFonts w:ascii="Times New Roman" w:hAnsi="Times New Roman" w:cs="Times New Roman"/>
+          <w:kern w:val="0"/>
+          <w:sz w:val="22"/>
+          <w:szCs w:val="22"/>
+        </w:rPr>
+        <w:t>‘</w:t>
+      </w:r>
+      <w:r>
+        <w:rPr>
+          <w:rFonts w:ascii="Times New Roman" w:hAnsi="Times New Roman" w:cs="Times New Roman"/>
+          <w:kern w:val="0"/>
+          <w:sz w:val="22"/>
+          <w:szCs w:val="22"/>
+        </w:rPr>
+        <w:t>our</w:t>
+      </w:r>
+      <w:r>
+        <w:rPr>
+          <w:rFonts w:ascii="Times New Roman" w:hAnsi="Times New Roman" w:cs="Times New Roman"/>
+          <w:kern w:val="0"/>
+          <w:sz w:val="22"/>
+          <w:szCs w:val="22"/>
+        </w:rPr>
+        <w:t>’</w:t>
+      </w:r>
+      <w:r>
+        <w:rPr>
+          <w:rFonts w:ascii="Times New Roman" w:hAnsi="Times New Roman" w:cs="Times New Roman"/>
+          <w:kern w:val="0"/>
+          <w:sz w:val="22"/>
+          <w:szCs w:val="22"/>
+        </w:rPr>
+        <w:t>] of the former [verse] are included in the [</w:t>
+      </w:r>
+      <w:r>
+        <w:rPr>
+          <w:rFonts w:ascii="Times New Roman" w:hAnsi="Times New Roman" w:cs="Times New Roman"/>
+          <w:kern w:val="0"/>
+          <w:sz w:val="22"/>
+          <w:szCs w:val="22"/>
+        </w:rPr>
+        <w:t>‘</w:t>
+      </w:r>
+      <w:r>
+        <w:rPr>
+          <w:rFonts w:ascii="Times New Roman" w:hAnsi="Times New Roman" w:cs="Times New Roman"/>
+          <w:kern w:val="0"/>
+          <w:sz w:val="22"/>
+          <w:szCs w:val="22"/>
+        </w:rPr>
+        <w:t>us</w:t>
+      </w:r>
+      <w:r>
+        <w:rPr>
+          <w:rFonts w:ascii="Times New Roman" w:hAnsi="Times New Roman" w:cs="Times New Roman"/>
+          <w:kern w:val="0"/>
+          <w:sz w:val="22"/>
+          <w:szCs w:val="22"/>
+        </w:rPr>
+        <w:t>’</w:t>
+      </w:r>
+      <w:r>
+        <w:rPr>
+          <w:rFonts w:ascii="Times New Roman" w:hAnsi="Times New Roman" w:cs="Times New Roman"/>
+          <w:kern w:val="0"/>
+          <w:sz w:val="22"/>
+          <w:szCs w:val="22"/>
+        </w:rPr>
+        <w:t>] of the latter.”</w:t>
+      </w:r>
+      <w:r>
+        <w:rPr>
+          <w:rStyle w:val="FootnoteReference"/>
+          <w:rFonts w:ascii="Times New Roman" w:hAnsi="Times New Roman" w:cs="Times New Roman"/>
+          <w:kern w:val="0"/>
+          <w:sz w:val="22"/>
+          <w:szCs w:val="22"/>
+        </w:rPr>
+        <w:footnoteReference w:id="90"/>
+      </w:r>
+      <w:r>
+        <w:rPr>
+          <w:rFonts w:ascii="Times New Roman" w:hAnsi="Times New Roman" w:cs="Times New Roman"/>
+          <w:kern w:val="0"/>
+          <w:sz w:val="22"/>
+          <w:szCs w:val="22"/>
+        </w:rPr>
+        <w:t xml:space="preserve"> By this, he means that everyone who is included in the “our Lord” (i.e., all Christians) are included in the “us” of verse 3.</w:t>
+      </w:r>
+      <w:r>
+        <w:rPr>
+          <w:rFonts w:ascii="Times New Roman" w:hAnsi="Times New Roman" w:cs="Times New Roman"/>
+          <w:kern w:val="0"/>
+          <w:sz w:val="22"/>
+          <w:szCs w:val="22"/>
+        </w:rPr>
+        <w:t xml:space="preserve"> Green is vague on the point, only using the pronouns “their” and “them” but never identifying </w:t>
+      </w:r>
+      <w:r>
+        <w:rPr>
+          <w:rFonts w:ascii="Times New Roman" w:hAnsi="Times New Roman" w:cs="Times New Roman"/>
+          <w:i/>
+          <w:iCs/>
+          <w:kern w:val="0"/>
+          <w:sz w:val="22"/>
+          <w:szCs w:val="22"/>
+        </w:rPr>
+        <w:t>who</w:t>
+      </w:r>
+      <w:r>
+        <w:rPr>
+          <w:rFonts w:ascii="Times New Roman" w:hAnsi="Times New Roman" w:cs="Times New Roman"/>
+          <w:kern w:val="0"/>
+          <w:sz w:val="22"/>
+          <w:szCs w:val="22"/>
+        </w:rPr>
+        <w:t xml:space="preserve"> “they” are.</w:t>
+      </w:r>
+      <w:r>
+        <w:rPr>
+          <w:rFonts w:ascii="Times New Roman" w:hAnsi="Times New Roman" w:cs="Times New Roman"/>
+          <w:kern w:val="0"/>
+          <w:sz w:val="22"/>
+          <w:szCs w:val="22"/>
+        </w:rPr>
+        <w:t xml:space="preserve"> Schreiner, however,</w:t>
+      </w:r>
+      <w:r>
+        <w:rPr>
+          <w:rFonts w:ascii="Times New Roman" w:hAnsi="Times New Roman" w:cs="Times New Roman"/>
+          <w:kern w:val="0"/>
+          <w:sz w:val="22"/>
+          <w:szCs w:val="22"/>
+        </w:rPr>
+        <w:t xml:space="preserve"> agrees with Mayor and Bauckham, “Verse 3 explains</w:t>
+      </w:r>
+      <w:r>
+        <w:rPr>
+          <w:rFonts w:ascii="Times New Roman" w:hAnsi="Times New Roman" w:cs="Times New Roman"/>
+          <w:kern w:val="0"/>
+          <w:sz w:val="22"/>
+          <w:szCs w:val="22"/>
+        </w:rPr>
+        <w:t xml:space="preserve"> the resources believers have through knowing God. Those who know God have everything they need for life and godliness</w:t>
+      </w:r>
+      <w:r>
+        <w:rPr>
+          <w:rFonts w:ascii="Times New Roman" w:hAnsi="Times New Roman" w:cs="Times New Roman"/>
+          <w:kern w:val="0"/>
+          <w:sz w:val="22"/>
+          <w:szCs w:val="22"/>
+        </w:rPr>
+        <w:t>.”</w:t>
+      </w:r>
+      <w:r>
+        <w:rPr>
+          <w:rStyle w:val="FootnoteReference"/>
+          <w:rFonts w:ascii="Times New Roman" w:hAnsi="Times New Roman" w:cs="Times New Roman"/>
+          <w:kern w:val="0"/>
+          <w:sz w:val="22"/>
+          <w:szCs w:val="22"/>
+        </w:rPr>
+        <w:footnoteReference w:id="91"/>
+      </w:r>
+      <w:r>
+        <w:rPr>
+          <w:rFonts w:ascii="Times New Roman" w:hAnsi="Times New Roman" w:cs="Times New Roman"/>
+          <w:kern w:val="0"/>
+          <w:sz w:val="22"/>
+          <w:szCs w:val="22"/>
+        </w:rPr>
+        <w:t xml:space="preserve"> Again, he says, “The word ‘us’ refers to all </w:t>
+      </w:r>
+      <w:r>
+        <w:rPr>
+          <w:rFonts w:ascii="Times New Roman" w:hAnsi="Times New Roman" w:cs="Times New Roman"/>
+          <w:kern w:val="0"/>
+          <w:sz w:val="22"/>
+          <w:szCs w:val="22"/>
+        </w:rPr>
+        <w:t>believers</w:t>
+      </w:r>
+      <w:r>
+        <w:rPr>
+          <w:rFonts w:ascii="Times New Roman" w:hAnsi="Times New Roman" w:cs="Times New Roman"/>
+          <w:kern w:val="0"/>
+          <w:sz w:val="22"/>
+          <w:szCs w:val="22"/>
+        </w:rPr>
+        <w:t>, not merely the apostles or Jewish Christians.</w:t>
+      </w:r>
+      <w:r>
+        <w:rPr>
+          <w:rFonts w:ascii="Times New Roman" w:hAnsi="Times New Roman" w:cs="Times New Roman"/>
+          <w:kern w:val="0"/>
+          <w:sz w:val="22"/>
+          <w:szCs w:val="22"/>
+        </w:rPr>
+        <w:t xml:space="preserve"> It is unlikely that Peter restricted what he said to any particular group of believers.”</w:t>
+      </w:r>
+      <w:r>
+        <w:rPr>
+          <w:rStyle w:val="FootnoteReference"/>
+          <w:rFonts w:ascii="Times New Roman" w:hAnsi="Times New Roman" w:cs="Times New Roman"/>
+          <w:kern w:val="0"/>
+          <w:sz w:val="22"/>
+          <w:szCs w:val="22"/>
+        </w:rPr>
+        <w:footnoteReference w:id="92"/>
+      </w:r>
+    </w:p>
+    <w:p>
+      <w:pPr>
+        <w:spacing w:after="0"/>
+        <w:ind w:firstLine="540"/>
+        <w:rPr>
+          <w:rFonts w:ascii="Times New Roman" w:hAnsi="Times New Roman" w:cs="Times New Roman"/>
+          <w:kern w:val="0"/>
+          <w:sz w:val="22"/>
+          <w:szCs w:val="22"/>
+        </w:rPr>
+      </w:pPr>
+      <w:r>
+        <w:rPr>
+          <w:rFonts w:ascii="Times New Roman" w:hAnsi="Times New Roman" w:cs="Times New Roman"/>
+          <w:kern w:val="0"/>
+          <w:sz w:val="22"/>
+          <w:szCs w:val="22"/>
+        </w:rPr>
+        <w:t>This is a difficult issue.</w:t>
+      </w:r>
+      <w:r>
+        <w:rPr>
+          <w:rFonts w:ascii="Times New Roman" w:hAnsi="Times New Roman" w:cs="Times New Roman"/>
+          <w:kern w:val="0"/>
+          <w:sz w:val="22"/>
+          <w:szCs w:val="22"/>
+        </w:rPr>
+        <w:t xml:space="preserve"> It is with hesitation that I question the view of those mentioned above. </w:t>
+      </w:r>
+      <w:r>
+        <w:rPr>
+          <w:rFonts w:ascii="Times New Roman" w:hAnsi="Times New Roman" w:cs="Times New Roman"/>
+          <w:kern w:val="0"/>
+          <w:sz w:val="22"/>
+          <w:szCs w:val="22"/>
+        </w:rPr>
+        <w:t>If there is not a distinction between apostle and Jewish and Gentile Christian in verse 3, then the “you” in verse 4 seems almost obsolete.</w:t>
+      </w:r>
+      <w:r>
+        <w:rPr>
+          <w:rFonts w:ascii="Times New Roman" w:hAnsi="Times New Roman" w:cs="Times New Roman"/>
+          <w:kern w:val="0"/>
+          <w:sz w:val="22"/>
+          <w:szCs w:val="22"/>
+        </w:rPr>
+        <w:t xml:space="preserve"> If </w:t>
+      </w:r>
+      <w:r>
+        <w:rPr>
+          <w:rFonts w:ascii="Times New Roman" w:hAnsi="Times New Roman" w:cs="Times New Roman"/>
+          <w:kern w:val="0"/>
+          <w:sz w:val="22"/>
+          <w:szCs w:val="22"/>
+        </w:rPr>
+        <w:t xml:space="preserve">“us” in verse 3 includes Peter’s </w:t>
+      </w:r>
+      <w:r>
+        <w:rPr>
+          <w:rFonts w:ascii="Times New Roman" w:hAnsi="Times New Roman" w:cs="Times New Roman"/>
+          <w:kern w:val="0"/>
+          <w:sz w:val="22"/>
+          <w:szCs w:val="22"/>
+        </w:rPr>
+        <w:lastRenderedPageBreak/>
+        <w:t xml:space="preserve">audience, then does the “you” of verse 4 mean that the apostles </w:t>
+      </w:r>
+      <w:r>
+        <w:rPr>
+          <w:rFonts w:ascii="Times New Roman" w:hAnsi="Times New Roman" w:cs="Times New Roman"/>
+          <w:kern w:val="0"/>
+          <w:sz w:val="22"/>
+          <w:szCs w:val="22"/>
+        </w:rPr>
+        <w:t>are not “partakers of the divine nature”</w:t>
+      </w:r>
+      <w:r>
+        <w:rPr>
+          <w:rFonts w:ascii="Times New Roman" w:hAnsi="Times New Roman" w:cs="Times New Roman"/>
+          <w:kern w:val="0"/>
+          <w:sz w:val="22"/>
+          <w:szCs w:val="22"/>
+        </w:rPr>
+        <w:t>?</w:t>
+      </w:r>
+    </w:p>
+    <w:p>
+      <w:pPr>
+        <w:spacing w:after="0"/>
+        <w:ind w:firstLine="540"/>
+        <w:rPr>
+          <w:rFonts w:ascii="Times New Roman" w:hAnsi="Times New Roman" w:cs="Times New Roman"/>
+          <w:kern w:val="0"/>
+          <w:sz w:val="22"/>
+          <w:szCs w:val="22"/>
+        </w:rPr>
+      </w:pPr>
+      <w:r>
+        <w:rPr>
+          <w:rFonts w:ascii="Times New Roman" w:hAnsi="Times New Roman" w:cs="Times New Roman"/>
+          <w:kern w:val="0"/>
+          <w:sz w:val="22"/>
+          <w:szCs w:val="22"/>
+        </w:rPr>
+        <w:t>I s</w:t>
+      </w:r>
+      <w:r>
+        <w:rPr>
+          <w:rFonts w:ascii="Times New Roman" w:hAnsi="Times New Roman" w:cs="Times New Roman"/>
+          <w:kern w:val="0"/>
+          <w:sz w:val="22"/>
+          <w:szCs w:val="22"/>
+        </w:rPr>
+        <w:t xml:space="preserve">ee verse 3 as a continued distinction between the apostles and Jewish and Gentile Christians. </w:t>
+      </w:r>
+      <w:r>
+        <w:rPr>
+          <w:rFonts w:ascii="Times New Roman" w:hAnsi="Times New Roman" w:cs="Times New Roman"/>
+          <w:kern w:val="0"/>
+          <w:sz w:val="22"/>
+          <w:szCs w:val="22"/>
+        </w:rPr>
+        <w:t>Therefore, in</w:t>
+      </w:r>
+      <w:r>
+        <w:rPr>
+          <w:rFonts w:ascii="Times New Roman" w:hAnsi="Times New Roman" w:cs="Times New Roman"/>
+          <w:kern w:val="0"/>
+          <w:sz w:val="22"/>
+          <w:szCs w:val="22"/>
+        </w:rPr>
+        <w:t xml:space="preserve"> view here is the thought that </w:t>
+      </w:r>
+      <w:r>
+        <w:rPr>
+          <w:rFonts w:ascii="Times New Roman" w:hAnsi="Times New Roman" w:cs="Times New Roman"/>
+          <w:kern w:val="0"/>
+          <w:sz w:val="22"/>
+          <w:szCs w:val="22"/>
+        </w:rPr>
+        <w:t>by</w:t>
+      </w:r>
+      <w:r>
+        <w:rPr>
+          <w:rFonts w:ascii="Times New Roman" w:hAnsi="Times New Roman" w:cs="Times New Roman"/>
+          <w:kern w:val="0"/>
+          <w:sz w:val="22"/>
+          <w:szCs w:val="22"/>
+        </w:rPr>
+        <w:t xml:space="preserve"> (divine) power</w:t>
+      </w:r>
+      <w:r>
+        <w:rPr>
+          <w:rFonts w:ascii="Times New Roman" w:hAnsi="Times New Roman" w:cs="Times New Roman"/>
+          <w:kern w:val="0"/>
+          <w:sz w:val="22"/>
+          <w:szCs w:val="22"/>
+        </w:rPr>
+        <w:t>, the</w:t>
+      </w:r>
+      <w:r>
+        <w:rPr>
+          <w:rFonts w:ascii="Times New Roman" w:hAnsi="Times New Roman" w:cs="Times New Roman"/>
+          <w:kern w:val="0"/>
+          <w:sz w:val="22"/>
+          <w:szCs w:val="22"/>
+        </w:rPr>
+        <w:t xml:space="preserve"> apostles </w:t>
+      </w:r>
+      <w:r>
+        <w:rPr>
+          <w:rFonts w:ascii="Times New Roman" w:hAnsi="Times New Roman" w:cs="Times New Roman"/>
+          <w:kern w:val="0"/>
+          <w:sz w:val="22"/>
+          <w:szCs w:val="22"/>
+        </w:rPr>
+        <w:t xml:space="preserve">received </w:t>
+      </w:r>
+      <w:r>
+        <w:rPr>
+          <w:rFonts w:ascii="Times New Roman" w:hAnsi="Times New Roman" w:cs="Times New Roman"/>
+          <w:kern w:val="0"/>
+          <w:sz w:val="22"/>
+          <w:szCs w:val="22"/>
+        </w:rPr>
+        <w:t xml:space="preserve">everything they need in the realms of life and godliness. As God’s messengers, the apostles needed to know how they were to live and act. </w:t>
+      </w:r>
+      <w:r>
+        <w:rPr>
+          <w:rFonts w:ascii="Times New Roman" w:hAnsi="Times New Roman" w:cs="Times New Roman"/>
+          <w:kern w:val="0"/>
+          <w:sz w:val="22"/>
+          <w:szCs w:val="22"/>
+        </w:rPr>
+        <w:t>They were given</w:t>
+      </w:r>
+      <w:r>
+        <w:rPr>
+          <w:rFonts w:ascii="Times New Roman" w:hAnsi="Times New Roman" w:cs="Times New Roman"/>
+          <w:kern w:val="0"/>
+          <w:sz w:val="22"/>
+          <w:szCs w:val="22"/>
+        </w:rPr>
+        <w:t xml:space="preserve"> this “knowledge” (see verse 2 for a discussion on “knowledge”) through Him (more on who the “Him” is below).</w:t>
+      </w:r>
+    </w:p>
+    <w:p>
+      <w:pPr>
+        <w:spacing w:after="0"/>
+        <w:ind w:firstLine="540"/>
+        <w:rPr>
+          <w:rFonts w:ascii="Times New Roman" w:hAnsi="Times New Roman" w:cs="Times New Roman"/>
+          <w:kern w:val="0"/>
+          <w:sz w:val="22"/>
+          <w:szCs w:val="22"/>
+        </w:rPr>
+      </w:pPr>
+      <w:r>
+        <w:rPr>
+          <w:rFonts w:ascii="Times New Roman" w:hAnsi="Times New Roman" w:cs="Times New Roman"/>
+          <w:kern w:val="0"/>
+          <w:sz w:val="22"/>
+          <w:szCs w:val="22"/>
+        </w:rPr>
+        <w:t xml:space="preserve">It appears that this is a reference back to John 14:26. The apostles received a special understanding of, shall we say, “life and godliness,” that they passed on to Christians (which is why Peter says, “so that by them </w:t>
+      </w:r>
+      <w:r>
+        <w:rPr>
+          <w:rFonts w:ascii="Times New Roman" w:hAnsi="Times New Roman" w:cs="Times New Roman"/>
+          <w:kern w:val="0"/>
+          <w:sz w:val="22"/>
+          <w:szCs w:val="22"/>
+        </w:rPr>
+        <w:t>you</w:t>
+      </w:r>
+      <w:r>
+        <w:rPr>
+          <w:rFonts w:ascii="Times New Roman" w:hAnsi="Times New Roman" w:cs="Times New Roman"/>
+          <w:kern w:val="0"/>
+          <w:sz w:val="22"/>
+          <w:szCs w:val="22"/>
+        </w:rPr>
+        <w:t>,” in 1:4).</w:t>
+      </w:r>
+      <w:r>
+        <w:rPr>
+          <w:rStyle w:val="FootnoteReference"/>
+          <w:rFonts w:ascii="Times New Roman" w:hAnsi="Times New Roman" w:cs="Times New Roman"/>
+          <w:kern w:val="0"/>
+          <w:sz w:val="22"/>
+          <w:szCs w:val="22"/>
+        </w:rPr>
+        <w:footnoteReference w:id="93"/>
+      </w:r>
+    </w:p>
+    <w:p>
+      <w:pPr>
+        <w:spacing w:after="0"/>
+        <w:ind w:firstLine="540"/>
+        <w:rPr>
+          <w:rFonts w:ascii="Times New Roman" w:hAnsi="Times New Roman" w:cs="Times New Roman"/>
+          <w:kern w:val="0"/>
+          <w:sz w:val="22"/>
+          <w:szCs w:val="22"/>
+        </w:rPr>
+      </w:pPr>
+    </w:p>
+    <w:p>
+      <w:pPr>
+        <w:tabs>
+          <w:tab w:val="left" w:pos="1662"/>
+        </w:tabs>
         <w:rPr>
           <w:rFonts w:ascii="Times New Roman" w:hAnsi="Times New Roman" w:cs="Times New Roman"/>
           <w:sz w:val="22"/>
@@ -29598,15 +32164,7 @@
           <w:sz w:val="22"/>
           <w:szCs w:val="22"/>
         </w:rPr>
-        <w:t>Peter is wishing to extend both God’s grace and peace to his audience. They would need both of these in their walk with God. They would need grace</w:t>
-      </w:r>
-      <w:r>
-        <w:rPr>
-          <w:rFonts w:ascii="Times New Roman" w:hAnsi="Times New Roman" w:cs="Times New Roman"/>
-          <w:sz w:val="22"/>
-          <w:szCs w:val="22"/>
-        </w:rPr>
-        <w:t xml:space="preserve"> their sins both past, present, and future. They would also need peace (especially in regard to their future dealings with false teachers, see ch. 2!).</w:t>
+        <w:t xml:space="preserve"> </w:t>
       </w:r>
     </w:p>
     <w:p>
@@ -35775,71 +38333,7 @@
           <w:sz w:val="16"/>
           <w:szCs w:val="16"/>
         </w:rPr>
-        <w:t xml:space="preserve"> when he writes: “</w:t>
-      </w:r>
-      <w:r>
-        <w:rPr>
-          <w:rFonts w:ascii="Times New Roman" w:hAnsi="Times New Roman" w:cs="Times New Roman"/>
-          <w:sz w:val="16"/>
-          <w:szCs w:val="16"/>
-        </w:rPr>
-        <w:t xml:space="preserve">The term </w:t>
-      </w:r>
-      <w:r>
-        <w:rPr>
-          <w:rFonts w:ascii="Times New Roman" w:hAnsi="Times New Roman" w:cs="Times New Roman"/>
-          <w:sz w:val="16"/>
-          <w:szCs w:val="16"/>
-        </w:rPr>
-        <w:t>‘</w:t>
-      </w:r>
-      <w:r>
-        <w:rPr>
-          <w:rFonts w:ascii="Times New Roman" w:hAnsi="Times New Roman" w:cs="Times New Roman"/>
-          <w:sz w:val="16"/>
-          <w:szCs w:val="16"/>
-        </w:rPr>
-        <w:t>apostle</w:t>
-      </w:r>
-      <w:r>
-        <w:rPr>
-          <w:rFonts w:ascii="Times New Roman" w:hAnsi="Times New Roman" w:cs="Times New Roman"/>
-          <w:sz w:val="16"/>
-          <w:szCs w:val="16"/>
-        </w:rPr>
-        <w:t>’</w:t>
-      </w:r>
-      <w:r>
-        <w:rPr>
-          <w:rFonts w:ascii="Times New Roman" w:hAnsi="Times New Roman" w:cs="Times New Roman"/>
-          <w:sz w:val="16"/>
-          <w:szCs w:val="16"/>
-        </w:rPr>
-        <w:t xml:space="preserve"> in some contexts may refer to missionaries or messengers (Rom 16:7; 2 Cor 8:23; Phil 2:25), but neither of those meanings fits here. Peter was speaking more technically of those whom Jesus Christ specially called and appointed to serve as apostles (Matt 10:1–11:1; Mark 3:13–19; cf. Acts 1:21–26). The authority of the apostles is communicated in 2 Pet 3:2 and the high estimate of Paul (2 Pet 3:15–16). Peter,</w:t>
-      </w:r>
-      <w:r>
-        <w:rPr>
-          <w:rFonts w:ascii="Times New Roman" w:hAnsi="Times New Roman" w:cs="Times New Roman"/>
-          <w:sz w:val="16"/>
-          <w:szCs w:val="16"/>
-        </w:rPr>
-        <w:t xml:space="preserve"> </w:t>
-      </w:r>
-      <w:r>
-        <w:rPr>
-          <w:rFonts w:ascii="Times New Roman" w:hAnsi="Times New Roman" w:cs="Times New Roman"/>
-          <w:sz w:val="16"/>
-          <w:szCs w:val="16"/>
-        </w:rPr>
-        <w:t>therefore, was not merely sharing his opinion in his letter. He wrote as a commissioned slave of Jesus Christ and his appointed apostle. He wrote authoritatively to a church threatened by false teachers</w:t>
-      </w:r>
-      <w:r>
-        <w:rPr>
-          <w:rFonts w:ascii="Times New Roman" w:hAnsi="Times New Roman" w:cs="Times New Roman"/>
-          <w:sz w:val="16"/>
-          <w:szCs w:val="16"/>
-        </w:rPr>
-        <w:t>.</w:t>
+        <w:t xml:space="preserve"> when he writes: “The term ‘apostle’ in some contexts may refer to missionaries or messengers (Rom 16:7; 2 Cor 8:23; Phil 2:25), but neither of those meanings fits here. Peter was speaking more technically of those whom Jesus Christ specially called and appointed to serve as apostles (Matt 10:1–11:1; Mark 3:13–19; cf. Acts 1:21–26). The authority of the apostles is communicated in 2 Pet 3:2 and the high estimate of Paul (2 Pet 3:15–16). Peter, therefore, was not merely sharing his opinion in his letter. He wrote as a commissioned slave of Jesus Christ and his appointed apostle. He wrote authoritatively to a church threatened by false teachers.</w:t>
       </w:r>
       <w:r>
         <w:rPr>
@@ -35902,23 +38396,7 @@
           <w:sz w:val="16"/>
           <w:szCs w:val="16"/>
         </w:rPr>
-        <w:t>: “</w:t>
-      </w:r>
-      <w:r>
-        <w:rPr>
-          <w:rFonts w:ascii="Times New Roman" w:hAnsi="Times New Roman" w:cs="Times New Roman"/>
-          <w:sz w:val="16"/>
-          <w:szCs w:val="16"/>
-        </w:rPr>
-        <w:t>Peter did not identify the recipients geographically, though they probably were Gentile</w:t>
-      </w:r>
-      <w:r>
-        <w:rPr>
-          <w:rFonts w:ascii="Times New Roman" w:hAnsi="Times New Roman" w:cs="Times New Roman"/>
-          <w:sz w:val="16"/>
-          <w:szCs w:val="16"/>
-        </w:rPr>
-        <w:t xml:space="preserve">s.” </w:t>
+        <w:t xml:space="preserve">: “Peter did not identify the recipients geographically, though they probably were Gentiles.” </w:t>
       </w:r>
       <w:r>
         <w:rPr>
@@ -36189,23 +38667,31 @@
           <w:sz w:val="16"/>
           <w:szCs w:val="16"/>
         </w:rPr>
-        <w:t xml:space="preserve"> so objects to this interpretation, stating,</w:t>
-      </w:r>
-      <w:r>
-        <w:rPr>
-          <w:rFonts w:ascii="Times New Roman" w:hAnsi="Times New Roman" w:cs="Times New Roman"/>
-          <w:sz w:val="16"/>
-          <w:szCs w:val="16"/>
-        </w:rPr>
-        <w:t xml:space="preserve"> “</w:t>
-      </w:r>
-      <w:r>
-        <w:rPr>
-          <w:rFonts w:ascii="Times New Roman" w:hAnsi="Times New Roman" w:cs="Times New Roman"/>
-          <w:sz w:val="16"/>
-          <w:szCs w:val="16"/>
-        </w:rPr>
-        <w:t xml:space="preserve">The gift of faith given by God is not understood in the New Testament to be </w:t>
+        <w:t xml:space="preserve"> </w:t>
+      </w:r>
+      <w:r>
+        <w:rPr>
+          <w:rFonts w:ascii="Times New Roman" w:hAnsi="Times New Roman" w:cs="Times New Roman"/>
+          <w:sz w:val="16"/>
+          <w:szCs w:val="16"/>
+        </w:rPr>
+        <w:t>who</w:t>
+      </w:r>
+      <w:r>
+        <w:rPr>
+          <w:rFonts w:ascii="Times New Roman" w:hAnsi="Times New Roman" w:cs="Times New Roman"/>
+          <w:sz w:val="16"/>
+          <w:szCs w:val="16"/>
+        </w:rPr>
+        <w:t xml:space="preserve"> objects to this interpretation, stating,</w:t>
+      </w:r>
+      <w:r>
+        <w:rPr>
+          <w:rFonts w:ascii="Times New Roman" w:hAnsi="Times New Roman" w:cs="Times New Roman"/>
+          <w:sz w:val="16"/>
+          <w:szCs w:val="16"/>
+        </w:rPr>
+        <w:t xml:space="preserve"> “The gift of faith given by God is not understood in the New Testament to be </w:t>
       </w:r>
       <w:r>
         <w:rPr>
@@ -36237,15 +38723,7 @@
           <w:sz w:val="16"/>
           <w:szCs w:val="16"/>
         </w:rPr>
-        <w:t>but entirely of grace. Hence, God’s righteousness here does not denote his fairness but his saving righteousnes</w:t>
-      </w:r>
-      <w:r>
-        <w:rPr>
-          <w:rFonts w:ascii="Times New Roman" w:hAnsi="Times New Roman" w:cs="Times New Roman"/>
-          <w:sz w:val="16"/>
-          <w:szCs w:val="16"/>
-        </w:rPr>
-        <w:t xml:space="preserve">s.” See T. Schreiner, </w:t>
+        <w:t xml:space="preserve">but entirely of grace. Hence, God’s righteousness here does not denote his fairness but his saving righteousness.” See T. Schreiner, </w:t>
       </w:r>
       <w:r>
         <w:rPr>
@@ -36796,15 +39274,7 @@
           <w:sz w:val="16"/>
           <w:szCs w:val="16"/>
         </w:rPr>
-        <w:t xml:space="preserve"> Schreiner comments: “</w:t>
-      </w:r>
-      <w:r>
-        <w:rPr>
-          <w:rFonts w:ascii="Times New Roman" w:hAnsi="Times New Roman" w:cs="Times New Roman"/>
-          <w:sz w:val="16"/>
-          <w:szCs w:val="16"/>
-        </w:rPr>
-        <w:t xml:space="preserve">The grammar clearly indicates that Jesus Christ is called </w:t>
+        <w:t xml:space="preserve"> Schreiner comments: “The grammar clearly indicates that Jesus Christ is called </w:t>
       </w:r>
       <w:r>
         <w:rPr>
@@ -36836,15 +39306,7 @@
           <w:sz w:val="16"/>
           <w:szCs w:val="16"/>
         </w:rPr>
-        <w:t xml:space="preserve"> in this vers</w:t>
-      </w:r>
-      <w:r>
-        <w:rPr>
-          <w:rFonts w:ascii="Times New Roman" w:hAnsi="Times New Roman" w:cs="Times New Roman"/>
-          <w:sz w:val="16"/>
-          <w:szCs w:val="16"/>
-        </w:rPr>
-        <w:t>e.”</w:t>
+        <w:t xml:space="preserve"> in this verse.”</w:t>
       </w:r>
       <w:r>
         <w:rPr>
@@ -36860,39 +39322,7 @@
           <w:sz w:val="16"/>
           <w:szCs w:val="16"/>
         </w:rPr>
-        <w:t xml:space="preserve">G. </w:t>
-      </w:r>
-      <w:r>
-        <w:rPr>
-          <w:rFonts w:ascii="Times New Roman" w:hAnsi="Times New Roman" w:cs="Times New Roman"/>
-          <w:sz w:val="16"/>
-          <w:szCs w:val="16"/>
-        </w:rPr>
-        <w:t>Sharp’s rule: “</w:t>
-      </w:r>
-      <w:r>
-        <w:rPr>
-          <w:rFonts w:ascii="Times New Roman" w:hAnsi="Times New Roman" w:cs="Times New Roman"/>
-          <w:sz w:val="16"/>
-          <w:szCs w:val="16"/>
-        </w:rPr>
-        <w:t>when two singular nouns, which are not proper nouns, fall under the same article, they refer to the same entit</w:t>
-      </w:r>
-      <w:r>
-        <w:rPr>
-          <w:rFonts w:ascii="Times New Roman" w:hAnsi="Times New Roman" w:cs="Times New Roman"/>
-          <w:sz w:val="16"/>
-          <w:szCs w:val="16"/>
-        </w:rPr>
-        <w:t>y.”</w:t>
-      </w:r>
-      <w:r>
-        <w:rPr>
-          <w:rFonts w:ascii="Times New Roman" w:hAnsi="Times New Roman" w:cs="Times New Roman"/>
-          <w:sz w:val="16"/>
-          <w:szCs w:val="16"/>
-        </w:rPr>
-        <w:t xml:space="preserve"> The NET Bible agrees with this. </w:t>
+        <w:t xml:space="preserve">G. Sharp’s rule: “when two singular nouns, which are not proper nouns, fall under the same article, they refer to the same entity.” The NET Bible agrees with this. </w:t>
       </w:r>
       <w:r>
         <w:rPr>
@@ -36977,6 +39407,2176 @@
           <w:szCs w:val="16"/>
         </w:rPr>
         <w:t>169. Although, his ultimate conclusion is noting in the paragraph above.</w:t>
+      </w:r>
+    </w:p>
+  </w:footnote>
+  <w:footnote w:id="64">
+    <w:p>
+      <w:pPr>
+        <w:spacing w:after="0"/>
+        <w:rPr>
+          <w:rFonts w:ascii="Times New Roman" w:hAnsi="Times New Roman" w:cs="Times New Roman"/>
+          <w:sz w:val="16"/>
+          <w:szCs w:val="16"/>
+        </w:rPr>
+      </w:pPr>
+      <w:r>
+        <w:rPr>
+          <w:rFonts w:ascii="Times New Roman" w:hAnsi="Times New Roman" w:cs="Times New Roman"/>
+          <w:sz w:val="16"/>
+          <w:szCs w:val="16"/>
+          <w:vertAlign w:val="superscript"/>
+        </w:rPr>
+        <w:footnoteRef/>
+      </w:r>
+      <w:r>
+        <w:rPr>
+          <w:rFonts w:ascii="Times New Roman" w:hAnsi="Times New Roman" w:cs="Times New Roman"/>
+          <w:sz w:val="16"/>
+          <w:szCs w:val="16"/>
+        </w:rPr>
+        <w:t xml:space="preserve"> </w:t>
+      </w:r>
+      <w:r>
+        <w:rPr>
+          <w:rFonts w:ascii="Times New Roman" w:hAnsi="Times New Roman" w:cs="Times New Roman"/>
+          <w:sz w:val="16"/>
+          <w:szCs w:val="16"/>
+        </w:rPr>
+        <w:t>T</w:t>
+      </w:r>
+      <w:r>
+        <w:rPr>
+          <w:rFonts w:ascii="Times New Roman" w:hAnsi="Times New Roman" w:cs="Times New Roman"/>
+          <w:sz w:val="16"/>
+          <w:szCs w:val="16"/>
+        </w:rPr>
+        <w:t xml:space="preserve">. Schreiner, </w:t>
+      </w:r>
+      <w:hyperlink r:id="rId13" w:history="1">
+        <w:r>
+          <w:rPr>
+            <w:rFonts w:ascii="Times New Roman" w:hAnsi="Times New Roman" w:cs="Times New Roman"/>
+            <w:i/>
+            <w:color w:val="0000FF"/>
+            <w:sz w:val="16"/>
+            <w:szCs w:val="16"/>
+            <w:u w:val="single"/>
+          </w:rPr>
+          <w:t>1, 2 Peter, Jude</w:t>
+        </w:r>
+      </w:hyperlink>
+      <w:r>
+        <w:rPr>
+          <w:rFonts w:ascii="Times New Roman" w:hAnsi="Times New Roman" w:cs="Times New Roman"/>
+          <w:sz w:val="16"/>
+          <w:szCs w:val="16"/>
+        </w:rPr>
+        <w:t xml:space="preserve">, </w:t>
+      </w:r>
+      <w:r>
+        <w:rPr>
+          <w:rFonts w:ascii="Times New Roman" w:hAnsi="Times New Roman" w:cs="Times New Roman"/>
+          <w:sz w:val="16"/>
+          <w:szCs w:val="16"/>
+        </w:rPr>
+        <w:t>288.</w:t>
+      </w:r>
+    </w:p>
+  </w:footnote>
+  <w:footnote w:id="65">
+    <w:p>
+      <w:pPr>
+        <w:pStyle w:val="FootnoteText"/>
+        <w:rPr>
+          <w:rFonts w:ascii="Times New Roman" w:hAnsi="Times New Roman" w:cs="Times New Roman"/>
+          <w:sz w:val="16"/>
+          <w:szCs w:val="16"/>
+        </w:rPr>
+      </w:pPr>
+      <w:r>
+        <w:rPr>
+          <w:rStyle w:val="FootnoteReference"/>
+          <w:rFonts w:ascii="Times New Roman" w:hAnsi="Times New Roman" w:cs="Times New Roman"/>
+          <w:sz w:val="16"/>
+          <w:szCs w:val="16"/>
+        </w:rPr>
+        <w:footnoteRef/>
+      </w:r>
+      <w:r>
+        <w:rPr>
+          <w:rFonts w:ascii="Times New Roman" w:hAnsi="Times New Roman" w:cs="Times New Roman"/>
+          <w:sz w:val="16"/>
+          <w:szCs w:val="16"/>
+        </w:rPr>
+        <w:t xml:space="preserve"> Unlike the some of the “we”/“us” pronouns in verses 1-4, here seems to be in reference to all Christians, </w:t>
+      </w:r>
+      <w:r>
+        <w:rPr>
+          <w:rFonts w:ascii="Times New Roman" w:hAnsi="Times New Roman" w:cs="Times New Roman"/>
+          <w:sz w:val="16"/>
+          <w:szCs w:val="16"/>
+        </w:rPr>
+        <w:t>not just the apostles.</w:t>
+      </w:r>
+    </w:p>
+  </w:footnote>
+  <w:footnote w:id="66">
+    <w:p>
+      <w:pPr>
+        <w:spacing w:after="0"/>
+        <w:rPr>
+          <w:rFonts w:ascii="Times New Roman" w:hAnsi="Times New Roman" w:cs="Times New Roman"/>
+          <w:sz w:val="16"/>
+          <w:szCs w:val="16"/>
+        </w:rPr>
+      </w:pPr>
+      <w:r>
+        <w:rPr>
+          <w:rStyle w:val="FootnoteReference"/>
+          <w:rFonts w:ascii="Times New Roman" w:hAnsi="Times New Roman" w:cs="Times New Roman"/>
+          <w:sz w:val="16"/>
+          <w:szCs w:val="16"/>
+        </w:rPr>
+        <w:footnoteRef/>
+      </w:r>
+      <w:r>
+        <w:rPr>
+          <w:rFonts w:ascii="Times New Roman" w:hAnsi="Times New Roman" w:cs="Times New Roman"/>
+          <w:sz w:val="16"/>
+          <w:szCs w:val="16"/>
+        </w:rPr>
+        <w:t xml:space="preserve"> J. Mayor, </w:t>
+      </w:r>
+      <w:r>
+        <w:rPr>
+          <w:rFonts w:ascii="Times New Roman" w:hAnsi="Times New Roman" w:cs="Times New Roman"/>
+          <w:i/>
+          <w:iCs/>
+          <w:sz w:val="16"/>
+          <w:szCs w:val="16"/>
+        </w:rPr>
+        <w:t>The Epistles of Jude and the Second Epistle of St. Peter</w:t>
+      </w:r>
+      <w:r>
+        <w:rPr>
+          <w:rFonts w:ascii="Times New Roman" w:hAnsi="Times New Roman" w:cs="Times New Roman"/>
+          <w:sz w:val="16"/>
+          <w:szCs w:val="16"/>
+        </w:rPr>
+        <w:t>, 82.</w:t>
+      </w:r>
+    </w:p>
+  </w:footnote>
+  <w:footnote w:id="67">
+    <w:p>
+      <w:pPr>
+        <w:pStyle w:val="FootnoteText"/>
+        <w:rPr>
+          <w:rFonts w:ascii="Times New Roman" w:hAnsi="Times New Roman" w:cs="Times New Roman"/>
+          <w:sz w:val="16"/>
+          <w:szCs w:val="16"/>
+        </w:rPr>
+      </w:pPr>
+      <w:r>
+        <w:rPr>
+          <w:rStyle w:val="FootnoteReference"/>
+          <w:rFonts w:ascii="Times New Roman" w:hAnsi="Times New Roman" w:cs="Times New Roman"/>
+          <w:sz w:val="16"/>
+          <w:szCs w:val="16"/>
+        </w:rPr>
+        <w:footnoteRef/>
+      </w:r>
+      <w:r>
+        <w:rPr>
+          <w:rFonts w:ascii="Times New Roman" w:hAnsi="Times New Roman" w:cs="Times New Roman"/>
+          <w:sz w:val="16"/>
+          <w:szCs w:val="16"/>
+        </w:rPr>
+        <w:t xml:space="preserve"> R. Bauckham, </w:t>
+      </w:r>
+      <w:r>
+        <w:rPr>
+          <w:rFonts w:ascii="Times New Roman" w:hAnsi="Times New Roman" w:cs="Times New Roman"/>
+          <w:i/>
+          <w:iCs/>
+          <w:sz w:val="16"/>
+          <w:szCs w:val="16"/>
+        </w:rPr>
+        <w:t>2 Peter, Jude</w:t>
+      </w:r>
+      <w:r>
+        <w:rPr>
+          <w:rFonts w:ascii="Times New Roman" w:hAnsi="Times New Roman" w:cs="Times New Roman"/>
+          <w:sz w:val="16"/>
+          <w:szCs w:val="16"/>
+        </w:rPr>
+        <w:t>, 169.</w:t>
+      </w:r>
+    </w:p>
+  </w:footnote>
+  <w:footnote w:id="68">
+    <w:p>
+      <w:pPr>
+        <w:pStyle w:val="FootnoteText"/>
+        <w:rPr>
+          <w:rFonts w:ascii="Times New Roman" w:hAnsi="Times New Roman" w:cs="Times New Roman"/>
+          <w:sz w:val="16"/>
+          <w:szCs w:val="16"/>
+        </w:rPr>
+      </w:pPr>
+      <w:r>
+        <w:rPr>
+          <w:rStyle w:val="FootnoteReference"/>
+          <w:rFonts w:ascii="Times New Roman" w:hAnsi="Times New Roman" w:cs="Times New Roman"/>
+          <w:sz w:val="16"/>
+          <w:szCs w:val="16"/>
+        </w:rPr>
+        <w:footnoteRef/>
+      </w:r>
+      <w:r>
+        <w:rPr>
+          <w:rFonts w:ascii="Times New Roman" w:hAnsi="Times New Roman" w:cs="Times New Roman"/>
+          <w:sz w:val="16"/>
+          <w:szCs w:val="16"/>
+        </w:rPr>
+        <w:t xml:space="preserve"> </w:t>
+      </w:r>
+      <w:r>
+        <w:rPr>
+          <w:rFonts w:ascii="Times New Roman" w:hAnsi="Times New Roman" w:cs="Times New Roman"/>
+          <w:sz w:val="16"/>
+          <w:szCs w:val="16"/>
+        </w:rPr>
+        <w:t xml:space="preserve">R. Bauckham, </w:t>
+      </w:r>
+      <w:r>
+        <w:rPr>
+          <w:rFonts w:ascii="Times New Roman" w:hAnsi="Times New Roman" w:cs="Times New Roman"/>
+          <w:i/>
+          <w:iCs/>
+          <w:sz w:val="16"/>
+          <w:szCs w:val="16"/>
+        </w:rPr>
+        <w:t>2 Peter, Jude</w:t>
+      </w:r>
+      <w:r>
+        <w:rPr>
+          <w:rFonts w:ascii="Times New Roman" w:hAnsi="Times New Roman" w:cs="Times New Roman"/>
+          <w:sz w:val="16"/>
+          <w:szCs w:val="16"/>
+        </w:rPr>
+        <w:t>, 169</w:t>
+      </w:r>
+      <w:r>
+        <w:rPr>
+          <w:rFonts w:ascii="Times New Roman" w:hAnsi="Times New Roman" w:cs="Times New Roman"/>
+          <w:sz w:val="16"/>
+          <w:szCs w:val="16"/>
+        </w:rPr>
+        <w:t>-170.</w:t>
+      </w:r>
+    </w:p>
+  </w:footnote>
+  <w:footnote w:id="69">
+    <w:p>
+      <w:pPr>
+        <w:pStyle w:val="FootnoteText"/>
+        <w:rPr>
+          <w:rFonts w:ascii="Times New Roman" w:hAnsi="Times New Roman" w:cs="Times New Roman"/>
+          <w:sz w:val="16"/>
+          <w:szCs w:val="16"/>
+        </w:rPr>
+      </w:pPr>
+      <w:r>
+        <w:rPr>
+          <w:rStyle w:val="FootnoteReference"/>
+          <w:rFonts w:ascii="Times New Roman" w:hAnsi="Times New Roman" w:cs="Times New Roman"/>
+          <w:sz w:val="16"/>
+          <w:szCs w:val="16"/>
+        </w:rPr>
+        <w:footnoteRef/>
+      </w:r>
+      <w:r>
+        <w:rPr>
+          <w:rFonts w:ascii="Times New Roman" w:hAnsi="Times New Roman" w:cs="Times New Roman"/>
+          <w:sz w:val="16"/>
+          <w:szCs w:val="16"/>
+        </w:rPr>
+        <w:t xml:space="preserve"> </w:t>
+      </w:r>
+      <w:r>
+        <w:rPr>
+          <w:rFonts w:ascii="Times New Roman" w:hAnsi="Times New Roman" w:cs="Times New Roman"/>
+          <w:sz w:val="16"/>
+          <w:szCs w:val="16"/>
+        </w:rPr>
+        <w:t xml:space="preserve">R. Bauckham, </w:t>
+      </w:r>
+      <w:r>
+        <w:rPr>
+          <w:rFonts w:ascii="Times New Roman" w:hAnsi="Times New Roman" w:cs="Times New Roman"/>
+          <w:i/>
+          <w:iCs/>
+          <w:sz w:val="16"/>
+          <w:szCs w:val="16"/>
+        </w:rPr>
+        <w:t>2 Peter, Jude</w:t>
+      </w:r>
+      <w:r>
+        <w:rPr>
+          <w:rFonts w:ascii="Times New Roman" w:hAnsi="Times New Roman" w:cs="Times New Roman"/>
+          <w:sz w:val="16"/>
+          <w:szCs w:val="16"/>
+        </w:rPr>
+        <w:t>, 1</w:t>
+      </w:r>
+      <w:r>
+        <w:rPr>
+          <w:rFonts w:ascii="Times New Roman" w:hAnsi="Times New Roman" w:cs="Times New Roman"/>
+          <w:sz w:val="16"/>
+          <w:szCs w:val="16"/>
+        </w:rPr>
+        <w:t xml:space="preserve">70. Bauckham at the end of this citation quotes Bultmann in </w:t>
+      </w:r>
+      <w:r>
+        <w:rPr>
+          <w:rFonts w:ascii="Times New Roman" w:hAnsi="Times New Roman" w:cs="Times New Roman"/>
+          <w:i/>
+          <w:iCs/>
+          <w:sz w:val="16"/>
+          <w:szCs w:val="16"/>
+        </w:rPr>
+        <w:t>TDNT</w:t>
+      </w:r>
+      <w:r>
+        <w:rPr>
+          <w:rFonts w:ascii="Times New Roman" w:hAnsi="Times New Roman" w:cs="Times New Roman"/>
+          <w:sz w:val="16"/>
+          <w:szCs w:val="16"/>
+        </w:rPr>
+        <w:t xml:space="preserve"> 1, 707.</w:t>
+      </w:r>
+    </w:p>
+  </w:footnote>
+  <w:footnote w:id="70">
+    <w:p>
+      <w:pPr>
+        <w:pStyle w:val="FootnoteText"/>
+        <w:rPr>
+          <w:rFonts w:ascii="Times New Roman" w:hAnsi="Times New Roman" w:cs="Times New Roman"/>
+          <w:sz w:val="16"/>
+          <w:szCs w:val="16"/>
+        </w:rPr>
+      </w:pPr>
+      <w:r>
+        <w:rPr>
+          <w:rStyle w:val="FootnoteReference"/>
+          <w:rFonts w:ascii="Times New Roman" w:hAnsi="Times New Roman" w:cs="Times New Roman"/>
+          <w:sz w:val="16"/>
+          <w:szCs w:val="16"/>
+        </w:rPr>
+        <w:footnoteRef/>
+      </w:r>
+      <w:r>
+        <w:rPr>
+          <w:rFonts w:ascii="Times New Roman" w:hAnsi="Times New Roman" w:cs="Times New Roman"/>
+          <w:sz w:val="16"/>
+          <w:szCs w:val="16"/>
+        </w:rPr>
+        <w:t xml:space="preserve"> </w:t>
+      </w:r>
+      <w:r>
+        <w:rPr>
+          <w:rFonts w:ascii="Times New Roman" w:hAnsi="Times New Roman" w:cs="Times New Roman"/>
+          <w:sz w:val="16"/>
+          <w:szCs w:val="16"/>
+        </w:rPr>
+        <w:t xml:space="preserve">R. </w:t>
+      </w:r>
+      <w:r>
+        <w:rPr>
+          <w:rFonts w:ascii="Times New Roman" w:hAnsi="Times New Roman" w:cs="Times New Roman"/>
+          <w:sz w:val="16"/>
+          <w:szCs w:val="16"/>
+        </w:rPr>
+        <w:t xml:space="preserve">Bauckham, </w:t>
+      </w:r>
+      <w:r>
+        <w:rPr>
+          <w:rFonts w:ascii="Times New Roman" w:hAnsi="Times New Roman" w:cs="Times New Roman"/>
+          <w:i/>
+          <w:iCs/>
+          <w:sz w:val="16"/>
+          <w:szCs w:val="16"/>
+        </w:rPr>
+        <w:t>2 Peter, Jude</w:t>
+      </w:r>
+      <w:r>
+        <w:rPr>
+          <w:rFonts w:ascii="Times New Roman" w:hAnsi="Times New Roman" w:cs="Times New Roman"/>
+          <w:sz w:val="16"/>
+          <w:szCs w:val="16"/>
+        </w:rPr>
+        <w:t>, 170</w:t>
+      </w:r>
+    </w:p>
+  </w:footnote>
+  <w:footnote w:id="71">
+    <w:p>
+      <w:pPr>
+        <w:pStyle w:val="FootnoteText"/>
+        <w:rPr>
+          <w:rFonts w:ascii="Times New Roman" w:hAnsi="Times New Roman" w:cs="Times New Roman"/>
+          <w:sz w:val="16"/>
+          <w:szCs w:val="16"/>
+        </w:rPr>
+      </w:pPr>
+      <w:r>
+        <w:rPr>
+          <w:rStyle w:val="FootnoteReference"/>
+          <w:rFonts w:ascii="Times New Roman" w:hAnsi="Times New Roman" w:cs="Times New Roman"/>
+          <w:sz w:val="16"/>
+          <w:szCs w:val="16"/>
+        </w:rPr>
+        <w:footnoteRef/>
+      </w:r>
+      <w:r>
+        <w:rPr>
+          <w:rFonts w:ascii="Times New Roman" w:hAnsi="Times New Roman" w:cs="Times New Roman"/>
+          <w:sz w:val="16"/>
+          <w:szCs w:val="16"/>
+        </w:rPr>
+        <w:t xml:space="preserve"> </w:t>
+      </w:r>
+      <w:r>
+        <w:rPr>
+          <w:rFonts w:ascii="Times New Roman" w:hAnsi="Times New Roman" w:cs="Times New Roman"/>
+          <w:sz w:val="16"/>
+          <w:szCs w:val="16"/>
+        </w:rPr>
+        <w:t xml:space="preserve">R. </w:t>
+      </w:r>
+      <w:r>
+        <w:rPr>
+          <w:rFonts w:ascii="Times New Roman" w:hAnsi="Times New Roman" w:cs="Times New Roman"/>
+          <w:sz w:val="16"/>
+          <w:szCs w:val="16"/>
+        </w:rPr>
+        <w:t xml:space="preserve">Bauckham, </w:t>
+      </w:r>
+      <w:r>
+        <w:rPr>
+          <w:rFonts w:ascii="Times New Roman" w:hAnsi="Times New Roman" w:cs="Times New Roman"/>
+          <w:i/>
+          <w:iCs/>
+          <w:sz w:val="16"/>
+          <w:szCs w:val="16"/>
+        </w:rPr>
+        <w:t>2 Peter, Jude</w:t>
+      </w:r>
+      <w:r>
+        <w:rPr>
+          <w:rFonts w:ascii="Times New Roman" w:hAnsi="Times New Roman" w:cs="Times New Roman"/>
+          <w:sz w:val="16"/>
+          <w:szCs w:val="16"/>
+        </w:rPr>
+        <w:t>, 170</w:t>
+      </w:r>
+      <w:r>
+        <w:rPr>
+          <w:rFonts w:ascii="Times New Roman" w:hAnsi="Times New Roman" w:cs="Times New Roman"/>
+          <w:sz w:val="16"/>
+          <w:szCs w:val="16"/>
+        </w:rPr>
+        <w:t>.</w:t>
+      </w:r>
+    </w:p>
+  </w:footnote>
+  <w:footnote w:id="72">
+    <w:p>
+      <w:pPr>
+        <w:pStyle w:val="FootnoteText"/>
+        <w:rPr>
+          <w:rFonts w:ascii="Times New Roman" w:hAnsi="Times New Roman" w:cs="Times New Roman"/>
+          <w:sz w:val="16"/>
+          <w:szCs w:val="16"/>
+        </w:rPr>
+      </w:pPr>
+      <w:r>
+        <w:rPr>
+          <w:rStyle w:val="FootnoteReference"/>
+          <w:rFonts w:ascii="Times New Roman" w:hAnsi="Times New Roman" w:cs="Times New Roman"/>
+          <w:sz w:val="16"/>
+          <w:szCs w:val="16"/>
+        </w:rPr>
+        <w:footnoteRef/>
+      </w:r>
+      <w:r>
+        <w:rPr>
+          <w:rFonts w:ascii="Times New Roman" w:hAnsi="Times New Roman" w:cs="Times New Roman"/>
+          <w:sz w:val="16"/>
+          <w:szCs w:val="16"/>
+        </w:rPr>
+        <w:t xml:space="preserve"> </w:t>
+      </w:r>
+      <w:r>
+        <w:rPr>
+          <w:rFonts w:ascii="Times New Roman" w:hAnsi="Times New Roman" w:cs="Times New Roman"/>
+          <w:sz w:val="16"/>
+          <w:szCs w:val="16"/>
+        </w:rPr>
+        <w:t xml:space="preserve">R. </w:t>
+      </w:r>
+      <w:r>
+        <w:rPr>
+          <w:rFonts w:ascii="Times New Roman" w:hAnsi="Times New Roman" w:cs="Times New Roman"/>
+          <w:sz w:val="16"/>
+          <w:szCs w:val="16"/>
+        </w:rPr>
+        <w:t xml:space="preserve">Bauckham, </w:t>
+      </w:r>
+      <w:r>
+        <w:rPr>
+          <w:rFonts w:ascii="Times New Roman" w:hAnsi="Times New Roman" w:cs="Times New Roman"/>
+          <w:i/>
+          <w:iCs/>
+          <w:sz w:val="16"/>
+          <w:szCs w:val="16"/>
+        </w:rPr>
+        <w:t>2 Peter, Jude</w:t>
+      </w:r>
+      <w:r>
+        <w:rPr>
+          <w:rFonts w:ascii="Times New Roman" w:hAnsi="Times New Roman" w:cs="Times New Roman"/>
+          <w:sz w:val="16"/>
+          <w:szCs w:val="16"/>
+        </w:rPr>
+        <w:t>, 170</w:t>
+      </w:r>
+      <w:r>
+        <w:rPr>
+          <w:rFonts w:ascii="Times New Roman" w:hAnsi="Times New Roman" w:cs="Times New Roman"/>
+          <w:sz w:val="16"/>
+          <w:szCs w:val="16"/>
+        </w:rPr>
+        <w:t>.</w:t>
+      </w:r>
+    </w:p>
+  </w:footnote>
+  <w:footnote w:id="73">
+    <w:p>
+      <w:pPr>
+        <w:pStyle w:val="FootnoteText"/>
+        <w:rPr>
+          <w:rFonts w:ascii="Times New Roman" w:hAnsi="Times New Roman" w:cs="Times New Roman"/>
+          <w:sz w:val="16"/>
+          <w:szCs w:val="16"/>
+        </w:rPr>
+      </w:pPr>
+      <w:r>
+        <w:rPr>
+          <w:rStyle w:val="FootnoteReference"/>
+          <w:rFonts w:ascii="Times New Roman" w:hAnsi="Times New Roman" w:cs="Times New Roman"/>
+          <w:sz w:val="16"/>
+          <w:szCs w:val="16"/>
+        </w:rPr>
+        <w:footnoteRef/>
+      </w:r>
+      <w:r>
+        <w:rPr>
+          <w:rFonts w:ascii="Times New Roman" w:hAnsi="Times New Roman" w:cs="Times New Roman"/>
+          <w:sz w:val="16"/>
+          <w:szCs w:val="16"/>
+        </w:rPr>
+        <w:t xml:space="preserve"> M. </w:t>
+      </w:r>
+      <w:r>
+        <w:rPr>
+          <w:rFonts w:ascii="Times New Roman" w:hAnsi="Times New Roman" w:cs="Times New Roman"/>
+          <w:sz w:val="16"/>
+          <w:szCs w:val="16"/>
+        </w:rPr>
+        <w:t xml:space="preserve">Green, </w:t>
+      </w:r>
+      <w:r>
+        <w:rPr>
+          <w:rFonts w:ascii="Times New Roman" w:hAnsi="Times New Roman" w:cs="Times New Roman"/>
+          <w:i/>
+          <w:iCs/>
+          <w:sz w:val="16"/>
+          <w:szCs w:val="16"/>
+        </w:rPr>
+        <w:t>2 Peter and Jude</w:t>
+      </w:r>
+      <w:r>
+        <w:rPr>
+          <w:rFonts w:ascii="Times New Roman" w:hAnsi="Times New Roman" w:cs="Times New Roman"/>
+          <w:sz w:val="16"/>
+          <w:szCs w:val="16"/>
+        </w:rPr>
+        <w:t xml:space="preserve">, </w:t>
+      </w:r>
+      <w:r>
+        <w:rPr>
+          <w:rFonts w:ascii="Times New Roman" w:hAnsi="Times New Roman" w:cs="Times New Roman"/>
+          <w:sz w:val="16"/>
+          <w:szCs w:val="16"/>
+        </w:rPr>
+        <w:t>80.</w:t>
+      </w:r>
+    </w:p>
+  </w:footnote>
+  <w:footnote w:id="74">
+    <w:p>
+      <w:pPr>
+        <w:pStyle w:val="FootnoteText"/>
+        <w:rPr>
+          <w:rFonts w:ascii="Times New Roman" w:hAnsi="Times New Roman" w:cs="Times New Roman"/>
+          <w:sz w:val="16"/>
+          <w:szCs w:val="16"/>
+        </w:rPr>
+      </w:pPr>
+      <w:r>
+        <w:rPr>
+          <w:rStyle w:val="FootnoteReference"/>
+          <w:rFonts w:ascii="Times New Roman" w:hAnsi="Times New Roman" w:cs="Times New Roman"/>
+          <w:sz w:val="16"/>
+          <w:szCs w:val="16"/>
+        </w:rPr>
+        <w:footnoteRef/>
+      </w:r>
+      <w:r>
+        <w:rPr>
+          <w:rFonts w:ascii="Times New Roman" w:hAnsi="Times New Roman" w:cs="Times New Roman"/>
+          <w:sz w:val="16"/>
+          <w:szCs w:val="16"/>
+        </w:rPr>
+        <w:t xml:space="preserve"> M</w:t>
+      </w:r>
+      <w:r>
+        <w:rPr>
+          <w:rFonts w:ascii="Times New Roman" w:hAnsi="Times New Roman" w:cs="Times New Roman"/>
+          <w:sz w:val="16"/>
+          <w:szCs w:val="16"/>
+        </w:rPr>
+        <w:t xml:space="preserve">. Green, </w:t>
+      </w:r>
+      <w:r>
+        <w:rPr>
+          <w:rFonts w:ascii="Times New Roman" w:hAnsi="Times New Roman" w:cs="Times New Roman"/>
+          <w:i/>
+          <w:iCs/>
+          <w:sz w:val="16"/>
+          <w:szCs w:val="16"/>
+        </w:rPr>
+        <w:t>2 Peter and Jude</w:t>
+      </w:r>
+      <w:r>
+        <w:rPr>
+          <w:rFonts w:ascii="Times New Roman" w:hAnsi="Times New Roman" w:cs="Times New Roman"/>
+          <w:sz w:val="16"/>
+          <w:szCs w:val="16"/>
+        </w:rPr>
+        <w:t xml:space="preserve">, </w:t>
+      </w:r>
+      <w:r>
+        <w:rPr>
+          <w:rFonts w:ascii="Times New Roman" w:hAnsi="Times New Roman" w:cs="Times New Roman"/>
+          <w:sz w:val="16"/>
+          <w:szCs w:val="16"/>
+        </w:rPr>
+        <w:t>80.</w:t>
+      </w:r>
+    </w:p>
+  </w:footnote>
+  <w:footnote w:id="75">
+    <w:p>
+      <w:pPr>
+        <w:pStyle w:val="FootnoteText"/>
+        <w:rPr>
+          <w:rFonts w:ascii="Times New Roman" w:hAnsi="Times New Roman" w:cs="Times New Roman"/>
+          <w:sz w:val="16"/>
+          <w:szCs w:val="16"/>
+        </w:rPr>
+      </w:pPr>
+      <w:r>
+        <w:rPr>
+          <w:rStyle w:val="FootnoteReference"/>
+          <w:rFonts w:ascii="Times New Roman" w:hAnsi="Times New Roman" w:cs="Times New Roman"/>
+          <w:sz w:val="16"/>
+          <w:szCs w:val="16"/>
+        </w:rPr>
+        <w:footnoteRef/>
+      </w:r>
+      <w:r>
+        <w:rPr>
+          <w:rFonts w:ascii="Times New Roman" w:hAnsi="Times New Roman" w:cs="Times New Roman"/>
+          <w:sz w:val="16"/>
+          <w:szCs w:val="16"/>
+        </w:rPr>
+        <w:t xml:space="preserve"> M</w:t>
+      </w:r>
+      <w:r>
+        <w:rPr>
+          <w:rFonts w:ascii="Times New Roman" w:hAnsi="Times New Roman" w:cs="Times New Roman"/>
+          <w:sz w:val="16"/>
+          <w:szCs w:val="16"/>
+        </w:rPr>
+        <w:t xml:space="preserve">. Green, </w:t>
+      </w:r>
+      <w:r>
+        <w:rPr>
+          <w:rFonts w:ascii="Times New Roman" w:hAnsi="Times New Roman" w:cs="Times New Roman"/>
+          <w:i/>
+          <w:iCs/>
+          <w:sz w:val="16"/>
+          <w:szCs w:val="16"/>
+        </w:rPr>
+        <w:t>2 Peter and Jude</w:t>
+      </w:r>
+      <w:r>
+        <w:rPr>
+          <w:rFonts w:ascii="Times New Roman" w:hAnsi="Times New Roman" w:cs="Times New Roman"/>
+          <w:sz w:val="16"/>
+          <w:szCs w:val="16"/>
+        </w:rPr>
+        <w:t xml:space="preserve">, </w:t>
+      </w:r>
+      <w:r>
+        <w:rPr>
+          <w:rFonts w:ascii="Times New Roman" w:hAnsi="Times New Roman" w:cs="Times New Roman"/>
+          <w:sz w:val="16"/>
+          <w:szCs w:val="16"/>
+        </w:rPr>
+        <w:t>80.</w:t>
+      </w:r>
+    </w:p>
+  </w:footnote>
+  <w:footnote w:id="76">
+    <w:p>
+      <w:pPr>
+        <w:pStyle w:val="FootnoteText"/>
+        <w:rPr>
+          <w:rFonts w:ascii="Times New Roman" w:hAnsi="Times New Roman" w:cs="Times New Roman"/>
+          <w:sz w:val="16"/>
+          <w:szCs w:val="16"/>
+        </w:rPr>
+      </w:pPr>
+      <w:r>
+        <w:rPr>
+          <w:rStyle w:val="FootnoteReference"/>
+          <w:rFonts w:ascii="Times New Roman" w:hAnsi="Times New Roman" w:cs="Times New Roman"/>
+          <w:sz w:val="16"/>
+          <w:szCs w:val="16"/>
+        </w:rPr>
+        <w:footnoteRef/>
+      </w:r>
+      <w:r>
+        <w:rPr>
+          <w:rFonts w:ascii="Times New Roman" w:hAnsi="Times New Roman" w:cs="Times New Roman"/>
+          <w:sz w:val="16"/>
+          <w:szCs w:val="16"/>
+        </w:rPr>
+        <w:t xml:space="preserve"> </w:t>
+      </w:r>
+      <w:r>
+        <w:rPr>
+          <w:rFonts w:ascii="Times New Roman" w:hAnsi="Times New Roman" w:cs="Times New Roman"/>
+          <w:sz w:val="16"/>
+          <w:szCs w:val="16"/>
+        </w:rPr>
+        <w:t xml:space="preserve">M. Green, </w:t>
+      </w:r>
+      <w:r>
+        <w:rPr>
+          <w:rFonts w:ascii="Times New Roman" w:hAnsi="Times New Roman" w:cs="Times New Roman"/>
+          <w:i/>
+          <w:iCs/>
+          <w:sz w:val="16"/>
+          <w:szCs w:val="16"/>
+        </w:rPr>
+        <w:t>2 Peter and Jude</w:t>
+      </w:r>
+      <w:r>
+        <w:rPr>
+          <w:rFonts w:ascii="Times New Roman" w:hAnsi="Times New Roman" w:cs="Times New Roman"/>
+          <w:sz w:val="16"/>
+          <w:szCs w:val="16"/>
+        </w:rPr>
+        <w:t>, 80</w:t>
+      </w:r>
+      <w:r>
+        <w:rPr>
+          <w:rFonts w:ascii="Times New Roman" w:hAnsi="Times New Roman" w:cs="Times New Roman"/>
+          <w:sz w:val="16"/>
+          <w:szCs w:val="16"/>
+        </w:rPr>
+        <w:t>.</w:t>
+      </w:r>
+    </w:p>
+  </w:footnote>
+  <w:footnote w:id="77">
+    <w:p>
+      <w:pPr>
+        <w:pStyle w:val="FootnoteText"/>
+        <w:rPr>
+          <w:rFonts w:ascii="Times New Roman" w:hAnsi="Times New Roman" w:cs="Times New Roman"/>
+          <w:sz w:val="16"/>
+          <w:szCs w:val="16"/>
+        </w:rPr>
+      </w:pPr>
+      <w:r>
+        <w:rPr>
+          <w:rStyle w:val="FootnoteReference"/>
+          <w:rFonts w:ascii="Times New Roman" w:hAnsi="Times New Roman" w:cs="Times New Roman"/>
+          <w:sz w:val="16"/>
+          <w:szCs w:val="16"/>
+        </w:rPr>
+        <w:footnoteRef/>
+      </w:r>
+      <w:r>
+        <w:rPr>
+          <w:rFonts w:ascii="Times New Roman" w:hAnsi="Times New Roman" w:cs="Times New Roman"/>
+          <w:sz w:val="16"/>
+          <w:szCs w:val="16"/>
+        </w:rPr>
+        <w:t xml:space="preserve"> </w:t>
+      </w:r>
+      <w:r>
+        <w:rPr>
+          <w:rFonts w:ascii="Times New Roman" w:hAnsi="Times New Roman" w:cs="Times New Roman"/>
+          <w:sz w:val="16"/>
+          <w:szCs w:val="16"/>
+        </w:rPr>
+        <w:t xml:space="preserve">M. Green, </w:t>
+      </w:r>
+      <w:r>
+        <w:rPr>
+          <w:rFonts w:ascii="Times New Roman" w:hAnsi="Times New Roman" w:cs="Times New Roman"/>
+          <w:i/>
+          <w:iCs/>
+          <w:sz w:val="16"/>
+          <w:szCs w:val="16"/>
+        </w:rPr>
+        <w:t>2 Peter and Jude</w:t>
+      </w:r>
+      <w:r>
+        <w:rPr>
+          <w:rFonts w:ascii="Times New Roman" w:hAnsi="Times New Roman" w:cs="Times New Roman"/>
+          <w:sz w:val="16"/>
+          <w:szCs w:val="16"/>
+        </w:rPr>
+        <w:t>, 8</w:t>
+      </w:r>
+      <w:r>
+        <w:rPr>
+          <w:rFonts w:ascii="Times New Roman" w:hAnsi="Times New Roman" w:cs="Times New Roman"/>
+          <w:sz w:val="16"/>
+          <w:szCs w:val="16"/>
+        </w:rPr>
+        <w:t>1. Bauckham responds to Green by writing, “</w:t>
+      </w:r>
+      <w:r>
+        <w:rPr>
+          <w:rFonts w:ascii="Times New Roman" w:hAnsi="Times New Roman" w:cs="Times New Roman"/>
+          <w:sz w:val="16"/>
+          <w:szCs w:val="16"/>
+        </w:rPr>
+        <w:t>Some commentators</w:t>
+      </w:r>
+      <w:r>
+        <w:rPr>
+          <w:rFonts w:ascii="Times New Roman" w:hAnsi="Times New Roman" w:cs="Times New Roman"/>
+          <w:sz w:val="16"/>
+          <w:szCs w:val="16"/>
+        </w:rPr>
+        <w:t xml:space="preserve"> (…Green…) </w:t>
+      </w:r>
+      <w:r>
+        <w:rPr>
+          <w:rFonts w:ascii="Times New Roman" w:hAnsi="Times New Roman" w:cs="Times New Roman"/>
+          <w:sz w:val="16"/>
+          <w:szCs w:val="16"/>
+        </w:rPr>
+        <w:t xml:space="preserve">think that </w:t>
+      </w:r>
+      <w:r>
+        <w:rPr>
+          <w:rFonts w:ascii="Times New Roman" w:hAnsi="Times New Roman" w:cs="Times New Roman"/>
+          <w:sz w:val="16"/>
+          <w:szCs w:val="16"/>
+          <w:lang w:val="el-GR"/>
+        </w:rPr>
+        <w:t>ἐπίγνωσις</w:t>
+      </w:r>
+      <w:r>
+        <w:rPr>
+          <w:rFonts w:ascii="Times New Roman" w:hAnsi="Times New Roman" w:cs="Times New Roman"/>
+          <w:sz w:val="16"/>
+          <w:szCs w:val="16"/>
+        </w:rPr>
+        <w:t xml:space="preserve"> in 2 Peter has a polemical reference to the false teachers’ claim to </w:t>
+      </w:r>
+      <w:r>
+        <w:rPr>
+          <w:rFonts w:ascii="Times New Roman" w:hAnsi="Times New Roman" w:cs="Times New Roman"/>
+          <w:sz w:val="16"/>
+          <w:szCs w:val="16"/>
+          <w:lang w:val="el-GR"/>
+        </w:rPr>
+        <w:t>γνῶσις</w:t>
+      </w:r>
+      <w:r>
+        <w:rPr>
+          <w:rFonts w:ascii="Times New Roman" w:hAnsi="Times New Roman" w:cs="Times New Roman"/>
+          <w:sz w:val="16"/>
+          <w:szCs w:val="16"/>
+        </w:rPr>
+        <w:t>. However, its use seems to be sufficiently explained</w:t>
+      </w:r>
+      <w:r>
+        <w:rPr>
+          <w:rFonts w:ascii="Times New Roman" w:hAnsi="Times New Roman" w:cs="Times New Roman"/>
+          <w:sz w:val="16"/>
+          <w:szCs w:val="16"/>
+        </w:rPr>
+        <w:t>…</w:t>
+      </w:r>
+      <w:r>
+        <w:rPr>
+          <w:rFonts w:ascii="Times New Roman" w:hAnsi="Times New Roman" w:cs="Times New Roman"/>
+          <w:sz w:val="16"/>
+          <w:szCs w:val="16"/>
+        </w:rPr>
+        <w:t xml:space="preserve">without reference to specifically </w:t>
+      </w:r>
+      <w:r>
+        <w:rPr>
+          <w:rFonts w:ascii="Times New Roman" w:hAnsi="Times New Roman" w:cs="Times New Roman"/>
+          <w:sz w:val="16"/>
+          <w:szCs w:val="16"/>
+        </w:rPr>
+        <w:t>‘</w:t>
+      </w:r>
+      <w:r>
+        <w:rPr>
+          <w:rFonts w:ascii="Times New Roman" w:hAnsi="Times New Roman" w:cs="Times New Roman"/>
+          <w:sz w:val="16"/>
+          <w:szCs w:val="16"/>
+        </w:rPr>
+        <w:t>gnostic</w:t>
+      </w:r>
+      <w:r>
+        <w:rPr>
+          <w:rFonts w:ascii="Times New Roman" w:hAnsi="Times New Roman" w:cs="Times New Roman"/>
+          <w:sz w:val="16"/>
+          <w:szCs w:val="16"/>
+        </w:rPr>
+        <w:t>’</w:t>
+      </w:r>
+      <w:r>
+        <w:rPr>
+          <w:rFonts w:ascii="Times New Roman" w:hAnsi="Times New Roman" w:cs="Times New Roman"/>
+          <w:sz w:val="16"/>
+          <w:szCs w:val="16"/>
+        </w:rPr>
+        <w:t xml:space="preserve"> adversarie</w:t>
+      </w:r>
+      <w:r>
+        <w:rPr>
+          <w:rFonts w:ascii="Times New Roman" w:hAnsi="Times New Roman" w:cs="Times New Roman"/>
+          <w:sz w:val="16"/>
+          <w:szCs w:val="16"/>
+        </w:rPr>
+        <w:t xml:space="preserve">s.” See </w:t>
+      </w:r>
+      <w:r>
+        <w:rPr>
+          <w:rFonts w:ascii="Times New Roman" w:hAnsi="Times New Roman" w:cs="Times New Roman"/>
+          <w:sz w:val="16"/>
+          <w:szCs w:val="16"/>
+        </w:rPr>
+        <w:t xml:space="preserve">R. Bauckham, </w:t>
+      </w:r>
+      <w:r>
+        <w:rPr>
+          <w:rFonts w:ascii="Times New Roman" w:hAnsi="Times New Roman" w:cs="Times New Roman"/>
+          <w:i/>
+          <w:iCs/>
+          <w:sz w:val="16"/>
+          <w:szCs w:val="16"/>
+        </w:rPr>
+        <w:t>2 Peter, Jude</w:t>
+      </w:r>
+      <w:r>
+        <w:rPr>
+          <w:rFonts w:ascii="Times New Roman" w:hAnsi="Times New Roman" w:cs="Times New Roman"/>
+          <w:sz w:val="16"/>
+          <w:szCs w:val="16"/>
+        </w:rPr>
+        <w:t>, 17</w:t>
+      </w:r>
+      <w:r>
+        <w:rPr>
+          <w:rFonts w:ascii="Times New Roman" w:hAnsi="Times New Roman" w:cs="Times New Roman"/>
+          <w:sz w:val="16"/>
+          <w:szCs w:val="16"/>
+        </w:rPr>
+        <w:t>0.</w:t>
+      </w:r>
+    </w:p>
+  </w:footnote>
+  <w:footnote w:id="78">
+    <w:p>
+      <w:pPr>
+        <w:spacing w:after="0"/>
+        <w:rPr>
+          <w:rFonts w:ascii="Times New Roman" w:hAnsi="Times New Roman" w:cs="Times New Roman"/>
+          <w:sz w:val="16"/>
+          <w:szCs w:val="16"/>
+        </w:rPr>
+      </w:pPr>
+      <w:r>
+        <w:rPr>
+          <w:rFonts w:ascii="Times New Roman" w:hAnsi="Times New Roman" w:cs="Times New Roman"/>
+          <w:sz w:val="16"/>
+          <w:szCs w:val="16"/>
+          <w:vertAlign w:val="superscript"/>
+        </w:rPr>
+        <w:footnoteRef/>
+      </w:r>
+      <w:r>
+        <w:rPr>
+          <w:rFonts w:ascii="Times New Roman" w:hAnsi="Times New Roman" w:cs="Times New Roman"/>
+          <w:sz w:val="16"/>
+          <w:szCs w:val="16"/>
+        </w:rPr>
+        <w:t xml:space="preserve"> </w:t>
+      </w:r>
+      <w:r>
+        <w:rPr>
+          <w:rFonts w:ascii="Times New Roman" w:hAnsi="Times New Roman" w:cs="Times New Roman"/>
+          <w:sz w:val="16"/>
+          <w:szCs w:val="16"/>
+        </w:rPr>
+        <w:t>T</w:t>
+      </w:r>
+      <w:r>
+        <w:rPr>
+          <w:rFonts w:ascii="Times New Roman" w:hAnsi="Times New Roman" w:cs="Times New Roman"/>
+          <w:sz w:val="16"/>
+          <w:szCs w:val="16"/>
+        </w:rPr>
+        <w:t xml:space="preserve">. Schreiner, </w:t>
+      </w:r>
+      <w:hyperlink r:id="rId14" w:history="1">
+        <w:r>
+          <w:rPr>
+            <w:rFonts w:ascii="Times New Roman" w:hAnsi="Times New Roman" w:cs="Times New Roman"/>
+            <w:i/>
+            <w:color w:val="0000FF"/>
+            <w:sz w:val="16"/>
+            <w:szCs w:val="16"/>
+            <w:u w:val="single"/>
+          </w:rPr>
+          <w:t>1, 2 Peter, Jude</w:t>
+        </w:r>
+      </w:hyperlink>
+      <w:r>
+        <w:rPr>
+          <w:rFonts w:ascii="Times New Roman" w:hAnsi="Times New Roman" w:cs="Times New Roman"/>
+          <w:sz w:val="16"/>
+          <w:szCs w:val="16"/>
+        </w:rPr>
+        <w:t>, 288.</w:t>
+      </w:r>
+    </w:p>
+  </w:footnote>
+  <w:footnote w:id="79">
+    <w:p>
+      <w:pPr>
+        <w:spacing w:after="0"/>
+        <w:rPr>
+          <w:rFonts w:ascii="Times New Roman" w:hAnsi="Times New Roman" w:cs="Times New Roman"/>
+          <w:sz w:val="16"/>
+          <w:szCs w:val="16"/>
+        </w:rPr>
+      </w:pPr>
+      <w:r>
+        <w:rPr>
+          <w:rStyle w:val="FootnoteReference"/>
+          <w:rFonts w:ascii="Times New Roman" w:hAnsi="Times New Roman" w:cs="Times New Roman"/>
+          <w:sz w:val="16"/>
+          <w:szCs w:val="16"/>
+        </w:rPr>
+        <w:footnoteRef/>
+      </w:r>
+      <w:r>
+        <w:rPr>
+          <w:rFonts w:ascii="Times New Roman" w:hAnsi="Times New Roman" w:cs="Times New Roman"/>
+          <w:sz w:val="16"/>
+          <w:szCs w:val="16"/>
+        </w:rPr>
+        <w:t xml:space="preserve"> </w:t>
+      </w:r>
+      <w:r>
+        <w:rPr>
+          <w:rFonts w:ascii="Times New Roman" w:hAnsi="Times New Roman" w:cs="Times New Roman"/>
+          <w:sz w:val="16"/>
+          <w:szCs w:val="16"/>
+        </w:rPr>
+        <w:t>T</w:t>
+      </w:r>
+      <w:r>
+        <w:rPr>
+          <w:rFonts w:ascii="Times New Roman" w:hAnsi="Times New Roman" w:cs="Times New Roman"/>
+          <w:sz w:val="16"/>
+          <w:szCs w:val="16"/>
+        </w:rPr>
+        <w:t xml:space="preserve">. Schreiner, </w:t>
+      </w:r>
+      <w:hyperlink r:id="rId15" w:history="1">
+        <w:r>
+          <w:rPr>
+            <w:rFonts w:ascii="Times New Roman" w:hAnsi="Times New Roman" w:cs="Times New Roman"/>
+            <w:i/>
+            <w:color w:val="0000FF"/>
+            <w:sz w:val="16"/>
+            <w:szCs w:val="16"/>
+            <w:u w:val="single"/>
+          </w:rPr>
+          <w:t>1, 2 Peter, Jude</w:t>
+        </w:r>
+      </w:hyperlink>
+      <w:r>
+        <w:rPr>
+          <w:rFonts w:ascii="Times New Roman" w:hAnsi="Times New Roman" w:cs="Times New Roman"/>
+          <w:sz w:val="16"/>
+          <w:szCs w:val="16"/>
+        </w:rPr>
+        <w:t>, 288.</w:t>
+      </w:r>
+    </w:p>
+  </w:footnote>
+  <w:footnote w:id="80">
+    <w:p>
+      <w:pPr>
+        <w:spacing w:after="0"/>
+        <w:rPr>
+          <w:rFonts w:ascii="Times New Roman" w:hAnsi="Times New Roman" w:cs="Times New Roman"/>
+          <w:sz w:val="16"/>
+          <w:szCs w:val="16"/>
+        </w:rPr>
+      </w:pPr>
+      <w:r>
+        <w:rPr>
+          <w:rStyle w:val="FootnoteReference"/>
+          <w:rFonts w:ascii="Times New Roman" w:hAnsi="Times New Roman" w:cs="Times New Roman"/>
+          <w:sz w:val="16"/>
+          <w:szCs w:val="16"/>
+        </w:rPr>
+        <w:footnoteRef/>
+      </w:r>
+      <w:r>
+        <w:rPr>
+          <w:rFonts w:ascii="Times New Roman" w:hAnsi="Times New Roman" w:cs="Times New Roman"/>
+          <w:sz w:val="16"/>
+          <w:szCs w:val="16"/>
+        </w:rPr>
+        <w:t xml:space="preserve"> </w:t>
+      </w:r>
+      <w:r>
+        <w:rPr>
+          <w:rFonts w:ascii="Times New Roman" w:hAnsi="Times New Roman" w:cs="Times New Roman"/>
+          <w:sz w:val="16"/>
+          <w:szCs w:val="16"/>
+        </w:rPr>
+        <w:t>T</w:t>
+      </w:r>
+      <w:r>
+        <w:rPr>
+          <w:rFonts w:ascii="Times New Roman" w:hAnsi="Times New Roman" w:cs="Times New Roman"/>
+          <w:sz w:val="16"/>
+          <w:szCs w:val="16"/>
+        </w:rPr>
+        <w:t xml:space="preserve">. Schreiner, </w:t>
+      </w:r>
+      <w:hyperlink r:id="rId16" w:history="1">
+        <w:r>
+          <w:rPr>
+            <w:rFonts w:ascii="Times New Roman" w:hAnsi="Times New Roman" w:cs="Times New Roman"/>
+            <w:i/>
+            <w:color w:val="0000FF"/>
+            <w:sz w:val="16"/>
+            <w:szCs w:val="16"/>
+            <w:u w:val="single"/>
+          </w:rPr>
+          <w:t>1, 2 Peter, Jude</w:t>
+        </w:r>
+      </w:hyperlink>
+      <w:r>
+        <w:rPr>
+          <w:rFonts w:ascii="Times New Roman" w:hAnsi="Times New Roman" w:cs="Times New Roman"/>
+          <w:sz w:val="16"/>
+          <w:szCs w:val="16"/>
+        </w:rPr>
+        <w:t>, 288.</w:t>
+      </w:r>
+    </w:p>
+  </w:footnote>
+  <w:footnote w:id="81">
+    <w:p>
+      <w:pPr>
+        <w:pStyle w:val="FootnoteText"/>
+        <w:rPr>
+          <w:rFonts w:ascii="Times New Roman" w:hAnsi="Times New Roman" w:cs="Times New Roman"/>
+          <w:sz w:val="16"/>
+          <w:szCs w:val="16"/>
+        </w:rPr>
+      </w:pPr>
+      <w:r>
+        <w:rPr>
+          <w:rStyle w:val="FootnoteReference"/>
+          <w:rFonts w:ascii="Times New Roman" w:hAnsi="Times New Roman" w:cs="Times New Roman"/>
+          <w:sz w:val="16"/>
+          <w:szCs w:val="16"/>
+        </w:rPr>
+        <w:footnoteRef/>
+      </w:r>
+      <w:r>
+        <w:rPr>
+          <w:rFonts w:ascii="Times New Roman" w:hAnsi="Times New Roman" w:cs="Times New Roman"/>
+          <w:sz w:val="16"/>
+          <w:szCs w:val="16"/>
+        </w:rPr>
+        <w:t xml:space="preserve"> T</w:t>
+      </w:r>
+      <w:r>
+        <w:rPr>
+          <w:rFonts w:ascii="Times New Roman" w:hAnsi="Times New Roman" w:cs="Times New Roman"/>
+          <w:sz w:val="16"/>
+          <w:szCs w:val="16"/>
+        </w:rPr>
+        <w:t xml:space="preserve">. Schreiner, </w:t>
+      </w:r>
+      <w:hyperlink r:id="rId17" w:history="1">
+        <w:r>
+          <w:rPr>
+            <w:rFonts w:ascii="Times New Roman" w:hAnsi="Times New Roman" w:cs="Times New Roman"/>
+            <w:i/>
+            <w:color w:val="0000FF"/>
+            <w:sz w:val="16"/>
+            <w:szCs w:val="16"/>
+            <w:u w:val="single"/>
+          </w:rPr>
+          <w:t>1, 2 Peter, Jude</w:t>
+        </w:r>
+      </w:hyperlink>
+      <w:r>
+        <w:rPr>
+          <w:rFonts w:ascii="Times New Roman" w:hAnsi="Times New Roman" w:cs="Times New Roman"/>
+          <w:sz w:val="16"/>
+          <w:szCs w:val="16"/>
+        </w:rPr>
+        <w:t>, 288.</w:t>
+      </w:r>
+      <w:r>
+        <w:rPr>
+          <w:rFonts w:ascii="Times New Roman" w:hAnsi="Times New Roman" w:cs="Times New Roman"/>
+          <w:sz w:val="16"/>
+          <w:szCs w:val="16"/>
+        </w:rPr>
+        <w:t xml:space="preserve"> As stated before, Bauckham believes that </w:t>
+      </w:r>
+      <w:r>
+        <w:rPr>
+          <w:rFonts w:ascii="Times New Roman" w:hAnsi="Times New Roman" w:cs="Times New Roman"/>
+          <w:sz w:val="16"/>
+          <w:szCs w:val="16"/>
+        </w:rPr>
+        <w:t>ἐπίγνωσις</w:t>
+      </w:r>
+      <w:r>
+        <w:rPr>
+          <w:rFonts w:ascii="Times New Roman" w:hAnsi="Times New Roman" w:cs="Times New Roman"/>
+          <w:sz w:val="16"/>
+          <w:szCs w:val="16"/>
+        </w:rPr>
+        <w:t xml:space="preserve"> and </w:t>
+      </w:r>
+      <w:r>
+        <w:rPr>
+          <w:rFonts w:ascii="Times New Roman" w:hAnsi="Times New Roman" w:cs="Times New Roman"/>
+          <w:sz w:val="16"/>
+          <w:szCs w:val="16"/>
+          <w:lang w:val="el-GR"/>
+        </w:rPr>
+        <w:t>γνῶσις</w:t>
+      </w:r>
+      <w:r>
+        <w:rPr>
+          <w:rFonts w:ascii="Times New Roman" w:hAnsi="Times New Roman" w:cs="Times New Roman"/>
+          <w:sz w:val="16"/>
+          <w:szCs w:val="16"/>
+        </w:rPr>
+        <w:t xml:space="preserve"> can be used interchangeably but ultimately sees Peter use them in different ways. See </w:t>
+      </w:r>
+      <w:r>
+        <w:rPr>
+          <w:rFonts w:ascii="Times New Roman" w:hAnsi="Times New Roman" w:cs="Times New Roman"/>
+          <w:sz w:val="16"/>
+          <w:szCs w:val="16"/>
+        </w:rPr>
+        <w:t xml:space="preserve">R. Bauckham, </w:t>
+      </w:r>
+      <w:r>
+        <w:rPr>
+          <w:rFonts w:ascii="Times New Roman" w:hAnsi="Times New Roman" w:cs="Times New Roman"/>
+          <w:i/>
+          <w:iCs/>
+          <w:sz w:val="16"/>
+          <w:szCs w:val="16"/>
+        </w:rPr>
+        <w:t>2 Peter, Jude</w:t>
+      </w:r>
+      <w:r>
+        <w:rPr>
+          <w:rFonts w:ascii="Times New Roman" w:hAnsi="Times New Roman" w:cs="Times New Roman"/>
+          <w:sz w:val="16"/>
+          <w:szCs w:val="16"/>
+        </w:rPr>
+        <w:t>, 170</w:t>
+      </w:r>
+      <w:r>
+        <w:rPr>
+          <w:rFonts w:ascii="Times New Roman" w:hAnsi="Times New Roman" w:cs="Times New Roman"/>
+          <w:sz w:val="16"/>
+          <w:szCs w:val="16"/>
+        </w:rPr>
+        <w:t>-171.</w:t>
+      </w:r>
+    </w:p>
+  </w:footnote>
+  <w:footnote w:id="82">
+    <w:p>
+      <w:pPr>
+        <w:spacing w:after="0"/>
+        <w:rPr>
+          <w:rFonts w:ascii="Times New Roman" w:hAnsi="Times New Roman" w:cs="Times New Roman"/>
+          <w:sz w:val="16"/>
+          <w:szCs w:val="16"/>
+        </w:rPr>
+      </w:pPr>
+      <w:r>
+        <w:rPr>
+          <w:rFonts w:ascii="Times New Roman" w:hAnsi="Times New Roman" w:cs="Times New Roman"/>
+          <w:sz w:val="16"/>
+          <w:szCs w:val="16"/>
+          <w:vertAlign w:val="superscript"/>
+        </w:rPr>
+        <w:footnoteRef/>
+      </w:r>
+      <w:r>
+        <w:rPr>
+          <w:rFonts w:ascii="Times New Roman" w:hAnsi="Times New Roman" w:cs="Times New Roman"/>
+          <w:sz w:val="16"/>
+          <w:szCs w:val="16"/>
+        </w:rPr>
+        <w:t xml:space="preserve"> </w:t>
+      </w:r>
+      <w:r>
+        <w:rPr>
+          <w:rFonts w:ascii="Times New Roman" w:hAnsi="Times New Roman" w:cs="Times New Roman"/>
+          <w:sz w:val="16"/>
+          <w:szCs w:val="16"/>
+        </w:rPr>
+        <w:t>T.</w:t>
+      </w:r>
+      <w:r>
+        <w:rPr>
+          <w:rFonts w:ascii="Times New Roman" w:hAnsi="Times New Roman" w:cs="Times New Roman"/>
+          <w:sz w:val="16"/>
+          <w:szCs w:val="16"/>
+        </w:rPr>
+        <w:t xml:space="preserve"> Schreiner, </w:t>
+      </w:r>
+      <w:hyperlink r:id="rId18" w:history="1">
+        <w:r>
+          <w:rPr>
+            <w:rFonts w:ascii="Times New Roman" w:hAnsi="Times New Roman" w:cs="Times New Roman"/>
+            <w:i/>
+            <w:color w:val="0000FF"/>
+            <w:sz w:val="16"/>
+            <w:szCs w:val="16"/>
+            <w:u w:val="single"/>
+          </w:rPr>
+          <w:t>1, 2 Peter, Jude</w:t>
+        </w:r>
+      </w:hyperlink>
+      <w:r>
+        <w:rPr>
+          <w:rFonts w:ascii="Times New Roman" w:hAnsi="Times New Roman" w:cs="Times New Roman"/>
+          <w:sz w:val="16"/>
+          <w:szCs w:val="16"/>
+        </w:rPr>
+        <w:t xml:space="preserve">, </w:t>
+      </w:r>
+      <w:r>
+        <w:rPr>
+          <w:rFonts w:ascii="Times New Roman" w:hAnsi="Times New Roman" w:cs="Times New Roman"/>
+          <w:sz w:val="16"/>
+          <w:szCs w:val="16"/>
+        </w:rPr>
+        <w:t>288.</w:t>
+      </w:r>
+    </w:p>
+  </w:footnote>
+  <w:footnote w:id="83">
+    <w:p>
+      <w:pPr>
+        <w:pStyle w:val="FootnoteText"/>
+        <w:rPr>
+          <w:rFonts w:ascii="Times New Roman" w:hAnsi="Times New Roman" w:cs="Times New Roman"/>
+          <w:sz w:val="16"/>
+          <w:szCs w:val="16"/>
+        </w:rPr>
+      </w:pPr>
+      <w:r>
+        <w:rPr>
+          <w:rStyle w:val="FootnoteReference"/>
+          <w:rFonts w:ascii="Times New Roman" w:hAnsi="Times New Roman" w:cs="Times New Roman"/>
+          <w:sz w:val="16"/>
+          <w:szCs w:val="16"/>
+        </w:rPr>
+        <w:footnoteRef/>
+      </w:r>
+      <w:r>
+        <w:rPr>
+          <w:rFonts w:ascii="Times New Roman" w:hAnsi="Times New Roman" w:cs="Times New Roman"/>
+          <w:sz w:val="16"/>
+          <w:szCs w:val="16"/>
+        </w:rPr>
+        <w:t xml:space="preserve"> T</w:t>
+      </w:r>
+      <w:r>
+        <w:rPr>
+          <w:rFonts w:ascii="Times New Roman" w:hAnsi="Times New Roman" w:cs="Times New Roman"/>
+          <w:sz w:val="16"/>
+          <w:szCs w:val="16"/>
+        </w:rPr>
+        <w:t xml:space="preserve">. Schreiner, </w:t>
+      </w:r>
+      <w:hyperlink r:id="rId19" w:history="1">
+        <w:r>
+          <w:rPr>
+            <w:rFonts w:ascii="Times New Roman" w:hAnsi="Times New Roman" w:cs="Times New Roman"/>
+            <w:i/>
+            <w:color w:val="0000FF"/>
+            <w:sz w:val="16"/>
+            <w:szCs w:val="16"/>
+            <w:u w:val="single"/>
+          </w:rPr>
+          <w:t>1, 2 Peter, Jude</w:t>
+        </w:r>
+      </w:hyperlink>
+      <w:r>
+        <w:rPr>
+          <w:rFonts w:ascii="Times New Roman" w:hAnsi="Times New Roman" w:cs="Times New Roman"/>
+          <w:sz w:val="16"/>
+          <w:szCs w:val="16"/>
+        </w:rPr>
+        <w:t>, 288.</w:t>
+      </w:r>
+      <w:r>
+        <w:rPr>
+          <w:rFonts w:ascii="Times New Roman" w:hAnsi="Times New Roman" w:cs="Times New Roman"/>
+          <w:sz w:val="16"/>
+          <w:szCs w:val="16"/>
+        </w:rPr>
+        <w:t xml:space="preserve"> For more on the opponents, see </w:t>
+      </w:r>
+      <w:r>
+        <w:rPr>
+          <w:rFonts w:ascii="Times New Roman" w:hAnsi="Times New Roman" w:cs="Times New Roman"/>
+          <w:sz w:val="16"/>
+          <w:szCs w:val="16"/>
+        </w:rPr>
+        <w:t>Introduction to 2 Peter.</w:t>
+      </w:r>
+    </w:p>
+  </w:footnote>
+  <w:footnote w:id="84">
+    <w:p>
+      <w:pPr>
+        <w:pStyle w:val="FootnoteText"/>
+        <w:rPr>
+          <w:rFonts w:ascii="Times New Roman" w:hAnsi="Times New Roman" w:cs="Times New Roman"/>
+          <w:sz w:val="16"/>
+          <w:szCs w:val="16"/>
+        </w:rPr>
+      </w:pPr>
+      <w:r>
+        <w:rPr>
+          <w:rStyle w:val="FootnoteReference"/>
+          <w:rFonts w:ascii="Times New Roman" w:hAnsi="Times New Roman" w:cs="Times New Roman"/>
+          <w:sz w:val="16"/>
+          <w:szCs w:val="16"/>
+        </w:rPr>
+        <w:footnoteRef/>
+      </w:r>
+      <w:r>
+        <w:rPr>
+          <w:rFonts w:ascii="Times New Roman" w:hAnsi="Times New Roman" w:cs="Times New Roman"/>
+          <w:sz w:val="16"/>
+          <w:szCs w:val="16"/>
+        </w:rPr>
+        <w:t xml:space="preserve"> </w:t>
+      </w:r>
+      <w:r>
+        <w:rPr>
+          <w:rFonts w:ascii="Times New Roman" w:hAnsi="Times New Roman" w:cs="Times New Roman"/>
+          <w:sz w:val="16"/>
+          <w:szCs w:val="16"/>
+        </w:rPr>
+        <w:t xml:space="preserve">T. Schreiner, </w:t>
+      </w:r>
+      <w:hyperlink r:id="rId20" w:history="1">
+        <w:r>
+          <w:rPr>
+            <w:rFonts w:ascii="Times New Roman" w:hAnsi="Times New Roman" w:cs="Times New Roman"/>
+            <w:i/>
+            <w:color w:val="0000FF"/>
+            <w:sz w:val="16"/>
+            <w:szCs w:val="16"/>
+            <w:u w:val="single"/>
+          </w:rPr>
+          <w:t>1, 2 Peter, Jude</w:t>
+        </w:r>
+      </w:hyperlink>
+      <w:r>
+        <w:rPr>
+          <w:rFonts w:ascii="Times New Roman" w:hAnsi="Times New Roman" w:cs="Times New Roman"/>
+          <w:sz w:val="16"/>
+          <w:szCs w:val="16"/>
+        </w:rPr>
+        <w:t>, 288.</w:t>
+      </w:r>
+    </w:p>
+  </w:footnote>
+  <w:footnote w:id="85">
+    <w:p>
+      <w:pPr>
+        <w:pStyle w:val="FootnoteText"/>
+        <w:rPr>
+          <w:rFonts w:ascii="Times New Roman" w:hAnsi="Times New Roman" w:cs="Times New Roman"/>
+          <w:sz w:val="16"/>
+          <w:szCs w:val="16"/>
+        </w:rPr>
+      </w:pPr>
+      <w:r>
+        <w:rPr>
+          <w:rStyle w:val="FootnoteReference"/>
+          <w:rFonts w:ascii="Times New Roman" w:hAnsi="Times New Roman" w:cs="Times New Roman"/>
+          <w:sz w:val="16"/>
+          <w:szCs w:val="16"/>
+        </w:rPr>
+        <w:footnoteRef/>
+      </w:r>
+      <w:r>
+        <w:rPr>
+          <w:rFonts w:ascii="Times New Roman" w:hAnsi="Times New Roman" w:cs="Times New Roman"/>
+          <w:sz w:val="16"/>
+          <w:szCs w:val="16"/>
+        </w:rPr>
+        <w:t xml:space="preserve"> R. Bauckham, </w:t>
+      </w:r>
+      <w:r>
+        <w:rPr>
+          <w:rFonts w:ascii="Times New Roman" w:hAnsi="Times New Roman" w:cs="Times New Roman"/>
+          <w:i/>
+          <w:iCs/>
+          <w:sz w:val="16"/>
+          <w:szCs w:val="16"/>
+        </w:rPr>
+        <w:t>2 Peter, Jude</w:t>
+      </w:r>
+      <w:r>
+        <w:rPr>
+          <w:rFonts w:ascii="Times New Roman" w:hAnsi="Times New Roman" w:cs="Times New Roman"/>
+          <w:sz w:val="16"/>
+          <w:szCs w:val="16"/>
+        </w:rPr>
+        <w:t>, 176.</w:t>
+      </w:r>
+    </w:p>
+  </w:footnote>
+  <w:footnote w:id="86">
+    <w:p>
+      <w:pPr>
+        <w:pStyle w:val="FootnoteText"/>
+        <w:rPr>
+          <w:rFonts w:ascii="Times New Roman" w:hAnsi="Times New Roman" w:cs="Times New Roman"/>
+          <w:sz w:val="16"/>
+          <w:szCs w:val="16"/>
+        </w:rPr>
+      </w:pPr>
+      <w:r>
+        <w:rPr>
+          <w:rStyle w:val="FootnoteReference"/>
+          <w:rFonts w:ascii="Times New Roman" w:hAnsi="Times New Roman" w:cs="Times New Roman"/>
+          <w:sz w:val="16"/>
+          <w:szCs w:val="16"/>
+        </w:rPr>
+        <w:footnoteRef/>
+      </w:r>
+      <w:r>
+        <w:rPr>
+          <w:rFonts w:ascii="Times New Roman" w:hAnsi="Times New Roman" w:cs="Times New Roman"/>
+          <w:sz w:val="16"/>
+          <w:szCs w:val="16"/>
+        </w:rPr>
+        <w:t xml:space="preserve"> </w:t>
+      </w:r>
+      <w:r>
+        <w:rPr>
+          <w:rFonts w:ascii="Times New Roman" w:hAnsi="Times New Roman" w:cs="Times New Roman"/>
+          <w:sz w:val="16"/>
+          <w:szCs w:val="16"/>
+        </w:rPr>
+        <w:t xml:space="preserve">R. Bauckham, </w:t>
+      </w:r>
+      <w:r>
+        <w:rPr>
+          <w:rFonts w:ascii="Times New Roman" w:hAnsi="Times New Roman" w:cs="Times New Roman"/>
+          <w:i/>
+          <w:iCs/>
+          <w:sz w:val="16"/>
+          <w:szCs w:val="16"/>
+        </w:rPr>
+        <w:t>2 Peter, Jude</w:t>
+      </w:r>
+      <w:r>
+        <w:rPr>
+          <w:rFonts w:ascii="Times New Roman" w:hAnsi="Times New Roman" w:cs="Times New Roman"/>
+          <w:sz w:val="16"/>
+          <w:szCs w:val="16"/>
+        </w:rPr>
+        <w:t>, 177.</w:t>
+      </w:r>
+    </w:p>
+  </w:footnote>
+  <w:footnote w:id="87">
+    <w:p>
+      <w:pPr>
+        <w:pStyle w:val="FootnoteText"/>
+        <w:rPr>
+          <w:rFonts w:ascii="Times New Roman" w:hAnsi="Times New Roman" w:cs="Times New Roman"/>
+          <w:sz w:val="16"/>
+          <w:szCs w:val="16"/>
+        </w:rPr>
+      </w:pPr>
+      <w:r>
+        <w:rPr>
+          <w:rStyle w:val="FootnoteReference"/>
+          <w:rFonts w:ascii="Times New Roman" w:hAnsi="Times New Roman" w:cs="Times New Roman"/>
+          <w:sz w:val="16"/>
+          <w:szCs w:val="16"/>
+        </w:rPr>
+        <w:footnoteRef/>
+      </w:r>
+      <w:r>
+        <w:rPr>
+          <w:rFonts w:ascii="Times New Roman" w:hAnsi="Times New Roman" w:cs="Times New Roman"/>
+          <w:sz w:val="16"/>
+          <w:szCs w:val="16"/>
+        </w:rPr>
+        <w:t xml:space="preserve"> </w:t>
+      </w:r>
+      <w:r>
+        <w:rPr>
+          <w:rFonts w:ascii="Times New Roman" w:hAnsi="Times New Roman" w:cs="Times New Roman"/>
+          <w:sz w:val="16"/>
+          <w:szCs w:val="16"/>
+        </w:rPr>
+        <w:t xml:space="preserve">R. Bauckham, </w:t>
+      </w:r>
+      <w:r>
+        <w:rPr>
+          <w:rFonts w:ascii="Times New Roman" w:hAnsi="Times New Roman" w:cs="Times New Roman"/>
+          <w:i/>
+          <w:iCs/>
+          <w:sz w:val="16"/>
+          <w:szCs w:val="16"/>
+        </w:rPr>
+        <w:t>2 Peter, Jude</w:t>
+      </w:r>
+      <w:r>
+        <w:rPr>
+          <w:rFonts w:ascii="Times New Roman" w:hAnsi="Times New Roman" w:cs="Times New Roman"/>
+          <w:sz w:val="16"/>
+          <w:szCs w:val="16"/>
+        </w:rPr>
+        <w:t>, 177.</w:t>
+      </w:r>
+    </w:p>
+  </w:footnote>
+  <w:footnote w:id="88">
+    <w:p>
+      <w:pPr>
+        <w:pStyle w:val="FootnoteText"/>
+        <w:rPr>
+          <w:rFonts w:ascii="Times New Roman" w:hAnsi="Times New Roman" w:cs="Times New Roman"/>
+          <w:sz w:val="16"/>
+          <w:szCs w:val="16"/>
+        </w:rPr>
+      </w:pPr>
+      <w:r>
+        <w:rPr>
+          <w:rStyle w:val="FootnoteReference"/>
+          <w:rFonts w:ascii="Times New Roman" w:hAnsi="Times New Roman" w:cs="Times New Roman"/>
+          <w:sz w:val="16"/>
+          <w:szCs w:val="16"/>
+        </w:rPr>
+        <w:footnoteRef/>
+      </w:r>
+      <w:r>
+        <w:rPr>
+          <w:rFonts w:ascii="Times New Roman" w:hAnsi="Times New Roman" w:cs="Times New Roman"/>
+          <w:sz w:val="16"/>
+          <w:szCs w:val="16"/>
+        </w:rPr>
+        <w:t xml:space="preserve"> </w:t>
+      </w:r>
+      <w:r>
+        <w:rPr>
+          <w:rFonts w:ascii="Times New Roman" w:hAnsi="Times New Roman" w:cs="Times New Roman"/>
+          <w:sz w:val="16"/>
+          <w:szCs w:val="16"/>
+        </w:rPr>
+        <w:t xml:space="preserve">R. Bauckham, </w:t>
+      </w:r>
+      <w:r>
+        <w:rPr>
+          <w:rFonts w:ascii="Times New Roman" w:hAnsi="Times New Roman" w:cs="Times New Roman"/>
+          <w:i/>
+          <w:iCs/>
+          <w:sz w:val="16"/>
+          <w:szCs w:val="16"/>
+        </w:rPr>
+        <w:t>2 Peter, Jude</w:t>
+      </w:r>
+      <w:r>
+        <w:rPr>
+          <w:rFonts w:ascii="Times New Roman" w:hAnsi="Times New Roman" w:cs="Times New Roman"/>
+          <w:sz w:val="16"/>
+          <w:szCs w:val="16"/>
+        </w:rPr>
+        <w:t>, 177.</w:t>
+      </w:r>
+    </w:p>
+  </w:footnote>
+  <w:footnote w:id="89">
+    <w:p>
+      <w:pPr>
+        <w:pStyle w:val="FootnoteText"/>
+        <w:rPr>
+          <w:rFonts w:ascii="Times New Roman" w:hAnsi="Times New Roman" w:cs="Times New Roman"/>
+          <w:sz w:val="16"/>
+          <w:szCs w:val="16"/>
+        </w:rPr>
+      </w:pPr>
+      <w:r>
+        <w:rPr>
+          <w:rStyle w:val="FootnoteReference"/>
+          <w:rFonts w:ascii="Times New Roman" w:hAnsi="Times New Roman" w:cs="Times New Roman"/>
+          <w:sz w:val="16"/>
+          <w:szCs w:val="16"/>
+        </w:rPr>
+        <w:footnoteRef/>
+      </w:r>
+      <w:r>
+        <w:rPr>
+          <w:rFonts w:ascii="Times New Roman" w:hAnsi="Times New Roman" w:cs="Times New Roman"/>
+          <w:sz w:val="16"/>
+          <w:szCs w:val="16"/>
+        </w:rPr>
+        <w:t xml:space="preserve"> </w:t>
+      </w:r>
+      <w:r>
+        <w:rPr>
+          <w:rFonts w:ascii="Times New Roman" w:hAnsi="Times New Roman" w:cs="Times New Roman"/>
+          <w:sz w:val="16"/>
+          <w:szCs w:val="16"/>
+        </w:rPr>
+        <w:t xml:space="preserve">R. Bauckham, </w:t>
+      </w:r>
+      <w:r>
+        <w:rPr>
+          <w:rFonts w:ascii="Times New Roman" w:hAnsi="Times New Roman" w:cs="Times New Roman"/>
+          <w:i/>
+          <w:iCs/>
+          <w:sz w:val="16"/>
+          <w:szCs w:val="16"/>
+        </w:rPr>
+        <w:t>2 Peter, Jude</w:t>
+      </w:r>
+      <w:r>
+        <w:rPr>
+          <w:rFonts w:ascii="Times New Roman" w:hAnsi="Times New Roman" w:cs="Times New Roman"/>
+          <w:sz w:val="16"/>
+          <w:szCs w:val="16"/>
+        </w:rPr>
+        <w:t>, 177.</w:t>
+      </w:r>
+    </w:p>
+  </w:footnote>
+  <w:footnote w:id="90">
+    <w:p>
+      <w:pPr>
+        <w:pStyle w:val="FootnoteText"/>
+        <w:rPr>
+          <w:rFonts w:ascii="Times New Roman" w:hAnsi="Times New Roman" w:cs="Times New Roman"/>
+          <w:sz w:val="16"/>
+          <w:szCs w:val="16"/>
+        </w:rPr>
+      </w:pPr>
+      <w:r>
+        <w:rPr>
+          <w:rStyle w:val="FootnoteReference"/>
+          <w:rFonts w:ascii="Times New Roman" w:hAnsi="Times New Roman" w:cs="Times New Roman"/>
+          <w:sz w:val="16"/>
+          <w:szCs w:val="16"/>
+        </w:rPr>
+        <w:footnoteRef/>
+      </w:r>
+      <w:r>
+        <w:rPr>
+          <w:rFonts w:ascii="Times New Roman" w:hAnsi="Times New Roman" w:cs="Times New Roman"/>
+          <w:sz w:val="16"/>
+          <w:szCs w:val="16"/>
+        </w:rPr>
+        <w:t xml:space="preserve"> </w:t>
+      </w:r>
+      <w:r>
+        <w:rPr>
+          <w:rFonts w:ascii="Times New Roman" w:hAnsi="Times New Roman" w:cs="Times New Roman"/>
+          <w:sz w:val="16"/>
+          <w:szCs w:val="16"/>
+        </w:rPr>
+        <w:t xml:space="preserve">J. Mayor, </w:t>
+      </w:r>
+      <w:r>
+        <w:rPr>
+          <w:rFonts w:ascii="Times New Roman" w:hAnsi="Times New Roman" w:cs="Times New Roman"/>
+          <w:i/>
+          <w:iCs/>
+          <w:sz w:val="16"/>
+          <w:szCs w:val="16"/>
+        </w:rPr>
+        <w:t>The Epistles of Jude and the Second Epistle of St. Peter</w:t>
+      </w:r>
+      <w:r>
+        <w:rPr>
+          <w:rFonts w:ascii="Times New Roman" w:hAnsi="Times New Roman" w:cs="Times New Roman"/>
+          <w:sz w:val="16"/>
+          <w:szCs w:val="16"/>
+        </w:rPr>
+        <w:t>, 8</w:t>
+      </w:r>
+      <w:r>
+        <w:rPr>
+          <w:rFonts w:ascii="Times New Roman" w:hAnsi="Times New Roman" w:cs="Times New Roman"/>
+          <w:sz w:val="16"/>
+          <w:szCs w:val="16"/>
+        </w:rPr>
+        <w:t>3.</w:t>
+      </w:r>
+    </w:p>
+  </w:footnote>
+  <w:footnote w:id="91">
+    <w:p>
+      <w:pPr>
+        <w:pStyle w:val="FootnoteText"/>
+        <w:rPr>
+          <w:rFonts w:ascii="Times New Roman" w:hAnsi="Times New Roman" w:cs="Times New Roman"/>
+          <w:sz w:val="16"/>
+          <w:szCs w:val="16"/>
+        </w:rPr>
+      </w:pPr>
+      <w:r>
+        <w:rPr>
+          <w:rStyle w:val="FootnoteReference"/>
+          <w:rFonts w:ascii="Times New Roman" w:hAnsi="Times New Roman" w:cs="Times New Roman"/>
+          <w:sz w:val="16"/>
+          <w:szCs w:val="16"/>
+        </w:rPr>
+        <w:footnoteRef/>
+      </w:r>
+      <w:r>
+        <w:rPr>
+          <w:rFonts w:ascii="Times New Roman" w:hAnsi="Times New Roman" w:cs="Times New Roman"/>
+          <w:sz w:val="16"/>
+          <w:szCs w:val="16"/>
+        </w:rPr>
+        <w:t xml:space="preserve"> </w:t>
+      </w:r>
+      <w:r>
+        <w:rPr>
+          <w:rFonts w:ascii="Times New Roman" w:hAnsi="Times New Roman" w:cs="Times New Roman"/>
+          <w:sz w:val="16"/>
+          <w:szCs w:val="16"/>
+        </w:rPr>
+        <w:t xml:space="preserve">T. Schreiner, </w:t>
+      </w:r>
+      <w:hyperlink r:id="rId21" w:history="1">
+        <w:r>
+          <w:rPr>
+            <w:rFonts w:ascii="Times New Roman" w:hAnsi="Times New Roman" w:cs="Times New Roman"/>
+            <w:i/>
+            <w:color w:val="0000FF"/>
+            <w:sz w:val="16"/>
+            <w:szCs w:val="16"/>
+            <w:u w:val="single"/>
+          </w:rPr>
+          <w:t>1, 2 Peter, Jude</w:t>
+        </w:r>
+      </w:hyperlink>
+      <w:r>
+        <w:rPr>
+          <w:rFonts w:ascii="Times New Roman" w:hAnsi="Times New Roman" w:cs="Times New Roman"/>
+          <w:sz w:val="16"/>
+          <w:szCs w:val="16"/>
+        </w:rPr>
+        <w:t>, 2</w:t>
+      </w:r>
+      <w:r>
+        <w:rPr>
+          <w:rFonts w:ascii="Times New Roman" w:hAnsi="Times New Roman" w:cs="Times New Roman"/>
+          <w:sz w:val="16"/>
+          <w:szCs w:val="16"/>
+        </w:rPr>
+        <w:t>90.</w:t>
+      </w:r>
+    </w:p>
+  </w:footnote>
+  <w:footnote w:id="92">
+    <w:p>
+      <w:pPr>
+        <w:pStyle w:val="FootnoteText"/>
+        <w:rPr>
+          <w:rFonts w:ascii="Times New Roman" w:hAnsi="Times New Roman" w:cs="Times New Roman"/>
+          <w:i/>
+          <w:iCs/>
+          <w:sz w:val="16"/>
+          <w:szCs w:val="16"/>
+        </w:rPr>
+      </w:pPr>
+      <w:r>
+        <w:rPr>
+          <w:rStyle w:val="FootnoteReference"/>
+          <w:rFonts w:ascii="Times New Roman" w:hAnsi="Times New Roman" w:cs="Times New Roman"/>
+          <w:sz w:val="16"/>
+          <w:szCs w:val="16"/>
+        </w:rPr>
+        <w:footnoteRef/>
+      </w:r>
+      <w:r>
+        <w:rPr>
+          <w:rFonts w:ascii="Times New Roman" w:hAnsi="Times New Roman" w:cs="Times New Roman"/>
+          <w:sz w:val="16"/>
+          <w:szCs w:val="16"/>
+        </w:rPr>
+        <w:t xml:space="preserve"> T. Schreiner</w:t>
+      </w:r>
+      <w:r>
+        <w:rPr>
+          <w:rFonts w:ascii="Times New Roman" w:hAnsi="Times New Roman" w:cs="Times New Roman"/>
+          <w:sz w:val="16"/>
+          <w:szCs w:val="16"/>
+        </w:rPr>
+        <w:t xml:space="preserve">, </w:t>
+      </w:r>
+      <w:hyperlink r:id="rId22" w:history="1">
+        <w:r>
+          <w:rPr>
+            <w:rFonts w:ascii="Times New Roman" w:hAnsi="Times New Roman" w:cs="Times New Roman"/>
+            <w:i/>
+            <w:color w:val="0000FF"/>
+            <w:sz w:val="16"/>
+            <w:szCs w:val="16"/>
+            <w:u w:val="single"/>
+          </w:rPr>
+          <w:t>1, 2 Peter, Jude</w:t>
+        </w:r>
+      </w:hyperlink>
+      <w:r>
+        <w:rPr>
+          <w:rFonts w:ascii="Times New Roman" w:hAnsi="Times New Roman" w:cs="Times New Roman"/>
+          <w:sz w:val="16"/>
+          <w:szCs w:val="16"/>
+        </w:rPr>
+        <w:t>, 29</w:t>
+      </w:r>
+      <w:r>
+        <w:rPr>
+          <w:rFonts w:ascii="Times New Roman" w:hAnsi="Times New Roman" w:cs="Times New Roman"/>
+          <w:sz w:val="16"/>
+          <w:szCs w:val="16"/>
+        </w:rPr>
+        <w:t>1.</w:t>
+      </w:r>
+    </w:p>
+  </w:footnote>
+  <w:footnote w:id="93">
+    <w:p>
+      <w:pPr>
+        <w:pStyle w:val="FootnoteText"/>
+        <w:rPr>
+          <w:rFonts w:ascii="Times New Roman" w:hAnsi="Times New Roman" w:cs="Times New Roman"/>
+          <w:sz w:val="16"/>
+          <w:szCs w:val="16"/>
+        </w:rPr>
+      </w:pPr>
+      <w:r>
+        <w:rPr>
+          <w:rStyle w:val="FootnoteReference"/>
+          <w:rFonts w:ascii="Times New Roman" w:hAnsi="Times New Roman" w:cs="Times New Roman"/>
+          <w:sz w:val="16"/>
+          <w:szCs w:val="16"/>
+        </w:rPr>
+        <w:footnoteRef/>
+      </w:r>
+      <w:r>
+        <w:rPr>
+          <w:rFonts w:ascii="Times New Roman" w:hAnsi="Times New Roman" w:cs="Times New Roman"/>
+          <w:sz w:val="16"/>
+          <w:szCs w:val="16"/>
+        </w:rPr>
+        <w:t xml:space="preserve"> Contra Bauckham,</w:t>
+      </w:r>
+      <w:r>
+        <w:rPr>
+          <w:rFonts w:ascii="Times New Roman" w:hAnsi="Times New Roman" w:cs="Times New Roman"/>
+          <w:sz w:val="16"/>
+          <w:szCs w:val="16"/>
+        </w:rPr>
+        <w:t xml:space="preserve"> as stated above, who wrote, “</w:t>
+      </w:r>
+      <w:r>
+        <w:rPr>
+          <w:rFonts w:ascii="Times New Roman" w:hAnsi="Times New Roman" w:cs="Times New Roman"/>
+          <w:sz w:val="16"/>
+          <w:szCs w:val="16"/>
+        </w:rPr>
+        <w:t xml:space="preserve">If v 3a means that </w:t>
+      </w:r>
+      <w:r>
+        <w:rPr>
+          <w:rFonts w:ascii="Times New Roman" w:hAnsi="Times New Roman" w:cs="Times New Roman"/>
+          <w:sz w:val="16"/>
+          <w:szCs w:val="16"/>
+        </w:rPr>
+        <w:t>‘</w:t>
+      </w:r>
+      <w:r>
+        <w:rPr>
+          <w:rFonts w:ascii="Times New Roman" w:hAnsi="Times New Roman" w:cs="Times New Roman"/>
+          <w:sz w:val="16"/>
+          <w:szCs w:val="16"/>
+        </w:rPr>
+        <w:t>everything necessary for a godly life</w:t>
+      </w:r>
+      <w:r>
+        <w:rPr>
+          <w:rFonts w:ascii="Times New Roman" w:hAnsi="Times New Roman" w:cs="Times New Roman"/>
+          <w:sz w:val="16"/>
+          <w:szCs w:val="16"/>
+        </w:rPr>
+        <w:t>’</w:t>
+      </w:r>
+      <w:r>
+        <w:rPr>
+          <w:rFonts w:ascii="Times New Roman" w:hAnsi="Times New Roman" w:cs="Times New Roman"/>
+          <w:sz w:val="16"/>
+          <w:szCs w:val="16"/>
+        </w:rPr>
+        <w:t xml:space="preserve"> has been granted </w:t>
+      </w:r>
+      <w:r>
+        <w:rPr>
+          <w:rFonts w:ascii="Times New Roman" w:hAnsi="Times New Roman" w:cs="Times New Roman"/>
+          <w:i/>
+          <w:sz w:val="16"/>
+          <w:szCs w:val="16"/>
+        </w:rPr>
+        <w:t>to the apostles</w:t>
+      </w:r>
+      <w:r>
+        <w:rPr>
+          <w:rFonts w:ascii="Times New Roman" w:hAnsi="Times New Roman" w:cs="Times New Roman"/>
+          <w:sz w:val="16"/>
+          <w:szCs w:val="16"/>
+        </w:rPr>
+        <w:t>, it is hard to see why this statement should be made. It could only be relevant if the apostles passed these things on to the readers, but it is not stated that they di</w:t>
+      </w:r>
+      <w:r>
+        <w:rPr>
+          <w:rFonts w:ascii="Times New Roman" w:hAnsi="Times New Roman" w:cs="Times New Roman"/>
+          <w:sz w:val="16"/>
+          <w:szCs w:val="16"/>
+        </w:rPr>
+        <w:t xml:space="preserve">d.” See Bauckham, </w:t>
+      </w:r>
+      <w:r>
+        <w:rPr>
+          <w:rFonts w:ascii="Times New Roman" w:hAnsi="Times New Roman" w:cs="Times New Roman"/>
+          <w:i/>
+          <w:iCs/>
+          <w:sz w:val="16"/>
+          <w:szCs w:val="16"/>
+        </w:rPr>
+        <w:t>2 Peter, Jude</w:t>
+      </w:r>
+      <w:r>
+        <w:rPr>
+          <w:rFonts w:ascii="Times New Roman" w:hAnsi="Times New Roman" w:cs="Times New Roman"/>
+          <w:sz w:val="16"/>
+          <w:szCs w:val="16"/>
+        </w:rPr>
+        <w:t xml:space="preserve">, </w:t>
+      </w:r>
+      <w:r>
+        <w:rPr>
+          <w:rFonts w:ascii="Times New Roman" w:hAnsi="Times New Roman" w:cs="Times New Roman"/>
+          <w:sz w:val="16"/>
+          <w:szCs w:val="16"/>
+        </w:rPr>
+        <w:t>177.</w:t>
+      </w:r>
+      <w:r>
+        <w:rPr>
+          <w:rFonts w:ascii="Times New Roman" w:hAnsi="Times New Roman" w:cs="Times New Roman"/>
+          <w:sz w:val="16"/>
+          <w:szCs w:val="16"/>
+        </w:rPr>
+        <w:t xml:space="preserve"> </w:t>
+      </w:r>
+      <w:r>
+        <w:rPr>
+          <w:rFonts w:ascii="Times New Roman" w:hAnsi="Times New Roman" w:cs="Times New Roman"/>
+          <w:sz w:val="16"/>
+          <w:szCs w:val="16"/>
+        </w:rPr>
+        <w:t>I see the phrase “so that by them you” as being the state which shows the apostles passed on their understanding to the readers</w:t>
+      </w:r>
+      <w:r>
+        <w:rPr>
+          <w:rFonts w:ascii="Times New Roman" w:hAnsi="Times New Roman" w:cs="Times New Roman"/>
+          <w:sz w:val="16"/>
+          <w:szCs w:val="16"/>
+        </w:rPr>
+        <w:t>.</w:t>
       </w:r>
     </w:p>
   </w:footnote>
@@ -41085,6 +45685,47 @@
       </w:tcPr>
     </w:tblStylePr>
   </w:style>
+  <w:style w:type="paragraph" w:styleId="BodyText">
+    <w:name w:val="Body Text"/>
+    <w:basedOn w:val="Normal"/>
+    <w:link w:val="BodyTextChar"/>
+    <w:uiPriority w:val="99"/>
+    <w:semiHidden/>
+    <w:unhideWhenUsed/>
+    <w:rsid w:val="008C64E0"/>
+    <w:pPr>
+      <w:spacing w:after="120"/>
+    </w:pPr>
+  </w:style>
+  <w:style w:type="character" w:customStyle="1" w:styleId="BodyTextChar">
+    <w:name w:val="Body Text Char"/>
+    <w:basedOn w:val="DefaultParagraphFont"/>
+    <w:link w:val="BodyText"/>
+    <w:uiPriority w:val="99"/>
+    <w:semiHidden/>
+    <w:rsid w:val="008C64E0"/>
+  </w:style>
+  <w:style w:type="paragraph" w:styleId="BodyTextFirstIndent">
+    <w:name w:val="Body Text First Indent"/>
+    <w:basedOn w:val="BodyText"/>
+    <w:link w:val="BodyTextFirstIndentChar"/>
+    <w:uiPriority w:val="99"/>
+    <w:semiHidden/>
+    <w:unhideWhenUsed/>
+    <w:rsid w:val="008C64E0"/>
+    <w:pPr>
+      <w:spacing w:after="160"/>
+      <w:ind w:firstLine="360"/>
+    </w:pPr>
+  </w:style>
+  <w:style w:type="character" w:customStyle="1" w:styleId="BodyTextFirstIndentChar">
+    <w:name w:val="Body Text First Indent Char"/>
+    <w:basedOn w:val="BodyTextChar"/>
+    <w:link w:val="BodyTextFirstIndent"/>
+    <w:uiPriority w:val="99"/>
+    <w:semiHidden/>
+    <w:rsid w:val="008C64E0"/>
+  </w:style>
 </w:styles>
 </file>
 
